--- a/downloads/teacher/ai-4-week-06.docx
+++ b/downloads/teacher/ai-4-week-06.docx
@@ -2818,6 +2818,396 @@
         <w:t>For your Responsible Plant Classifier, save the input, procedure, observed result and limitation of this check. Label this worked example as practice; use a different, previously unreviewed case when checking independent understanding.</w:t>
       </w:r>
     </w:p>
+    <w:p>
+      <w:pPr>
+        <w:pStyle w:val="Heading1"/>
+      </w:pPr>
+      <w:r>
+        <w:t>07. Prepare, teach and assess</w:t>
+      </w:r>
+    </w:p>
+    <w:p>
+      <w:r>
+        <w:t>Teaching target: Write an observable label rule with boundaries and a review option</w:t>
+      </w:r>
+    </w:p>
+    <w:p>
+      <w:r>
+        <w:t>Prepare the labelled worked-case picture, the matching workbook, fictional input cards and a place for individual responses. Check a local Python 3 environment before class; have a paper-trace version ready.</w:t>
+      </w:r>
+    </w:p>
+    <w:tbl>
+      <w:tblPr>
+        <w:tblStyle w:val="LightShading-Accent1"/>
+        <w:tblW w:type="auto" w:w="0"/>
+        <w:tblLook w:firstColumn="1" w:firstRow="1" w:lastColumn="0" w:lastRow="0" w:noHBand="0" w:noVBand="1" w:val="04A0"/>
+      </w:tblPr>
+      <w:tblGrid>
+        <w:gridCol w:w="3408"/>
+        <w:gridCol w:w="3408"/>
+        <w:gridCol w:w="3408"/>
+      </w:tblGrid>
+      <w:tr>
+        <w:trPr>
+          <w:tblHeader/>
+        </w:trPr>
+        <w:tc>
+          <w:tcPr>
+            <w:tcW w:type="dxa" w:w="3408"/>
+          </w:tcPr>
+          <w:p>
+            <w:r>
+              <w:t>Session</w:t>
+            </w:r>
+          </w:p>
+        </w:tc>
+        <w:tc>
+          <w:tcPr>
+            <w:tcW w:type="dxa" w:w="3408"/>
+          </w:tcPr>
+          <w:p>
+            <w:r>
+              <w:t>Plan</w:t>
+            </w:r>
+          </w:p>
+        </w:tc>
+        <w:tc>
+          <w:tcPr>
+            <w:tcW w:type="dxa" w:w="3408"/>
+          </w:tcPr>
+          <w:p>
+            <w:r>
+              <w:t>Resources</w:t>
+            </w:r>
+          </w:p>
+        </w:tc>
+      </w:tr>
+      <w:tr>
+        <w:tc>
+          <w:tcPr>
+            <w:tcW w:type="dxa" w:w="3408"/>
+          </w:tcPr>
+          <w:p>
+            <w:r>
+              <w:t>Session 1 · Understand · 45 min</w:t>
+            </w:r>
+          </w:p>
+        </w:tc>
+        <w:tc>
+          <w:tcPr>
+            <w:tcW w:type="dxa" w:w="3408"/>
+          </w:tcPr>
+          <w:p>
+            <w:r>
+              <w:t>0–7: recall and prerequisite; 7–15: inspect the concrete case and predict; 15–30: teacher models the worked trace; 30–40: learners explain a step using the text and visual; 40–45: check the core idea.</w:t>
+            </w:r>
+          </w:p>
+        </w:tc>
+        <w:tc>
+          <w:tcPr>
+            <w:tcW w:type="dxa" w:w="3408"/>
+          </w:tcPr>
+          <w:p>
+            <w:r>
+              <w:t>Sections 1–6; record the brief recall in the workbook.</w:t>
+            </w:r>
+          </w:p>
+        </w:tc>
+      </w:tr>
+      <w:tr>
+        <w:tc>
+          <w:tcPr>
+            <w:tcW w:type="dxa" w:w="3408"/>
+          </w:tcPr>
+          <w:p>
+            <w:r>
+              <w:t>Session 2 · Practise · 45 min</w:t>
+            </w:r>
+          </w:p>
+        </w:tc>
+        <w:tc>
+          <w:tcPr>
+            <w:tcW w:type="dxa" w:w="3408"/>
+          </w:tcPr>
+          <w:p>
+            <w:r>
+              <w:t>0–5: retrieve the procedure; 5–15: W2 completion practice; 15–23: explain and check with a partner; 23–30: each learner answers the misconception check; 30–40: targeted reteaching or a harder variation; 40–45: prepare the investigation.</w:t>
+            </w:r>
+          </w:p>
+        </w:tc>
+        <w:tc>
+          <w:tcPr>
+            <w:tcW w:type="dxa" w:w="3408"/>
+          </w:tcPr>
+          <w:p>
+            <w:r>
+              <w:t>Sections 7–10; use the matching workbook W2 and misconception check.</w:t>
+            </w:r>
+          </w:p>
+        </w:tc>
+      </w:tr>
+      <w:tr>
+        <w:tc>
+          <w:tcPr>
+            <w:tcW w:type="dxa" w:w="3408"/>
+          </w:tcPr>
+          <w:p>
+            <w:r>
+              <w:t>Session 3 · Investigate and transfer · 45 min</w:t>
+            </w:r>
+          </w:p>
+        </w:tc>
+        <w:tc>
+          <w:tcPr>
+            <w:tcW w:type="dxa" w:w="3408"/>
+          </w:tcPr>
+          <w:p>
+            <w:r>
+              <w:t>0–5: retrieve the decision rule; 5–20: investigate or trace; 20–30: start the independent case; 30–38: connect the project; 38–43: act on feedback; 43–45: plan the return check.</w:t>
+            </w:r>
+          </w:p>
+        </w:tc>
+        <w:tc>
+          <w:tcPr>
+            <w:tcW w:type="dxa" w:w="3408"/>
+          </w:tcPr>
+          <w:p>
+            <w:r>
+              <w:t>Sections 9 and 11–14. Give extra time to finish the full task set; use Section 15 when the week includes a coding lab.</w:t>
+            </w:r>
+          </w:p>
+        </w:tc>
+      </w:tr>
+    </w:tbl>
+    <w:p>
+      <w:r>
+        <w:t>Before class, solve the supported practice: Explain the output 2 4 for A through D. State the fraction and percent, whether review is included, and why this is not model accuracy.</w:t>
+      </w:r>
+    </w:p>
+    <w:p>
+      <w:r>
+        <w:t>Reasoned practice answer: Two of four matched items have identical annotator labels: 2/4 or 50 percent. Review is included in this exact comparison. Neither annotator is established as a correct reference, and no model predictions are being scored.</w:t>
+      </w:r>
+    </w:p>
+    <w:p>
+      <w:r>
+        <w:t>Check every learner before discussion: Use the worked case for Label definitions and disagreement. Proposed explanation: “Agreement is accuracy”. Decide whether this explanation is supported. Point to the step or supplied fact that decides; explain your repair if needed.</w:t>
+      </w:r>
+    </w:p>
+    <w:p>
+      <w:r>
+        <w:t>Misconception repair: Agreement compares annotators. Accuracy would require predictions and an appropriate reference; shared mistakes can still match.</w:t>
+      </w:r>
+    </w:p>
+    <w:p>
+      <w:r>
+        <w:t>Support: read the exact case aloud, enlarge the labelled picture, supply input cards and model only the first deciding step. Accept a spoken explanation or drawing; retain the reasoning goal.</w:t>
+      </w:r>
+    </w:p>
+    <w:p>
+      <w:r>
+        <w:t>Extension: Z receives a new fully visible image with no brown spots. Require a prediction and a reason before comparing. Expected result: Label the new observation healthy under the toy rule. Reason: The missing visual evidence is now supplied; the earlier uncertain image was not proof of health.</w:t>
+      </w:r>
+    </w:p>
+    <w:p>
+      <w:r>
+        <w:t>Independent assessment: withhold the reserved answer until the learner has attempted the new case. Record support separately from correctness.</w:t>
+      </w:r>
+    </w:p>
+    <w:tbl>
+      <w:tblPr>
+        <w:tblStyle w:val="LightShading-Accent1"/>
+        <w:tblW w:type="auto" w:w="0"/>
+        <w:tblLook w:firstColumn="1" w:firstRow="1" w:lastColumn="0" w:lastRow="0" w:noHBand="0" w:noVBand="1" w:val="04A0"/>
+      </w:tblPr>
+      <w:tblGrid>
+        <w:gridCol w:w="2556"/>
+        <w:gridCol w:w="2556"/>
+        <w:gridCol w:w="2556"/>
+        <w:gridCol w:w="2556"/>
+      </w:tblGrid>
+      <w:tr>
+        <w:trPr>
+          <w:tblHeader/>
+        </w:trPr>
+        <w:tc>
+          <w:tcPr>
+            <w:tcW w:type="dxa" w:w="2556"/>
+          </w:tcPr>
+          <w:p>
+            <w:r>
+              <w:t>Criterion</w:t>
+            </w:r>
+          </w:p>
+        </w:tc>
+        <w:tc>
+          <w:tcPr>
+            <w:tcW w:type="dxa" w:w="2556"/>
+          </w:tcPr>
+          <w:p>
+            <w:r>
+              <w:t>Not yet</w:t>
+            </w:r>
+          </w:p>
+        </w:tc>
+        <w:tc>
+          <w:tcPr>
+            <w:tcW w:type="dxa" w:w="2556"/>
+          </w:tcPr>
+          <w:p>
+            <w:r>
+              <w:t>With support</w:t>
+            </w:r>
+          </w:p>
+        </w:tc>
+        <w:tc>
+          <w:tcPr>
+            <w:tcW w:type="dxa" w:w="2556"/>
+          </w:tcPr>
+          <w:p>
+            <w:r>
+              <w:t>Independent</w:t>
+            </w:r>
+          </w:p>
+        </w:tc>
+      </w:tr>
+      <w:tr>
+        <w:tc>
+          <w:tcPr>
+            <w:tcW w:type="dxa" w:w="2556"/>
+          </w:tcPr>
+          <w:p>
+            <w:r>
+              <w:t>Explanation</w:t>
+            </w:r>
+          </w:p>
+        </w:tc>
+        <w:tc>
+          <w:tcPr>
+            <w:tcW w:type="dxa" w:w="2556"/>
+          </w:tcPr>
+          <w:p>
+            <w:r>
+              <w:t>Names an answer without a deciding fact</w:t>
+            </w:r>
+          </w:p>
+        </w:tc>
+        <w:tc>
+          <w:tcPr>
+            <w:tcW w:type="dxa" w:w="2556"/>
+          </w:tcPr>
+          <w:p>
+            <w:r>
+              <w:t>Uses a hint to link fact and decision</w:t>
+            </w:r>
+          </w:p>
+        </w:tc>
+        <w:tc>
+          <w:tcPr>
+            <w:tcW w:type="dxa" w:w="2556"/>
+          </w:tcPr>
+          <w:p>
+            <w:r>
+              <w:t>Explains the deciding fact in own words</w:t>
+            </w:r>
+          </w:p>
+        </w:tc>
+      </w:tr>
+      <w:tr>
+        <w:tc>
+          <w:tcPr>
+            <w:tcW w:type="dxa" w:w="2556"/>
+          </w:tcPr>
+          <w:p>
+            <w:r>
+              <w:t>Trace or test</w:t>
+            </w:r>
+          </w:p>
+        </w:tc>
+        <w:tc>
+          <w:tcPr>
+            <w:tcW w:type="dxa" w:w="2556"/>
+          </w:tcPr>
+          <w:p>
+            <w:r>
+              <w:t>Cannot connect input and result</w:t>
+            </w:r>
+          </w:p>
+        </w:tc>
+        <w:tc>
+          <w:tcPr>
+            <w:tcW w:type="dxa" w:w="2556"/>
+          </w:tcPr>
+          <w:p>
+            <w:r>
+              <w:t>Completes steps with prompts</w:t>
+            </w:r>
+          </w:p>
+        </w:tc>
+        <w:tc>
+          <w:tcPr>
+            <w:tcW w:type="dxa" w:w="2556"/>
+          </w:tcPr>
+          <w:p>
+            <w:r>
+              <w:t>Traces or tests a changed case accurately</w:t>
+            </w:r>
+          </w:p>
+        </w:tc>
+      </w:tr>
+      <w:tr>
+        <w:tc>
+          <w:tcPr>
+            <w:tcW w:type="dxa" w:w="2556"/>
+          </w:tcPr>
+          <w:p>
+            <w:r>
+              <w:t>Limits and revision</w:t>
+            </w:r>
+          </w:p>
+        </w:tc>
+        <w:tc>
+          <w:tcPr>
+            <w:tcW w:type="dxa" w:w="2556"/>
+          </w:tcPr>
+          <w:p>
+            <w:r>
+              <w:t>Claims more than evidence supports</w:t>
+            </w:r>
+          </w:p>
+        </w:tc>
+        <w:tc>
+          <w:tcPr>
+            <w:tcW w:type="dxa" w:w="2556"/>
+          </w:tcPr>
+          <w:p>
+            <w:r>
+              <w:t>Names a limit after a prompt</w:t>
+            </w:r>
+          </w:p>
+        </w:tc>
+        <w:tc>
+          <w:tcPr>
+            <w:tcW w:type="dxa" w:w="2556"/>
+          </w:tcPr>
+          <w:p>
+            <w:r>
+              <w:t>States a defensible limit and useful next test</w:t>
+            </w:r>
+          </w:p>
+        </w:tc>
+      </w:tr>
+    </w:tbl>
+    <w:p>
+      <w:r>
+        <w:t>Project checkpoint: Frame the need. Name the user, the problem, allowed inputs and a safe simple starting method.</w:t>
+      </w:r>
+    </w:p>
+    <w:p>
+      <w:r>
+        <w:t>Use the weekly teacher answer for topic-specific reasoning. A saved progress tick is an activity record; judge mastery from the learner’s explanation and evidence.</w:t>
+      </w:r>
+    </w:p>
     <w:sectPr>
       <w:pgSz w:w="12240" w:h="15840"/>
       <w:pgMar w:top="936" w:right="1008" w:bottom="936" w:left="1008" w:header="720" w:footer="720" w:gutter="0"/>

--- a/downloads/teacher/ai-4-week-06.docx
+++ b/downloads/teacher/ai-4-week-06.docx
@@ -3208,6 +3208,39 @@
         <w:t>Use the weekly teacher answer for topic-specific reasoning. A saved progress tick is an activity record; judge mastery from the learner’s explanation and evidence.</w:t>
       </w:r>
     </w:p>
+    <w:p>
+      <w:pPr>
+        <w:pStyle w:val="Heading1"/>
+      </w:pPr>
+      <w:r>
+        <w:t>08. Use feedback, labs and repair paths</w:t>
+      </w:r>
+    </w:p>
+    <w:p>
+      <w:r>
+        <w:t>Use the two formative questions as supported practice, not as independent mastery scores. Discuss the deciding evidence rather than accepting a guessed selection.</w:t>
+      </w:r>
+    </w:p>
+    <w:p>
+      <w:r>
+        <w:t>The feedback comes from the reviewed public worked case. Do not reveal the separately reserved independent teacher answer until the learner has attempted that case.</w:t>
+      </w:r>
+    </w:p>
+    <w:p>
+      <w:r>
+        <w:t>Ask students to predict before running code. Preserve errors and actual outputs; collect a changed test and an explanation. The branch-boundary and indexing lessons deliberately include failure cases.</w:t>
+      </w:r>
+    </w:p>
+    <w:p>
+      <w:r>
+        <w:t>Use the earlier worked-explanation links to address a specific missing building block, then return to the current question. Adapt this suggestion after observing the learner; it is not an automatic diagnosis.</w:t>
+      </w:r>
+    </w:p>
+    <w:p>
+      <w:r>
+        <w:t>Collect the completed-work portfolio as evidence. Record support separately from correctness, and assess explanation, trace/test and limitations. Progress ticks and quiz selections alone do not establish mastery.</w:t>
+      </w:r>
+    </w:p>
     <w:sectPr>
       <w:pgSz w:w="12240" w:h="15840"/>
       <w:pgMar w:top="936" w:right="1008" w:bottom="936" w:left="1008" w:header="720" w:footer="720" w:gutter="0"/>

--- a/downloads/teacher/ai-4-week-06.docx
+++ b/downloads/teacher/ai-4-week-06.docx
@@ -29,6 +29,11 @@
       </w:r>
     </w:p>
     <w:p>
+      <w:r>
+        <w:t>Prepare Label Quality: check the target, prerequisites, resources and adaptable teaching schedule.</w:t>
+      </w:r>
+    </w:p>
+    <w:p>
       <w:pPr>
         <w:pStyle w:val="Heading3"/>
       </w:pPr>
@@ -37,8 +42,26 @@
       </w:r>
     </w:p>
     <w:p>
-      <w:r>
-        <w:t>Primary target: Write an observable label rule with boundaries and a review option</w:t>
+      <w:pPr>
+        <w:spacing w:line="336" w:lineRule="auto" w:after="180"/>
+      </w:pPr>
+      <w:r>
+        <w:rPr>
+          <w:b w:val="0"/>
+        </w:rPr>
+        <w:t xml:space="preserve">Primary target: Write an observable </w:t>
+      </w:r>
+      <w:r>
+        <w:rPr>
+          <w:b/>
+        </w:rPr>
+        <w:t>label rule</w:t>
+      </w:r>
+      <w:r>
+        <w:rPr>
+          <w:b w:val="0"/>
+        </w:rPr>
+        <w:t xml:space="preserve"> with boundaries and a review option</w:t>
       </w:r>
     </w:p>
     <w:tbl>
@@ -185,8 +208,37 @@
       </w:tr>
     </w:tbl>
     <w:p>
-      <w:r>
-        <w:t>This is a starting allocation of 135 minutes, not a validated duration. Preserve all named topics. Schedule extra time for connected examples, the full investigation, independent cases and project building. Repeated copies of a case share one recorded attempt; they are not new evidence.</w:t>
+      <w:pPr>
+        <w:spacing w:line="336" w:lineRule="auto" w:after="180"/>
+      </w:pPr>
+      <w:r>
+        <w:rPr>
+          <w:b w:val="0"/>
+        </w:rPr>
+        <w:t>This is a starting allocation of 135 minutes, not a validated duration. Preserve all named topics. Schedule extra time for connected examples, the full investigation, independent cases and project building.</w:t>
+      </w:r>
+    </w:p>
+    <w:p>
+      <w:pPr>
+        <w:spacing w:line="336" w:lineRule="auto" w:after="180"/>
+      </w:pPr>
+      <w:r>
+        <w:rPr>
+          <w:b w:val="0"/>
+        </w:rPr>
+        <w:t xml:space="preserve">Repeated copies of a case share one recorded attempt; they are not new </w:t>
+      </w:r>
+      <w:r>
+        <w:rPr>
+          <w:b/>
+        </w:rPr>
+        <w:t>evidence</w:t>
+      </w:r>
+      <w:r>
+        <w:rPr>
+          <w:b w:val="0"/>
+        </w:rPr>
+        <w:t>.</w:t>
       </w:r>
     </w:p>
     <w:p>
@@ -206,18 +258,47 @@
       </w:r>
     </w:p>
     <w:p>
-      <w:r>
+      <w:pPr>
+        <w:spacing w:line="336" w:lineRule="auto" w:after="180"/>
+      </w:pPr>
+      <w:r>
+        <w:rPr>
+          <w:b w:val="0"/>
+        </w:rPr>
         <w:t>Without opening the old lesson, explain one key idea from Inspect Before Modeling. Give an example and a mistake that the idea helps you avoid.</w:t>
       </w:r>
     </w:p>
     <w:p>
-      <w:r>
+      <w:pPr>
+        <w:spacing w:line="336" w:lineRule="auto" w:after="180"/>
+      </w:pPr>
+      <w:r>
+        <w:rPr>
+          <w:b w:val="0"/>
+        </w:rPr>
         <w:t>Look for: Inspect row meaning missing values and repeated records</w:t>
       </w:r>
     </w:p>
     <w:p>
-      <w:r>
-        <w:t>Reference example, not the only acceptable wording: One row is intended to represent one indoor practice trip. The source is a teacher-authored fictional export for this lesson, duration uses minutes, and None means unknown rather than zero.</w:t>
+      <w:pPr>
+        <w:spacing w:line="336" w:lineRule="auto" w:after="180"/>
+      </w:pPr>
+      <w:r>
+        <w:rPr>
+          <w:b w:val="0"/>
+        </w:rPr>
+        <w:t>Reference example, not the only acceptable wording: One row is intended to represent one indoor practice trip.</w:t>
+      </w:r>
+    </w:p>
+    <w:p>
+      <w:pPr>
+        <w:spacing w:line="336" w:lineRule="auto" w:after="180"/>
+      </w:pPr>
+      <w:r>
+        <w:rPr>
+          <w:b w:val="0"/>
+        </w:rPr>
+        <w:t>The source is a teacher-authored fictional export for this lesson, duration uses minutes, and None means unknown rather than zero.</w:t>
       </w:r>
     </w:p>
     <w:p>
@@ -229,22 +310,57 @@
       </w:r>
     </w:p>
     <w:p>
-      <w:r>
+      <w:pPr>
+        <w:spacing w:line="336" w:lineRule="auto" w:after="180"/>
+      </w:pPr>
+      <w:r>
+        <w:rPr>
+          <w:b w:val="0"/>
+        </w:rPr>
         <w:t>Without opening the old lesson, explain one key idea from Classification or Regression?. Give an example and a mistake that the idea helps you avoid.</w:t>
       </w:r>
     </w:p>
     <w:p>
-      <w:r>
+      <w:pPr>
+        <w:spacing w:line="336" w:lineRule="auto" w:after="180"/>
+      </w:pPr>
+      <w:r>
+        <w:rPr>
+          <w:b w:val="0"/>
+        </w:rPr>
         <w:t>Look for: Identify a task from the meaning of its target</w:t>
       </w:r>
     </w:p>
     <w:p>
-      <w:r>
-        <w:t>Reference example, not the only acceptable wording: Route type is classification because 1 and 2 encode categories. Whole-minute duration is regression because numerical differences measure time. Exceeding 10 minutes is binary classification because the target is yes or no.</w:t>
-      </w:r>
-    </w:p>
-    <w:p>
-      <w:r>
+      <w:pPr>
+        <w:spacing w:line="336" w:lineRule="auto" w:after="180"/>
+      </w:pPr>
+      <w:r>
+        <w:rPr>
+          <w:b w:val="0"/>
+        </w:rPr>
+        <w:t>Reference example, not the only acceptable wording: Route type is classification because 1 and 2 encode categories. Whole-minute duration is regression because numerical differences measure time.</w:t>
+      </w:r>
+    </w:p>
+    <w:p>
+      <w:pPr>
+        <w:spacing w:line="336" w:lineRule="auto" w:after="180"/>
+      </w:pPr>
+      <w:r>
+        <w:rPr>
+          <w:b w:val="0"/>
+        </w:rPr>
+        <w:t>Exceeding 10 minutes is binary classification because the target is yes or no.</w:t>
+      </w:r>
+    </w:p>
+    <w:p>
+      <w:pPr>
+        <w:spacing w:line="336" w:lineRule="auto" w:after="180"/>
+      </w:pPr>
+      <w:r>
+        <w:rPr>
+          <w:b w:val="0"/>
+        </w:rPr>
         <w:t>Use the student module and workbook section with this exact week title. The worked case, independent question and answers below form one aligned lesson sequence.</w:t>
       </w:r>
     </w:p>
@@ -257,8 +373,26 @@
       </w:r>
     </w:p>
     <w:p>
-      <w:r>
-        <w:t>Two labelers agree on 16 of 20 leaves. Both used a rule that mistakenly calls shadows 'spots'. Compute agreement and explain why it does not establish correct labels.</w:t>
+      <w:pPr>
+        <w:spacing w:line="336" w:lineRule="auto" w:after="180"/>
+      </w:pPr>
+      <w:r>
+        <w:rPr>
+          <w:b w:val="0"/>
+        </w:rPr>
+        <w:t xml:space="preserve">Two labelers agree on 16 of 20 leaves. Both used a rule that mistakenly calls shadows 'spots'. Compute </w:t>
+      </w:r>
+      <w:r>
+        <w:rPr>
+          <w:b/>
+        </w:rPr>
+        <w:t>agreement</w:t>
+      </w:r>
+      <w:r>
+        <w:rPr>
+          <w:b w:val="0"/>
+        </w:rPr>
+        <w:t xml:space="preserve"> and explain why it does not establish correct labels.</w:t>
       </w:r>
     </w:p>
     <w:p>
@@ -270,8 +404,26 @@
       </w:r>
     </w:p>
     <w:p>
-      <w:r>
-        <w:t>Ambiguous definitions and inconsistent annotation place an upper bound on learnable performance.</w:t>
+      <w:pPr>
+        <w:spacing w:line="336" w:lineRule="auto" w:after="180"/>
+      </w:pPr>
+      <w:r>
+        <w:rPr>
+          <w:b w:val="0"/>
+        </w:rPr>
+        <w:t xml:space="preserve">Ambiguous definitions and inconsistent </w:t>
+      </w:r>
+      <w:r>
+        <w:rPr>
+          <w:b/>
+        </w:rPr>
+        <w:t>annotation</w:t>
+      </w:r>
+      <w:r>
+        <w:rPr>
+          <w:b w:val="0"/>
+        </w:rPr>
+        <w:t xml:space="preserve"> place an upper bound on learnable performance.</w:t>
       </w:r>
     </w:p>
     <w:tbl>
@@ -407,12 +559,38 @@
       </w:r>
     </w:p>
     <w:p>
-      <w:r>
+      <w:pPr>
+        <w:spacing w:line="336" w:lineRule="auto" w:after="180"/>
+      </w:pPr>
+      <w:r>
+        <w:rPr>
+          <w:b w:val="0"/>
+        </w:rPr>
         <w:t>Use the supplied scenario, student illustrations and blank paper. For numeric work, offer counters or a calculator after learners show the setup. Fictional records are supplied; personal data and paid accounts are unnecessary.</w:t>
       </w:r>
     </w:p>
     <w:p>
-      <w:r>
+      <w:pPr>
+        <w:pStyle w:val="Heading3"/>
+      </w:pPr>
+      <w:r>
+        <w:t>Alternative compact allocation</w:t>
+      </w:r>
+    </w:p>
+    <w:p>
+      <w:r>
+        <w:t>This compact option is not the full-week schedule. Use the main teaching cycle and allow extra sessions for the investigation, independent work and project.</w:t>
+      </w:r>
+    </w:p>
+    <w:p>
+      <w:pPr>
+        <w:spacing w:line="336" w:lineRule="auto" w:after="180"/>
+        <w:shd w:fill="F1F6F8"/>
+      </w:pPr>
+      <w:r>
+        <w:rPr>
+          <w:b w:val="0"/>
+        </w:rPr>
         <w:t>Allow 80 minutes: recall 8; explanation 12; worked demonstration 15; guided practice 20; independent assessment 15; project and reflection 10. Extend the lab into a second session when needed.</w:t>
       </w:r>
     </w:p>
@@ -425,8 +603,73 @@
       </w:r>
     </w:p>
     <w:p>
-      <w:r>
-        <w:t>Teach two 45-minute sessions using invented scene descriptions. The target is applying a stated observation rule, not certifying real robot safety. Keep original independent labels separate from reviewed decisions. Exact agreement includes review in the main exercise; review is a workflow status, not a physical lane class. Avoid calling annotator agreement accuracy.</w:t>
+      <w:pPr>
+        <w:spacing w:line="336" w:lineRule="auto" w:after="180"/>
+      </w:pPr>
+      <w:r>
+        <w:rPr>
+          <w:b w:val="0"/>
+        </w:rPr>
+        <w:t xml:space="preserve">Teach two 45-minute sessions using invented scene descriptions. The target is applying a stated </w:t>
+      </w:r>
+      <w:r>
+        <w:rPr>
+          <w:b/>
+        </w:rPr>
+        <w:t>observation</w:t>
+      </w:r>
+      <w:r>
+        <w:rPr>
+          <w:b w:val="0"/>
+        </w:rPr>
+        <w:t xml:space="preserve"> rule, not certifying real robot safety. Keep original independent labels separate from reviewed decisions.</w:t>
+      </w:r>
+    </w:p>
+    <w:p>
+      <w:pPr>
+        <w:spacing w:line="336" w:lineRule="auto" w:after="180"/>
+      </w:pPr>
+      <w:r>
+        <w:rPr>
+          <w:b w:val="0"/>
+        </w:rPr>
+        <w:t xml:space="preserve">Exact </w:t>
+      </w:r>
+      <w:r>
+        <w:rPr>
+          <w:b/>
+        </w:rPr>
+        <w:t>agreement</w:t>
+      </w:r>
+      <w:r>
+        <w:rPr>
+          <w:b w:val="0"/>
+        </w:rPr>
+        <w:t xml:space="preserve"> includes review in the main exercise; review is a workflow status, not a physical lane class. Avoid calling </w:t>
+      </w:r>
+      <w:r>
+        <w:rPr>
+          <w:b/>
+        </w:rPr>
+        <w:t>annotator</w:t>
+      </w:r>
+      <w:r>
+        <w:rPr>
+          <w:b w:val="0"/>
+        </w:rPr>
+        <w:t xml:space="preserve"> </w:t>
+      </w:r>
+      <w:r>
+        <w:rPr>
+          <w:b/>
+        </w:rPr>
+        <w:t>agreement</w:t>
+      </w:r>
+      <w:r>
+        <w:rPr>
+          <w:b w:val="0"/>
+        </w:rPr>
+        <w:t xml:space="preserve"> accuracy.</w:t>
       </w:r>
     </w:p>
     <w:p>
@@ -438,28 +681,82 @@
       </w:r>
     </w:p>
     <w:p>
-      <w:r>
-        <w:t>Unknown means the measurement is unavailable. Zero is a recorded value permitted by that schema; replacing unknown with zero invents evidence.</w:t>
-      </w:r>
-    </w:p>
-    <w:p>
-      <w:r>
+      <w:pPr>
+        <w:spacing w:line="336" w:lineRule="auto" w:after="180"/>
+      </w:pPr>
+      <w:r>
+        <w:rPr>
+          <w:b w:val="0"/>
+        </w:rPr>
+        <w:t xml:space="preserve">Unknown means the measurement is unavailable. Zero is a recorded value permitted by that schema; replacing unknown with zero invents </w:t>
+      </w:r>
+      <w:r>
+        <w:rPr>
+          <w:b/>
+        </w:rPr>
+        <w:t>evidence</w:t>
+      </w:r>
+      <w:r>
+        <w:rPr>
+          <w:b w:val="0"/>
+        </w:rPr>
+        <w:t>.</w:t>
+      </w:r>
+    </w:p>
+    <w:p>
+      <w:pPr>
+        <w:spacing w:line="336" w:lineRule="auto" w:after="180"/>
+      </w:pPr>
+      <w:r>
+        <w:rPr>
+          <w:b w:val="0"/>
+        </w:rPr>
         <w:t>Printed lesson and workbook</w:t>
       </w:r>
     </w:p>
     <w:p>
-      <w:r>
+      <w:pPr>
+        <w:spacing w:line="336" w:lineRule="auto" w:after="180"/>
+      </w:pPr>
+      <w:r>
+        <w:rPr>
+          <w:b w:val="0"/>
+        </w:rPr>
         <w:t>Scene cards for the four worked examples and five independent cases</w:t>
       </w:r>
     </w:p>
     <w:p>
-      <w:r>
+      <w:pPr>
+        <w:spacing w:line="336" w:lineRule="auto" w:after="180"/>
+      </w:pPr>
+      <w:r>
+        <w:rPr>
+          <w:b w:val="0"/>
+        </w:rPr>
         <w:t>Optional Python 3 editor with no extra packages</w:t>
       </w:r>
     </w:p>
     <w:p>
-      <w:r>
-        <w:t>Blank decision log with item originals evidence rule decision reviewer</w:t>
+      <w:pPr>
+        <w:spacing w:line="336" w:lineRule="auto" w:after="180"/>
+      </w:pPr>
+      <w:r>
+        <w:rPr>
+          <w:b w:val="0"/>
+        </w:rPr>
+        <w:t xml:space="preserve">Blank decision log with item originals </w:t>
+      </w:r>
+      <w:r>
+        <w:rPr>
+          <w:b/>
+        </w:rPr>
+        <w:t>evidence</w:t>
+      </w:r>
+      <w:r>
+        <w:rPr>
+          <w:b w:val="0"/>
+        </w:rPr>
+        <w:t xml:space="preserve"> rule decision reviewer</w:t>
       </w:r>
     </w:p>
     <w:p>
@@ -471,12 +768,24 @@
       </w:r>
     </w:p>
     <w:p>
-      <w:r>
+      <w:pPr>
+        <w:spacing w:line="336" w:lineRule="auto" w:after="180"/>
+      </w:pPr>
+      <w:r>
+        <w:rPr>
+          <w:b w:val="0"/>
+        </w:rPr>
         <w:t>By the end, I can explain label quality using a traced example and a stated limitation.</w:t>
       </w:r>
     </w:p>
     <w:p>
-      <w:r>
+      <w:pPr>
+        <w:spacing w:line="336" w:lineRule="auto" w:after="180"/>
+      </w:pPr>
+      <w:r>
+        <w:rPr>
+          <w:b w:val="0"/>
+        </w:rPr>
         <w:t>This added worked case illustrates the week’s main idea. Retain all original and connected topics; schedule its practice within the teaching cycle.</w:t>
       </w:r>
     </w:p>
@@ -489,76 +798,373 @@
       </w:r>
     </w:p>
     <w:p>
+      <w:r>
+        <w:t>Model Label Quality using the supplied case, labelled mechanism and reasoning. Make the scope of each conclusion explicit.</w:t>
+      </w:r>
+    </w:p>
+    <w:p>
+      <w:pPr>
+        <w:spacing w:line="336" w:lineRule="auto" w:after="180"/>
+      </w:pPr>
+      <w:r>
+        <w:rPr>
+          <w:b w:val="0"/>
+        </w:rPr>
+        <w:t>Trace the information, fitted behavior, and evaluation proof separately.</w:t>
+      </w:r>
+    </w:p>
+    <w:p>
       <w:pPr>
         <w:pStyle w:val="Heading3"/>
       </w:pPr>
       <w:r>
-        <w:t>Explain the mechanism</w:t>
-      </w:r>
-    </w:p>
-    <w:p>
-      <w:r>
-        <w:t>Trace the information, fitted behavior, and evaluation proof separately.</w:t>
-      </w:r>
-    </w:p>
-    <w:p>
-      <w:r>
-        <w:t>QUESTION Measure annotator agreement and revise the labeling guide.</w:t>
-      </w:r>
-    </w:p>
-    <w:p>
-      <w:r>
-        <w:t>MODEL IDEA Ambiguous definitions and inconsistent annotation place an upper bound on learnable performance.</w:t>
-      </w:r>
-    </w:p>
-    <w:p>
-      <w:r>
+        <w:t>Question to explain</w:t>
+      </w:r>
+    </w:p>
+    <w:p>
+      <w:pPr>
+        <w:spacing w:line="336" w:lineRule="auto" w:after="180"/>
+        <w:shd w:fill="F5F1FB"/>
+      </w:pPr>
+      <w:r>
+        <w:rPr>
+          <w:b w:val="0"/>
+        </w:rPr>
+        <w:t xml:space="preserve">QUESTION Measure </w:t>
+      </w:r>
+      <w:r>
+        <w:rPr>
+          <w:b/>
+        </w:rPr>
+        <w:t>annotator</w:t>
+      </w:r>
+      <w:r>
+        <w:rPr>
+          <w:b w:val="0"/>
+        </w:rPr>
+        <w:t xml:space="preserve"> </w:t>
+      </w:r>
+      <w:r>
+        <w:rPr>
+          <w:b/>
+        </w:rPr>
+        <w:t>agreement</w:t>
+      </w:r>
+      <w:r>
+        <w:rPr>
+          <w:b w:val="0"/>
+        </w:rPr>
+        <w:t xml:space="preserve"> and revise the labeling guide.</w:t>
+      </w:r>
+    </w:p>
+    <w:p>
+      <w:pPr>
+        <w:spacing w:line="336" w:lineRule="auto" w:after="180"/>
+      </w:pPr>
+      <w:r>
+        <w:rPr>
+          <w:b w:val="0"/>
+        </w:rPr>
+        <w:t xml:space="preserve">MODEL IDEA Ambiguous definitions and inconsistent </w:t>
+      </w:r>
+      <w:r>
+        <w:rPr>
+          <w:b/>
+        </w:rPr>
+        <w:t>annotation</w:t>
+      </w:r>
+      <w:r>
+        <w:rPr>
+          <w:b w:val="0"/>
+        </w:rPr>
+        <w:t xml:space="preserve"> place an upper bound on learnable performance.</w:t>
+      </w:r>
+    </w:p>
+    <w:p>
+      <w:pPr>
+        <w:spacing w:line="336" w:lineRule="auto" w:after="180"/>
+      </w:pPr>
+      <w:r>
+        <w:rPr>
+          <w:b w:val="0"/>
+        </w:rPr>
         <w:t>PROOF NEEDED Use an unseen case, visible calculation, error analysis, and a stated limitation.</w:t>
       </w:r>
     </w:p>
     <w:p>
-      <w:r>
-        <w:t>UNDER THE HOOD Two annotators label 20 leaves and agree on 16. Observed agreement = 16 ÷ 20 = 80%.</w:t>
-      </w:r>
-    </w:p>
-    <w:p>
-      <w:r>
-        <w:t>Draw a fresh data → model → prediction → evaluation trace:</w:t>
-      </w:r>
-    </w:p>
-    <w:p>
-      <w:r>
-        <w:t>Predict first. Then check each step. A correct answer without visible evidence cannot be audited.</w:t>
-      </w:r>
-    </w:p>
-    <w:p>
-      <w:r>
-        <w:t>STEP 1 Two annotators label 20 leaves and agree on 16.</w:t>
-      </w:r>
-    </w:p>
-    <w:p>
-      <w:r>
-        <w:t>STEP 2 Observed agreement = 16 ÷ 20 = 80%.</w:t>
-      </w:r>
-    </w:p>
-    <w:p>
-      <w:r>
-        <w:t>STEP 3 Most disagreements concern tiny spots near the boundary.</w:t>
-      </w:r>
-    </w:p>
-    <w:p>
-      <w:r>
-        <w:t>STEP 4 Define a minimum spot rule, relabel a fixed subset, and report the new agreement.</w:t>
-      </w:r>
-    </w:p>
-    <w:p>
-      <w:r>
+      <w:pPr>
+        <w:pStyle w:val="Heading3"/>
+      </w:pPr>
+      <w:r>
+        <w:t>How the mechanism works</w:t>
+      </w:r>
+    </w:p>
+    <w:p>
+      <w:pPr>
+        <w:spacing w:line="336" w:lineRule="auto" w:after="180"/>
+        <w:shd w:fill="F1F6F8"/>
+      </w:pPr>
+      <w:r>
+        <w:rPr>
+          <w:b w:val="0"/>
+        </w:rPr>
+        <w:t xml:space="preserve">UNDER THE HOOD Two </w:t>
+      </w:r>
+      <w:r>
+        <w:rPr>
+          <w:b/>
+        </w:rPr>
+        <w:t>annotator</w:t>
+      </w:r>
+      <w:r>
+        <w:rPr>
+          <w:b w:val="0"/>
+        </w:rPr>
+        <w:t xml:space="preserve">s label 20 leaves and agree on 16. Observed </w:t>
+      </w:r>
+      <w:r>
+        <w:rPr>
+          <w:b/>
+        </w:rPr>
+        <w:t>agreement</w:t>
+      </w:r>
+      <w:r>
+        <w:rPr>
+          <w:b w:val="0"/>
+        </w:rPr>
+        <w:t xml:space="preserve"> = 16 ÷ 20 = </w:t>
+      </w:r>
+      <w:r>
+        <w:rPr>
+          <w:b/>
+        </w:rPr>
+        <w:t>80%</w:t>
+      </w:r>
+      <w:r>
+        <w:rPr>
+          <w:b w:val="0"/>
+        </w:rPr>
+        <w:t>.</w:t>
+      </w:r>
+    </w:p>
+    <w:p>
+      <w:pPr>
+        <w:spacing w:line="336" w:lineRule="auto" w:after="180"/>
+      </w:pPr>
+      <w:r>
+        <w:rPr>
+          <w:b w:val="0"/>
+        </w:rPr>
+        <w:t xml:space="preserve">Draw a fresh data → model → </w:t>
+      </w:r>
+      <w:r>
+        <w:rPr>
+          <w:b/>
+        </w:rPr>
+        <w:t>prediction</w:t>
+      </w:r>
+      <w:r>
+        <w:rPr>
+          <w:b w:val="0"/>
+        </w:rPr>
+        <w:t xml:space="preserve"> → evaluation trace:</w:t>
+      </w:r>
+    </w:p>
+    <w:p>
+      <w:pPr>
+        <w:spacing w:line="336" w:lineRule="auto" w:after="180"/>
+      </w:pPr>
+      <w:r>
+        <w:rPr>
+          <w:b w:val="0"/>
+        </w:rPr>
+        <w:t xml:space="preserve">Predict first. Then check each step. A correct answer without visible </w:t>
+      </w:r>
+      <w:r>
+        <w:rPr>
+          <w:b/>
+        </w:rPr>
+        <w:t>evidence</w:t>
+      </w:r>
+      <w:r>
+        <w:rPr>
+          <w:b w:val="0"/>
+        </w:rPr>
+        <w:t xml:space="preserve"> cannot be audited.</w:t>
+      </w:r>
+    </w:p>
+    <w:p>
+      <w:pPr>
+        <w:pStyle w:val="Heading3"/>
+      </w:pPr>
+      <w:r>
+        <w:t>Step 1</w:t>
+      </w:r>
+    </w:p>
+    <w:p>
+      <w:pPr>
+        <w:spacing w:line="336" w:lineRule="auto" w:after="180"/>
+        <w:shd w:fill="F4F9FC"/>
+      </w:pPr>
+      <w:r>
+        <w:rPr>
+          <w:b w:val="0"/>
+        </w:rPr>
+        <w:t xml:space="preserve">STEP 1 Two </w:t>
+      </w:r>
+      <w:r>
+        <w:rPr>
+          <w:b/>
+        </w:rPr>
+        <w:t>annotator</w:t>
+      </w:r>
+      <w:r>
+        <w:rPr>
+          <w:b w:val="0"/>
+        </w:rPr>
+        <w:t>s label 20 leaves and agree on 16.</w:t>
+      </w:r>
+    </w:p>
+    <w:p>
+      <w:pPr>
+        <w:pStyle w:val="Heading3"/>
+      </w:pPr>
+      <w:r>
+        <w:t>Step 2</w:t>
+      </w:r>
+    </w:p>
+    <w:p>
+      <w:pPr>
+        <w:spacing w:line="336" w:lineRule="auto" w:after="180"/>
+        <w:shd w:fill="F4F9FC"/>
+      </w:pPr>
+      <w:r>
+        <w:rPr>
+          <w:b w:val="0"/>
+        </w:rPr>
+        <w:t xml:space="preserve">STEP 2 Observed </w:t>
+      </w:r>
+      <w:r>
+        <w:rPr>
+          <w:b/>
+        </w:rPr>
+        <w:t>agreement</w:t>
+      </w:r>
+      <w:r>
+        <w:rPr>
+          <w:b w:val="0"/>
+        </w:rPr>
+        <w:t xml:space="preserve"> = 16 ÷ 20 = </w:t>
+      </w:r>
+      <w:r>
+        <w:rPr>
+          <w:b/>
+        </w:rPr>
+        <w:t>80%</w:t>
+      </w:r>
+      <w:r>
+        <w:rPr>
+          <w:b w:val="0"/>
+        </w:rPr>
+        <w:t>.</w:t>
+      </w:r>
+    </w:p>
+    <w:p>
+      <w:pPr>
+        <w:pStyle w:val="Heading3"/>
+      </w:pPr>
+      <w:r>
+        <w:t>Step 3</w:t>
+      </w:r>
+    </w:p>
+    <w:p>
+      <w:pPr>
+        <w:spacing w:line="336" w:lineRule="auto" w:after="180"/>
+        <w:shd w:fill="F4F9FC"/>
+      </w:pPr>
+      <w:r>
+        <w:rPr>
+          <w:b w:val="0"/>
+        </w:rPr>
+        <w:t>STEP 3 Most dis</w:t>
+      </w:r>
+      <w:r>
+        <w:rPr>
+          <w:b/>
+        </w:rPr>
+        <w:t>agreement</w:t>
+      </w:r>
+      <w:r>
+        <w:rPr>
+          <w:b w:val="0"/>
+        </w:rPr>
+        <w:t>s concern tiny spots near the boundary.</w:t>
+      </w:r>
+    </w:p>
+    <w:p>
+      <w:pPr>
+        <w:pStyle w:val="Heading3"/>
+      </w:pPr>
+      <w:r>
+        <w:t>Step 4</w:t>
+      </w:r>
+    </w:p>
+    <w:p>
+      <w:pPr>
+        <w:spacing w:line="336" w:lineRule="auto" w:after="180"/>
+        <w:shd w:fill="F4F9FC"/>
+      </w:pPr>
+      <w:r>
+        <w:rPr>
+          <w:b w:val="0"/>
+        </w:rPr>
+        <w:t xml:space="preserve">STEP 4 Define a minimum spot rule, relabel a fixed subset, and report the new </w:t>
+      </w:r>
+      <w:r>
+        <w:rPr>
+          <w:b/>
+        </w:rPr>
+        <w:t>agreement</w:t>
+      </w:r>
+      <w:r>
+        <w:rPr>
+          <w:b w:val="0"/>
+        </w:rPr>
+        <w:t>.</w:t>
+      </w:r>
+    </w:p>
+    <w:p>
+      <w:pPr>
+        <w:spacing w:line="336" w:lineRule="auto" w:after="180"/>
+      </w:pPr>
+      <w:r>
+        <w:rPr>
+          <w:b w:val="0"/>
+        </w:rPr>
         <w:t>CHECK Verify the denominator, unit, split, class definition, and data version before interpreting a score.</w:t>
       </w:r>
     </w:p>
     <w:p>
-      <w:r>
-        <w:t>Recalculate, retrace, or restate the evidence independently:</w:t>
+      <w:pPr>
+        <w:spacing w:line="336" w:lineRule="auto" w:after="180"/>
+      </w:pPr>
+      <w:r>
+        <w:rPr>
+          <w:b w:val="0"/>
+        </w:rPr>
+        <w:t xml:space="preserve">Recalculate, retrace, or restate the </w:t>
+      </w:r>
+      <w:r>
+        <w:rPr>
+          <w:b/>
+        </w:rPr>
+        <w:t>evidence</w:t>
+      </w:r>
+      <w:r>
+        <w:rPr>
+          <w:b w:val="0"/>
+        </w:rPr>
+        <w:t xml:space="preserve"> independently:</w:t>
       </w:r>
     </w:p>
     <w:p>
@@ -570,12 +1176,54 @@
       </w:r>
     </w:p>
     <w:p>
-      <w:r>
-        <w:t>Two annotators disagree on three of ten leaves, especially mild spotting.</w:t>
-      </w:r>
-    </w:p>
-    <w:p>
-      <w:r>
+      <w:pPr>
+        <w:pStyle w:val="Heading3"/>
+      </w:pPr>
+      <w:r>
+        <w:t>The teaching case</w:t>
+      </w:r>
+    </w:p>
+    <w:p>
+      <w:pPr>
+        <w:spacing w:line="336" w:lineRule="auto" w:after="180"/>
+        <w:shd w:fill="F1F6FC"/>
+      </w:pPr>
+      <w:r>
+        <w:rPr>
+          <w:b w:val="0"/>
+        </w:rPr>
+        <w:t xml:space="preserve">Two </w:t>
+      </w:r>
+      <w:r>
+        <w:rPr>
+          <w:b/>
+        </w:rPr>
+        <w:t>annotator</w:t>
+      </w:r>
+      <w:r>
+        <w:rPr>
+          <w:b w:val="0"/>
+        </w:rPr>
+        <w:t>s disagree on three of ten leaves, especially mild spotting.</w:t>
+      </w:r>
+    </w:p>
+    <w:p>
+      <w:pPr>
+        <w:pStyle w:val="Heading3"/>
+      </w:pPr>
+      <w:r>
+        <w:t>The teaching case</w:t>
+      </w:r>
+    </w:p>
+    <w:p>
+      <w:pPr>
+        <w:spacing w:line="336" w:lineRule="auto" w:after="180"/>
+        <w:shd w:fill="F1F6FC"/>
+      </w:pPr>
+      <w:r>
+        <w:rPr>
+          <w:b w:val="0"/>
+        </w:rPr>
         <w:t>Improve label quality.</w:t>
       </w:r>
     </w:p>
@@ -588,46 +1236,308 @@
       </w:r>
     </w:p>
     <w:p>
-      <w:r>
-        <w:t>Define spotting operationally, inspect disagreement, use appropriate adjudication and document ambiguity. Agreement is 7/10, but agreement is not proof of truth.</w:t>
-      </w:r>
-    </w:p>
-    <w:p>
       <w:pPr>
         <w:pStyle w:val="Heading3"/>
       </w:pPr>
       <w:r>
+        <w:t>Why the result follows</w:t>
+      </w:r>
+    </w:p>
+    <w:p>
+      <w:pPr>
+        <w:spacing w:line="336" w:lineRule="auto" w:after="180"/>
+        <w:shd w:fill="F1F6FC"/>
+      </w:pPr>
+      <w:r>
+        <w:rPr>
+          <w:b w:val="0"/>
+        </w:rPr>
+        <w:t>Define spotting operationally, inspect dis</w:t>
+      </w:r>
+      <w:r>
+        <w:rPr>
+          <w:b/>
+        </w:rPr>
+        <w:t>agreement</w:t>
+      </w:r>
+      <w:r>
+        <w:rPr>
+          <w:b w:val="0"/>
+        </w:rPr>
+        <w:t xml:space="preserve">, use appropriate </w:t>
+      </w:r>
+      <w:r>
+        <w:rPr>
+          <w:b/>
+        </w:rPr>
+        <w:t>adjudication</w:t>
+      </w:r>
+      <w:r>
+        <w:rPr>
+          <w:b w:val="0"/>
+        </w:rPr>
+        <w:t xml:space="preserve"> and document ambiguity. </w:t>
+      </w:r>
+      <w:r>
+        <w:rPr>
+          <w:b/>
+        </w:rPr>
+        <w:t>Agreement</w:t>
+      </w:r>
+      <w:r>
+        <w:rPr>
+          <w:b w:val="0"/>
+        </w:rPr>
+        <w:t xml:space="preserve"> is 7/10, but </w:t>
+      </w:r>
+      <w:r>
+        <w:rPr>
+          <w:b/>
+        </w:rPr>
+        <w:t>agreement</w:t>
+      </w:r>
+      <w:r>
+        <w:rPr>
+          <w:b w:val="0"/>
+        </w:rPr>
+        <w:t xml:space="preserve"> is not proof of truth.</w:t>
+      </w:r>
+    </w:p>
+    <w:p>
+      <w:pPr>
+        <w:pStyle w:val="Heading3"/>
+      </w:pPr>
+      <w:r>
         <w:t>Explain the added worked example</w:t>
       </w:r>
     </w:p>
     <w:p>
-      <w:r>
-        <w:t>A model learns from examples with recorded targets. If two people interpret a target differently, their labels can mix different tasks. This week you will write a label rule, compare independent labels and keep a record of disputed cases. We use invented corridor descriptions, not real images or a system for controlling a robot.</w:t>
-      </w:r>
-    </w:p>
-    <w:p>
-      <w:r>
-        <w:t>The classroom task is to label whether a marked practice lane is blocked in a supplied description. Rule v1 says blocked means an object touches or crosses either lane boundary or lies inside the lane; clear means all objects are outside both boundaries and the entire lane is visible. Use review if visibility or position is insufficient to decide. Review is a workflow status for a person to inspect, not a third physical condition of the lane.</w:t>
-      </w:r>
-    </w:p>
-    <w:p>
-      <w:r>
-        <w:t>These are exercise definitions, not real robot safety rules. Do not infer that a lane is physically safe from this label. The label describes only the supplied evidence under this version of the rule.</w:t>
-      </w:r>
-    </w:p>
-    <w:p>
-      <w:r>
-        <w:t>Two annotators used an earlier vague instruction, mark an obstructed lane, on four invented items. Their labels are shown in the code. A and D match; B and C differ. Compare the same item IDs, not merely the first row in two differently ordered files.</w:t>
-      </w:r>
-    </w:p>
-    <w:p>
-      <w:r>
-        <w:t>The output is 2 4: two matching labels among four paired items, so observed exact agreement is 2/4 or 50 percent. Here review is included as a label value in the comparison: review versus clear is a disagreement. This simple count is not model accuracy and does not establish which labels are correct.</w:t>
-      </w:r>
-    </w:p>
-    <w:p>
-      <w:r>
-        <w:t>The code assumes one valid pair per unique item ID and allowed label strings. It does not validate IDs or spelling. Use a nonempty paired set before calculating a fraction; zero paired items gives no agreement estimate.</w:t>
+      <w:pPr>
+        <w:pStyle w:val="Heading3"/>
+      </w:pPr>
+      <w:r>
+        <w:t>Explain the added worked example · 1</w:t>
+      </w:r>
+    </w:p>
+    <w:p>
+      <w:pPr>
+        <w:spacing w:line="336" w:lineRule="auto" w:after="180"/>
+      </w:pPr>
+      <w:r>
+        <w:rPr>
+          <w:b w:val="0"/>
+        </w:rPr>
+        <w:t>A model learns from examples with recorded targets. If two people interpret a target differently, their labels can mix different tasks.</w:t>
+      </w:r>
+    </w:p>
+    <w:p>
+      <w:pPr>
+        <w:spacing w:line="336" w:lineRule="auto" w:after="180"/>
+      </w:pPr>
+      <w:r>
+        <w:rPr>
+          <w:b w:val="0"/>
+        </w:rPr>
+        <w:t xml:space="preserve">This week you will write a </w:t>
+      </w:r>
+      <w:r>
+        <w:rPr>
+          <w:b/>
+        </w:rPr>
+        <w:t>label rule</w:t>
+      </w:r>
+      <w:r>
+        <w:rPr>
+          <w:b w:val="0"/>
+        </w:rPr>
+        <w:t>, compare independent labels and keep a record of disputed cases. We use invented corridor descriptions, not real images or a system for controlling a robot.</w:t>
+      </w:r>
+    </w:p>
+    <w:p>
+      <w:pPr>
+        <w:pStyle w:val="Heading3"/>
+      </w:pPr>
+      <w:r>
+        <w:t>Explain the added worked example · 2</w:t>
+      </w:r>
+    </w:p>
+    <w:p>
+      <w:pPr>
+        <w:spacing w:line="336" w:lineRule="auto" w:after="180"/>
+      </w:pPr>
+      <w:r>
+        <w:rPr>
+          <w:b w:val="0"/>
+        </w:rPr>
+        <w:t>The classroom task is to label whether a marked practice lane is blocked in a supplied description.</w:t>
+      </w:r>
+    </w:p>
+    <w:p>
+      <w:pPr>
+        <w:spacing w:line="336" w:lineRule="auto" w:after="180"/>
+      </w:pPr>
+      <w:r>
+        <w:rPr>
+          <w:b w:val="0"/>
+        </w:rPr>
+        <w:t>Rule v1 says blocked means an object touches or crosses either lane boundary or lies inside the lane; clear means all objects are outside both boundaries and the entire lane is visible.</w:t>
+      </w:r>
+    </w:p>
+    <w:p>
+      <w:pPr>
+        <w:spacing w:line="336" w:lineRule="auto" w:after="180"/>
+      </w:pPr>
+      <w:r>
+        <w:rPr>
+          <w:b w:val="0"/>
+        </w:rPr>
+        <w:t>Use review if visibility or position is insufficient to decide. Review is a workflow status for a person to inspect, not a third physical condition of the lane.</w:t>
+      </w:r>
+    </w:p>
+    <w:p>
+      <w:pPr>
+        <w:spacing w:line="336" w:lineRule="auto" w:after="180"/>
+      </w:pPr>
+      <w:r>
+        <w:rPr>
+          <w:b w:val="0"/>
+        </w:rPr>
+        <w:t xml:space="preserve">These are exercise definitions, not real robot safety rules. Do not infer that a lane is physically safe from this label. The label describes only the supplied </w:t>
+      </w:r>
+      <w:r>
+        <w:rPr>
+          <w:b/>
+        </w:rPr>
+        <w:t>evidence</w:t>
+      </w:r>
+      <w:r>
+        <w:rPr>
+          <w:b w:val="0"/>
+        </w:rPr>
+        <w:t xml:space="preserve"> under this version of the rule.</w:t>
+      </w:r>
+    </w:p>
+    <w:p>
+      <w:pPr>
+        <w:spacing w:line="336" w:lineRule="auto" w:after="180"/>
+      </w:pPr>
+      <w:r>
+        <w:rPr>
+          <w:b w:val="0"/>
+        </w:rPr>
+        <w:t xml:space="preserve">Two </w:t>
+      </w:r>
+      <w:r>
+        <w:rPr>
+          <w:b/>
+        </w:rPr>
+        <w:t>annotator</w:t>
+      </w:r>
+      <w:r>
+        <w:rPr>
+          <w:b w:val="0"/>
+        </w:rPr>
+        <w:t>s used an earlier vague instruction, mark an obstructed lane, on four invented items. Their labels are shown in the code. A and D match; B and C differ.</w:t>
+      </w:r>
+    </w:p>
+    <w:p>
+      <w:pPr>
+        <w:spacing w:line="336" w:lineRule="auto" w:after="180"/>
+      </w:pPr>
+      <w:r>
+        <w:rPr>
+          <w:b w:val="0"/>
+        </w:rPr>
+        <w:t>Compare the same item IDs, not merely the first row in two differently ordered files.</w:t>
+      </w:r>
+    </w:p>
+    <w:p>
+      <w:pPr>
+        <w:pStyle w:val="Heading3"/>
+      </w:pPr>
+      <w:r>
+        <w:t>Explain the added worked example · 3</w:t>
+      </w:r>
+    </w:p>
+    <w:p>
+      <w:pPr>
+        <w:spacing w:line="336" w:lineRule="auto" w:after="180"/>
+      </w:pPr>
+      <w:r>
+        <w:rPr>
+          <w:b w:val="0"/>
+        </w:rPr>
+        <w:t xml:space="preserve">The </w:t>
+      </w:r>
+      <w:r>
+        <w:rPr>
+          <w:b/>
+        </w:rPr>
+        <w:t>output</w:t>
+      </w:r>
+      <w:r>
+        <w:rPr>
+          <w:b w:val="0"/>
+        </w:rPr>
+        <w:t xml:space="preserve"> is 2 4: two matching labels among four paired items, so observed exact </w:t>
+      </w:r>
+      <w:r>
+        <w:rPr>
+          <w:b/>
+        </w:rPr>
+        <w:t>agreement</w:t>
+      </w:r>
+      <w:r>
+        <w:rPr>
+          <w:b w:val="0"/>
+        </w:rPr>
+        <w:t xml:space="preserve"> is 2/4 or 50 percent. Here review is included as a label value in the comparison: review versus clear is a dis</w:t>
+      </w:r>
+      <w:r>
+        <w:rPr>
+          <w:b/>
+        </w:rPr>
+        <w:t>agreement</w:t>
+      </w:r>
+      <w:r>
+        <w:rPr>
+          <w:b w:val="0"/>
+        </w:rPr>
+        <w:t>.</w:t>
+      </w:r>
+    </w:p>
+    <w:p>
+      <w:pPr>
+        <w:spacing w:line="336" w:lineRule="auto" w:after="180"/>
+      </w:pPr>
+      <w:r>
+        <w:rPr>
+          <w:b w:val="0"/>
+        </w:rPr>
+        <w:t>This simple count is not model accuracy and does not establish which labels are correct.</w:t>
+      </w:r>
+    </w:p>
+    <w:p>
+      <w:pPr>
+        <w:spacing w:line="336" w:lineRule="auto" w:after="180"/>
+      </w:pPr>
+      <w:r>
+        <w:rPr>
+          <w:b w:val="0"/>
+        </w:rPr>
+        <w:t xml:space="preserve">The code assumes one valid pair per unique item ID and allowed label strings. It does not validate IDs or spelling. Use a nonempty paired set before calculating a fraction; zero paired items gives no </w:t>
+      </w:r>
+      <w:r>
+        <w:rPr>
+          <w:b/>
+        </w:rPr>
+        <w:t>agreement</w:t>
+      </w:r>
+      <w:r>
+        <w:rPr>
+          <w:b w:val="0"/>
+        </w:rPr>
+        <w:t xml:space="preserve"> estimate.</w:t>
       </w:r>
     </w:p>
     <w:p>
@@ -771,18 +1681,37 @@
       </w:r>
     </w:p>
     <w:p>
-      <w:r>
-        <w:t>Use the complete worked example below before asking learners to complete W2. Reveal a small part, invite a prediction, then explain the deciding step. These teacher notes contain solutions; do not reveal the independent case answer during modelling.</w:t>
-      </w:r>
-    </w:p>
-    <w:p>
-      <w:r>
-        <w:t>For B, the full lane is visible and a wheel touches its boundary. One annotator treated touching as clear; the other treated it as blocked. Rule v1 explicitly includes touching, so the reviewed label is blocked. Preserve both original labels and record the item, rule version, evidence, decision and reviewer. Do not silently overwrite the originals.</w:t>
-      </w:r>
-    </w:p>
-    <w:p>
-      <w:r>
-        <w:t>For C, a curtain hides part of the lane. One annotator guessed clear; the other requested review. Rule v1 requires full visibility for clear. The justified status remains review until sufficient evidence is available. More votes cannot reveal the hidden area.</w:t>
+      <w:pPr>
+        <w:spacing w:line="336" w:lineRule="auto" w:after="180"/>
+      </w:pPr>
+      <w:r>
+        <w:rPr>
+          <w:b w:val="0"/>
+        </w:rPr>
+        <w:t xml:space="preserve">Use the complete worked example below before asking learners to complete W2. Reveal a small part, invite a </w:t>
+      </w:r>
+      <w:r>
+        <w:rPr>
+          <w:b/>
+        </w:rPr>
+        <w:t>prediction</w:t>
+      </w:r>
+      <w:r>
+        <w:rPr>
+          <w:b w:val="0"/>
+        </w:rPr>
+        <w:t>, then explain the deciding step.</w:t>
+      </w:r>
+    </w:p>
+    <w:p>
+      <w:pPr>
+        <w:spacing w:line="336" w:lineRule="auto" w:after="180"/>
+      </w:pPr>
+      <w:r>
+        <w:rPr>
+          <w:b w:val="0"/>
+        </w:rPr>
+        <w:t>These teacher notes contain solutions; do not reveal the independent case answer during modelling.</w:t>
       </w:r>
     </w:p>
     <w:p>
@@ -790,6 +1719,106 @@
         <w:pStyle w:val="Heading3"/>
       </w:pPr>
       <w:r>
+        <w:t>Model the reasoning aloud · 4</w:t>
+      </w:r>
+    </w:p>
+    <w:p>
+      <w:pPr>
+        <w:spacing w:line="336" w:lineRule="auto" w:after="180"/>
+      </w:pPr>
+      <w:r>
+        <w:rPr>
+          <w:b w:val="0"/>
+        </w:rPr>
+        <w:t xml:space="preserve">For B, the full lane is visible and a wheel touches its boundary. One </w:t>
+      </w:r>
+      <w:r>
+        <w:rPr>
+          <w:b/>
+        </w:rPr>
+        <w:t>annotator</w:t>
+      </w:r>
+      <w:r>
+        <w:rPr>
+          <w:b w:val="0"/>
+        </w:rPr>
+        <w:t xml:space="preserve"> treated touching as clear; the other treated it as blocked. Rule v1 explicitly includes touching, so the reviewed label is blocked.</w:t>
+      </w:r>
+    </w:p>
+    <w:p>
+      <w:pPr>
+        <w:spacing w:line="336" w:lineRule="auto" w:after="180"/>
+      </w:pPr>
+      <w:r>
+        <w:rPr>
+          <w:b w:val="0"/>
+        </w:rPr>
+        <w:t xml:space="preserve">Preserve both original labels and record the item, rule version, </w:t>
+      </w:r>
+      <w:r>
+        <w:rPr>
+          <w:b/>
+        </w:rPr>
+        <w:t>evidence</w:t>
+      </w:r>
+      <w:r>
+        <w:rPr>
+          <w:b w:val="0"/>
+        </w:rPr>
+        <w:t>, decision and reviewer. Do not silently overwrite the originals.</w:t>
+      </w:r>
+    </w:p>
+    <w:p>
+      <w:pPr>
+        <w:spacing w:line="336" w:lineRule="auto" w:after="180"/>
+      </w:pPr>
+      <w:r>
+        <w:rPr>
+          <w:b w:val="0"/>
+        </w:rPr>
+        <w:t xml:space="preserve">For C, a curtain hides part of the lane. One </w:t>
+      </w:r>
+      <w:r>
+        <w:rPr>
+          <w:b/>
+        </w:rPr>
+        <w:t>annotator</w:t>
+      </w:r>
+      <w:r>
+        <w:rPr>
+          <w:b w:val="0"/>
+        </w:rPr>
+        <w:t xml:space="preserve"> guessed clear; the other requested review. Rule v1 requires full visibility for clear. The justified status remains review until sufficient </w:t>
+      </w:r>
+      <w:r>
+        <w:rPr>
+          <w:b/>
+        </w:rPr>
+        <w:t>evidence</w:t>
+      </w:r>
+      <w:r>
+        <w:rPr>
+          <w:b w:val="0"/>
+        </w:rPr>
+        <w:t xml:space="preserve"> is available.</w:t>
+      </w:r>
+    </w:p>
+    <w:p>
+      <w:pPr>
+        <w:spacing w:line="336" w:lineRule="auto" w:after="180"/>
+      </w:pPr>
+      <w:r>
+        <w:rPr>
+          <w:b w:val="0"/>
+        </w:rPr>
+        <w:t>More votes cannot reveal the hidden area.</w:t>
+      </w:r>
+    </w:p>
+    <w:p>
+      <w:pPr>
+        <w:pStyle w:val="Heading3"/>
+      </w:pPr>
+      <w:r>
         <w:t>Using rule v1, explain the decisions for B and C. If you exclude C from the original comparison, what is agreement among the remaining pairs? Why must you still report the exclusion?</w:t>
       </w:r>
     </w:p>
@@ -819,8 +1848,25 @@
       </w:r>
     </w:p>
     <w:p>
-      <w:r>
-        <w:t>A decision log could say: B, original clear/blocked, wheel touches line, v1, blocked after review by the teacher. For C it could say: original review/clear, lane partly hidden, v1, unresolved review. Add the labeling method and rule version to the dataset card.</w:t>
+      <w:pPr>
+        <w:spacing w:line="336" w:lineRule="auto" w:after="180"/>
+      </w:pPr>
+      <w:r>
+        <w:rPr>
+          <w:b w:val="0"/>
+        </w:rPr>
+        <w:t>A decision log could say: B, original clear/blocked, wheel touches line, v1, blocked after review by the teacher. For C it could say: original review/clear, lane partly hidden, v1, unresolved review.</w:t>
+      </w:r>
+    </w:p>
+    <w:p>
+      <w:pPr>
+        <w:spacing w:line="336" w:lineRule="auto" w:after="180"/>
+      </w:pPr>
+      <w:r>
+        <w:rPr>
+          <w:b w:val="0"/>
+        </w:rPr>
+        <w:t>Add the labeling method and rule version to the dataset card.</w:t>
       </w:r>
     </w:p>
     <w:tbl>
@@ -926,7 +1972,13 @@
       </w:tr>
     </w:tbl>
     <w:p>
-      <w:r>
+      <w:pPr>
+        <w:spacing w:line="336" w:lineRule="auto" w:after="180"/>
+      </w:pPr>
+      <w:r>
+        <w:rPr>
+          <w:b w:val="0"/>
+        </w:rPr>
         <w:t>Use the diagram and verbal explanation together. Ask learners to match a sentence to a specific visual step; do not assign learners fixed visual or auditory learning styles.</w:t>
       </w:r>
     </w:p>
@@ -939,8 +1991,26 @@
       </w:r>
     </w:p>
     <w:p>
-      <w:r>
-        <w:t>Write a label rule that resolves the visible boundary case.</w:t>
+      <w:pPr>
+        <w:spacing w:line="336" w:lineRule="auto" w:after="180"/>
+      </w:pPr>
+      <w:r>
+        <w:rPr>
+          <w:b w:val="0"/>
+        </w:rPr>
+        <w:t xml:space="preserve">Write a </w:t>
+      </w:r>
+      <w:r>
+        <w:rPr>
+          <w:b/>
+        </w:rPr>
+        <w:t>label rule</w:t>
+      </w:r>
+      <w:r>
+        <w:rPr>
+          <w:b w:val="0"/>
+        </w:rPr>
+        <w:t xml:space="preserve"> that resolves the visible boundary case.</w:t>
       </w:r>
     </w:p>
     <w:p>
@@ -952,13 +2022,55 @@
       </w:r>
     </w:p>
     <w:p>
-      <w:r>
+      <w:pPr>
+        <w:pStyle w:val="Heading3"/>
+      </w:pPr>
+      <w:r>
+        <w:t>Supplied facts</w:t>
+      </w:r>
+    </w:p>
+    <w:p>
+      <w:pPr>
+        <w:spacing w:line="336" w:lineRule="auto" w:after="180"/>
+        <w:shd w:fill="F1F6FC"/>
+      </w:pPr>
+      <w:r>
+        <w:rPr>
+          <w:b w:val="0"/>
+        </w:rPr>
         <w:t>Toy spotted-leaf rule: at least one fully visible brown spot means spotted; occluded leaves require review. X has one visible spot; Y has none; Z is half hidden.</w:t>
       </w:r>
     </w:p>
     <w:p>
-      <w:r>
-        <w:t>All inputs and outcomes in this worked example are invented classroom data; no real model run is claimed.</w:t>
+      <w:pPr>
+        <w:pStyle w:val="Heading3"/>
+      </w:pPr>
+      <w:r>
+        <w:t>Supplied facts</w:t>
+      </w:r>
+    </w:p>
+    <w:p>
+      <w:pPr>
+        <w:spacing w:line="336" w:lineRule="auto" w:after="180"/>
+        <w:shd w:fill="F1F6FC"/>
+      </w:pPr>
+      <w:r>
+        <w:rPr>
+          <w:b w:val="0"/>
+        </w:rPr>
+        <w:t xml:space="preserve">All </w:t>
+      </w:r>
+      <w:r>
+        <w:rPr>
+          <w:b/>
+        </w:rPr>
+        <w:t>input</w:t>
+      </w:r>
+      <w:r>
+        <w:rPr>
+          <w:b w:val="0"/>
+        </w:rPr>
+        <w:t>s and outcomes in this worked example are invented classroom data; no real model run is claimed.</w:t>
       </w:r>
     </w:p>
     <w:p>
@@ -1121,20 +2233,86 @@
       </w:r>
     </w:p>
     <w:p>
-      <w:r>
-        <w:t>Read the picture in order. If an annotator labels X healthy, compare the image and declared spot rule before changing the label. The arrows show which recorded input or intermediate result each decision uses. Explain the deciding step aloud before checking the changed case; pointing to the final answer alone does not show how it follows.</w:t>
-      </w:r>
-    </w:p>
-    <w:p>
       <w:pPr>
         <w:pStyle w:val="Heading3"/>
       </w:pPr>
       <w:r>
+        <w:t>Why the result follows</w:t>
+      </w:r>
+    </w:p>
+    <w:p>
+      <w:pPr>
+        <w:spacing w:line="336" w:lineRule="auto" w:after="180"/>
+        <w:shd w:fill="F1F6FC"/>
+      </w:pPr>
+      <w:r>
+        <w:rPr>
+          <w:b w:val="0"/>
+        </w:rPr>
+        <w:t xml:space="preserve">Read the picture in order. If an </w:t>
+      </w:r>
+      <w:r>
+        <w:rPr>
+          <w:b/>
+        </w:rPr>
+        <w:t>annotator</w:t>
+      </w:r>
+      <w:r>
+        <w:rPr>
+          <w:b w:val="0"/>
+        </w:rPr>
+        <w:t xml:space="preserve"> labels X healthy, compare the image and declared spot rule before changing the label. The arrows show which recorded </w:t>
+      </w:r>
+      <w:r>
+        <w:rPr>
+          <w:b/>
+        </w:rPr>
+        <w:t>input</w:t>
+      </w:r>
+      <w:r>
+        <w:rPr>
+          <w:b w:val="0"/>
+        </w:rPr>
+        <w:t xml:space="preserve"> or intermediate result each decision uses.</w:t>
+      </w:r>
+    </w:p>
+    <w:p>
+      <w:pPr>
+        <w:spacing w:line="336" w:lineRule="auto" w:after="180"/>
+        <w:shd w:fill="F1F6FC"/>
+      </w:pPr>
+      <w:r>
+        <w:rPr>
+          <w:b w:val="0"/>
+        </w:rPr>
+        <w:t>Explain the deciding step aloud before checking the changed case; pointing to the final answer alone does not show how it follows.</w:t>
+      </w:r>
+    </w:p>
+    <w:p>
+      <w:pPr>
+        <w:pStyle w:val="Heading3"/>
+      </w:pPr>
+      <w:r>
         <w:t>What this example does not establish</w:t>
       </w:r>
     </w:p>
     <w:p>
-      <w:r>
+      <w:pPr>
+        <w:pStyle w:val="Heading3"/>
+      </w:pPr>
+      <w:r>
+        <w:t>Keep the stated limit</w:t>
+      </w:r>
+    </w:p>
+    <w:p>
+      <w:pPr>
+        <w:spacing w:line="336" w:lineRule="auto" w:after="180"/>
+        <w:shd w:fill="FFF5E6"/>
+      </w:pPr>
+      <w:r>
+        <w:rPr>
+          <w:b w:val="0"/>
+        </w:rPr>
         <w:t>Visible brown spots are a simplified classroom target, not a diagnosis of plant disease.</w:t>
       </w:r>
     </w:p>
@@ -1147,31 +2325,155 @@
       </w:r>
     </w:p>
     <w:p>
-      <w:r>
+      <w:pPr>
+        <w:pStyle w:val="Heading3"/>
+      </w:pPr>
+      <w:r>
+        <w:t>Change one thing</w:t>
+      </w:r>
+    </w:p>
+    <w:p>
+      <w:pPr>
+        <w:spacing w:line="336" w:lineRule="auto" w:after="180"/>
+        <w:shd w:fill="F5F1FB"/>
+      </w:pPr>
+      <w:r>
+        <w:rPr>
+          <w:b w:val="0"/>
+        </w:rPr>
         <w:t>Change: Z receives a new fully visible image with no brown spots.</w:t>
       </w:r>
     </w:p>
     <w:p>
-      <w:r>
-        <w:t>Prediction: Label the new observation healthy under the toy rule.</w:t>
-      </w:r>
-    </w:p>
-    <w:p>
-      <w:r>
-        <w:t>Reason: The missing visual evidence is now supplied; the earlier uncertain image was not proof of health.</w:t>
-      </w:r>
-    </w:p>
-    <w:p>
       <w:pPr>
         <w:pStyle w:val="Heading3"/>
       </w:pPr>
       <w:r>
+        <w:t>Predicted result</w:t>
+      </w:r>
+    </w:p>
+    <w:p>
+      <w:pPr>
+        <w:spacing w:line="336" w:lineRule="auto" w:after="180"/>
+        <w:shd w:fill="F1F6FC"/>
+      </w:pPr>
+      <w:r>
+        <w:rPr>
+          <w:b/>
+        </w:rPr>
+        <w:t>Prediction</w:t>
+      </w:r>
+      <w:r>
+        <w:rPr>
+          <w:b w:val="0"/>
+        </w:rPr>
+        <w:t xml:space="preserve">: Label the new </w:t>
+      </w:r>
+      <w:r>
+        <w:rPr>
+          <w:b/>
+        </w:rPr>
+        <w:t>observation</w:t>
+      </w:r>
+      <w:r>
+        <w:rPr>
+          <w:b w:val="0"/>
+        </w:rPr>
+        <w:t xml:space="preserve"> healthy under the toy rule.</w:t>
+      </w:r>
+    </w:p>
+    <w:p>
+      <w:pPr>
+        <w:pStyle w:val="Heading3"/>
+      </w:pPr>
+      <w:r>
+        <w:t>Why the result follows</w:t>
+      </w:r>
+    </w:p>
+    <w:p>
+      <w:pPr>
+        <w:spacing w:line="336" w:lineRule="auto" w:after="180"/>
+        <w:shd w:fill="F1F6FC"/>
+      </w:pPr>
+      <w:r>
+        <w:rPr>
+          <w:b w:val="0"/>
+        </w:rPr>
+        <w:t xml:space="preserve">Reason: The missing visual </w:t>
+      </w:r>
+      <w:r>
+        <w:rPr>
+          <w:b/>
+        </w:rPr>
+        <w:t>evidence</w:t>
+      </w:r>
+      <w:r>
+        <w:rPr>
+          <w:b w:val="0"/>
+        </w:rPr>
+        <w:t xml:space="preserve"> is now supplied; the earlier uncertain image was not proof of health.</w:t>
+      </w:r>
+    </w:p>
+    <w:p>
+      <w:pPr>
+        <w:pStyle w:val="Heading3"/>
+      </w:pPr>
+      <w:r>
         <w:t>Ask while showing the picture</w:t>
       </w:r>
     </w:p>
     <w:p>
-      <w:r>
-        <w:t>Cover the result. Ask learners to name the inputs and predict the next step. Uncover one step, connect the icon to the actual procedure, and explain its evidence. Then change the supplied condition and compare. The picture is a representation; it does not document execution of a real AI model.</w:t>
+      <w:pPr>
+        <w:pStyle w:val="Heading3"/>
+      </w:pPr>
+      <w:r>
+        <w:t>Ask while showing the picture · 5</w:t>
+      </w:r>
+    </w:p>
+    <w:p>
+      <w:pPr>
+        <w:spacing w:line="336" w:lineRule="auto" w:after="180"/>
+      </w:pPr>
+      <w:r>
+        <w:rPr>
+          <w:b w:val="0"/>
+        </w:rPr>
+        <w:t xml:space="preserve">Cover the result. Ask learners to name the </w:t>
+      </w:r>
+      <w:r>
+        <w:rPr>
+          <w:b/>
+        </w:rPr>
+        <w:t>input</w:t>
+      </w:r>
+      <w:r>
+        <w:rPr>
+          <w:b w:val="0"/>
+        </w:rPr>
+        <w:t xml:space="preserve">s and predict the next step. Uncover one step, connect the icon to the actual procedure, and explain its </w:t>
+      </w:r>
+      <w:r>
+        <w:rPr>
+          <w:b/>
+        </w:rPr>
+        <w:t>evidence</w:t>
+      </w:r>
+      <w:r>
+        <w:rPr>
+          <w:b w:val="0"/>
+        </w:rPr>
+        <w:t>. Then change the supplied condition and compare.</w:t>
+      </w:r>
+    </w:p>
+    <w:p>
+      <w:pPr>
+        <w:spacing w:line="336" w:lineRule="auto" w:after="180"/>
+      </w:pPr>
+      <w:r>
+        <w:rPr>
+          <w:b w:val="0"/>
+        </w:rPr>
+        <w:t>The picture is a representation; it does not document execution of a real AI model.</w:t>
       </w:r>
     </w:p>
     <w:p>
@@ -1183,11 +2485,16 @@
       </w:r>
     </w:p>
     <w:p>
+      <w:r>
+        <w:t>Demonstrate Label Quality, reduce support deliberately and check individual reasoning before discussing answers.</w:t>
+      </w:r>
+    </w:p>
+    <w:p>
       <w:pPr>
         <w:pStyle w:val="Heading3"/>
       </w:pPr>
       <w:r>
-        <w:t>Demonstrate and guide practice</w:t>
+        <w:t>Board sequence</w:t>
       </w:r>
     </w:p>
     <w:p>
@@ -1195,55 +2502,245 @@
         <w:pStyle w:val="Heading3"/>
       </w:pPr>
       <w:r>
-        <w:t>Board sequence</w:t>
-      </w:r>
-    </w:p>
-    <w:p>
-      <w:r>
-        <w:t>Write the given facts: Two annotators disagree on three of ten leaves, especially mild spotting.</w:t>
-      </w:r>
-    </w:p>
-    <w:p>
-      <w:r>
+        <w:t>1. Put the facts on the board</w:t>
+      </w:r>
+    </w:p>
+    <w:p>
+      <w:pPr>
+        <w:spacing w:line="336" w:lineRule="auto" w:after="180"/>
+        <w:shd w:fill="F4F9FC"/>
+      </w:pPr>
+      <w:r>
+        <w:rPr>
+          <w:b w:val="0"/>
+        </w:rPr>
+        <w:t xml:space="preserve">Write the given facts: Two </w:t>
+      </w:r>
+      <w:r>
+        <w:rPr>
+          <w:b/>
+        </w:rPr>
+        <w:t>annotator</w:t>
+      </w:r>
+      <w:r>
+        <w:rPr>
+          <w:b w:val="0"/>
+        </w:rPr>
+        <w:t>s disagree on three of ten leaves, especially mild spotting.</w:t>
+      </w:r>
+    </w:p>
+    <w:p>
+      <w:pPr>
+        <w:pStyle w:val="Heading3"/>
+      </w:pPr>
+      <w:r>
+        <w:t>2. State the decision to explain</w:t>
+      </w:r>
+    </w:p>
+    <w:p>
+      <w:pPr>
+        <w:spacing w:line="336" w:lineRule="auto" w:after="180"/>
+        <w:shd w:fill="F4F9FC"/>
+      </w:pPr>
+      <w:r>
+        <w:rPr>
+          <w:b w:val="0"/>
+        </w:rPr>
         <w:t>Write the question to explain: Improve label quality.</w:t>
       </w:r>
     </w:p>
     <w:p>
-      <w:r>
-        <w:t>Reveal after predictions: Define spotting operationally, inspect disagreement, use appropriate adjudication and document ambiguity. Agreement is 7/10, but agreement is not proof of truth.</w:t>
-      </w:r>
-    </w:p>
-    <w:p>
-      <w:r>
-        <w:t>Keep for an independent attempt: Two labelers assign different species to the same image. Should you silently pick the label that helps the model score? Describe a better process.</w:t>
-      </w:r>
-    </w:p>
-    <w:p>
       <w:pPr>
         <w:pStyle w:val="Heading3"/>
       </w:pPr>
       <w:r>
+        <w:t>3. Reveal the worked reasoning</w:t>
+      </w:r>
+    </w:p>
+    <w:p>
+      <w:pPr>
+        <w:spacing w:line="336" w:lineRule="auto" w:after="180"/>
+        <w:shd w:fill="F1F6FC"/>
+      </w:pPr>
+      <w:r>
+        <w:rPr>
+          <w:b w:val="0"/>
+        </w:rPr>
+        <w:t xml:space="preserve">Reveal after </w:t>
+      </w:r>
+      <w:r>
+        <w:rPr>
+          <w:b/>
+        </w:rPr>
+        <w:t>prediction</w:t>
+      </w:r>
+      <w:r>
+        <w:rPr>
+          <w:b w:val="0"/>
+        </w:rPr>
+        <w:t>s: Define spotting operationally, inspect dis</w:t>
+      </w:r>
+      <w:r>
+        <w:rPr>
+          <w:b/>
+        </w:rPr>
+        <w:t>agreement</w:t>
+      </w:r>
+      <w:r>
+        <w:rPr>
+          <w:b w:val="0"/>
+        </w:rPr>
+        <w:t xml:space="preserve">, use appropriate </w:t>
+      </w:r>
+      <w:r>
+        <w:rPr>
+          <w:b/>
+        </w:rPr>
+        <w:t>adjudication</w:t>
+      </w:r>
+      <w:r>
+        <w:rPr>
+          <w:b w:val="0"/>
+        </w:rPr>
+        <w:t xml:space="preserve"> and document ambiguity. </w:t>
+      </w:r>
+      <w:r>
+        <w:rPr>
+          <w:b/>
+        </w:rPr>
+        <w:t>Agreement</w:t>
+      </w:r>
+      <w:r>
+        <w:rPr>
+          <w:b w:val="0"/>
+        </w:rPr>
+        <w:t xml:space="preserve"> is 7/10, but </w:t>
+      </w:r>
+      <w:r>
+        <w:rPr>
+          <w:b/>
+        </w:rPr>
+        <w:t>agreement</w:t>
+      </w:r>
+      <w:r>
+        <w:rPr>
+          <w:b w:val="0"/>
+        </w:rPr>
+        <w:t xml:space="preserve"> is not proof of truth.</w:t>
+      </w:r>
+    </w:p>
+    <w:p>
+      <w:pPr>
+        <w:pStyle w:val="Heading3"/>
+      </w:pPr>
+      <w:r>
+        <w:t>Hold back the independent task</w:t>
+      </w:r>
+    </w:p>
+    <w:p>
+      <w:pPr>
+        <w:spacing w:line="336" w:lineRule="auto" w:after="180"/>
+        <w:shd w:fill="FFF5E6"/>
+      </w:pPr>
+      <w:r>
+        <w:rPr>
+          <w:b w:val="0"/>
+        </w:rPr>
+        <w:t xml:space="preserve">Keep for an independent attempt: Two labelers assign different species to the same image. Should you silently pick the label that helps the model score? Describe a better </w:t>
+      </w:r>
+      <w:r>
+        <w:rPr>
+          <w:b/>
+        </w:rPr>
+        <w:t>process</w:t>
+      </w:r>
+      <w:r>
+        <w:rPr>
+          <w:b w:val="0"/>
+        </w:rPr>
+        <w:t>.</w:t>
+      </w:r>
+    </w:p>
+    <w:p>
+      <w:pPr>
+        <w:pStyle w:val="Heading3"/>
+      </w:pPr>
+      <w:r>
         <w:t>Classroom dialogue</w:t>
       </w:r>
     </w:p>
     <w:p>
-      <w:r>
+      <w:pPr>
+        <w:pStyle w:val="Heading3"/>
+      </w:pPr>
+      <w:r>
+        <w:t>Ask the class</w:t>
+      </w:r>
+    </w:p>
+    <w:p>
+      <w:pPr>
+        <w:spacing w:line="336" w:lineRule="auto" w:after="180"/>
+        <w:shd w:fill="F5F1FB"/>
+      </w:pPr>
+      <w:r>
+        <w:rPr>
+          <w:b w:val="0"/>
+        </w:rPr>
         <w:t>Ask: Which facts are given, and which would we have to assume? Learners mark relevant details before discussing answers.</w:t>
       </w:r>
     </w:p>
     <w:p>
-      <w:r>
+      <w:pPr>
+        <w:pStyle w:val="Heading3"/>
+      </w:pPr>
+      <w:r>
+        <w:t>Language to model</w:t>
+      </w:r>
+    </w:p>
+    <w:p>
+      <w:pPr>
+        <w:spacing w:line="336" w:lineRule="auto" w:after="180"/>
+        <w:shd w:fill="F1F6F8"/>
+      </w:pPr>
+      <w:r>
+        <w:rPr>
+          <w:b w:val="0"/>
+        </w:rPr>
         <w:t>Say: Predict first. Show the rule, information path or calculation that would produce the result. A correct guess is not yet an explanation.</w:t>
       </w:r>
     </w:p>
     <w:p>
-      <w:r>
+      <w:pPr>
+        <w:spacing w:line="336" w:lineRule="auto" w:after="180"/>
+      </w:pPr>
+      <w:r>
+        <w:rPr>
+          <w:b w:val="0"/>
+        </w:rPr>
         <w:t>Reveal reasoning one step at a time. Explain why a tempting alternative fails. Write units and denominators for arithmetic, trace conditions for decisions, and identify supporting sources for claims.</w:t>
       </w:r>
     </w:p>
     <w:p>
-      <w:r>
-        <w:t>In pairs, one learner solves while the other checks evidence; exchange roles. Remove the worked answer before independent assessment.</w:t>
+      <w:pPr>
+        <w:spacing w:line="336" w:lineRule="auto" w:after="180"/>
+      </w:pPr>
+      <w:r>
+        <w:rPr>
+          <w:b w:val="0"/>
+        </w:rPr>
+        <w:t xml:space="preserve">In pairs, one learner solves while the other checks </w:t>
+      </w:r>
+      <w:r>
+        <w:rPr>
+          <w:b/>
+        </w:rPr>
+        <w:t>evidence</w:t>
+      </w:r>
+      <w:r>
+        <w:rPr>
+          <w:b w:val="0"/>
+        </w:rPr>
+        <w:t>; exchange roles. Remove the worked answer before independent assessment.</w:t>
       </w:r>
     </w:p>
     <w:p>
@@ -1255,8 +2752,60 @@
       </w:r>
     </w:p>
     <w:p>
-      <w:r>
-        <w:t>Guided: B is blocked because touching counts; C stays review because the lane is partly hidden. Excluding C leaves the original pairs A, B and D: 2 matches out of 3, about 66.7 percent. Report the exclusion because this is a different subset from the four-item comparison, not newly correct labels. Exit: perfect agreement establishes matching labels on these items only. Both people can share a rule error. Check their labels against the boundary evidence and v1 before making a correctness claim.</w:t>
+      <w:pPr>
+        <w:spacing w:line="336" w:lineRule="auto" w:after="180"/>
+      </w:pPr>
+      <w:r>
+        <w:rPr>
+          <w:b w:val="0"/>
+        </w:rPr>
+        <w:t>Guided: B is blocked because touching counts; C stays review because the lane is partly hidden. Excluding C leaves the original pairs A, B and D: 2 matches out of 3, about 66.7 percent.</w:t>
+      </w:r>
+    </w:p>
+    <w:p>
+      <w:pPr>
+        <w:spacing w:line="336" w:lineRule="auto" w:after="180"/>
+      </w:pPr>
+      <w:r>
+        <w:rPr>
+          <w:b w:val="0"/>
+        </w:rPr>
+        <w:t xml:space="preserve">Report the exclusion because this is a different subset from the four-item comparison, not newly correct labels. Exit: perfect </w:t>
+      </w:r>
+      <w:r>
+        <w:rPr>
+          <w:b/>
+        </w:rPr>
+        <w:t>agreement</w:t>
+      </w:r>
+      <w:r>
+        <w:rPr>
+          <w:b w:val="0"/>
+        </w:rPr>
+        <w:t xml:space="preserve"> establishes matching labels on these items only. Both people can share a rule error.</w:t>
+      </w:r>
+    </w:p>
+    <w:p>
+      <w:pPr>
+        <w:spacing w:line="336" w:lineRule="auto" w:after="180"/>
+      </w:pPr>
+      <w:r>
+        <w:rPr>
+          <w:b w:val="0"/>
+        </w:rPr>
+        <w:t xml:space="preserve">Check their labels against the boundary </w:t>
+      </w:r>
+      <w:r>
+        <w:rPr>
+          <w:b/>
+        </w:rPr>
+        <w:t>evidence</w:t>
+      </w:r>
+      <w:r>
+        <w:rPr>
+          <w:b w:val="0"/>
+        </w:rPr>
+        <w:t xml:space="preserve"> and v1 before making a correctness claim.</w:t>
       </w:r>
     </w:p>
     <w:p>
@@ -1488,41 +3037,191 @@
       </w:r>
     </w:p>
     <w:p>
-      <w:r>
-        <w:t>Completion task: Explain the output 2 4 for A through D. State the fraction and percent, whether review is included, and why this is not model accuracy.</w:t>
-      </w:r>
-    </w:p>
-    <w:p>
-      <w:r>
-        <w:t>Teacher check: Two of four matched items have identical annotator labels: 2/4 or 50 percent. Review is included in this exact comparison. Neither annotator is established as a correct reference, and no model predictions are being scored.</w:t>
-      </w:r>
-    </w:p>
-    <w:p>
-      <w:r>
-        <w:t>Start by identifying the given inputs together. Leave the intermediate steps blank. If needed, model one step, then withdraw that help on the next step. Move to a full trace only when the partial trace is understood. For partners, alternate explainer and checker; collect a response from every learner before discussion.</w:t>
-      </w:r>
-    </w:p>
-    <w:p>
       <w:pPr>
         <w:pStyle w:val="Heading3"/>
       </w:pPr>
       <w:r>
+        <w:t>Completion practice</w:t>
+      </w:r>
+    </w:p>
+    <w:p>
+      <w:pPr>
+        <w:spacing w:line="336" w:lineRule="auto" w:after="180"/>
+        <w:shd w:fill="F5F1FB"/>
+      </w:pPr>
+      <w:r>
+        <w:rPr>
+          <w:b w:val="0"/>
+        </w:rPr>
+        <w:t xml:space="preserve">Completion task: Explain the </w:t>
+      </w:r>
+      <w:r>
+        <w:rPr>
+          <w:b/>
+        </w:rPr>
+        <w:t>output</w:t>
+      </w:r>
+      <w:r>
+        <w:rPr>
+          <w:b w:val="0"/>
+        </w:rPr>
+        <w:t xml:space="preserve"> 2 4 for A through D. State the fraction and percent, whether review is included, and why this is not model accuracy.</w:t>
+      </w:r>
+    </w:p>
+    <w:p>
+      <w:pPr>
+        <w:pStyle w:val="Heading3"/>
+      </w:pPr>
+      <w:r>
+        <w:t>Reasoning to listen for</w:t>
+      </w:r>
+    </w:p>
+    <w:p>
+      <w:pPr>
+        <w:spacing w:line="336" w:lineRule="auto" w:after="180"/>
+        <w:shd w:fill="F1F6FC"/>
+      </w:pPr>
+      <w:r>
+        <w:rPr>
+          <w:b w:val="0"/>
+        </w:rPr>
+        <w:t xml:space="preserve">Teacher check: Two of four matched items have identical </w:t>
+      </w:r>
+      <w:r>
+        <w:rPr>
+          <w:b/>
+        </w:rPr>
+        <w:t>annotator</w:t>
+      </w:r>
+      <w:r>
+        <w:rPr>
+          <w:b w:val="0"/>
+        </w:rPr>
+        <w:t xml:space="preserve"> labels: 2/4 or 50 percent. Review is included in this exact comparison.</w:t>
+      </w:r>
+    </w:p>
+    <w:p>
+      <w:pPr>
+        <w:spacing w:line="336" w:lineRule="auto" w:after="180"/>
+        <w:shd w:fill="F1F6FC"/>
+      </w:pPr>
+      <w:r>
+        <w:rPr>
+          <w:b w:val="0"/>
+        </w:rPr>
+        <w:t xml:space="preserve">Neither </w:t>
+      </w:r>
+      <w:r>
+        <w:rPr>
+          <w:b/>
+        </w:rPr>
+        <w:t>annotator</w:t>
+      </w:r>
+      <w:r>
+        <w:rPr>
+          <w:b w:val="0"/>
+        </w:rPr>
+        <w:t xml:space="preserve"> is established as a correct reference, and no model </w:t>
+      </w:r>
+      <w:r>
+        <w:rPr>
+          <w:b/>
+        </w:rPr>
+        <w:t>prediction</w:t>
+      </w:r>
+      <w:r>
+        <w:rPr>
+          <w:b w:val="0"/>
+        </w:rPr>
+        <w:t>s are being scored.</w:t>
+      </w:r>
+    </w:p>
+    <w:p>
+      <w:pPr>
+        <w:spacing w:line="336" w:lineRule="auto" w:after="180"/>
+      </w:pPr>
+      <w:r>
+        <w:rPr>
+          <w:b w:val="0"/>
+        </w:rPr>
+        <w:t xml:space="preserve">Start by identifying the given </w:t>
+      </w:r>
+      <w:r>
+        <w:rPr>
+          <w:b/>
+        </w:rPr>
+        <w:t>input</w:t>
+      </w:r>
+      <w:r>
+        <w:rPr>
+          <w:b w:val="0"/>
+        </w:rPr>
+        <w:t>s together. Leave the intermediate steps blank. If needed, model one step, then withdraw that help on the next step. Move to a full trace only when the partial trace is understood.</w:t>
+      </w:r>
+    </w:p>
+    <w:p>
+      <w:pPr>
+        <w:spacing w:line="336" w:lineRule="auto" w:after="180"/>
+      </w:pPr>
+      <w:r>
+        <w:rPr>
+          <w:b w:val="0"/>
+        </w:rPr>
+        <w:t>For partners, alternate explainer and checker; collect a response from every learner before discussion.</w:t>
+      </w:r>
+    </w:p>
+    <w:p>
+      <w:pPr>
+        <w:pStyle w:val="Heading3"/>
+      </w:pPr>
+      <w:r>
         <w:t>Individual reasoning check</w:t>
       </w:r>
     </w:p>
     <w:p>
-      <w:r>
-        <w:t>Use the worked case for Label definitions and disagreement. Proposed explanation: “Agreement is accuracy”. Decide whether this explanation is supported. Point to the step or supplied fact that decides; explain your repair if needed.</w:t>
-      </w:r>
-    </w:p>
-    <w:p>
-      <w:r>
-        <w:t>Expected correction: Agreement compares annotators. Accuracy would require predictions and an appropriate reference; shared mistakes can still match.</w:t>
-      </w:r>
-    </w:p>
-    <w:p>
-      <w:r>
-        <w:t>Collect explanations, not only yes/no votes. If a misunderstanding is common, re-model the relevant step for the class. If it affects a few learners, give a short targeted group explanation while others solve a more demanding variation.</w:t>
+      <w:pPr>
+        <w:spacing w:line="336" w:lineRule="auto" w:after="180"/>
+      </w:pPr>
+      <w:r>
+        <w:rPr>
+          <w:b w:val="0"/>
+        </w:rPr>
+        <w:t>Use the worked case for Label definitions and dis</w:t>
+      </w:r>
+      <w:r>
+        <w:rPr>
+          <w:b/>
+        </w:rPr>
+        <w:t>agreement</w:t>
+      </w:r>
+      <w:r>
+        <w:rPr>
+          <w:b w:val="0"/>
+        </w:rPr>
+        <w:t>. Proposed explanation: “</w:t>
+      </w:r>
+      <w:r>
+        <w:rPr>
+          <w:b/>
+        </w:rPr>
+        <w:t>Agreement</w:t>
+      </w:r>
+      <w:r>
+        <w:rPr>
+          <w:b w:val="0"/>
+        </w:rPr>
+        <w:t xml:space="preserve"> is accuracy”. Decide whether this explanation is supported.</w:t>
+      </w:r>
+    </w:p>
+    <w:p>
+      <w:pPr>
+        <w:spacing w:line="336" w:lineRule="auto" w:after="180"/>
+      </w:pPr>
+      <w:r>
+        <w:rPr>
+          <w:b w:val="0"/>
+        </w:rPr>
+        <w:t>Point to the step or supplied fact that decides; explain your repair if needed.</w:t>
       </w:r>
     </w:p>
     <w:p>
@@ -1530,12 +3229,132 @@
         <w:pStyle w:val="Heading3"/>
       </w:pPr>
       <w:r>
+        <w:t>Expected repair</w:t>
+      </w:r>
+    </w:p>
+    <w:p>
+      <w:pPr>
+        <w:spacing w:line="336" w:lineRule="auto" w:after="180"/>
+        <w:shd w:fill="F1F6FC"/>
+      </w:pPr>
+      <w:r>
+        <w:rPr>
+          <w:b w:val="0"/>
+        </w:rPr>
+        <w:t xml:space="preserve">Expected correction: </w:t>
+      </w:r>
+      <w:r>
+        <w:rPr>
+          <w:b/>
+        </w:rPr>
+        <w:t>Agreement</w:t>
+      </w:r>
+      <w:r>
+        <w:rPr>
+          <w:b w:val="0"/>
+        </w:rPr>
+        <w:t xml:space="preserve"> compares </w:t>
+      </w:r>
+      <w:r>
+        <w:rPr>
+          <w:b/>
+        </w:rPr>
+        <w:t>annotator</w:t>
+      </w:r>
+      <w:r>
+        <w:rPr>
+          <w:b w:val="0"/>
+        </w:rPr>
+        <w:t xml:space="preserve">s. Accuracy would require </w:t>
+      </w:r>
+      <w:r>
+        <w:rPr>
+          <w:b/>
+        </w:rPr>
+        <w:t>prediction</w:t>
+      </w:r>
+      <w:r>
+        <w:rPr>
+          <w:b w:val="0"/>
+        </w:rPr>
+        <w:t>s and an appropriate reference; shared mistakes can still match.</w:t>
+      </w:r>
+    </w:p>
+    <w:p>
+      <w:pPr>
+        <w:spacing w:line="336" w:lineRule="auto" w:after="180"/>
+      </w:pPr>
+      <w:r>
+        <w:rPr>
+          <w:b w:val="0"/>
+        </w:rPr>
+        <w:t>Collect explanations, not only yes/no votes. If a misunderstanding is common, re-model the relevant step for the class.</w:t>
+      </w:r>
+    </w:p>
+    <w:p>
+      <w:pPr>
+        <w:spacing w:line="336" w:lineRule="auto" w:after="180"/>
+      </w:pPr>
+      <w:r>
+        <w:rPr>
+          <w:b w:val="0"/>
+        </w:rPr>
+        <w:t>If it affects a few learners, give a short targeted group explanation while others solve a more demanding variation.</w:t>
+      </w:r>
+    </w:p>
+    <w:p>
+      <w:pPr>
+        <w:pStyle w:val="Heading3"/>
+      </w:pPr>
+      <w:r>
         <w:t>Pictorial practice question</w:t>
       </w:r>
     </w:p>
     <w:p>
-      <w:r>
-        <w:t>Why should two annotators not vote away Z’s missing evidence? Point to the relevant step in the picture, then write the changed result and the rule or evidence that supports it.</w:t>
+      <w:pPr>
+        <w:spacing w:line="336" w:lineRule="auto" w:after="180"/>
+      </w:pPr>
+      <w:r>
+        <w:rPr>
+          <w:b w:val="0"/>
+        </w:rPr>
+        <w:t xml:space="preserve">Why should two </w:t>
+      </w:r>
+      <w:r>
+        <w:rPr>
+          <w:b/>
+        </w:rPr>
+        <w:t>annotator</w:t>
+      </w:r>
+      <w:r>
+        <w:rPr>
+          <w:b w:val="0"/>
+        </w:rPr>
+        <w:t xml:space="preserve">s not vote away Z’s missing </w:t>
+      </w:r>
+      <w:r>
+        <w:rPr>
+          <w:b/>
+        </w:rPr>
+        <w:t>evidence</w:t>
+      </w:r>
+      <w:r>
+        <w:rPr>
+          <w:b w:val="0"/>
+        </w:rPr>
+        <w:t xml:space="preserve">? Point to the relevant step in the picture, then write the changed result and the rule or </w:t>
+      </w:r>
+      <w:r>
+        <w:rPr>
+          <w:b/>
+        </w:rPr>
+        <w:t>evidence</w:t>
+      </w:r>
+      <w:r>
+        <w:rPr>
+          <w:b w:val="0"/>
+        </w:rPr>
+        <w:t xml:space="preserve"> that supports it.</w:t>
       </w:r>
     </w:p>
     <w:p>
@@ -1547,18 +3366,137 @@
       </w:r>
     </w:p>
     <w:p>
-      <w:r>
-        <w:t>Agreement or a majority cannot reveal hidden tissue. Seek an adequate observation and preserve the review status until then. Changed-case check: Label the new observation healthy under the toy rule. The missing visual evidence is now supplied; the earlier uncertain image was not proof of health.</w:t>
-      </w:r>
-    </w:p>
-    <w:p>
-      <w:r>
-        <w:t>Changed-case reasoning: Label the new observation healthy under the toy rule. The missing visual evidence is now supplied; the earlier uncertain image was not proof of health.</w:t>
-      </w:r>
-    </w:p>
-    <w:p>
-      <w:r>
-        <w:t>Collect each learner’s explanation before discussion. Use the first missing connection between input, deciding step and result to choose support. This question is worked-case practice, not fresh mastery evidence.</w:t>
+      <w:pPr>
+        <w:spacing w:line="336" w:lineRule="auto" w:after="180"/>
+      </w:pPr>
+      <w:r>
+        <w:rPr>
+          <w:b/>
+        </w:rPr>
+        <w:t>Agreement</w:t>
+      </w:r>
+      <w:r>
+        <w:rPr>
+          <w:b w:val="0"/>
+        </w:rPr>
+        <w:t xml:space="preserve"> or a majority cannot reveal hidden tissue. Seek an adequate </w:t>
+      </w:r>
+      <w:r>
+        <w:rPr>
+          <w:b/>
+        </w:rPr>
+        <w:t>observation</w:t>
+      </w:r>
+      <w:r>
+        <w:rPr>
+          <w:b w:val="0"/>
+        </w:rPr>
+        <w:t xml:space="preserve"> and preserve the review status until then. Changed-case check: Label the new </w:t>
+      </w:r>
+      <w:r>
+        <w:rPr>
+          <w:b/>
+        </w:rPr>
+        <w:t>observation</w:t>
+      </w:r>
+      <w:r>
+        <w:rPr>
+          <w:b w:val="0"/>
+        </w:rPr>
+        <w:t xml:space="preserve"> healthy under the toy rule.</w:t>
+      </w:r>
+    </w:p>
+    <w:p>
+      <w:pPr>
+        <w:spacing w:line="336" w:lineRule="auto" w:after="180"/>
+      </w:pPr>
+      <w:r>
+        <w:rPr>
+          <w:b w:val="0"/>
+        </w:rPr>
+        <w:t xml:space="preserve">The missing visual </w:t>
+      </w:r>
+      <w:r>
+        <w:rPr>
+          <w:b/>
+        </w:rPr>
+        <w:t>evidence</w:t>
+      </w:r>
+      <w:r>
+        <w:rPr>
+          <w:b w:val="0"/>
+        </w:rPr>
+        <w:t xml:space="preserve"> is now supplied; the earlier uncertain image was not proof of health.</w:t>
+      </w:r>
+    </w:p>
+    <w:p>
+      <w:pPr>
+        <w:spacing w:line="336" w:lineRule="auto" w:after="180"/>
+      </w:pPr>
+      <w:r>
+        <w:rPr>
+          <w:b w:val="0"/>
+        </w:rPr>
+        <w:t xml:space="preserve">Changed-case reasoning: Label the new </w:t>
+      </w:r>
+      <w:r>
+        <w:rPr>
+          <w:b/>
+        </w:rPr>
+        <w:t>observation</w:t>
+      </w:r>
+      <w:r>
+        <w:rPr>
+          <w:b w:val="0"/>
+        </w:rPr>
+        <w:t xml:space="preserve"> healthy under the toy rule. The missing visual </w:t>
+      </w:r>
+      <w:r>
+        <w:rPr>
+          <w:b/>
+        </w:rPr>
+        <w:t>evidence</w:t>
+      </w:r>
+      <w:r>
+        <w:rPr>
+          <w:b w:val="0"/>
+        </w:rPr>
+        <w:t xml:space="preserve"> is now supplied; the earlier uncertain image was not proof of health.</w:t>
+      </w:r>
+    </w:p>
+    <w:p>
+      <w:pPr>
+        <w:spacing w:line="336" w:lineRule="auto" w:after="180"/>
+      </w:pPr>
+      <w:r>
+        <w:rPr>
+          <w:b w:val="0"/>
+        </w:rPr>
+        <w:t xml:space="preserve">Collect each learner’s explanation before discussion. Use the first missing connection between </w:t>
+      </w:r>
+      <w:r>
+        <w:rPr>
+          <w:b/>
+        </w:rPr>
+        <w:t>input</w:t>
+      </w:r>
+      <w:r>
+        <w:rPr>
+          <w:b w:val="0"/>
+        </w:rPr>
+        <w:t xml:space="preserve">, deciding step and result to choose support. This question is worked-case practice, not fresh mastery </w:t>
+      </w:r>
+      <w:r>
+        <w:rPr>
+          <w:b/>
+        </w:rPr>
+        <w:t>evidence</w:t>
+      </w:r>
+      <w:r>
+        <w:rPr>
+          <w:b w:val="0"/>
+        </w:rPr>
+        <w:t>.</w:t>
       </w:r>
     </w:p>
     <w:p>
@@ -1570,54 +3508,145 @@
       </w:r>
     </w:p>
     <w:p>
+      <w:r>
+        <w:t>Run the Label Quality investigation and use the first unsupported step to choose a teaching response.</w:t>
+      </w:r>
+    </w:p>
+    <w:p>
+      <w:pPr>
+        <w:spacing w:line="336" w:lineRule="auto" w:after="180"/>
+      </w:pPr>
+      <w:r>
+        <w:rPr>
+          <w:b w:val="0"/>
+        </w:rPr>
+        <w:t>Keep the test conditions fixed, record every result, and change only one planned factor.</w:t>
+      </w:r>
+    </w:p>
+    <w:p>
+      <w:pPr>
+        <w:spacing w:line="336" w:lineRule="auto" w:after="180"/>
+        <w:shd w:fill="F4F9FC"/>
+      </w:pPr>
+      <w:r>
+        <w:rPr>
+          <w:b w:val="0"/>
+        </w:rPr>
+        <w:t xml:space="preserve">1. Write the hypothesis and expected </w:t>
+      </w:r>
+      <w:r>
+        <w:rPr>
+          <w:b/>
+        </w:rPr>
+        <w:t>evidence</w:t>
+      </w:r>
+      <w:r>
+        <w:rPr>
+          <w:b w:val="0"/>
+        </w:rPr>
+        <w:t xml:space="preserve"> before running.</w:t>
+      </w:r>
+    </w:p>
+    <w:p>
+      <w:pPr>
+        <w:spacing w:line="336" w:lineRule="auto" w:after="180"/>
+        <w:shd w:fill="F4F9FC"/>
+      </w:pPr>
+      <w:r>
+        <w:rPr>
+          <w:b w:val="0"/>
+        </w:rPr>
+        <w:t xml:space="preserve">2. Label Lab: independently label twenty cards, compute </w:t>
+      </w:r>
+      <w:r>
+        <w:rPr>
+          <w:b/>
+        </w:rPr>
+        <w:t>agreement</w:t>
+      </w:r>
+      <w:r>
+        <w:rPr>
+          <w:b w:val="0"/>
+        </w:rPr>
+        <w:t>, cluster dis</w:t>
+      </w:r>
+      <w:r>
+        <w:rPr>
+          <w:b/>
+        </w:rPr>
+        <w:t>agreement</w:t>
+      </w:r>
+      <w:r>
+        <w:rPr>
+          <w:b w:val="0"/>
+        </w:rPr>
+        <w:t>s, revise one rule, and repeat.</w:t>
+      </w:r>
+    </w:p>
+    <w:p>
+      <w:pPr>
+        <w:spacing w:line="336" w:lineRule="auto" w:after="180"/>
+        <w:shd w:fill="F4F9FC"/>
+      </w:pPr>
+      <w:r>
+        <w:rPr>
+          <w:b w:val="0"/>
+        </w:rPr>
+        <w:t>3. Run one normal, one boundary, one missing, and one shifted case.</w:t>
+      </w:r>
+    </w:p>
+    <w:p>
+      <w:pPr>
+        <w:spacing w:line="336" w:lineRule="auto" w:after="180"/>
+        <w:shd w:fill="F4F9FC"/>
+      </w:pPr>
+      <w:r>
+        <w:rPr>
+          <w:b w:val="0"/>
+        </w:rPr>
+        <w:t>4. Calculate the metric from raw counts or row-level errors.</w:t>
+      </w:r>
+    </w:p>
+    <w:p>
+      <w:pPr>
+        <w:spacing w:line="336" w:lineRule="auto" w:after="180"/>
+        <w:shd w:fill="F4F9FC"/>
+      </w:pPr>
+      <w:r>
+        <w:rPr>
+          <w:b w:val="0"/>
+        </w:rPr>
+        <w:t>5. Interpret what changed, what did not, and what remains unsafe or unknown.</w:t>
+      </w:r>
+    </w:p>
+    <w:p>
       <w:pPr>
         <w:pStyle w:val="Heading3"/>
       </w:pPr>
       <w:r>
-        <w:t>Run the weekly evidence lab</w:t>
-      </w:r>
-    </w:p>
-    <w:p>
-      <w:r>
-        <w:t>Keep the test conditions fixed, record every result, and change only one planned factor.</w:t>
-      </w:r>
-    </w:p>
-    <w:p>
-      <w:r>
-        <w:t>1. Write the hypothesis and expected evidence before running.</w:t>
-      </w:r>
-    </w:p>
-    <w:p>
-      <w:r>
-        <w:t>2. Label Lab: independently label twenty cards, compute agreement, cluster disagreements, revise one rule, and repeat.</w:t>
-      </w:r>
-    </w:p>
-    <w:p>
-      <w:r>
-        <w:t>3. Run one normal, one boundary, one missing, and one shifted case.</w:t>
-      </w:r>
-    </w:p>
-    <w:p>
-      <w:r>
-        <w:t>4. Calculate the metric from raw counts or row-level errors.</w:t>
-      </w:r>
-    </w:p>
-    <w:p>
-      <w:r>
-        <w:t>5. Interpret what changed, what did not, and what remains unsafe or unknown.</w:t>
-      </w:r>
-    </w:p>
-    <w:p>
-      <w:pPr>
-        <w:pStyle w:val="Heading3"/>
-      </w:pPr>
-      <w:r>
         <w:t>Make the lab runnable</w:t>
       </w:r>
     </w:p>
     <w:p>
-      <w:r>
-        <w:t>Use the concrete case as the shared normal case and the independent question as a second case. Each pair creates a boundary or missing-information case and predicts its result before testing. Keep the expected result separate from an observed mistake.</w:t>
+      <w:pPr>
+        <w:spacing w:line="336" w:lineRule="auto" w:after="180"/>
+      </w:pPr>
+      <w:r>
+        <w:rPr>
+          <w:b w:val="0"/>
+        </w:rPr>
+        <w:t>Use the concrete case as the shared normal case and the independent question as a second case. Each pair creates a boundary or missing-information case and predicts its result before testing.</w:t>
+      </w:r>
+    </w:p>
+    <w:p>
+      <w:pPr>
+        <w:spacing w:line="336" w:lineRule="auto" w:after="180"/>
+      </w:pPr>
+      <w:r>
+        <w:rPr>
+          <w:b w:val="0"/>
+        </w:rPr>
+        <w:t>Keep the expected result separate from an observed mistake.</w:t>
       </w:r>
     </w:p>
     <w:tbl>
@@ -1775,13 +3804,36 @@
       </w:r>
     </w:p>
     <w:p>
-      <w:r>
+      <w:pPr>
+        <w:spacing w:line="336" w:lineRule="auto" w:after="180"/>
+      </w:pPr>
+      <w:r>
+        <w:rPr>
+          <w:b w:val="0"/>
+        </w:rPr>
         <w:t>MISCONCEPTION TO REPAIR The model can learn the correct concept even when people label the same example differently.</w:t>
       </w:r>
     </w:p>
     <w:p>
-      <w:r>
-        <w:t>For guessing, return to given facts and request a trace. For vocabulary without application, use one example and one non-example. For arithmetic errors, check the setup before the calculation. Finish with a different uncoached case before recording mastery.</w:t>
+      <w:pPr>
+        <w:spacing w:line="336" w:lineRule="auto" w:after="180"/>
+      </w:pPr>
+      <w:r>
+        <w:rPr>
+          <w:b w:val="0"/>
+        </w:rPr>
+        <w:t>For guessing, return to given facts and request a trace. For vocabulary without application, use one example and one non-example. For arithmetic errors, check the setup before the calculation.</w:t>
+      </w:r>
+    </w:p>
+    <w:p>
+      <w:pPr>
+        <w:spacing w:line="336" w:lineRule="auto" w:after="180"/>
+      </w:pPr>
+      <w:r>
+        <w:rPr>
+          <w:b w:val="0"/>
+        </w:rPr>
+        <w:t>Finish with a different uncoached case before recording mastery.</w:t>
       </w:r>
     </w:p>
     <w:p>
@@ -1793,18 +3845,102 @@
       </w:r>
     </w:p>
     <w:p>
-      <w:r>
-        <w:t>Agreement is accuracy: Agreement compares annotators. Accuracy would require predictions and an appropriate reference; shared mistakes can still match.</w:t>
-      </w:r>
-    </w:p>
-    <w:p>
-      <w:r>
-        <w:t>Review means clear: Review preserves insufficient evidence. It is neither a negative label nor proof of a physical condition.</w:t>
-      </w:r>
-    </w:p>
-    <w:p>
-      <w:r>
-        <w:t>Voting removes uncertainty: Votes may select a decision policy but cannot create missing evidence. Preserve unresolved cases and document the policy.</w:t>
+      <w:pPr>
+        <w:spacing w:line="336" w:lineRule="auto" w:after="180"/>
+      </w:pPr>
+      <w:r>
+        <w:rPr>
+          <w:b/>
+        </w:rPr>
+        <w:t>Agreement</w:t>
+      </w:r>
+      <w:r>
+        <w:rPr>
+          <w:b w:val="0"/>
+        </w:rPr>
+        <w:t xml:space="preserve"> is accuracy: </w:t>
+      </w:r>
+      <w:r>
+        <w:rPr>
+          <w:b/>
+        </w:rPr>
+        <w:t>Agreement</w:t>
+      </w:r>
+      <w:r>
+        <w:rPr>
+          <w:b w:val="0"/>
+        </w:rPr>
+        <w:t xml:space="preserve"> compares </w:t>
+      </w:r>
+      <w:r>
+        <w:rPr>
+          <w:b/>
+        </w:rPr>
+        <w:t>annotator</w:t>
+      </w:r>
+      <w:r>
+        <w:rPr>
+          <w:b w:val="0"/>
+        </w:rPr>
+        <w:t xml:space="preserve">s. Accuracy would require </w:t>
+      </w:r>
+      <w:r>
+        <w:rPr>
+          <w:b/>
+        </w:rPr>
+        <w:t>prediction</w:t>
+      </w:r>
+      <w:r>
+        <w:rPr>
+          <w:b w:val="0"/>
+        </w:rPr>
+        <w:t>s and an appropriate reference; shared mistakes can still match.</w:t>
+      </w:r>
+    </w:p>
+    <w:p>
+      <w:pPr>
+        <w:spacing w:line="336" w:lineRule="auto" w:after="180"/>
+      </w:pPr>
+      <w:r>
+        <w:rPr>
+          <w:b w:val="0"/>
+        </w:rPr>
+        <w:t xml:space="preserve">Review means clear: Review preserves insufficient </w:t>
+      </w:r>
+      <w:r>
+        <w:rPr>
+          <w:b/>
+        </w:rPr>
+        <w:t>evidence</w:t>
+      </w:r>
+      <w:r>
+        <w:rPr>
+          <w:b w:val="0"/>
+        </w:rPr>
+        <w:t>. It is neither a negative label nor proof of a physical condition.</w:t>
+      </w:r>
+    </w:p>
+    <w:p>
+      <w:pPr>
+        <w:spacing w:line="336" w:lineRule="auto" w:after="180"/>
+      </w:pPr>
+      <w:r>
+        <w:rPr>
+          <w:b w:val="0"/>
+        </w:rPr>
+        <w:t xml:space="preserve">Voting removes uncertainty: Votes may select a decision policy but cannot create missing </w:t>
+      </w:r>
+      <w:r>
+        <w:rPr>
+          <w:b/>
+        </w:rPr>
+        <w:t>evidence</w:t>
+      </w:r>
+      <w:r>
+        <w:rPr>
+          <w:b w:val="0"/>
+        </w:rPr>
+        <w:t>. Preserve unresolved cases and document the policy.</w:t>
       </w:r>
     </w:p>
     <w:p>
@@ -1962,8 +4098,25 @@
       </w:tr>
     </w:tbl>
     <w:p>
-      <w:r>
-        <w:t>Offer an oral explanation, drawing, enlarged visual or fewer examples when that removes a reading/writing barrier. Keep the same reasoning goal. Stretch secure learners by changing a boundary or assumption and asking them to defend the effect, not simply by assigning more of the same questions.</w:t>
+      <w:pPr>
+        <w:spacing w:line="336" w:lineRule="auto" w:after="180"/>
+      </w:pPr>
+      <w:r>
+        <w:rPr>
+          <w:b w:val="0"/>
+        </w:rPr>
+        <w:t>Offer an oral explanation, drawing, enlarged visual or fewer examples when that removes a reading/writing barrier. Keep the same reasoning goal.</w:t>
+      </w:r>
+    </w:p>
+    <w:p>
+      <w:pPr>
+        <w:spacing w:line="336" w:lineRule="auto" w:after="180"/>
+      </w:pPr>
+      <w:r>
+        <w:rPr>
+          <w:b w:val="0"/>
+        </w:rPr>
+        <w:t>Stretch secure learners by changing a boundary or assumption and asking them to defend the effect, not simply by assigning more of the same questions.</w:t>
       </w:r>
     </w:p>
     <w:p>
@@ -1975,11 +4128,16 @@
       </w:r>
     </w:p>
     <w:p>
+      <w:r>
+        <w:t>Use the Label Quality questions, teacher keys and criteria after the relevant attempts. Previously discussed cases are practice; protect the separately selected independent task.</w:t>
+      </w:r>
+    </w:p>
+    <w:p>
       <w:pPr>
         <w:pStyle w:val="Heading3"/>
       </w:pPr>
       <w:r>
-        <w:t>Assess and explain the answers</w:t>
+        <w:t>Worked case answer</w:t>
       </w:r>
     </w:p>
     <w:p>
@@ -1987,12 +4145,67 @@
         <w:pStyle w:val="Heading3"/>
       </w:pPr>
       <w:r>
-        <w:t>Worked case answer</w:t>
-      </w:r>
-    </w:p>
-    <w:p>
-      <w:r>
-        <w:t>Define spotting operationally, inspect disagreement, use appropriate adjudication and document ambiguity. Agreement is 7/10, but agreement is not proof of truth.</w:t>
+        <w:t>Teacher key · Worked case answer</w:t>
+      </w:r>
+    </w:p>
+    <w:p>
+      <w:pPr>
+        <w:spacing w:line="336" w:lineRule="auto" w:after="180"/>
+        <w:shd w:fill="F1F6FC"/>
+      </w:pPr>
+      <w:r>
+        <w:rPr>
+          <w:b w:val="0"/>
+        </w:rPr>
+        <w:t>Define spotting operationally, inspect dis</w:t>
+      </w:r>
+      <w:r>
+        <w:rPr>
+          <w:b/>
+        </w:rPr>
+        <w:t>agreement</w:t>
+      </w:r>
+      <w:r>
+        <w:rPr>
+          <w:b w:val="0"/>
+        </w:rPr>
+        <w:t xml:space="preserve">, use appropriate </w:t>
+      </w:r>
+      <w:r>
+        <w:rPr>
+          <w:b/>
+        </w:rPr>
+        <w:t>adjudication</w:t>
+      </w:r>
+      <w:r>
+        <w:rPr>
+          <w:b w:val="0"/>
+        </w:rPr>
+        <w:t xml:space="preserve"> and document ambiguity. </w:t>
+      </w:r>
+      <w:r>
+        <w:rPr>
+          <w:b/>
+        </w:rPr>
+        <w:t>Agreement</w:t>
+      </w:r>
+      <w:r>
+        <w:rPr>
+          <w:b w:val="0"/>
+        </w:rPr>
+        <w:t xml:space="preserve"> is 7/10, but </w:t>
+      </w:r>
+      <w:r>
+        <w:rPr>
+          <w:b/>
+        </w:rPr>
+        <w:t>agreement</w:t>
+      </w:r>
+      <w:r>
+        <w:rPr>
+          <w:b w:val="0"/>
+        </w:rPr>
+        <w:t xml:space="preserve"> is not proof of truth.</w:t>
       </w:r>
     </w:p>
     <w:p>
@@ -2004,21 +4217,75 @@
       </w:r>
     </w:p>
     <w:p>
-      <w:r>
-        <w:t>Two labelers assign different species to the same image. Should you silently pick the label that helps the model score? Describe a better process.</w:t>
-      </w:r>
-    </w:p>
-    <w:p>
       <w:pPr>
         <w:pStyle w:val="Heading3"/>
       </w:pPr>
       <w:r>
+        <w:t>Independent question · withhold the key</w:t>
+      </w:r>
+    </w:p>
+    <w:p>
+      <w:pPr>
+        <w:spacing w:line="336" w:lineRule="auto" w:after="180"/>
+        <w:shd w:fill="F5F1FB"/>
+      </w:pPr>
+      <w:r>
+        <w:rPr>
+          <w:b w:val="0"/>
+        </w:rPr>
+        <w:t xml:space="preserve">Two labelers assign different species to the same image. Should you silently pick the label that helps the model score? Describe a better </w:t>
+      </w:r>
+      <w:r>
+        <w:rPr>
+          <w:b/>
+        </w:rPr>
+        <w:t>process</w:t>
+      </w:r>
+      <w:r>
+        <w:rPr>
+          <w:b w:val="0"/>
+        </w:rPr>
+        <w:t>.</w:t>
+      </w:r>
+    </w:p>
+    <w:p>
+      <w:pPr>
+        <w:pStyle w:val="Heading3"/>
+      </w:pPr>
+      <w:r>
         <w:t>Expected independent answer</w:t>
       </w:r>
     </w:p>
     <w:p>
-      <w:r>
-        <w:t>Review the labeling rule and evidence, resolve or mark uncertainty, and document the decision independently of model performance.</w:t>
+      <w:pPr>
+        <w:pStyle w:val="Heading3"/>
+      </w:pPr>
+      <w:r>
+        <w:t>Teacher key · Expected independent answer</w:t>
+      </w:r>
+    </w:p>
+    <w:p>
+      <w:pPr>
+        <w:spacing w:line="336" w:lineRule="auto" w:after="180"/>
+        <w:shd w:fill="F1F6FC"/>
+      </w:pPr>
+      <w:r>
+        <w:rPr>
+          <w:b w:val="0"/>
+        </w:rPr>
+        <w:t xml:space="preserve">Review the labeling rule and </w:t>
+      </w:r>
+      <w:r>
+        <w:rPr>
+          <w:b/>
+        </w:rPr>
+        <w:t>evidence</w:t>
+      </w:r>
+      <w:r>
+        <w:rPr>
+          <w:b w:val="0"/>
+        </w:rPr>
+        <w:t>, resolve or mark uncertainty, and document the decision independently of model performance.</w:t>
       </w:r>
     </w:p>
     <w:p>
@@ -2256,8 +4523,25 @@
       </w:tr>
     </w:tbl>
     <w:p>
-      <w:r>
-        <w:t>Use 6/8 as a classroom checkpoint, with 2 required for both Result and Reasoning. This is a proposed teaching rule, not a validated certification threshold. Do not count a coached answer as independent mastery; correct unsafe or unsupported claims regardless of total.</w:t>
+      <w:pPr>
+        <w:spacing w:line="336" w:lineRule="auto" w:after="180"/>
+      </w:pPr>
+      <w:r>
+        <w:rPr>
+          <w:b w:val="0"/>
+        </w:rPr>
+        <w:t>Use 6/8 as a classroom checkpoint, with 2 required for both Result and Reasoning. This is a proposed teaching rule, not a validated certification threshold.</w:t>
+      </w:r>
+    </w:p>
+    <w:p>
+      <w:pPr>
+        <w:spacing w:line="336" w:lineRule="auto" w:after="180"/>
+      </w:pPr>
+      <w:r>
+        <w:rPr>
+          <w:b w:val="0"/>
+        </w:rPr>
+        <w:t>Do not count a coached answer as independent mastery; correct unsafe or unsupported claims regardless of total.</w:t>
       </w:r>
     </w:p>
     <w:p>
@@ -2269,8 +4553,26 @@
       </w:r>
     </w:p>
     <w:p>
-      <w:r>
-        <w:t>Ask the learner to find the evidence that challenges this claim: “The most useful label is whichever makes evaluation accuracy highest.” Keep the first attempt and an uncoached retry separate.</w:t>
+      <w:pPr>
+        <w:spacing w:line="336" w:lineRule="auto" w:after="180"/>
+      </w:pPr>
+      <w:r>
+        <w:rPr>
+          <w:b w:val="0"/>
+        </w:rPr>
+        <w:t xml:space="preserve">Ask the learner to find the </w:t>
+      </w:r>
+      <w:r>
+        <w:rPr>
+          <w:b/>
+        </w:rPr>
+        <w:t>evidence</w:t>
+      </w:r>
+      <w:r>
+        <w:rPr>
+          <w:b w:val="0"/>
+        </w:rPr>
+        <w:t xml:space="preserve"> that challenges this claim: “The most useful label is whichever makes evaluation accuracy highest.” Keep the first attempt and an uncoached retry separate.</w:t>
       </w:r>
     </w:p>
     <w:p>
@@ -2282,15 +4584,96 @@
       </w:r>
     </w:p>
     <w:p>
-      <w:r>
-        <w:t>Agreement=80%. Shared misunderstanding can produce agreement on wrong labels. Clarify spotting criteria, inspect disputed and agreed examples, use appropriate adjudication and record ambiguity. Do not treat majority agreement alone as ground truth.</w:t>
-      </w:r>
-    </w:p>
-    <w:p>
       <w:pPr>
         <w:pStyle w:val="Heading3"/>
       </w:pPr>
       <w:r>
+        <w:t>Teacher key · Original transfer answer</w:t>
+      </w:r>
+    </w:p>
+    <w:p>
+      <w:pPr>
+        <w:spacing w:line="336" w:lineRule="auto" w:after="180"/>
+        <w:shd w:fill="F1F6FC"/>
+      </w:pPr>
+      <w:r>
+        <w:rPr>
+          <w:b/>
+        </w:rPr>
+        <w:t>Agreement</w:t>
+      </w:r>
+      <w:r>
+        <w:rPr>
+          <w:b w:val="0"/>
+        </w:rPr>
+        <w:t>=</w:t>
+      </w:r>
+      <w:r>
+        <w:rPr>
+          <w:b/>
+        </w:rPr>
+        <w:t>80%</w:t>
+      </w:r>
+      <w:r>
+        <w:rPr>
+          <w:b w:val="0"/>
+        </w:rPr>
+        <w:t xml:space="preserve">. Shared misunderstanding can produce </w:t>
+      </w:r>
+      <w:r>
+        <w:rPr>
+          <w:b/>
+        </w:rPr>
+        <w:t>agreement</w:t>
+      </w:r>
+      <w:r>
+        <w:rPr>
+          <w:b w:val="0"/>
+        </w:rPr>
+        <w:t xml:space="preserve"> on wrong labels. Clarify spotting criteria, inspect disputed and agreed examples, use appropriate </w:t>
+      </w:r>
+      <w:r>
+        <w:rPr>
+          <w:b/>
+        </w:rPr>
+        <w:t>adjudication</w:t>
+      </w:r>
+      <w:r>
+        <w:rPr>
+          <w:b w:val="0"/>
+        </w:rPr>
+        <w:t xml:space="preserve"> and record ambiguity.</w:t>
+      </w:r>
+    </w:p>
+    <w:p>
+      <w:pPr>
+        <w:spacing w:line="336" w:lineRule="auto" w:after="180"/>
+        <w:shd w:fill="F1F6FC"/>
+      </w:pPr>
+      <w:r>
+        <w:rPr>
+          <w:b w:val="0"/>
+        </w:rPr>
+        <w:t xml:space="preserve">Do not treat majority </w:t>
+      </w:r>
+      <w:r>
+        <w:rPr>
+          <w:b/>
+        </w:rPr>
+        <w:t>agreement</w:t>
+      </w:r>
+      <w:r>
+        <w:rPr>
+          <w:b w:val="0"/>
+        </w:rPr>
+        <w:t xml:space="preserve"> alone as ground truth.</w:t>
+      </w:r>
+    </w:p>
+    <w:p>
+      <w:pPr>
+        <w:pStyle w:val="Heading3"/>
+      </w:pPr>
+      <w:r>
         <w:t>Explanations for the additional workbook examples</w:t>
       </w:r>
     </w:p>
@@ -2303,111 +4686,543 @@
       </w:r>
     </w:p>
     <w:p>
-      <w:r>
-        <w:t>Under rule v1, label a wheel touching the boundary, an object entirely outside a fully visible lane, and a partly hidden lane. Explain the evidence for each.</w:t>
-      </w:r>
-    </w:p>
-    <w:p>
-      <w:r>
-        <w:t>Touching is blocked. An object entirely outside is clear only when all objects are outside and the entire lane is visible. A partly hidden lane requires review because clear cannot be established from the available description.</w:t>
-      </w:r>
-    </w:p>
-    <w:p>
       <w:pPr>
         <w:pStyle w:val="Heading3"/>
       </w:pPr>
       <w:r>
+        <w:t>Workbook question · W1</w:t>
+      </w:r>
+    </w:p>
+    <w:p>
+      <w:pPr>
+        <w:spacing w:line="336" w:lineRule="auto" w:after="180"/>
+        <w:shd w:fill="F5F1FB"/>
+      </w:pPr>
+      <w:r>
+        <w:rPr>
+          <w:b w:val="0"/>
+        </w:rPr>
+        <w:t xml:space="preserve">Under rule v1, label a wheel touching the boundary, an object entirely outside a fully visible lane, and a partly hidden lane. Explain the </w:t>
+      </w:r>
+      <w:r>
+        <w:rPr>
+          <w:b/>
+        </w:rPr>
+        <w:t>evidence</w:t>
+      </w:r>
+      <w:r>
+        <w:rPr>
+          <w:b w:val="0"/>
+        </w:rPr>
+        <w:t xml:space="preserve"> for each.</w:t>
+      </w:r>
+    </w:p>
+    <w:p>
+      <w:pPr>
+        <w:pStyle w:val="Heading3"/>
+      </w:pPr>
+      <w:r>
+        <w:t>Teacher reasoning · W1</w:t>
+      </w:r>
+    </w:p>
+    <w:p>
+      <w:pPr>
+        <w:spacing w:line="336" w:lineRule="auto" w:after="180"/>
+        <w:shd w:fill="F1F6FC"/>
+      </w:pPr>
+      <w:r>
+        <w:rPr>
+          <w:b w:val="0"/>
+        </w:rPr>
+        <w:t>Touching is blocked. An object entirely outside is clear only when all objects are outside and the entire lane is visible.</w:t>
+      </w:r>
+    </w:p>
+    <w:p>
+      <w:pPr>
+        <w:spacing w:line="336" w:lineRule="auto" w:after="180"/>
+        <w:shd w:fill="F1F6FC"/>
+      </w:pPr>
+      <w:r>
+        <w:rPr>
+          <w:b w:val="0"/>
+        </w:rPr>
+        <w:t>A partly hidden lane requires review because clear cannot be established from the available description.</w:t>
+      </w:r>
+    </w:p>
+    <w:p>
+      <w:pPr>
+        <w:pStyle w:val="Heading3"/>
+      </w:pPr>
+      <w:r>
         <w:t>W2 Interpret agreement</w:t>
       </w:r>
     </w:p>
     <w:p>
-      <w:r>
-        <w:t>Explain the output 2 4 for A through D. State the fraction and percent, whether review is included, and why this is not model accuracy.</w:t>
-      </w:r>
-    </w:p>
-    <w:p>
-      <w:r>
-        <w:t>Two of four matched items have identical annotator labels: 2/4 or 50 percent. Review is included in this exact comparison. Neither annotator is established as a correct reference, and no model predictions are being scored.</w:t>
-      </w:r>
-    </w:p>
-    <w:p>
       <w:pPr>
         <w:pStyle w:val="Heading3"/>
       </w:pPr>
       <w:r>
+        <w:t>Workbook question · W2</w:t>
+      </w:r>
+    </w:p>
+    <w:p>
+      <w:pPr>
+        <w:spacing w:line="336" w:lineRule="auto" w:after="180"/>
+        <w:shd w:fill="F5F1FB"/>
+      </w:pPr>
+      <w:r>
+        <w:rPr>
+          <w:b w:val="0"/>
+        </w:rPr>
+        <w:t xml:space="preserve">Explain the </w:t>
+      </w:r>
+      <w:r>
+        <w:rPr>
+          <w:b/>
+        </w:rPr>
+        <w:t>output</w:t>
+      </w:r>
+      <w:r>
+        <w:rPr>
+          <w:b w:val="0"/>
+        </w:rPr>
+        <w:t xml:space="preserve"> 2 4 for A through D. State the fraction and percent, whether review is included, and why this is not model accuracy.</w:t>
+      </w:r>
+    </w:p>
+    <w:p>
+      <w:pPr>
+        <w:pStyle w:val="Heading3"/>
+      </w:pPr>
+      <w:r>
+        <w:t>Teacher reasoning · W2</w:t>
+      </w:r>
+    </w:p>
+    <w:p>
+      <w:pPr>
+        <w:spacing w:line="336" w:lineRule="auto" w:after="180"/>
+        <w:shd w:fill="F1F6FC"/>
+      </w:pPr>
+      <w:r>
+        <w:rPr>
+          <w:b w:val="0"/>
+        </w:rPr>
+        <w:t xml:space="preserve">Two of four matched items have identical </w:t>
+      </w:r>
+      <w:r>
+        <w:rPr>
+          <w:b/>
+        </w:rPr>
+        <w:t>annotator</w:t>
+      </w:r>
+      <w:r>
+        <w:rPr>
+          <w:b w:val="0"/>
+        </w:rPr>
+        <w:t xml:space="preserve"> labels: 2/4 or 50 percent. Review is included in this exact comparison. Neither </w:t>
+      </w:r>
+      <w:r>
+        <w:rPr>
+          <w:b/>
+        </w:rPr>
+        <w:t>annotator</w:t>
+      </w:r>
+      <w:r>
+        <w:rPr>
+          <w:b w:val="0"/>
+        </w:rPr>
+        <w:t xml:space="preserve"> is established as a correct reference, and no model </w:t>
+      </w:r>
+      <w:r>
+        <w:rPr>
+          <w:b/>
+        </w:rPr>
+        <w:t>prediction</w:t>
+      </w:r>
+      <w:r>
+        <w:rPr>
+          <w:b w:val="0"/>
+        </w:rPr>
+        <w:t>s are being scored.</w:t>
+      </w:r>
+    </w:p>
+    <w:p>
+      <w:pPr>
+        <w:pStyle w:val="Heading3"/>
+      </w:pPr>
+      <w:r>
         <w:t>W3 Write a decision log</w:t>
       </w:r>
     </w:p>
     <w:p>
-      <w:r>
-        <w:t>For B and C, record original labels, visible evidence, rule version and reviewed decision. Explain why the original labels should remain available.</w:t>
-      </w:r>
-    </w:p>
-    <w:p>
-      <w:r>
-        <w:t>B: clear/blocked, wheel touches boundary, v1, blocked. C: review/clear, partly hidden lane, v1, unresolved review. Record the reviewer as well. Originals preserve the independent disagreement and let another person audit how a decision was made.</w:t>
-      </w:r>
-    </w:p>
-    <w:p>
       <w:pPr>
         <w:pStyle w:val="Heading3"/>
       </w:pPr>
       <w:r>
+        <w:t>Workbook question · W3</w:t>
+      </w:r>
+    </w:p>
+    <w:p>
+      <w:pPr>
+        <w:spacing w:line="336" w:lineRule="auto" w:after="180"/>
+        <w:shd w:fill="F5F1FB"/>
+      </w:pPr>
+      <w:r>
+        <w:rPr>
+          <w:b w:val="0"/>
+        </w:rPr>
+        <w:t xml:space="preserve">For B and C, record original labels, visible </w:t>
+      </w:r>
+      <w:r>
+        <w:rPr>
+          <w:b/>
+        </w:rPr>
+        <w:t>evidence</w:t>
+      </w:r>
+      <w:r>
+        <w:rPr>
+          <w:b w:val="0"/>
+        </w:rPr>
+        <w:t>, rule version and reviewed decision. Explain why the original labels should remain available.</w:t>
+      </w:r>
+    </w:p>
+    <w:p>
+      <w:pPr>
+        <w:pStyle w:val="Heading3"/>
+      </w:pPr>
+      <w:r>
+        <w:t>Teacher reasoning · W3</w:t>
+      </w:r>
+    </w:p>
+    <w:p>
+      <w:pPr>
+        <w:spacing w:line="336" w:lineRule="auto" w:after="180"/>
+        <w:shd w:fill="F1F6FC"/>
+      </w:pPr>
+      <w:r>
+        <w:rPr>
+          <w:b w:val="0"/>
+        </w:rPr>
+        <w:t>B: clear/blocked, wheel touches boundary, v1, blocked. C: review/clear, partly hidden lane, v1, unresolved review. Record the reviewer as well.</w:t>
+      </w:r>
+    </w:p>
+    <w:p>
+      <w:pPr>
+        <w:spacing w:line="336" w:lineRule="auto" w:after="180"/>
+        <w:shd w:fill="F1F6FC"/>
+      </w:pPr>
+      <w:r>
+        <w:rPr>
+          <w:b w:val="0"/>
+        </w:rPr>
+        <w:t>Originals preserve the independent dis</w:t>
+      </w:r>
+      <w:r>
+        <w:rPr>
+          <w:b/>
+        </w:rPr>
+        <w:t>agreement</w:t>
+      </w:r>
+      <w:r>
+        <w:rPr>
+          <w:b w:val="0"/>
+        </w:rPr>
+        <w:t xml:space="preserve"> and let another person audit how a decision was made.</w:t>
+      </w:r>
+    </w:p>
+    <w:p>
+      <w:pPr>
+        <w:pStyle w:val="Heading3"/>
+      </w:pPr>
+      <w:r>
         <w:t>W4 Apply the process independently</w:t>
       </w:r>
     </w:p>
     <w:p>
-      <w:r>
-        <w:t>New pairs are P blocked/blocked, Q clear/blocked, R review/review, S clear/clear, T blocked/clear. P has an object inside; Q touches the line; R is partly hidden; S has all objects outside a fully visible lane; T has an object inside. Count agreement including review. Apply v1 to all five. Then report agreement on the original pairs excluding any review status, with its denominator and limitation.</w:t>
-      </w:r>
-    </w:p>
-    <w:p>
-      <w:r>
-        <w:t>Three of five pairs match, or 60 percent. Reviewed results are P blocked, Q blocked, R review, S clear, T blocked. Excluding R leaves two matches among four pairs, or 50 percent. The subset omits the uncertain case and does not establish correctness or general reliability. Preserve original labels separately from reviewed decisions.</w:t>
-      </w:r>
-    </w:p>
-    <w:p>
       <w:pPr>
         <w:pStyle w:val="Heading3"/>
       </w:pPr>
       <w:r>
+        <w:t>Workbook question · W4</w:t>
+      </w:r>
+    </w:p>
+    <w:p>
+      <w:pPr>
+        <w:spacing w:line="336" w:lineRule="auto" w:after="180"/>
+        <w:shd w:fill="F5F1FB"/>
+      </w:pPr>
+      <w:r>
+        <w:rPr>
+          <w:b w:val="0"/>
+        </w:rPr>
+        <w:t>New pairs are P blocked/blocked, Q clear/blocked, R review/review, S clear/clear, T blocked/clear.</w:t>
+      </w:r>
+    </w:p>
+    <w:p>
+      <w:pPr>
+        <w:spacing w:line="336" w:lineRule="auto" w:after="180"/>
+        <w:shd w:fill="F5F1FB"/>
+      </w:pPr>
+      <w:r>
+        <w:rPr>
+          <w:b w:val="0"/>
+        </w:rPr>
+        <w:t xml:space="preserve">P has an object inside; Q touches the line; R is partly hidden; S has all objects outside a fully visible lane; T has an object inside. Count </w:t>
+      </w:r>
+      <w:r>
+        <w:rPr>
+          <w:b/>
+        </w:rPr>
+        <w:t>agreement</w:t>
+      </w:r>
+      <w:r>
+        <w:rPr>
+          <w:b w:val="0"/>
+        </w:rPr>
+        <w:t xml:space="preserve"> including review. Apply v1 to all five.</w:t>
+      </w:r>
+    </w:p>
+    <w:p>
+      <w:pPr>
+        <w:spacing w:line="336" w:lineRule="auto" w:after="180"/>
+        <w:shd w:fill="F5F1FB"/>
+      </w:pPr>
+      <w:r>
+        <w:rPr>
+          <w:b w:val="0"/>
+        </w:rPr>
+        <w:t xml:space="preserve">Then report </w:t>
+      </w:r>
+      <w:r>
+        <w:rPr>
+          <w:b/>
+        </w:rPr>
+        <w:t>agreement</w:t>
+      </w:r>
+      <w:r>
+        <w:rPr>
+          <w:b w:val="0"/>
+        </w:rPr>
+        <w:t xml:space="preserve"> on the original pairs excluding any review status, with its denominator and limitation.</w:t>
+      </w:r>
+    </w:p>
+    <w:p>
+      <w:pPr>
+        <w:pStyle w:val="Heading3"/>
+      </w:pPr>
+      <w:r>
+        <w:t>Teacher reasoning · W4</w:t>
+      </w:r>
+    </w:p>
+    <w:p>
+      <w:pPr>
+        <w:spacing w:line="336" w:lineRule="auto" w:after="180"/>
+        <w:shd w:fill="F1F6FC"/>
+      </w:pPr>
+      <w:r>
+        <w:rPr>
+          <w:b w:val="0"/>
+        </w:rPr>
+        <w:t>Three of five pairs match, or 60 percent. Reviewed results are P blocked, Q blocked, R review, S clear, T blocked. Excluding R leaves two matches among four pairs, or 50 percent.</w:t>
+      </w:r>
+    </w:p>
+    <w:p>
+      <w:pPr>
+        <w:spacing w:line="336" w:lineRule="auto" w:after="180"/>
+        <w:shd w:fill="F1F6FC"/>
+      </w:pPr>
+      <w:r>
+        <w:rPr>
+          <w:b w:val="0"/>
+        </w:rPr>
+        <w:t>The subset omits the uncertain case and does not establish correctness or general reliability. Preserve original labels separately from reviewed decisions.</w:t>
+      </w:r>
+    </w:p>
+    <w:p>
+      <w:pPr>
+        <w:pStyle w:val="Heading3"/>
+      </w:pPr>
+      <w:r>
         <w:t>W5 Draft and test a label rule</w:t>
       </w:r>
     </w:p>
     <w:p>
-      <w:r>
+      <w:pPr>
+        <w:pStyle w:val="Heading3"/>
+      </w:pPr>
+      <w:r>
+        <w:t>Workbook question · W5</w:t>
+      </w:r>
+    </w:p>
+    <w:p>
+      <w:pPr>
+        <w:spacing w:line="336" w:lineRule="auto" w:after="180"/>
+        <w:shd w:fill="F5F1FB"/>
+      </w:pPr>
+      <w:r>
+        <w:rPr>
+          <w:b w:val="0"/>
+        </w:rPr>
         <w:t>Write a short v1 labeling instruction covering blocked, clear, the touching boundary and review. Add one boundary example. Explain why three people voting clear cannot settle a hidden lane.</w:t>
       </w:r>
     </w:p>
     <w:p>
-      <w:r>
-        <w:t>A suitable instruction specifies the marked lane: inside or touching either boundary means blocked; clear requires all objects outside and full visibility; insufficient position or visibility means review. A wheel touching the line is blocked. Votes supply no missing visual evidence, so a hidden lane remains review under v1.</w:t>
-      </w:r>
-    </w:p>
-    <w:p>
       <w:pPr>
         <w:pStyle w:val="Heading3"/>
       </w:pPr>
       <w:r>
+        <w:t>Teacher reasoning · W5</w:t>
+      </w:r>
+    </w:p>
+    <w:p>
+      <w:pPr>
+        <w:spacing w:line="336" w:lineRule="auto" w:after="180"/>
+        <w:shd w:fill="F1F6FC"/>
+      </w:pPr>
+      <w:r>
+        <w:rPr>
+          <w:b w:val="0"/>
+        </w:rPr>
+        <w:t>A suitable instruction specifies the marked lane: inside or touching either boundary means blocked; clear requires all objects outside and full visibility; insufficient position or visibility means review.</w:t>
+      </w:r>
+    </w:p>
+    <w:p>
+      <w:pPr>
+        <w:spacing w:line="336" w:lineRule="auto" w:after="180"/>
+        <w:shd w:fill="F1F6FC"/>
+      </w:pPr>
+      <w:r>
+        <w:rPr>
+          <w:b w:val="0"/>
+        </w:rPr>
+        <w:t xml:space="preserve">A wheel touching the line is blocked. Votes supply no missing visual </w:t>
+      </w:r>
+      <w:r>
+        <w:rPr>
+          <w:b/>
+        </w:rPr>
+        <w:t>evidence</w:t>
+      </w:r>
+      <w:r>
+        <w:rPr>
+          <w:b w:val="0"/>
+        </w:rPr>
+        <w:t>, so a hidden lane remains review under v1.</w:t>
+      </w:r>
+    </w:p>
+    <w:p>
+      <w:pPr>
+        <w:pStyle w:val="Heading3"/>
+      </w:pPr>
+      <w:r>
         <w:t>Assess independent transfer</w:t>
       </w:r>
     </w:p>
     <w:p>
-      <w:r>
-        <w:t>Selected case: New pairs are P blocked/blocked, Q clear/blocked, R review/review, S clear/clear, T blocked/clear. P has an object inside; Q touches the line; R is partly hidden; S has all objects outside a fully visible lane; T has an object inside. Count agreement including review. Apply v1 to all five. Then report agreement on the original pairs excluding any review status, with its denominator and limitation.</w:t>
-      </w:r>
-    </w:p>
-    <w:p>
       <w:pPr>
         <w:pStyle w:val="Heading3"/>
       </w:pPr>
       <w:r>
+        <w:t>Independent question · withhold the key</w:t>
+      </w:r>
+    </w:p>
+    <w:p>
+      <w:pPr>
+        <w:spacing w:line="336" w:lineRule="auto" w:after="180"/>
+        <w:shd w:fill="F5F1FB"/>
+      </w:pPr>
+      <w:r>
+        <w:rPr>
+          <w:b w:val="0"/>
+        </w:rPr>
+        <w:t>Selected case: New pairs are P blocked/blocked, Q clear/blocked, R review/review, S clear/clear, T blocked/clear.</w:t>
+      </w:r>
+    </w:p>
+    <w:p>
+      <w:pPr>
+        <w:spacing w:line="336" w:lineRule="auto" w:after="180"/>
+        <w:shd w:fill="F5F1FB"/>
+      </w:pPr>
+      <w:r>
+        <w:rPr>
+          <w:b w:val="0"/>
+        </w:rPr>
+        <w:t xml:space="preserve">P has an object inside; Q touches the line; R is partly hidden; S has all objects outside a fully visible lane; T has an object inside. Count </w:t>
+      </w:r>
+      <w:r>
+        <w:rPr>
+          <w:b/>
+        </w:rPr>
+        <w:t>agreement</w:t>
+      </w:r>
+      <w:r>
+        <w:rPr>
+          <w:b w:val="0"/>
+        </w:rPr>
+        <w:t xml:space="preserve"> including review. Apply v1 to all five.</w:t>
+      </w:r>
+    </w:p>
+    <w:p>
+      <w:pPr>
+        <w:spacing w:line="336" w:lineRule="auto" w:after="180"/>
+        <w:shd w:fill="F5F1FB"/>
+      </w:pPr>
+      <w:r>
+        <w:rPr>
+          <w:b w:val="0"/>
+        </w:rPr>
+        <w:t xml:space="preserve">Then report </w:t>
+      </w:r>
+      <w:r>
+        <w:rPr>
+          <w:b/>
+        </w:rPr>
+        <w:t>agreement</w:t>
+      </w:r>
+      <w:r>
+        <w:rPr>
+          <w:b w:val="0"/>
+        </w:rPr>
+        <w:t xml:space="preserve"> on the original pairs excluding any review status, with its denominator and limitation.</w:t>
+      </w:r>
+    </w:p>
+    <w:p>
+      <w:pPr>
+        <w:pStyle w:val="Heading3"/>
+      </w:pPr>
+      <w:r>
         <w:t>Selected case answer</w:t>
       </w:r>
     </w:p>
     <w:p>
-      <w:r>
-        <w:t>Three of five pairs match, or 60 percent. Reviewed results are P blocked, Q blocked, R review, S clear, T blocked. Excluding R leaves two matches among four pairs, or 50 percent. The subset omits the uncertain case and does not establish correctness or general reliability. Preserve original labels separately from reviewed decisions.</w:t>
+      <w:pPr>
+        <w:pStyle w:val="Heading3"/>
+      </w:pPr>
+      <w:r>
+        <w:t>Teacher key · Selected case answer</w:t>
+      </w:r>
+    </w:p>
+    <w:p>
+      <w:pPr>
+        <w:spacing w:line="336" w:lineRule="auto" w:after="180"/>
+        <w:shd w:fill="F1F6FC"/>
+      </w:pPr>
+      <w:r>
+        <w:rPr>
+          <w:b w:val="0"/>
+        </w:rPr>
+        <w:t>Three of five pairs match, or 60 percent. Reviewed results are P blocked, Q blocked, R review, S clear, T blocked. Excluding R leaves two matches among four pairs, or 50 percent.</w:t>
+      </w:r>
+    </w:p>
+    <w:p>
+      <w:pPr>
+        <w:spacing w:line="336" w:lineRule="auto" w:after="180"/>
+        <w:shd w:fill="F1F6FC"/>
+      </w:pPr>
+      <w:r>
+        <w:rPr>
+          <w:b w:val="0"/>
+        </w:rPr>
+        <w:t>The subset omits the uncertain case and does not establish correctness or general reliability. Preserve original labels separately from reviewed decisions.</w:t>
       </w:r>
     </w:p>
     <w:tbl>
@@ -2513,21 +5328,77 @@
       </w:tr>
     </w:tbl>
     <w:p>
-      <w:r>
-        <w:t>Record each dimension as not yet, with support, or independent. Accept a valid alternative procedure with a defensible trace. Do not penalise an honestly recorded model failure if the learner correctly explains its evidence and limits.</w:t>
-      </w:r>
-    </w:p>
-    <w:p>
       <w:pPr>
         <w:pStyle w:val="Heading3"/>
       </w:pPr>
       <w:r>
+        <w:t>Teacher key · Selected case answer</w:t>
+      </w:r>
+    </w:p>
+    <w:p>
+      <w:pPr>
+        <w:spacing w:line="336" w:lineRule="auto" w:after="180"/>
+        <w:shd w:fill="F1F6FC"/>
+      </w:pPr>
+      <w:r>
+        <w:rPr>
+          <w:b w:val="0"/>
+        </w:rPr>
+        <w:t>Record each dimension as not yet, with support, or independent. Accept a valid alternative procedure with a defensible trace.</w:t>
+      </w:r>
+    </w:p>
+    <w:p>
+      <w:pPr>
+        <w:spacing w:line="336" w:lineRule="auto" w:after="180"/>
+        <w:shd w:fill="F1F6FC"/>
+      </w:pPr>
+      <w:r>
+        <w:rPr>
+          <w:b w:val="0"/>
+        </w:rPr>
+        <w:t xml:space="preserve">Do not penalise an honestly recorded model failure if the learner correctly explains its </w:t>
+      </w:r>
+      <w:r>
+        <w:rPr>
+          <w:b/>
+        </w:rPr>
+        <w:t>evidence</w:t>
+      </w:r>
+      <w:r>
+        <w:rPr>
+          <w:b w:val="0"/>
+        </w:rPr>
+        <w:t xml:space="preserve"> and limits.</w:t>
+      </w:r>
+    </w:p>
+    <w:p>
+      <w:pPr>
+        <w:pStyle w:val="Heading3"/>
+      </w:pPr>
+      <w:r>
         <w:t>Feedback that the learner uses</w:t>
       </w:r>
     </w:p>
     <w:p>
-      <w:r>
-        <w:t>Name the earliest unsupported step and give one action to repair it. Have the learner make that repair now and explain why. Then assess the relevant skill on a fresh, fully specified case. Confirm it was not previously practised with feedback; solve and check the new case before assigning it. A follow-up design prompt is a starting brief, not automatically an equivalent test.</w:t>
+      <w:pPr>
+        <w:spacing w:line="336" w:lineRule="auto" w:after="180"/>
+      </w:pPr>
+      <w:r>
+        <w:rPr>
+          <w:b w:val="0"/>
+        </w:rPr>
+        <w:t>Name the earliest unsupported step and give one action to repair it. Have the learner make that repair now and explain why. Then assess the relevant skill on a fresh, fully specified case.</w:t>
+      </w:r>
+    </w:p>
+    <w:p>
+      <w:pPr>
+        <w:spacing w:line="336" w:lineRule="auto" w:after="180"/>
+      </w:pPr>
+      <w:r>
+        <w:rPr>
+          <w:b w:val="0"/>
+        </w:rPr>
+        <w:t>Confirm it was not previously practised with feedback; solve and check the new case before assigning it. A follow-up design prompt is a starting brief, not automatically an equivalent test.</w:t>
       </w:r>
     </w:p>
     <w:p>
@@ -2539,11 +5410,62 @@
       </w:r>
     </w:p>
     <w:p>
+      <w:r>
+        <w:t>Connect Label Quality to Responsible Plant Classifier, adapt support and plan a later changed-case check.</w:t>
+      </w:r>
+    </w:p>
+    <w:p>
       <w:pPr>
         <w:pStyle w:val="Heading3"/>
       </w:pPr>
       <w:r>
-        <w:t>Connect and extend learning</w:t>
+        <w:t>Responsible Plant Classifier</w:t>
+      </w:r>
+    </w:p>
+    <w:p>
+      <w:pPr>
+        <w:spacing w:line="336" w:lineRule="auto" w:after="180"/>
+      </w:pPr>
+      <w:r>
+        <w:rPr>
+          <w:b w:val="0"/>
+        </w:rPr>
+        <w:t>Write the Plant Classifier label guide with positive, negative, borderline, and not-labelable examples.</w:t>
+      </w:r>
+    </w:p>
+    <w:p>
+      <w:pPr>
+        <w:spacing w:line="336" w:lineRule="auto" w:after="180"/>
+      </w:pPr>
+      <w:r>
+        <w:rPr>
+          <w:b w:val="0"/>
+        </w:rPr>
+        <w:t xml:space="preserve">Keep the decision, </w:t>
+      </w:r>
+      <w:r>
+        <w:rPr>
+          <w:b/>
+        </w:rPr>
+        <w:t>input</w:t>
+      </w:r>
+      <w:r>
+        <w:rPr>
+          <w:b w:val="0"/>
+        </w:rPr>
+        <w:t xml:space="preserve">, result, explanation and remaining limitation in the project </w:t>
+      </w:r>
+      <w:r>
+        <w:rPr>
+          <w:b/>
+        </w:rPr>
+        <w:t>evidence</w:t>
+      </w:r>
+      <w:r>
+        <w:rPr>
+          <w:b w:val="0"/>
+        </w:rPr>
+        <w:t xml:space="preserve"> record. Retrieve this record next week rather than restarting the project.</w:t>
       </w:r>
     </w:p>
     <w:p>
@@ -2551,17 +5473,18 @@
         <w:pStyle w:val="Heading3"/>
       </w:pPr>
       <w:r>
-        <w:t>Responsible Plant Classifier</w:t>
-      </w:r>
-    </w:p>
-    <w:p>
-      <w:r>
-        <w:t>Write the Plant Classifier label guide with positive, negative, borderline, and not-labelable examples.</w:t>
-      </w:r>
-    </w:p>
-    <w:p>
-      <w:r>
-        <w:t>Keep the decision, input, result, explanation and remaining limitation in the project evidence record. Retrieve this record next week rather than restarting the project.</w:t>
+        <w:t>Support and stretch</w:t>
+      </w:r>
+    </w:p>
+    <w:p>
+      <w:pPr>
+        <w:spacing w:line="336" w:lineRule="auto" w:after="180"/>
+      </w:pPr>
+      <w:r>
+        <w:rPr>
+          <w:b w:val="0"/>
+        </w:rPr>
+        <w:t>Use a tiny labelled dataset, explicit units and a named positive class. Stretch: require a baseline, held-out evaluation and subgroup or shifted-condition analysis with denominators.</w:t>
       </w:r>
     </w:p>
     <w:p>
@@ -2569,12 +5492,30 @@
         <w:pStyle w:val="Heading3"/>
       </w:pPr>
       <w:r>
-        <w:t>Support and stretch</w:t>
-      </w:r>
-    </w:p>
-    <w:p>
-      <w:r>
-        <w:t>Use a tiny labelled dataset, explicit units and a named positive class. Stretch: require a baseline, held-out evaluation and subgroup or shifted-condition analysis with denominators.</w:t>
+        <w:t>Exit reflection</w:t>
+      </w:r>
+    </w:p>
+    <w:p>
+      <w:pPr>
+        <w:spacing w:line="336" w:lineRule="auto" w:after="180"/>
+      </w:pPr>
+      <w:r>
+        <w:rPr>
+          <w:b w:val="0"/>
+        </w:rPr>
+        <w:t xml:space="preserve">Ask for one decision the learner can now justify and one situation requiring more </w:t>
+      </w:r>
+      <w:r>
+        <w:rPr>
+          <w:b/>
+        </w:rPr>
+        <w:t>evidence</w:t>
+      </w:r>
+      <w:r>
+        <w:rPr>
+          <w:b w:val="0"/>
+        </w:rPr>
+        <w:t xml:space="preserve"> or human review. Confidence ratings are separate from correct independent performance.</w:t>
       </w:r>
     </w:p>
     <w:p>
@@ -2582,12 +5523,30 @@
         <w:pStyle w:val="Heading3"/>
       </w:pPr>
       <w:r>
-        <w:t>Exit reflection</w:t>
-      </w:r>
-    </w:p>
-    <w:p>
-      <w:r>
-        <w:t>Ask for one decision the learner can now justify and one situation requiring more evidence or human review. Confidence ratings are separate from correct independent performance.</w:t>
+        <w:t>Bridge to the next week</w:t>
+      </w:r>
+    </w:p>
+    <w:p>
+      <w:pPr>
+        <w:spacing w:line="336" w:lineRule="auto" w:after="180"/>
+      </w:pPr>
+      <w:r>
+        <w:rPr>
+          <w:b w:val="0"/>
+        </w:rPr>
+        <w:t xml:space="preserve">Next: Week 7: Sampling and Intended Use. Retrieve today’s </w:t>
+      </w:r>
+      <w:r>
+        <w:rPr>
+          <w:b/>
+        </w:rPr>
+        <w:t>evidence</w:t>
+      </w:r>
+      <w:r>
+        <w:rPr>
+          <w:b w:val="0"/>
+        </w:rPr>
+        <w:t xml:space="preserve"> and identify what carries forward and what is new.</w:t>
       </w:r>
     </w:p>
     <w:p>
@@ -2595,12 +5554,121 @@
         <w:pStyle w:val="Heading3"/>
       </w:pPr>
       <w:r>
-        <w:t>Bridge to the next week</w:t>
-      </w:r>
-    </w:p>
-    <w:p>
-      <w:r>
-        <w:t>Next: Week 7: Sampling and Intended Use. Retrieve today’s evidence and identify what carries forward and what is new.</w:t>
+        <w:t>Support and fresh reassessment</w:t>
+      </w:r>
+    </w:p>
+    <w:p>
+      <w:pPr>
+        <w:spacing w:line="336" w:lineRule="auto" w:after="180"/>
+      </w:pPr>
+      <w:r>
+        <w:rPr>
+          <w:b w:val="0"/>
+        </w:rPr>
+        <w:t>Use lane drawings and movable object cards for touching versus outside; cover part of the drawing for review. Provide blank log headings without decisions.</w:t>
+      </w:r>
+    </w:p>
+    <w:p>
+      <w:pPr>
+        <w:spacing w:line="336" w:lineRule="auto" w:after="180"/>
+      </w:pPr>
+      <w:r>
+        <w:rPr>
+          <w:b w:val="0"/>
+        </w:rPr>
+        <w:t xml:space="preserve">Extension: construct two </w:t>
+      </w:r>
+      <w:r>
+        <w:rPr>
+          <w:b/>
+        </w:rPr>
+        <w:t>annotator</w:t>
+      </w:r>
+      <w:r>
+        <w:rPr>
+          <w:b w:val="0"/>
+        </w:rPr>
+        <w:t xml:space="preserve">s who agree perfectly while both break v1 and explain why the </w:t>
+      </w:r>
+      <w:r>
+        <w:rPr>
+          <w:b/>
+        </w:rPr>
+        <w:t>agreement</w:t>
+      </w:r>
+      <w:r>
+        <w:rPr>
+          <w:b w:val="0"/>
+        </w:rPr>
+        <w:t xml:space="preserve"> fraction does not reveal the error.</w:t>
+      </w:r>
+    </w:p>
+    <w:p>
+      <w:pPr>
+        <w:spacing w:line="336" w:lineRule="auto" w:after="180"/>
+      </w:pPr>
+      <w:r>
+        <w:rPr>
+          <w:b w:val="0"/>
+        </w:rPr>
+        <w:t>Require W4 counts 3/5 including review and 2/4 excluding review, all five v1 decisions, and an explicit subset limitation.</w:t>
+      </w:r>
+    </w:p>
+    <w:p>
+      <w:pPr>
+        <w:spacing w:line="336" w:lineRule="auto" w:after="180"/>
+      </w:pPr>
+      <w:r>
+        <w:rPr>
+          <w:b w:val="0"/>
+        </w:rPr>
+        <w:t>Fresh retry: U clear/clear with all objects outside a fully visible lane; V blocked/clear with an object touching the boundary; W blocked/blocked with an object inside; X review/blocked with part of the lane hidden.</w:t>
+      </w:r>
+    </w:p>
+    <w:p>
+      <w:pPr>
+        <w:spacing w:line="336" w:lineRule="auto" w:after="180"/>
+      </w:pPr>
+      <w:r>
+        <w:rPr>
+          <w:b w:val="0"/>
+        </w:rPr>
+        <w:t xml:space="preserve">Original </w:t>
+      </w:r>
+      <w:r>
+        <w:rPr>
+          <w:b/>
+        </w:rPr>
+        <w:t>agreement</w:t>
+      </w:r>
+      <w:r>
+        <w:rPr>
+          <w:b w:val="0"/>
+        </w:rPr>
+        <w:t xml:space="preserve"> is 2/4 or 50 percent; excluding X gives 2/3 or about 66.7 percent. Reviewed v1 decisions are clear, blocked, blocked, review. Require </w:t>
+      </w:r>
+      <w:r>
+        <w:rPr>
+          <w:b/>
+        </w:rPr>
+        <w:t>evidence</w:t>
+      </w:r>
+      <w:r>
+        <w:rPr>
+          <w:b w:val="0"/>
+        </w:rPr>
+        <w:t xml:space="preserve"> for V and X before accepting the retry.</w:t>
+      </w:r>
+    </w:p>
+    <w:p>
+      <w:pPr>
+        <w:spacing w:line="336" w:lineRule="auto" w:after="180"/>
+      </w:pPr>
+      <w:r>
+        <w:rPr>
+          <w:b w:val="0"/>
+        </w:rPr>
+        <w:t>Week 6 covers splits and related examples. Carry forward item IDs, rule versions, original labels and review status so that related cases and labeling decisions remain traceable.</w:t>
       </w:r>
     </w:p>
     <w:p>
@@ -2608,40 +5676,40 @@
         <w:pStyle w:val="Heading3"/>
       </w:pPr>
       <w:r>
-        <w:t>Support and fresh reassessment</w:t>
-      </w:r>
-    </w:p>
-    <w:p>
-      <w:r>
-        <w:t>Use lane drawings and movable object cards for touching versus outside; cover part of the drawing for review. Provide blank log headings without decisions. Extension: construct two annotators who agree perfectly while both break v1 and explain why the agreement fraction does not reveal the error.</w:t>
-      </w:r>
-    </w:p>
-    <w:p>
-      <w:r>
-        <w:t>Require W4 counts 3/5 including review and 2/4 excluding review, all five v1 decisions, and an explicit subset limitation. Fresh retry: U clear/clear with all objects outside a fully visible lane; V blocked/clear with an object touching the boundary; W blocked/blocked with an object inside; X review/blocked with part of the lane hidden. Original agreement is 2/4 or 50 percent; excluding X gives 2/3 or about 66.7 percent. Reviewed v1 decisions are clear, blocked, blocked, review. Require evidence for V and X before accepting the retry.</w:t>
-      </w:r>
-    </w:p>
-    <w:p>
-      <w:r>
-        <w:t>Week 6 covers splits and related examples. Carry forward item IDs, rule versions, original labels and review status so that related cases and labeling decisions remain traceable.</w:t>
-      </w:r>
-    </w:p>
-    <w:p>
-      <w:pPr>
-        <w:pStyle w:val="Heading3"/>
-      </w:pPr>
-      <w:r>
         <w:t>Plan the delayed return</w:t>
       </w:r>
     </w:p>
     <w:p>
-      <w:r>
+      <w:pPr>
+        <w:spacing w:line="336" w:lineRule="auto" w:after="180"/>
+      </w:pPr>
+      <w:r>
+        <w:rPr>
+          <w:b w:val="0"/>
+        </w:rPr>
         <w:t>Suggested return points in this level: ai-4/7, ai-4/9, ai-4/12. Use actual classroom dates, adjusting for holidays and gaps. One, three and six teaching weeks are scheduling choices, not a claimed optimal spacing.</w:t>
       </w:r>
     </w:p>
     <w:p>
-      <w:r>
-        <w:t>At a delayed check, ask for the idea from memory and a changed application. Compare with the earlier independent response and record support used. For a new level, revisit the previous capstone before checking the new prerequisites.</w:t>
+      <w:pPr>
+        <w:spacing w:line="336" w:lineRule="auto" w:after="180"/>
+      </w:pPr>
+      <w:r>
+        <w:rPr>
+          <w:b w:val="0"/>
+        </w:rPr>
+        <w:t>At a delayed check, ask for the idea from memory and a changed application. Compare with the earlier independent response and record support used.</w:t>
+      </w:r>
+    </w:p>
+    <w:p>
+      <w:pPr>
+        <w:spacing w:line="336" w:lineRule="auto" w:after="180"/>
+      </w:pPr>
+      <w:r>
+        <w:rPr>
+          <w:b w:val="0"/>
+        </w:rPr>
+        <w:t>For a new level, revisit the previous capstone before checking the new prerequisites.</w:t>
       </w:r>
     </w:p>
     <w:tbl>
@@ -2801,8 +5869,26 @@
       </w:tr>
     </w:tbl>
     <w:p>
-      <w:r>
-        <w:t>Use the evidence to choose reteaching or the next step. A completed page, confidence rating or attractive project does not by itself demonstrate understanding.</w:t>
+      <w:pPr>
+        <w:spacing w:line="336" w:lineRule="auto" w:after="180"/>
+      </w:pPr>
+      <w:r>
+        <w:rPr>
+          <w:b w:val="0"/>
+        </w:rPr>
+        <w:t xml:space="preserve">Use the </w:t>
+      </w:r>
+      <w:r>
+        <w:rPr>
+          <w:b/>
+        </w:rPr>
+        <w:t>evidence</w:t>
+      </w:r>
+      <w:r>
+        <w:rPr>
+          <w:b w:val="0"/>
+        </w:rPr>
+        <w:t xml:space="preserve"> to choose reteaching or the next step. A completed page, confidence rating or attractive project does not by itself demonstrate understanding.</w:t>
       </w:r>
     </w:p>
     <w:p>
@@ -2814,8 +5900,37 @@
       </w:r>
     </w:p>
     <w:p>
-      <w:r>
-        <w:t>For your Responsible Plant Classifier, save the input, procedure, observed result and limitation of this check. Label this worked example as practice; use a different, previously unreviewed case when checking independent understanding.</w:t>
+      <w:pPr>
+        <w:spacing w:line="336" w:lineRule="auto" w:after="180"/>
+      </w:pPr>
+      <w:r>
+        <w:rPr>
+          <w:b w:val="0"/>
+        </w:rPr>
+        <w:t xml:space="preserve">For your Responsible Plant Classifier, save the </w:t>
+      </w:r>
+      <w:r>
+        <w:rPr>
+          <w:b/>
+        </w:rPr>
+        <w:t>input</w:t>
+      </w:r>
+      <w:r>
+        <w:rPr>
+          <w:b w:val="0"/>
+        </w:rPr>
+        <w:t>, procedure, observed result and limitation of this check.</w:t>
+      </w:r>
+    </w:p>
+    <w:p>
+      <w:pPr>
+        <w:spacing w:line="336" w:lineRule="auto" w:after="180"/>
+      </w:pPr>
+      <w:r>
+        <w:rPr>
+          <w:b w:val="0"/>
+        </w:rPr>
+        <w:t>Label this worked example as practice; use a different, previously unreviewed case when checking independent understanding.</w:t>
       </w:r>
     </w:p>
     <w:p>
@@ -2828,12 +5943,62 @@
     </w:p>
     <w:p>
       <w:r>
-        <w:t>Teaching target: Write an observable label rule with boundaries and a review option</w:t>
-      </w:r>
-    </w:p>
-    <w:p>
-      <w:r>
-        <w:t>Prepare the labelled worked-case picture, the matching workbook, fictional input cards and a place for individual responses. Check a local Python 3 environment before class; have a paper-trace version ready.</w:t>
+        <w:t>Use this preparation summary alongside the detailed Label Quality lesson; it is a checklist rather than a replacement for the full sequence.</w:t>
+      </w:r>
+    </w:p>
+    <w:p>
+      <w:pPr>
+        <w:pStyle w:val="Heading3"/>
+      </w:pPr>
+      <w:r>
+        <w:t>Teaching target</w:t>
+      </w:r>
+    </w:p>
+    <w:p>
+      <w:pPr>
+        <w:spacing w:line="336" w:lineRule="auto" w:after="180"/>
+        <w:shd w:fill="EDF7F3"/>
+      </w:pPr>
+      <w:r>
+        <w:rPr>
+          <w:b w:val="0"/>
+        </w:rPr>
+        <w:t xml:space="preserve">Teaching target: Write an observable </w:t>
+      </w:r>
+      <w:r>
+        <w:rPr>
+          <w:b/>
+        </w:rPr>
+        <w:t>label rule</w:t>
+      </w:r>
+      <w:r>
+        <w:rPr>
+          <w:b w:val="0"/>
+        </w:rPr>
+        <w:t xml:space="preserve"> with boundaries and a review option</w:t>
+      </w:r>
+    </w:p>
+    <w:p>
+      <w:pPr>
+        <w:spacing w:line="336" w:lineRule="auto" w:after="180"/>
+      </w:pPr>
+      <w:r>
+        <w:rPr>
+          <w:b w:val="0"/>
+        </w:rPr>
+        <w:t xml:space="preserve">Prepare the labelled worked-case picture, the matching workbook, fictional </w:t>
+      </w:r>
+      <w:r>
+        <w:rPr>
+          <w:b/>
+        </w:rPr>
+        <w:t>input</w:t>
+      </w:r>
+      <w:r>
+        <w:rPr>
+          <w:b w:val="0"/>
+        </w:rPr>
+        <w:t xml:space="preserve"> cards and a place for individual responses. Check a local Python 3 environment before class; have a paper-trace version ready.</w:t>
       </w:r>
     </w:p>
     <w:tbl>
@@ -2980,37 +6145,315 @@
       </w:tr>
     </w:tbl>
     <w:p>
-      <w:r>
-        <w:t>Before class, solve the supported practice: Explain the output 2 4 for A through D. State the fraction and percent, whether review is included, and why this is not model accuracy.</w:t>
-      </w:r>
-    </w:p>
-    <w:p>
-      <w:r>
-        <w:t>Reasoned practice answer: Two of four matched items have identical annotator labels: 2/4 or 50 percent. Review is included in this exact comparison. Neither annotator is established as a correct reference, and no model predictions are being scored.</w:t>
-      </w:r>
-    </w:p>
-    <w:p>
-      <w:r>
-        <w:t>Check every learner before discussion: Use the worked case for Label definitions and disagreement. Proposed explanation: “Agreement is accuracy”. Decide whether this explanation is supported. Point to the step or supplied fact that decides; explain your repair if needed.</w:t>
-      </w:r>
-    </w:p>
-    <w:p>
-      <w:r>
-        <w:t>Misconception repair: Agreement compares annotators. Accuracy would require predictions and an appropriate reference; shared mistakes can still match.</w:t>
-      </w:r>
-    </w:p>
-    <w:p>
-      <w:r>
-        <w:t>Support: read the exact case aloud, enlarge the labelled picture, supply input cards and model only the first deciding step. Accept a spoken explanation or drawing; retain the reasoning goal.</w:t>
-      </w:r>
-    </w:p>
-    <w:p>
-      <w:r>
-        <w:t>Extension: Z receives a new fully visible image with no brown spots. Require a prediction and a reason before comparing. Expected result: Label the new observation healthy under the toy rule. Reason: The missing visual evidence is now supplied; the earlier uncertain image was not proof of health.</w:t>
-      </w:r>
-    </w:p>
-    <w:p>
-      <w:r>
+      <w:pPr>
+        <w:spacing w:line="336" w:lineRule="auto" w:after="180"/>
+      </w:pPr>
+      <w:r>
+        <w:rPr>
+          <w:b w:val="0"/>
+        </w:rPr>
+        <w:t xml:space="preserve">Before class, solve the supported practice: Explain the </w:t>
+      </w:r>
+      <w:r>
+        <w:rPr>
+          <w:b/>
+        </w:rPr>
+        <w:t>output</w:t>
+      </w:r>
+      <w:r>
+        <w:rPr>
+          <w:b w:val="0"/>
+        </w:rPr>
+        <w:t xml:space="preserve"> 2 4 for A through D. State the fraction and percent, whether review is included, and why this is not model accuracy.</w:t>
+      </w:r>
+    </w:p>
+    <w:p>
+      <w:pPr>
+        <w:pStyle w:val="Heading3"/>
+      </w:pPr>
+      <w:r>
+        <w:t>Supported practice answer</w:t>
+      </w:r>
+    </w:p>
+    <w:p>
+      <w:pPr>
+        <w:spacing w:line="336" w:lineRule="auto" w:after="180"/>
+        <w:shd w:fill="F1F6FC"/>
+      </w:pPr>
+      <w:r>
+        <w:rPr>
+          <w:b w:val="0"/>
+        </w:rPr>
+        <w:t xml:space="preserve">Reasoned practice answer: Two of four matched items have identical </w:t>
+      </w:r>
+      <w:r>
+        <w:rPr>
+          <w:b/>
+        </w:rPr>
+        <w:t>annotator</w:t>
+      </w:r>
+      <w:r>
+        <w:rPr>
+          <w:b w:val="0"/>
+        </w:rPr>
+        <w:t xml:space="preserve"> labels: 2/4 or 50 percent. Review is included in this exact comparison.</w:t>
+      </w:r>
+    </w:p>
+    <w:p>
+      <w:pPr>
+        <w:spacing w:line="336" w:lineRule="auto" w:after="180"/>
+        <w:shd w:fill="F1F6FC"/>
+      </w:pPr>
+      <w:r>
+        <w:rPr>
+          <w:b w:val="0"/>
+        </w:rPr>
+        <w:t xml:space="preserve">Neither </w:t>
+      </w:r>
+      <w:r>
+        <w:rPr>
+          <w:b/>
+        </w:rPr>
+        <w:t>annotator</w:t>
+      </w:r>
+      <w:r>
+        <w:rPr>
+          <w:b w:val="0"/>
+        </w:rPr>
+        <w:t xml:space="preserve"> is established as a correct reference, and no model </w:t>
+      </w:r>
+      <w:r>
+        <w:rPr>
+          <w:b/>
+        </w:rPr>
+        <w:t>prediction</w:t>
+      </w:r>
+      <w:r>
+        <w:rPr>
+          <w:b w:val="0"/>
+        </w:rPr>
+        <w:t>s are being scored.</w:t>
+      </w:r>
+    </w:p>
+    <w:p>
+      <w:pPr>
+        <w:spacing w:line="336" w:lineRule="auto" w:after="180"/>
+      </w:pPr>
+      <w:r>
+        <w:rPr>
+          <w:b w:val="0"/>
+        </w:rPr>
+        <w:t>Check every learner before discussion: Use the worked case for Label definitions and dis</w:t>
+      </w:r>
+      <w:r>
+        <w:rPr>
+          <w:b/>
+        </w:rPr>
+        <w:t>agreement</w:t>
+      </w:r>
+      <w:r>
+        <w:rPr>
+          <w:b w:val="0"/>
+        </w:rPr>
+        <w:t>. Proposed explanation: “</w:t>
+      </w:r>
+      <w:r>
+        <w:rPr>
+          <w:b/>
+        </w:rPr>
+        <w:t>Agreement</w:t>
+      </w:r>
+      <w:r>
+        <w:rPr>
+          <w:b w:val="0"/>
+        </w:rPr>
+        <w:t xml:space="preserve"> is accuracy”. Decide whether this explanation is supported.</w:t>
+      </w:r>
+    </w:p>
+    <w:p>
+      <w:pPr>
+        <w:spacing w:line="336" w:lineRule="auto" w:after="180"/>
+      </w:pPr>
+      <w:r>
+        <w:rPr>
+          <w:b w:val="0"/>
+        </w:rPr>
+        <w:t>Point to the step or supplied fact that decides; explain your repair if needed.</w:t>
+      </w:r>
+    </w:p>
+    <w:p>
+      <w:pPr>
+        <w:pStyle w:val="Heading3"/>
+      </w:pPr>
+      <w:r>
+        <w:t>Repair the misconception</w:t>
+      </w:r>
+    </w:p>
+    <w:p>
+      <w:pPr>
+        <w:spacing w:line="336" w:lineRule="auto" w:after="180"/>
+        <w:shd w:fill="FFF5E6"/>
+      </w:pPr>
+      <w:r>
+        <w:rPr>
+          <w:b w:val="0"/>
+        </w:rPr>
+        <w:t xml:space="preserve">Misconception repair: </w:t>
+      </w:r>
+      <w:r>
+        <w:rPr>
+          <w:b/>
+        </w:rPr>
+        <w:t>Agreement</w:t>
+      </w:r>
+      <w:r>
+        <w:rPr>
+          <w:b w:val="0"/>
+        </w:rPr>
+        <w:t xml:space="preserve"> compares </w:t>
+      </w:r>
+      <w:r>
+        <w:rPr>
+          <w:b/>
+        </w:rPr>
+        <w:t>annotator</w:t>
+      </w:r>
+      <w:r>
+        <w:rPr>
+          <w:b w:val="0"/>
+        </w:rPr>
+        <w:t xml:space="preserve">s. Accuracy would require </w:t>
+      </w:r>
+      <w:r>
+        <w:rPr>
+          <w:b/>
+        </w:rPr>
+        <w:t>prediction</w:t>
+      </w:r>
+      <w:r>
+        <w:rPr>
+          <w:b w:val="0"/>
+        </w:rPr>
+        <w:t>s and an appropriate reference; shared mistakes can still match.</w:t>
+      </w:r>
+    </w:p>
+    <w:p>
+      <w:pPr>
+        <w:pStyle w:val="Heading3"/>
+      </w:pPr>
+      <w:r>
+        <w:t>Support without giving away the answer</w:t>
+      </w:r>
+    </w:p>
+    <w:p>
+      <w:pPr>
+        <w:spacing w:line="336" w:lineRule="auto" w:after="180"/>
+        <w:shd w:fill="F1F6F8"/>
+      </w:pPr>
+      <w:r>
+        <w:rPr>
+          <w:b w:val="0"/>
+        </w:rPr>
+        <w:t xml:space="preserve">Support: read the exact case aloud, enlarge the labelled picture, supply </w:t>
+      </w:r>
+      <w:r>
+        <w:rPr>
+          <w:b/>
+        </w:rPr>
+        <w:t>input</w:t>
+      </w:r>
+      <w:r>
+        <w:rPr>
+          <w:b w:val="0"/>
+        </w:rPr>
+        <w:t xml:space="preserve"> cards and model only the first deciding step. Accept a spoken explanation or drawing; retain the reasoning goal.</w:t>
+      </w:r>
+    </w:p>
+    <w:p>
+      <w:pPr>
+        <w:pStyle w:val="Heading3"/>
+      </w:pPr>
+      <w:r>
+        <w:t>Extend the reasoning</w:t>
+      </w:r>
+    </w:p>
+    <w:p>
+      <w:pPr>
+        <w:spacing w:line="336" w:lineRule="auto" w:after="180"/>
+        <w:shd w:fill="F5F1FB"/>
+      </w:pPr>
+      <w:r>
+        <w:rPr>
+          <w:b w:val="0"/>
+        </w:rPr>
+        <w:t xml:space="preserve">Extension: Z receives a new fully visible image with no brown spots. Require a </w:t>
+      </w:r>
+      <w:r>
+        <w:rPr>
+          <w:b/>
+        </w:rPr>
+        <w:t>prediction</w:t>
+      </w:r>
+      <w:r>
+        <w:rPr>
+          <w:b w:val="0"/>
+        </w:rPr>
+        <w:t xml:space="preserve"> and a reason before comparing. Expected result: Label the new </w:t>
+      </w:r>
+      <w:r>
+        <w:rPr>
+          <w:b/>
+        </w:rPr>
+        <w:t>observation</w:t>
+      </w:r>
+      <w:r>
+        <w:rPr>
+          <w:b w:val="0"/>
+        </w:rPr>
+        <w:t xml:space="preserve"> healthy under the toy rule.</w:t>
+      </w:r>
+    </w:p>
+    <w:p>
+      <w:pPr>
+        <w:spacing w:line="336" w:lineRule="auto" w:after="180"/>
+        <w:shd w:fill="F5F1FB"/>
+      </w:pPr>
+      <w:r>
+        <w:rPr>
+          <w:b w:val="0"/>
+        </w:rPr>
+        <w:t xml:space="preserve">Reason: The missing visual </w:t>
+      </w:r>
+      <w:r>
+        <w:rPr>
+          <w:b/>
+        </w:rPr>
+        <w:t>evidence</w:t>
+      </w:r>
+      <w:r>
+        <w:rPr>
+          <w:b w:val="0"/>
+        </w:rPr>
+        <w:t xml:space="preserve"> is now supplied; the earlier uncertain image was not proof of health.</w:t>
+      </w:r>
+    </w:p>
+    <w:p>
+      <w:pPr>
+        <w:pStyle w:val="Heading3"/>
+      </w:pPr>
+      <w:r>
+        <w:t>Protect the independent attempt</w:t>
+      </w:r>
+    </w:p>
+    <w:p>
+      <w:pPr>
+        <w:spacing w:line="336" w:lineRule="auto" w:after="180"/>
+        <w:shd w:fill="FFF5E6"/>
+      </w:pPr>
+      <w:r>
+        <w:rPr>
+          <w:b w:val="0"/>
+        </w:rPr>
         <w:t>Independent assessment: withhold the reserved answer until the learner has attempted the new case. Record support separately from correctness.</w:t>
       </w:r>
     </w:p>
@@ -3199,13 +6642,58 @@
       </w:tr>
     </w:tbl>
     <w:p>
-      <w:r>
-        <w:t>Project checkpoint: Frame the need. Name the user, the problem, allowed inputs and a safe simple starting method.</w:t>
-      </w:r>
-    </w:p>
-    <w:p>
-      <w:r>
-        <w:t>Use the weekly teacher answer for topic-specific reasoning. A saved progress tick is an activity record; judge mastery from the learner’s explanation and evidence.</w:t>
+      <w:pPr>
+        <w:pStyle w:val="Heading3"/>
+      </w:pPr>
+      <w:r>
+        <w:t>Project checkpoint</w:t>
+      </w:r>
+    </w:p>
+    <w:p>
+      <w:pPr>
+        <w:spacing w:line="336" w:lineRule="auto" w:after="180"/>
+        <w:shd w:fill="EDF7F3"/>
+      </w:pPr>
+      <w:r>
+        <w:rPr>
+          <w:b w:val="0"/>
+        </w:rPr>
+        <w:t xml:space="preserve">Project checkpoint: Frame the need. Name the user, the problem, allowed </w:t>
+      </w:r>
+      <w:r>
+        <w:rPr>
+          <w:b/>
+        </w:rPr>
+        <w:t>input</w:t>
+      </w:r>
+      <w:r>
+        <w:rPr>
+          <w:b w:val="0"/>
+        </w:rPr>
+        <w:t>s and a safe simple starting method.</w:t>
+      </w:r>
+    </w:p>
+    <w:p>
+      <w:pPr>
+        <w:spacing w:line="336" w:lineRule="auto" w:after="180"/>
+      </w:pPr>
+      <w:r>
+        <w:rPr>
+          <w:b w:val="0"/>
+        </w:rPr>
+        <w:t xml:space="preserve">Use the weekly teacher answer for topic-specific reasoning. A saved progress tick is an activity record; judge mastery from the learner’s explanation and </w:t>
+      </w:r>
+      <w:r>
+        <w:rPr>
+          <w:b/>
+        </w:rPr>
+        <w:t>evidence</w:t>
+      </w:r>
+      <w:r>
+        <w:rPr>
+          <w:b w:val="0"/>
+        </w:rPr>
+        <w:t>.</w:t>
       </w:r>
     </w:p>
     <w:p>
@@ -3218,27 +6706,1094 @@
     </w:p>
     <w:p>
       <w:r>
-        <w:t>Use the two formative questions as supported practice, not as independent mastery scores. Discuss the deciding evidence rather than accepting a guessed selection.</w:t>
-      </w:r>
-    </w:p>
-    <w:p>
-      <w:r>
+        <w:t>Use feedback, earlier review and portfolios purposefully. Apply the coding routine only when this lesson has an executable lab.</w:t>
+      </w:r>
+    </w:p>
+    <w:p>
+      <w:pPr>
+        <w:spacing w:line="336" w:lineRule="auto" w:after="180"/>
+      </w:pPr>
+      <w:r>
+        <w:rPr>
+          <w:b w:val="0"/>
+        </w:rPr>
+        <w:t xml:space="preserve">Use the two formative questions as supported practice, not as independent mastery scores. Discuss the deciding </w:t>
+      </w:r>
+      <w:r>
+        <w:rPr>
+          <w:b/>
+        </w:rPr>
+        <w:t>evidence</w:t>
+      </w:r>
+      <w:r>
+        <w:rPr>
+          <w:b w:val="0"/>
+        </w:rPr>
+        <w:t xml:space="preserve"> rather than accepting a guessed selection.</w:t>
+      </w:r>
+    </w:p>
+    <w:p>
+      <w:pPr>
+        <w:spacing w:line="336" w:lineRule="auto" w:after="180"/>
+      </w:pPr>
+      <w:r>
+        <w:rPr>
+          <w:b w:val="0"/>
+        </w:rPr>
         <w:t>The feedback comes from the reviewed public worked case. Do not reveal the separately reserved independent teacher answer until the learner has attempted that case.</w:t>
       </w:r>
     </w:p>
     <w:p>
-      <w:r>
-        <w:t>Ask students to predict before running code. Preserve errors and actual outputs; collect a changed test and an explanation. The branch-boundary and indexing lessons deliberately include failure cases.</w:t>
-      </w:r>
-    </w:p>
-    <w:p>
-      <w:r>
+      <w:pPr>
+        <w:spacing w:line="336" w:lineRule="auto" w:after="180"/>
+      </w:pPr>
+      <w:r>
+        <w:rPr>
+          <w:b w:val="0"/>
+        </w:rPr>
+        <w:t xml:space="preserve">Ask students to predict before running code. Preserve errors and actual </w:t>
+      </w:r>
+      <w:r>
+        <w:rPr>
+          <w:b/>
+        </w:rPr>
+        <w:t>output</w:t>
+      </w:r>
+      <w:r>
+        <w:rPr>
+          <w:b w:val="0"/>
+        </w:rPr>
+        <w:t>s; collect a changed test and an explanation. The branch-boundary and indexing lessons deliberately include failure cases.</w:t>
+      </w:r>
+    </w:p>
+    <w:p>
+      <w:pPr>
+        <w:spacing w:line="336" w:lineRule="auto" w:after="180"/>
+      </w:pPr>
+      <w:r>
+        <w:rPr>
+          <w:b w:val="0"/>
+        </w:rPr>
         <w:t>Use the earlier worked-explanation links to address a specific missing building block, then return to the current question. Adapt this suggestion after observing the learner; it is not an automatic diagnosis.</w:t>
       </w:r>
     </w:p>
     <w:p>
-      <w:r>
-        <w:t>Collect the completed-work portfolio as evidence. Record support separately from correctness, and assess explanation, trace/test and limitations. Progress ticks and quiz selections alone do not establish mastery.</w:t>
+      <w:pPr>
+        <w:spacing w:line="336" w:lineRule="auto" w:after="180"/>
+      </w:pPr>
+      <w:r>
+        <w:rPr>
+          <w:b w:val="0"/>
+        </w:rPr>
+        <w:t xml:space="preserve">Collect the completed-work portfolio as </w:t>
+      </w:r>
+      <w:r>
+        <w:rPr>
+          <w:b/>
+        </w:rPr>
+        <w:t>evidence</w:t>
+      </w:r>
+      <w:r>
+        <w:rPr>
+          <w:b w:val="0"/>
+        </w:rPr>
+        <w:t>. Record support separately from correctness, and assess explanation, trace/test and limitations. Progress ticks and quiz selections alone do not establish mastery.</w:t>
+      </w:r>
+    </w:p>
+    <w:p>
+      <w:pPr>
+        <w:pStyle w:val="Heading1"/>
+      </w:pPr>
+      <w:r>
+        <w:t>09. Visual concept journey</w:t>
+      </w:r>
+    </w:p>
+    <w:p>
+      <w:r>
+        <w:t>Show one Label Quality graphic at a time, request a prediction and discuss its trace before the independent assessment.</w:t>
+      </w:r>
+    </w:p>
+    <w:p>
+      <w:pPr>
+        <w:spacing w:line="336" w:lineRule="auto" w:after="180"/>
+      </w:pPr>
+      <w:r>
+        <w:rPr>
+          <w:b w:val="0"/>
+        </w:rPr>
+        <w:t xml:space="preserve">Use one picture at a time. Hide a worked result before asking for a </w:t>
+      </w:r>
+      <w:r>
+        <w:rPr>
+          <w:b/>
+        </w:rPr>
+        <w:t>prediction</w:t>
+      </w:r>
+      <w:r>
+        <w:rPr>
+          <w:b w:val="0"/>
+        </w:rPr>
+        <w:t>, then reveal it for feedback. These are supported teaching cases; retain the separate independent assessment for a fresh first attempt.</w:t>
+      </w:r>
+    </w:p>
+    <w:p>
+      <w:pPr>
+        <w:pStyle w:val="Heading3"/>
+      </w:pPr>
+      <w:r>
+        <w:t>01. Label Quality: the case</w:t>
+      </w:r>
+    </w:p>
+    <w:p>
+      <w:r>
+        <w:drawing>
+          <wp:inline xmlns:a="http://schemas.openxmlformats.org/drawingml/2006/main" xmlns:pic="http://schemas.openxmlformats.org/drawingml/2006/picture">
+            <wp:extent cx="5486400" cy="3142488"/>
+            <wp:docPr id="2" name="Picture 2" descr="Write a label rule that resolves the visible boundary case. Supplied facts: Toy spotted-leaf rule: at least one fully visible brown spot means spotted; occluded leaves require review. X has one visible spot; Y has none; Z is half hidden. All inputs and outcomes in this worked example are invented classroom data; no real model run is claimed."/>
+            <wp:cNvGraphicFramePr>
+              <a:graphicFrameLocks noChangeAspect="1"/>
+            </wp:cNvGraphicFramePr>
+            <a:graphic>
+              <a:graphicData uri="http://schemas.openxmlformats.org/drawingml/2006/picture">
+                <pic:pic>
+                  <pic:nvPicPr>
+                    <pic:cNvPr id="0" name="academy-story-ai-4-6-01.png"/>
+                    <pic:cNvPicPr/>
+                  </pic:nvPicPr>
+                  <pic:blipFill>
+                    <a:blip r:embed="rId10"/>
+                    <a:stretch>
+                      <a:fillRect/>
+                    </a:stretch>
+                  </pic:blipFill>
+                  <pic:spPr>
+                    <a:xfrm>
+                      <a:off x="0" y="0"/>
+                      <a:ext cx="5486400" cy="3142488"/>
+                    </a:xfrm>
+                    <a:prstGeom prst="rect"/>
+                  </pic:spPr>
+                </pic:pic>
+              </a:graphicData>
+            </a:graphic>
+          </wp:inline>
+        </w:drawing>
+      </w:r>
+    </w:p>
+    <w:p>
+      <w:pPr>
+        <w:spacing w:line="336" w:lineRule="auto" w:after="180"/>
+      </w:pPr>
+      <w:r>
+        <w:rPr>
+          <w:b w:val="0"/>
+        </w:rPr>
+        <w:t xml:space="preserve">Write a </w:t>
+      </w:r>
+      <w:r>
+        <w:rPr>
+          <w:b/>
+        </w:rPr>
+        <w:t>label rule</w:t>
+      </w:r>
+      <w:r>
+        <w:rPr>
+          <w:b w:val="0"/>
+        </w:rPr>
+        <w:t xml:space="preserve"> that resolves the visible boundary case. Supplied facts: Toy spotted-leaf rule: at least one fully visible brown spot means spotted; occluded leaves require review.</w:t>
+      </w:r>
+    </w:p>
+    <w:p>
+      <w:pPr>
+        <w:spacing w:line="336" w:lineRule="auto" w:after="180"/>
+      </w:pPr>
+      <w:r>
+        <w:rPr>
+          <w:b w:val="0"/>
+        </w:rPr>
+        <w:t xml:space="preserve">X has one visible spot; Y has none; Z is half hidden. All </w:t>
+      </w:r>
+      <w:r>
+        <w:rPr>
+          <w:b/>
+        </w:rPr>
+        <w:t>input</w:t>
+      </w:r>
+      <w:r>
+        <w:rPr>
+          <w:b w:val="0"/>
+        </w:rPr>
+        <w:t>s and outcomes in this worked example are invented classroom data; no real model run is claimed.</w:t>
+      </w:r>
+    </w:p>
+    <w:p>
+      <w:pPr>
+        <w:spacing w:line="336" w:lineRule="auto" w:after="180"/>
+        <w:shd w:fill="F5F1FB"/>
+      </w:pPr>
+      <w:r>
+        <w:rPr>
+          <w:b w:val="0"/>
+        </w:rPr>
+        <w:t>Point to the given fact that matters most. Explain why it matters.</w:t>
+      </w:r>
+    </w:p>
+    <w:p>
+      <w:pPr>
+        <w:pStyle w:val="Heading3"/>
+      </w:pPr>
+      <w:r>
+        <w:t>Discuss while showing the picture</w:t>
+      </w:r>
+    </w:p>
+    <w:p>
+      <w:pPr>
+        <w:spacing w:line="336" w:lineRule="auto" w:after="180"/>
+        <w:shd w:fill="F1F6F8"/>
+      </w:pPr>
+      <w:r>
+        <w:rPr>
+          <w:b w:val="0"/>
+        </w:rPr>
+        <w:t>Teacher prompt: Point to the given fact that matters most. Explain why it matters. Ask learners to describe one label or arrow in ordinary words. Use the adjacent transcript if the image is difficult to see.</w:t>
+      </w:r>
+    </w:p>
+    <w:p>
+      <w:pPr>
+        <w:pStyle w:val="Heading3"/>
+      </w:pPr>
+      <w:r>
+        <w:t>02. Follow the deciding steps</w:t>
+      </w:r>
+    </w:p>
+    <w:p>
+      <w:r>
+        <w:drawing>
+          <wp:inline xmlns:a="http://schemas.openxmlformats.org/drawingml/2006/main" xmlns:pic="http://schemas.openxmlformats.org/drawingml/2006/picture">
+            <wp:extent cx="5486400" cy="3337560"/>
+            <wp:docPr id="3" name="Picture 3" descr="Apply visible rule: X is spotted; Y is healthy under this exercise’s definition. → Handle uncertainty: Z requires review; hidden tissue cannot be treated as visibly spot-free. → Review disagreement: If an annotator labels X healthy, compare the image and declared spot rule before changing the label."/>
+            <wp:cNvGraphicFramePr>
+              <a:graphicFrameLocks noChangeAspect="1"/>
+            </wp:cNvGraphicFramePr>
+            <a:graphic>
+              <a:graphicData uri="http://schemas.openxmlformats.org/drawingml/2006/picture">
+                <pic:pic>
+                  <pic:nvPicPr>
+                    <pic:cNvPr id="0" name="academy-story-ai-4-6-02.png"/>
+                    <pic:cNvPicPr/>
+                  </pic:nvPicPr>
+                  <pic:blipFill>
+                    <a:blip r:embed="rId11"/>
+                    <a:stretch>
+                      <a:fillRect/>
+                    </a:stretch>
+                  </pic:blipFill>
+                  <pic:spPr>
+                    <a:xfrm>
+                      <a:off x="0" y="0"/>
+                      <a:ext cx="5486400" cy="3337560"/>
+                    </a:xfrm>
+                    <a:prstGeom prst="rect"/>
+                  </pic:spPr>
+                </pic:pic>
+              </a:graphicData>
+            </a:graphic>
+          </wp:inline>
+        </w:drawing>
+      </w:r>
+    </w:p>
+    <w:p>
+      <w:pPr>
+        <w:spacing w:line="336" w:lineRule="auto" w:after="180"/>
+      </w:pPr>
+      <w:r>
+        <w:rPr>
+          <w:b w:val="0"/>
+        </w:rPr>
+        <w:t>Apply visible rule: X is spotted; Y is healthy under this exercise’s definition. → Handle uncertainty: Z requires review; hidden tissue cannot be treated as visibly spot-free. → Review dis</w:t>
+      </w:r>
+      <w:r>
+        <w:rPr>
+          <w:b/>
+        </w:rPr>
+        <w:t>agreement</w:t>
+      </w:r>
+      <w:r>
+        <w:rPr>
+          <w:b w:val="0"/>
+        </w:rPr>
+        <w:t xml:space="preserve">: If an </w:t>
+      </w:r>
+      <w:r>
+        <w:rPr>
+          <w:b/>
+        </w:rPr>
+        <w:t>annotator</w:t>
+      </w:r>
+      <w:r>
+        <w:rPr>
+          <w:b w:val="0"/>
+        </w:rPr>
+        <w:t xml:space="preserve"> labels X healthy, compare the image and declared spot rule before changing the label.</w:t>
+      </w:r>
+    </w:p>
+    <w:p>
+      <w:pPr>
+        <w:spacing w:line="336" w:lineRule="auto" w:after="180"/>
+        <w:shd w:fill="F5F1FB"/>
+      </w:pPr>
+      <w:r>
+        <w:rPr>
+          <w:b w:val="0"/>
+        </w:rPr>
+        <w:t xml:space="preserve">Point to each numbered stage and explain which recorded </w:t>
+      </w:r>
+      <w:r>
+        <w:rPr>
+          <w:b/>
+        </w:rPr>
+        <w:t>input</w:t>
+      </w:r>
+      <w:r>
+        <w:rPr>
+          <w:b w:val="0"/>
+        </w:rPr>
+        <w:t xml:space="preserve"> it uses.</w:t>
+      </w:r>
+    </w:p>
+    <w:p>
+      <w:pPr>
+        <w:pStyle w:val="Heading3"/>
+      </w:pPr>
+      <w:r>
+        <w:t>Discuss while showing the picture</w:t>
+      </w:r>
+    </w:p>
+    <w:p>
+      <w:pPr>
+        <w:spacing w:line="336" w:lineRule="auto" w:after="180"/>
+        <w:shd w:fill="F1F6F8"/>
+      </w:pPr>
+      <w:r>
+        <w:rPr>
+          <w:b w:val="0"/>
+        </w:rPr>
+        <w:t xml:space="preserve">Teacher prompt: Point to each numbered stage and explain which recorded </w:t>
+      </w:r>
+      <w:r>
+        <w:rPr>
+          <w:b/>
+        </w:rPr>
+        <w:t>input</w:t>
+      </w:r>
+      <w:r>
+        <w:rPr>
+          <w:b w:val="0"/>
+        </w:rPr>
+        <w:t xml:space="preserve"> it uses. Ask learners to describe one label or arrow in ordinary words. Use the adjacent transcript if the image is difficult to see.</w:t>
+      </w:r>
+    </w:p>
+    <w:p>
+      <w:pPr>
+        <w:pStyle w:val="Heading3"/>
+      </w:pPr>
+      <w:r>
+        <w:t>03. Follow a disagreement back to evidence</w:t>
+      </w:r>
+    </w:p>
+    <w:p>
+      <w:r>
+        <w:drawing>
+          <wp:inline xmlns:a="http://schemas.openxmlformats.org/drawingml/2006/main" xmlns:pic="http://schemas.openxmlformats.org/drawingml/2006/picture">
+            <wp:extent cx="5486400" cy="2834640"/>
+            <wp:docPr id="4" name="Picture 4" descr="Follow a disagreement back to evidence. B has two labels | Read boundary rule | Keep labels and reason. C includes review | Check visible evidence | Retain uncertainty if needed. A and D match | Check rule as well | Agreement is not proof"/>
+            <wp:cNvGraphicFramePr>
+              <a:graphicFrameLocks noChangeAspect="1"/>
+            </wp:cNvGraphicFramePr>
+            <a:graphic>
+              <a:graphicData uri="http://schemas.openxmlformats.org/drawingml/2006/picture">
+                <pic:pic>
+                  <pic:nvPicPr>
+                    <pic:cNvPr id="0" name="academy-story-ai-4-6-03.png"/>
+                    <pic:cNvPicPr/>
+                  </pic:nvPicPr>
+                  <pic:blipFill>
+                    <a:blip r:embed="rId12"/>
+                    <a:stretch>
+                      <a:fillRect/>
+                    </a:stretch>
+                  </pic:blipFill>
+                  <pic:spPr>
+                    <a:xfrm>
+                      <a:off x="0" y="0"/>
+                      <a:ext cx="5486400" cy="2834640"/>
+                    </a:xfrm>
+                    <a:prstGeom prst="rect"/>
+                  </pic:spPr>
+                </pic:pic>
+              </a:graphicData>
+            </a:graphic>
+          </wp:inline>
+        </w:drawing>
+      </w:r>
+    </w:p>
+    <w:p>
+      <w:pPr>
+        <w:spacing w:line="336" w:lineRule="auto" w:after="180"/>
+      </w:pPr>
+      <w:r>
+        <w:rPr>
+          <w:b w:val="0"/>
+        </w:rPr>
+        <w:t>Follow a dis</w:t>
+      </w:r>
+      <w:r>
+        <w:rPr>
+          <w:b/>
+        </w:rPr>
+        <w:t>agreement</w:t>
+      </w:r>
+      <w:r>
+        <w:rPr>
+          <w:b w:val="0"/>
+        </w:rPr>
+        <w:t xml:space="preserve"> back to </w:t>
+      </w:r>
+      <w:r>
+        <w:rPr>
+          <w:b/>
+        </w:rPr>
+        <w:t>evidence</w:t>
+      </w:r>
+      <w:r>
+        <w:rPr>
+          <w:b w:val="0"/>
+        </w:rPr>
+        <w:t xml:space="preserve">. B has two labels | Read boundary rule | Keep labels and reason. C includes review | Check visible </w:t>
+      </w:r>
+      <w:r>
+        <w:rPr>
+          <w:b/>
+        </w:rPr>
+        <w:t>evidence</w:t>
+      </w:r>
+      <w:r>
+        <w:rPr>
+          <w:b w:val="0"/>
+        </w:rPr>
+        <w:t xml:space="preserve"> | Retain uncertainty if needed.</w:t>
+      </w:r>
+    </w:p>
+    <w:p>
+      <w:pPr>
+        <w:spacing w:line="336" w:lineRule="auto" w:after="180"/>
+      </w:pPr>
+      <w:r>
+        <w:rPr>
+          <w:b w:val="0"/>
+        </w:rPr>
+        <w:t xml:space="preserve">A and D match | Check rule as well | </w:t>
+      </w:r>
+      <w:r>
+        <w:rPr>
+          <w:b/>
+        </w:rPr>
+        <w:t>Agreement</w:t>
+      </w:r>
+      <w:r>
+        <w:rPr>
+          <w:b w:val="0"/>
+        </w:rPr>
+        <w:t xml:space="preserve"> is not proof</w:t>
+      </w:r>
+    </w:p>
+    <w:p>
+      <w:pPr>
+        <w:spacing w:line="336" w:lineRule="auto" w:after="180"/>
+        <w:shd w:fill="F5F1FB"/>
+      </w:pPr>
+      <w:r>
+        <w:rPr>
+          <w:b w:val="0"/>
+        </w:rPr>
+        <w:t>Read the labels and values. Explain the relationship the model shows.</w:t>
+      </w:r>
+    </w:p>
+    <w:p>
+      <w:pPr>
+        <w:pStyle w:val="Heading3"/>
+      </w:pPr>
+      <w:r>
+        <w:t>Discuss while showing the picture</w:t>
+      </w:r>
+    </w:p>
+    <w:p>
+      <w:pPr>
+        <w:spacing w:line="336" w:lineRule="auto" w:after="180"/>
+        <w:shd w:fill="F1F6F8"/>
+      </w:pPr>
+      <w:r>
+        <w:rPr>
+          <w:b w:val="0"/>
+        </w:rPr>
+        <w:t>Teacher prompt: Read the labels and values. Explain the relationship the model shows. Ask learners to describe one label or arrow in ordinary words. Use the adjacent transcript if the image is difficult to see.</w:t>
+      </w:r>
+    </w:p>
+    <w:p>
+      <w:pPr>
+        <w:pStyle w:val="Heading3"/>
+      </w:pPr>
+      <w:r>
+        <w:t>04. Change one thing. Trace what follows.</w:t>
+      </w:r>
+    </w:p>
+    <w:p>
+      <w:r>
+        <w:drawing>
+          <wp:inline xmlns:a="http://schemas.openxmlformats.org/drawingml/2006/main" xmlns:pic="http://schemas.openxmlformats.org/drawingml/2006/picture">
+            <wp:extent cx="5486400" cy="3191256"/>
+            <wp:docPr id="5" name="Picture 5" descr="Original case: If an annotator labels X healthy, compare the image and declared spot rule before changing the label. Changed condition: Z receives a new fully visible image with no brown spots. Expected result: Label the new observation healthy under the toy rule. Reason: The missing visual evidence is now supplied; the earlier uncertain image was not proof of health."/>
+            <wp:cNvGraphicFramePr>
+              <a:graphicFrameLocks noChangeAspect="1"/>
+            </wp:cNvGraphicFramePr>
+            <a:graphic>
+              <a:graphicData uri="http://schemas.openxmlformats.org/drawingml/2006/picture">
+                <pic:pic>
+                  <pic:nvPicPr>
+                    <pic:cNvPr id="0" name="academy-story-ai-4-6-04.png"/>
+                    <pic:cNvPicPr/>
+                  </pic:nvPicPr>
+                  <pic:blipFill>
+                    <a:blip r:embed="rId13"/>
+                    <a:stretch>
+                      <a:fillRect/>
+                    </a:stretch>
+                  </pic:blipFill>
+                  <pic:spPr>
+                    <a:xfrm>
+                      <a:off x="0" y="0"/>
+                      <a:ext cx="5486400" cy="3191256"/>
+                    </a:xfrm>
+                    <a:prstGeom prst="rect"/>
+                  </pic:spPr>
+                </pic:pic>
+              </a:graphicData>
+            </a:graphic>
+          </wp:inline>
+        </w:drawing>
+      </w:r>
+    </w:p>
+    <w:p>
+      <w:pPr>
+        <w:spacing w:line="336" w:lineRule="auto" w:after="180"/>
+      </w:pPr>
+      <w:r>
+        <w:rPr>
+          <w:b w:val="0"/>
+        </w:rPr>
+        <w:t xml:space="preserve">Original case: If an </w:t>
+      </w:r>
+      <w:r>
+        <w:rPr>
+          <w:b/>
+        </w:rPr>
+        <w:t>annotator</w:t>
+      </w:r>
+      <w:r>
+        <w:rPr>
+          <w:b w:val="0"/>
+        </w:rPr>
+        <w:t xml:space="preserve"> labels X healthy, compare the image and declared spot rule before changing the label. Changed condition: Z receives a new fully visible image with no brown spots.</w:t>
+      </w:r>
+    </w:p>
+    <w:p>
+      <w:pPr>
+        <w:spacing w:line="336" w:lineRule="auto" w:after="180"/>
+      </w:pPr>
+      <w:r>
+        <w:rPr>
+          <w:b w:val="0"/>
+        </w:rPr>
+        <w:t xml:space="preserve">Expected result: Label the new </w:t>
+      </w:r>
+      <w:r>
+        <w:rPr>
+          <w:b/>
+        </w:rPr>
+        <w:t>observation</w:t>
+      </w:r>
+      <w:r>
+        <w:rPr>
+          <w:b w:val="0"/>
+        </w:rPr>
+        <w:t xml:space="preserve"> healthy under the toy rule. Reason: The missing visual </w:t>
+      </w:r>
+      <w:r>
+        <w:rPr>
+          <w:b/>
+        </w:rPr>
+        <w:t>evidence</w:t>
+      </w:r>
+      <w:r>
+        <w:rPr>
+          <w:b w:val="0"/>
+        </w:rPr>
+        <w:t xml:space="preserve"> is now supplied; the earlier uncertain image was not proof of health.</w:t>
+      </w:r>
+    </w:p>
+    <w:p>
+      <w:pPr>
+        <w:spacing w:line="336" w:lineRule="auto" w:after="180"/>
+        <w:shd w:fill="F5F1FB"/>
+      </w:pPr>
+      <w:r>
+        <w:rPr>
+          <w:b w:val="0"/>
+        </w:rPr>
+        <w:t>Predict before checking the worked changed-case result. Name what changed and what the supplied facts allow you to conclude.</w:t>
+      </w:r>
+    </w:p>
+    <w:p>
+      <w:pPr>
+        <w:pStyle w:val="Heading3"/>
+      </w:pPr>
+      <w:r>
+        <w:t>Discuss while showing the picture</w:t>
+      </w:r>
+    </w:p>
+    <w:p>
+      <w:pPr>
+        <w:spacing w:line="336" w:lineRule="auto" w:after="180"/>
+        <w:shd w:fill="F1F6F8"/>
+      </w:pPr>
+      <w:r>
+        <w:rPr>
+          <w:b w:val="0"/>
+        </w:rPr>
+        <w:t>Teacher prompt: Predict before checking the worked changed-case result. Name what changed and what the supplied facts allow you to conclude. Ask learners to describe one label or arrow in ordinary words.</w:t>
+      </w:r>
+    </w:p>
+    <w:p>
+      <w:pPr>
+        <w:spacing w:line="336" w:lineRule="auto" w:after="180"/>
+        <w:shd w:fill="F1F6F8"/>
+      </w:pPr>
+      <w:r>
+        <w:rPr>
+          <w:b w:val="0"/>
+        </w:rPr>
+        <w:t xml:space="preserve">Use the adjacent transcript if the image is difficult to see. Changed-case reasoning: The missing visual </w:t>
+      </w:r>
+      <w:r>
+        <w:rPr>
+          <w:b/>
+        </w:rPr>
+        <w:t>evidence</w:t>
+      </w:r>
+      <w:r>
+        <w:rPr>
+          <w:b w:val="0"/>
+        </w:rPr>
+        <w:t xml:space="preserve"> is now supplied; the earlier uncertain image was not proof of health.</w:t>
+      </w:r>
+    </w:p>
+    <w:p>
+      <w:pPr>
+        <w:pStyle w:val="Heading3"/>
+      </w:pPr>
+      <w:r>
+        <w:t>05. Connect the explanation to its limit</w:t>
+      </w:r>
+    </w:p>
+    <w:p>
+      <w:r>
+        <w:drawing>
+          <wp:inline xmlns:a="http://schemas.openxmlformats.org/drawingml/2006/main" xmlns:pic="http://schemas.openxmlformats.org/drawingml/2006/picture">
+            <wp:extent cx="5486400" cy="2834640"/>
+            <wp:docPr id="6" name="Picture 6" descr="Read the picture in order. If an annotator labels X healthy, compare the image and declared spot rule before changing the label. The arrows show which recorded input or intermediate result each decision uses. Explain the deciding step aloud before checking the changed case; pointing to the final answer alone does not show how it follows. Limit: Visible brown spots are a simplified classroom target, not a diagnosis of plant disease."/>
+            <wp:cNvGraphicFramePr>
+              <a:graphicFrameLocks noChangeAspect="1"/>
+            </wp:cNvGraphicFramePr>
+            <a:graphic>
+              <a:graphicData uri="http://schemas.openxmlformats.org/drawingml/2006/picture">
+                <pic:pic>
+                  <pic:nvPicPr>
+                    <pic:cNvPr id="0" name="academy-story-ai-4-6-05.png"/>
+                    <pic:cNvPicPr/>
+                  </pic:nvPicPr>
+                  <pic:blipFill>
+                    <a:blip r:embed="rId14"/>
+                    <a:stretch>
+                      <a:fillRect/>
+                    </a:stretch>
+                  </pic:blipFill>
+                  <pic:spPr>
+                    <a:xfrm>
+                      <a:off x="0" y="0"/>
+                      <a:ext cx="5486400" cy="2834640"/>
+                    </a:xfrm>
+                    <a:prstGeom prst="rect"/>
+                  </pic:spPr>
+                </pic:pic>
+              </a:graphicData>
+            </a:graphic>
+          </wp:inline>
+        </w:drawing>
+      </w:r>
+    </w:p>
+    <w:p>
+      <w:pPr>
+        <w:spacing w:line="336" w:lineRule="auto" w:after="180"/>
+      </w:pPr>
+      <w:r>
+        <w:rPr>
+          <w:b w:val="0"/>
+        </w:rPr>
+        <w:t xml:space="preserve">Read the picture in order. If an </w:t>
+      </w:r>
+      <w:r>
+        <w:rPr>
+          <w:b/>
+        </w:rPr>
+        <w:t>annotator</w:t>
+      </w:r>
+      <w:r>
+        <w:rPr>
+          <w:b w:val="0"/>
+        </w:rPr>
+        <w:t xml:space="preserve"> labels X healthy, compare the image and declared spot rule before changing the label. The arrows show which recorded </w:t>
+      </w:r>
+      <w:r>
+        <w:rPr>
+          <w:b/>
+        </w:rPr>
+        <w:t>input</w:t>
+      </w:r>
+      <w:r>
+        <w:rPr>
+          <w:b w:val="0"/>
+        </w:rPr>
+        <w:t xml:space="preserve"> or intermediate result each decision uses.</w:t>
+      </w:r>
+    </w:p>
+    <w:p>
+      <w:pPr>
+        <w:spacing w:line="336" w:lineRule="auto" w:after="180"/>
+      </w:pPr>
+      <w:r>
+        <w:rPr>
+          <w:b w:val="0"/>
+        </w:rPr>
+        <w:t>Explain the deciding step aloud before checking the changed case; pointing to the final answer alone does not show how it follows. Limit: Visible brown spots are a simplified classroom target, not a diagnosis of plant disease.</w:t>
+      </w:r>
+    </w:p>
+    <w:p>
+      <w:pPr>
+        <w:spacing w:line="336" w:lineRule="auto" w:after="180"/>
+        <w:shd w:fill="F5F1FB"/>
+      </w:pPr>
+      <w:r>
+        <w:rPr>
+          <w:b w:val="0"/>
+        </w:rPr>
+        <w:t>Explain the case, then point to a limit on the claim.</w:t>
+      </w:r>
+    </w:p>
+    <w:p>
+      <w:pPr>
+        <w:pStyle w:val="Heading3"/>
+      </w:pPr>
+      <w:r>
+        <w:t>Discuss while showing the picture</w:t>
+      </w:r>
+    </w:p>
+    <w:p>
+      <w:pPr>
+        <w:spacing w:line="336" w:lineRule="auto" w:after="180"/>
+        <w:shd w:fill="F1F6F8"/>
+      </w:pPr>
+      <w:r>
+        <w:rPr>
+          <w:b w:val="0"/>
+        </w:rPr>
+        <w:t>Teacher prompt: Explain the case, then point to a limit on the claim. Ask learners to describe one label or arrow in ordinary words. Use the adjacent transcript if the image is difficult to see.</w:t>
+      </w:r>
+    </w:p>
+    <w:p>
+      <w:pPr>
+        <w:spacing w:line="336" w:lineRule="auto" w:after="180"/>
+        <w:shd w:fill="F1F6F8"/>
+      </w:pPr>
+      <w:r>
+        <w:rPr>
+          <w:b w:val="0"/>
+        </w:rPr>
+        <w:t>Keep the stated scope: Visible brown spots are a simplified classroom target, not a diagnosis of plant disease.</w:t>
+      </w:r>
+    </w:p>
+    <w:p>
+      <w:pPr>
+        <w:pStyle w:val="Heading3"/>
+      </w:pPr>
+      <w:r>
+        <w:t>06. Make the idea visible in your project</w:t>
+      </w:r>
+    </w:p>
+    <w:p>
+      <w:r>
+        <w:drawing>
+          <wp:inline xmlns:a="http://schemas.openxmlformats.org/drawingml/2006/main" xmlns:pic="http://schemas.openxmlformats.org/drawingml/2006/picture">
+            <wp:extent cx="5486400" cy="3681984"/>
+            <wp:docPr id="7" name="Picture 7" descr="For your Responsible Plant Classifier, save the input, procedure, observed result and limitation of this check. Label this worked example as practice; use a different, previously unreviewed case when checking independent understanding. Draw your input, deciding step, result and limit. Supported question: Why should two annotators not vote away Z’s missing evidence? Point to the relevant step in the picture, then write the changed result and the rule or evidence that supports it."/>
+            <wp:cNvGraphicFramePr>
+              <a:graphicFrameLocks noChangeAspect="1"/>
+            </wp:cNvGraphicFramePr>
+            <a:graphic>
+              <a:graphicData uri="http://schemas.openxmlformats.org/drawingml/2006/picture">
+                <pic:pic>
+                  <pic:nvPicPr>
+                    <pic:cNvPr id="0" name="academy-story-ai-4-6-06.png"/>
+                    <pic:cNvPicPr/>
+                  </pic:nvPicPr>
+                  <pic:blipFill>
+                    <a:blip r:embed="rId15"/>
+                    <a:stretch>
+                      <a:fillRect/>
+                    </a:stretch>
+                  </pic:blipFill>
+                  <pic:spPr>
+                    <a:xfrm>
+                      <a:off x="0" y="0"/>
+                      <a:ext cx="5486400" cy="3681984"/>
+                    </a:xfrm>
+                    <a:prstGeom prst="rect"/>
+                  </pic:spPr>
+                </pic:pic>
+              </a:graphicData>
+            </a:graphic>
+          </wp:inline>
+        </w:drawing>
+      </w:r>
+    </w:p>
+    <w:p>
+      <w:pPr>
+        <w:spacing w:line="336" w:lineRule="auto" w:after="180"/>
+      </w:pPr>
+      <w:r>
+        <w:rPr>
+          <w:b w:val="0"/>
+        </w:rPr>
+        <w:t xml:space="preserve">For your Responsible Plant Classifier, save the </w:t>
+      </w:r>
+      <w:r>
+        <w:rPr>
+          <w:b/>
+        </w:rPr>
+        <w:t>input</w:t>
+      </w:r>
+      <w:r>
+        <w:rPr>
+          <w:b w:val="0"/>
+        </w:rPr>
+        <w:t>, procedure, observed result and limitation of this check.</w:t>
+      </w:r>
+    </w:p>
+    <w:p>
+      <w:pPr>
+        <w:spacing w:line="336" w:lineRule="auto" w:after="180"/>
+      </w:pPr>
+      <w:r>
+        <w:rPr>
+          <w:b w:val="0"/>
+        </w:rPr>
+        <w:t xml:space="preserve">Label this worked example as practice; use a different, previously unreviewed case when checking independent understanding. Draw your </w:t>
+      </w:r>
+      <w:r>
+        <w:rPr>
+          <w:b/>
+        </w:rPr>
+        <w:t>input</w:t>
+      </w:r>
+      <w:r>
+        <w:rPr>
+          <w:b w:val="0"/>
+        </w:rPr>
+        <w:t>, deciding step, result and limit.</w:t>
+      </w:r>
+    </w:p>
+    <w:p>
+      <w:pPr>
+        <w:spacing w:line="336" w:lineRule="auto" w:after="180"/>
+      </w:pPr>
+      <w:r>
+        <w:rPr>
+          <w:b w:val="0"/>
+        </w:rPr>
+        <w:t xml:space="preserve">Supported question: Why should two </w:t>
+      </w:r>
+      <w:r>
+        <w:rPr>
+          <w:b/>
+        </w:rPr>
+        <w:t>annotator</w:t>
+      </w:r>
+      <w:r>
+        <w:rPr>
+          <w:b w:val="0"/>
+        </w:rPr>
+        <w:t xml:space="preserve">s not vote away Z’s missing </w:t>
+      </w:r>
+      <w:r>
+        <w:rPr>
+          <w:b/>
+        </w:rPr>
+        <w:t>evidence</w:t>
+      </w:r>
+      <w:r>
+        <w:rPr>
+          <w:b w:val="0"/>
+        </w:rPr>
+        <w:t xml:space="preserve">? Point to the relevant step in the picture, then write the changed result and the rule or </w:t>
+      </w:r>
+      <w:r>
+        <w:rPr>
+          <w:b/>
+        </w:rPr>
+        <w:t>evidence</w:t>
+      </w:r>
+      <w:r>
+        <w:rPr>
+          <w:b w:val="0"/>
+        </w:rPr>
+        <w:t xml:space="preserve"> that supports it.</w:t>
+      </w:r>
+    </w:p>
+    <w:p>
+      <w:pPr>
+        <w:spacing w:line="336" w:lineRule="auto" w:after="180"/>
+        <w:shd w:fill="F5F1FB"/>
+      </w:pPr>
+      <w:r>
+        <w:rPr>
+          <w:b w:val="0"/>
+        </w:rPr>
+        <w:t xml:space="preserve">Draw your project trace and justify the deciding step using </w:t>
+      </w:r>
+      <w:r>
+        <w:rPr>
+          <w:b/>
+        </w:rPr>
+        <w:t>evidence</w:t>
+      </w:r>
+      <w:r>
+        <w:rPr>
+          <w:b w:val="0"/>
+        </w:rPr>
+        <w:t>.</w:t>
+      </w:r>
+    </w:p>
+    <w:p>
+      <w:pPr>
+        <w:pStyle w:val="Heading3"/>
+      </w:pPr>
+      <w:r>
+        <w:t>Discuss while showing the picture</w:t>
+      </w:r>
+    </w:p>
+    <w:p>
+      <w:pPr>
+        <w:spacing w:line="336" w:lineRule="auto" w:after="180"/>
+        <w:shd w:fill="F1F6F8"/>
+      </w:pPr>
+      <w:r>
+        <w:rPr>
+          <w:b w:val="0"/>
+        </w:rPr>
+        <w:t xml:space="preserve">Teacher prompt: Draw your project trace and justify the deciding step using </w:t>
+      </w:r>
+      <w:r>
+        <w:rPr>
+          <w:b/>
+        </w:rPr>
+        <w:t>evidence</w:t>
+      </w:r>
+      <w:r>
+        <w:rPr>
+          <w:b w:val="0"/>
+        </w:rPr>
+        <w:t>. Ask learners to describe one label or arrow in ordinary words. Use the adjacent transcript if the image is difficult to see.</w:t>
+      </w:r>
+    </w:p>
+    <w:p>
+      <w:pPr>
+        <w:spacing w:line="336" w:lineRule="auto" w:after="180"/>
+        <w:shd w:fill="F1F6F8"/>
+      </w:pPr>
+      <w:r>
+        <w:rPr>
+          <w:b w:val="0"/>
+        </w:rPr>
+        <w:t xml:space="preserve">Supported practice key: </w:t>
+      </w:r>
+      <w:r>
+        <w:rPr>
+          <w:b/>
+        </w:rPr>
+        <w:t>Agreement</w:t>
+      </w:r>
+      <w:r>
+        <w:rPr>
+          <w:b w:val="0"/>
+        </w:rPr>
+        <w:t xml:space="preserve"> or a majority cannot reveal hidden tissue. Seek an adequate </w:t>
+      </w:r>
+      <w:r>
+        <w:rPr>
+          <w:b/>
+        </w:rPr>
+        <w:t>observation</w:t>
+      </w:r>
+      <w:r>
+        <w:rPr>
+          <w:b w:val="0"/>
+        </w:rPr>
+        <w:t xml:space="preserve"> and preserve the review status until then. Changed-case check: Label the new </w:t>
+      </w:r>
+      <w:r>
+        <w:rPr>
+          <w:b/>
+        </w:rPr>
+        <w:t>observation</w:t>
+      </w:r>
+      <w:r>
+        <w:rPr>
+          <w:b w:val="0"/>
+        </w:rPr>
+        <w:t xml:space="preserve"> healthy under the toy rule.</w:t>
+      </w:r>
+    </w:p>
+    <w:p>
+      <w:pPr>
+        <w:spacing w:line="336" w:lineRule="auto" w:after="180"/>
+        <w:shd w:fill="F1F6F8"/>
+      </w:pPr>
+      <w:r>
+        <w:rPr>
+          <w:b w:val="0"/>
+        </w:rPr>
+        <w:t xml:space="preserve">The missing visual </w:t>
+      </w:r>
+      <w:r>
+        <w:rPr>
+          <w:b/>
+        </w:rPr>
+        <w:t>evidence</w:t>
+      </w:r>
+      <w:r>
+        <w:rPr>
+          <w:b w:val="0"/>
+        </w:rPr>
+        <w:t xml:space="preserve"> is now supplied; the earlier uncertain image was not proof of health.</w:t>
       </w:r>
     </w:p>
     <w:sectPr>

--- a/downloads/teacher/ai-4-week-06.docx
+++ b/downloads/teacher/ai-4-week-06.docx
@@ -201,7 +201,7 @@
           </w:tcPr>
           <w:p>
             <w:r>
-              <w:t>Sections 9 and 11–14. Give extra time to finish the full task set; use Section 15 when the week includes a coding lab.</w:t>
+              <w:t>Use “Run the investigation”, “Connect your project”, “Show what you know”, “Study a complete case” and “Try a new case independently”. Give extra time for the full task set. If this week has a coding lab, use its named section; section numbers can change when extra explanations are included.</w:t>
             </w:r>
           </w:p>
         </w:tc>
@@ -2487,6 +2487,26 @@
     <w:p>
       <w:r>
         <w:t>Demonstrate Label Quality, reduce support deliberately and check individual reasoning before discussing answers.</w:t>
+      </w:r>
+    </w:p>
+    <w:p>
+      <w:pPr>
+        <w:pStyle w:val="Heading3"/>
+      </w:pPr>
+      <w:r>
+        <w:t>Choose the pacing route</w:t>
+      </w:r>
+    </w:p>
+    <w:p>
+      <w:pPr>
+        <w:spacing w:line="336" w:lineRule="auto" w:after="180"/>
+        <w:shd w:fill="F1F6F8"/>
+      </w:pPr>
+      <w:r>
+        <w:rPr>
+          <w:b w:val="0"/>
+        </w:rPr>
+        <w:t>Compact alternative: this two-session sequence covers selected core tasks. Use the three-session weekly plan for the full lesson, independent transfer, feedback and project work; allow extra time for extensions.</w:t>
       </w:r>
     </w:p>
     <w:p>
@@ -6138,7 +6158,7 @@
           </w:tcPr>
           <w:p>
             <w:r>
-              <w:t>Sections 9 and 11–14. Give extra time to finish the full task set; use Section 15 when the week includes a coding lab.</w:t>
+              <w:t>Use “Run the investigation”, “Connect your project”, “Show what you know”, “Study a complete case” and “Try a new case independently”. Give extra time for the full task set. If this week has a coding lab, use its named section; section numbers can change when extra explanations are included.</w:t>
             </w:r>
           </w:p>
         </w:tc>

--- a/downloads/teacher/ai-4-week-06.docx
+++ b/downloads/teacher/ai-4-week-06.docx
@@ -25,20 +25,38 @@
         <w:pStyle w:val="Heading1"/>
       </w:pPr>
       <w:r>
-        <w:t>01. Label Quality</w:t>
-      </w:r>
-    </w:p>
-    <w:p>
-      <w:r>
-        <w:t>Prepare Label Quality: check the target, prerequisites, resources and adaptable teaching schedule.</w:t>
-      </w:r>
-    </w:p>
-    <w:p>
-      <w:pPr>
-        <w:pStyle w:val="Heading3"/>
-      </w:pPr>
-      <w:r>
-        <w:t>Teach the learning cycle</w:t>
+        <w:t>Teach evidence-based labeling and bounded agreement.</w:t>
+      </w:r>
+    </w:p>
+    <w:p>
+      <w:r>
+        <w:t>Use complete descriptions and checked decisions; collect actual independent annotation outcomes.</w:t>
+      </w:r>
+    </w:p>
+    <w:p>
+      <w:r>
+        <w:t>Keep original labels, review decisions, rule versions and subset denominators distinct.</w:t>
+      </w:r>
+    </w:p>
+    <w:p>
+      <w:pPr>
+        <w:pStyle w:val="Heading1"/>
+      </w:pPr>
+      <w:r>
+        <w:t>01. Prepare the connected experiment</w:t>
+      </w:r>
+    </w:p>
+    <w:p>
+      <w:r>
+        <w:t>Keep prior exposure, shared practice and independent evidence distinct.</w:t>
+      </w:r>
+    </w:p>
+    <w:p>
+      <w:pPr>
+        <w:pStyle w:val="Heading2"/>
+      </w:pPr>
+      <w:r>
+        <w:t>Goal and main teaching plan</w:t>
       </w:r>
     </w:p>
     <w:p>
@@ -243,9 +261,308 @@
     </w:p>
     <w:p>
       <w:pPr>
+        <w:pStyle w:val="Heading2"/>
+      </w:pPr>
+      <w:r>
+        <w:t>Materials and prerequisite</w:t>
+      </w:r>
+    </w:p>
+    <w:p>
+      <w:pPr>
+        <w:spacing w:line="336" w:lineRule="auto" w:after="180"/>
+      </w:pPr>
+      <w:r>
+        <w:rPr>
+          <w:b w:val="0"/>
+        </w:rPr>
+        <w:t xml:space="preserve">Teach two 45-minute sessions using invented scene descriptions. The target is applying a stated </w:t>
+      </w:r>
+      <w:r>
+        <w:rPr>
+          <w:b/>
+        </w:rPr>
+        <w:t>observation</w:t>
+      </w:r>
+      <w:r>
+        <w:rPr>
+          <w:b w:val="0"/>
+        </w:rPr>
+        <w:t xml:space="preserve"> rule, not certifying real robot safety. Keep original independent labels separate from reviewed decisions.</w:t>
+      </w:r>
+    </w:p>
+    <w:p>
+      <w:pPr>
+        <w:spacing w:line="336" w:lineRule="auto" w:after="180"/>
+      </w:pPr>
+      <w:r>
+        <w:rPr>
+          <w:b w:val="0"/>
+        </w:rPr>
+        <w:t xml:space="preserve">Exact </w:t>
+      </w:r>
+      <w:r>
+        <w:rPr>
+          <w:b/>
+        </w:rPr>
+        <w:t>agreement</w:t>
+      </w:r>
+      <w:r>
+        <w:rPr>
+          <w:b w:val="0"/>
+        </w:rPr>
+        <w:t xml:space="preserve"> includes review in the main exercise; review is a workflow status, not a physical lane class. Avoid calling </w:t>
+      </w:r>
+      <w:r>
+        <w:rPr>
+          <w:b/>
+        </w:rPr>
+        <w:t>annotator</w:t>
+      </w:r>
+      <w:r>
+        <w:rPr>
+          <w:b w:val="0"/>
+        </w:rPr>
+        <w:t xml:space="preserve"> </w:t>
+      </w:r>
+      <w:r>
+        <w:rPr>
+          <w:b/>
+        </w:rPr>
+        <w:t>agreement</w:t>
+      </w:r>
+      <w:r>
+        <w:rPr>
+          <w:b w:val="0"/>
+        </w:rPr>
+        <w:t xml:space="preserve"> accuracy.</w:t>
+      </w:r>
+    </w:p>
+    <w:p>
+      <w:pPr>
+        <w:spacing w:line="336" w:lineRule="auto" w:after="180"/>
+      </w:pPr>
+      <w:r>
+        <w:rPr>
+          <w:b w:val="0"/>
+        </w:rPr>
+        <w:t>Use the supplied scenario, student illustrations and blank paper. For numeric work, offer counters or a calculator after learners show the setup. Fictional records are supplied; personal data and paid accounts are unnecessary.</w:t>
+      </w:r>
+    </w:p>
+    <w:p>
+      <w:pPr>
+        <w:spacing w:line="336" w:lineRule="auto" w:after="180"/>
+      </w:pPr>
+      <w:r>
+        <w:rPr>
+          <w:b w:val="0"/>
+        </w:rPr>
+        <w:t xml:space="preserve">Unknown means the measurement is unavailable. Zero is a recorded value permitted by that schema; replacing unknown with zero invents </w:t>
+      </w:r>
+      <w:r>
+        <w:rPr>
+          <w:b/>
+        </w:rPr>
+        <w:t>evidence</w:t>
+      </w:r>
+      <w:r>
+        <w:rPr>
+          <w:b w:val="0"/>
+        </w:rPr>
+        <w:t>.</w:t>
+      </w:r>
+    </w:p>
+    <w:p>
+      <w:pPr>
+        <w:spacing w:line="336" w:lineRule="auto" w:after="180"/>
+      </w:pPr>
+      <w:r>
+        <w:rPr>
+          <w:b w:val="0"/>
+        </w:rPr>
+        <w:t>Printed lesson and workbook</w:t>
+      </w:r>
+    </w:p>
+    <w:p>
+      <w:pPr>
+        <w:spacing w:line="336" w:lineRule="auto" w:after="180"/>
+      </w:pPr>
+      <w:r>
+        <w:rPr>
+          <w:b w:val="0"/>
+        </w:rPr>
+        <w:t>Scene cards for the four worked examples and five independent cases</w:t>
+      </w:r>
+    </w:p>
+    <w:p>
+      <w:pPr>
+        <w:spacing w:line="336" w:lineRule="auto" w:after="180"/>
+      </w:pPr>
+      <w:r>
+        <w:rPr>
+          <w:b w:val="0"/>
+        </w:rPr>
+        <w:t>Optional Python 3 editor with no extra packages</w:t>
+      </w:r>
+    </w:p>
+    <w:p>
+      <w:pPr>
+        <w:spacing w:line="336" w:lineRule="auto" w:after="180"/>
+      </w:pPr>
+      <w:r>
+        <w:rPr>
+          <w:b w:val="0"/>
+        </w:rPr>
+        <w:t xml:space="preserve">Blank decision log with item originals </w:t>
+      </w:r>
+      <w:r>
+        <w:rPr>
+          <w:b/>
+        </w:rPr>
+        <w:t>evidence</w:t>
+      </w:r>
+      <w:r>
+        <w:rPr>
+          <w:b w:val="0"/>
+        </w:rPr>
+        <w:t xml:space="preserve"> rule decision reviewer</w:t>
+      </w:r>
+    </w:p>
+    <w:p>
+      <w:pPr>
+        <w:pStyle w:val="Heading2"/>
+      </w:pPr>
+      <w:r>
+        <w:t>Opening retrieval</w:t>
+      </w:r>
+    </w:p>
+    <w:p>
+      <w:pPr>
+        <w:spacing w:line="336" w:lineRule="auto" w:after="180"/>
+      </w:pPr>
+      <w:r>
+        <w:rPr>
+          <w:b w:val="0"/>
+        </w:rPr>
+        <w:t>Without opening the old lesson, explain one key idea from Inspect Before Modeling. Give an example and a mistake that the idea helps you avoid.</w:t>
+      </w:r>
+    </w:p>
+    <w:p>
+      <w:pPr>
+        <w:spacing w:line="336" w:lineRule="auto" w:after="180"/>
+      </w:pPr>
+      <w:r>
+        <w:rPr>
+          <w:b w:val="0"/>
+        </w:rPr>
+        <w:t>Look for: Inspect row meaning missing values and repeated records</w:t>
+      </w:r>
+    </w:p>
+    <w:p>
+      <w:pPr>
+        <w:spacing w:line="336" w:lineRule="auto" w:after="180"/>
+      </w:pPr>
+      <w:r>
+        <w:rPr>
+          <w:b w:val="0"/>
+        </w:rPr>
+        <w:t>Reference example, not the only acceptable wording: One row is intended to represent one indoor practice trip.</w:t>
+      </w:r>
+    </w:p>
+    <w:p>
+      <w:pPr>
+        <w:spacing w:line="336" w:lineRule="auto" w:after="180"/>
+      </w:pPr>
+      <w:r>
+        <w:rPr>
+          <w:b w:val="0"/>
+        </w:rPr>
+        <w:t>The source is a teacher-authored fictional export for this lesson, duration uses minutes, and None means unknown rather than zero.</w:t>
+      </w:r>
+    </w:p>
+    <w:p>
+      <w:pPr>
+        <w:spacing w:line="336" w:lineRule="auto" w:after="180"/>
+      </w:pPr>
+      <w:r>
+        <w:rPr>
+          <w:b w:val="0"/>
+        </w:rPr>
+        <w:t>Without opening the old lesson, explain one key idea from Classification or Regression?. Give an example and a mistake that the idea helps you avoid.</w:t>
+      </w:r>
+    </w:p>
+    <w:p>
+      <w:pPr>
+        <w:spacing w:line="336" w:lineRule="auto" w:after="180"/>
+      </w:pPr>
+      <w:r>
+        <w:rPr>
+          <w:b w:val="0"/>
+        </w:rPr>
+        <w:t>Look for: Identify a task from the meaning of its target</w:t>
+      </w:r>
+    </w:p>
+    <w:p>
+      <w:pPr>
+        <w:spacing w:line="336" w:lineRule="auto" w:after="180"/>
+      </w:pPr>
+      <w:r>
+        <w:rPr>
+          <w:b w:val="0"/>
+        </w:rPr>
+        <w:t>Reference example, not the only acceptable wording: Route type is classification because 1 and 2 encode categories. Whole-minute duration is regression because numerical differences measure time.</w:t>
+      </w:r>
+    </w:p>
+    <w:p>
+      <w:pPr>
+        <w:spacing w:line="336" w:lineRule="auto" w:after="180"/>
+      </w:pPr>
+      <w:r>
+        <w:rPr>
+          <w:b w:val="0"/>
+        </w:rPr>
+        <w:t>Exceeding 10 minutes is binary classification because the target is yes or no.</w:t>
+      </w:r>
+    </w:p>
+    <w:p>
+      <w:pPr>
+        <w:pStyle w:val="Heading2"/>
+      </w:pPr>
+      <w:r>
+        <w:t>End goal</w:t>
+      </w:r>
+    </w:p>
+    <w:p>
+      <w:pPr>
+        <w:spacing w:line="336" w:lineRule="auto" w:after="180"/>
+      </w:pPr>
+      <w:r>
+        <w:rPr>
+          <w:b w:val="0"/>
+        </w:rPr>
+        <w:t>By the end, I can explain label quality using a traced example and a stated limitation.</w:t>
+      </w:r>
+    </w:p>
+    <w:p>
+      <w:pPr>
+        <w:pStyle w:val="Heading2"/>
+      </w:pPr>
+      <w:r>
+        <w:t>Earlier wording, alternatives and picture transcripts · reference / check after trying</w:t>
+      </w:r>
+    </w:p>
+    <w:p>
+      <w:pPr>
         <w:pStyle w:val="Heading3"/>
       </w:pPr>
       <w:r>
+        <w:t>Teach the learning cycle</w:t>
+      </w:r>
+    </w:p>
+    <w:p>
+      <w:pPr>
+        <w:pStyle w:val="Heading3"/>
+      </w:pPr>
+      <w:r>
         <w:t>Retrieval answer guidance</w:t>
       </w:r>
     </w:p>
@@ -259,13 +576,29 @@
     </w:p>
     <w:p>
       <w:pPr>
+        <w:pStyle w:val="Heading3"/>
+      </w:pPr>
+      <w:r>
+        <w:t>Classification or Regression?</w:t>
+      </w:r>
+    </w:p>
+    <w:p>
+      <w:pPr>
         <w:spacing w:line="336" w:lineRule="auto" w:after="180"/>
       </w:pPr>
       <w:r>
         <w:rPr>
           <w:b w:val="0"/>
         </w:rPr>
-        <w:t>Without opening the old lesson, explain one key idea from Inspect Before Modeling. Give an example and a mistake that the idea helps you avoid.</w:t>
+        <w:t>Use the student module and workbook section with this exact week title. The worked case, independent question and answers below form one aligned lesson sequence.</w:t>
+      </w:r>
+    </w:p>
+    <w:p>
+      <w:pPr>
+        <w:pStyle w:val="Heading3"/>
+      </w:pPr>
+      <w:r>
+        <w:t>What the learner must demonstrate</w:t>
       </w:r>
     </w:p>
     <w:p>
@@ -276,7 +609,27 @@
         <w:rPr>
           <w:b w:val="0"/>
         </w:rPr>
-        <w:t>Look for: Inspect row meaning missing values and repeated records</w:t>
+        <w:t xml:space="preserve">Two labelers agree on 16 of 20 leaves. Both used a rule that mistakenly calls shadows 'spots'. Compute </w:t>
+      </w:r>
+      <w:r>
+        <w:rPr>
+          <w:b/>
+        </w:rPr>
+        <w:t>agreement</w:t>
+      </w:r>
+      <w:r>
+        <w:rPr>
+          <w:b w:val="0"/>
+        </w:rPr>
+        <w:t xml:space="preserve"> and explain why it does not establish correct labels.</w:t>
+      </w:r>
+    </w:p>
+    <w:p>
+      <w:pPr>
+        <w:pStyle w:val="Heading3"/>
+      </w:pPr>
+      <w:r>
+        <w:t>Concept to explain</w:t>
       </w:r>
     </w:p>
     <w:p>
@@ -287,143 +640,19 @@
         <w:rPr>
           <w:b w:val="0"/>
         </w:rPr>
-        <w:t>Reference example, not the only acceptable wording: One row is intended to represent one indoor practice trip.</w:t>
-      </w:r>
-    </w:p>
-    <w:p>
-      <w:pPr>
-        <w:spacing w:line="336" w:lineRule="auto" w:after="180"/>
-      </w:pPr>
-      <w:r>
-        <w:rPr>
-          <w:b w:val="0"/>
-        </w:rPr>
-        <w:t>The source is a teacher-authored fictional export for this lesson, duration uses minutes, and None means unknown rather than zero.</w:t>
-      </w:r>
-    </w:p>
-    <w:p>
-      <w:pPr>
-        <w:pStyle w:val="Heading3"/>
-      </w:pPr>
-      <w:r>
-        <w:t>Classification or Regression?</w:t>
-      </w:r>
-    </w:p>
-    <w:p>
-      <w:pPr>
-        <w:spacing w:line="336" w:lineRule="auto" w:after="180"/>
-      </w:pPr>
-      <w:r>
-        <w:rPr>
-          <w:b w:val="0"/>
-        </w:rPr>
-        <w:t>Without opening the old lesson, explain one key idea from Classification or Regression?. Give an example and a mistake that the idea helps you avoid.</w:t>
-      </w:r>
-    </w:p>
-    <w:p>
-      <w:pPr>
-        <w:spacing w:line="336" w:lineRule="auto" w:after="180"/>
-      </w:pPr>
-      <w:r>
-        <w:rPr>
-          <w:b w:val="0"/>
-        </w:rPr>
-        <w:t>Look for: Identify a task from the meaning of its target</w:t>
-      </w:r>
-    </w:p>
-    <w:p>
-      <w:pPr>
-        <w:spacing w:line="336" w:lineRule="auto" w:after="180"/>
-      </w:pPr>
-      <w:r>
-        <w:rPr>
-          <w:b w:val="0"/>
-        </w:rPr>
-        <w:t>Reference example, not the only acceptable wording: Route type is classification because 1 and 2 encode categories. Whole-minute duration is regression because numerical differences measure time.</w:t>
-      </w:r>
-    </w:p>
-    <w:p>
-      <w:pPr>
-        <w:spacing w:line="336" w:lineRule="auto" w:after="180"/>
-      </w:pPr>
-      <w:r>
-        <w:rPr>
-          <w:b w:val="0"/>
-        </w:rPr>
-        <w:t>Exceeding 10 minutes is binary classification because the target is yes or no.</w:t>
-      </w:r>
-    </w:p>
-    <w:p>
-      <w:pPr>
-        <w:spacing w:line="336" w:lineRule="auto" w:after="180"/>
-      </w:pPr>
-      <w:r>
-        <w:rPr>
-          <w:b w:val="0"/>
-        </w:rPr>
-        <w:t>Use the student module and workbook section with this exact week title. The worked case, independent question and answers below form one aligned lesson sequence.</w:t>
-      </w:r>
-    </w:p>
-    <w:p>
-      <w:pPr>
-        <w:pStyle w:val="Heading3"/>
-      </w:pPr>
-      <w:r>
-        <w:t>What the learner must demonstrate</w:t>
-      </w:r>
-    </w:p>
-    <w:p>
-      <w:pPr>
-        <w:spacing w:line="336" w:lineRule="auto" w:after="180"/>
-      </w:pPr>
-      <w:r>
-        <w:rPr>
-          <w:b w:val="0"/>
-        </w:rPr>
-        <w:t xml:space="preserve">Two labelers agree on 16 of 20 leaves. Both used a rule that mistakenly calls shadows 'spots'. Compute </w:t>
+        <w:t xml:space="preserve">Ambiguous definitions and inconsistent </w:t>
       </w:r>
       <w:r>
         <w:rPr>
           <w:b/>
         </w:rPr>
-        <w:t>agreement</w:t>
-      </w:r>
-      <w:r>
-        <w:rPr>
-          <w:b w:val="0"/>
-        </w:rPr>
-        <w:t xml:space="preserve"> and explain why it does not establish correct labels.</w:t>
-      </w:r>
-    </w:p>
-    <w:p>
-      <w:pPr>
-        <w:pStyle w:val="Heading3"/>
-      </w:pPr>
-      <w:r>
-        <w:t>Concept to explain</w:t>
-      </w:r>
-    </w:p>
-    <w:p>
-      <w:pPr>
-        <w:spacing w:line="336" w:lineRule="auto" w:after="180"/>
-      </w:pPr>
-      <w:r>
-        <w:rPr>
-          <w:b w:val="0"/>
-        </w:rPr>
-        <w:t xml:space="preserve">Ambiguous definitions and inconsistent </w:t>
-      </w:r>
-      <w:r>
-        <w:rPr>
-          <w:b/>
-        </w:rPr>
         <w:t>annotation</w:t>
       </w:r>
       <w:r>
         <w:rPr>
           <w:b w:val="0"/>
         </w:rPr>
-        <w:t xml:space="preserve"> place an upper bound on learnable performance.</w:t>
+        <w:t xml:space="preserve"> can make the learning target unreliable; annotator agreement alone is not a universal numerical ceiling on model performance.</w:t>
       </w:r>
     </w:p>
     <w:tbl>
@@ -559,6 +788,11 @@
       </w:r>
     </w:p>
     <w:p>
+      <w:r>
+        <w:t>This compact option is not the full-week schedule. Use the main teaching cycle and allow extra sessions for the investigation, independent work and project.</w:t>
+      </w:r>
+    </w:p>
+    <w:p>
       <w:pPr>
         <w:spacing w:line="336" w:lineRule="auto" w:after="180"/>
       </w:pPr>
@@ -566,7 +800,7 @@
         <w:rPr>
           <w:b w:val="0"/>
         </w:rPr>
-        <w:t>Use the supplied scenario, student illustrations and blank paper. For numeric work, offer counters or a calculator after learners show the setup. Fictional records are supplied; personal data and paid accounts are unnecessary.</w:t>
+        <w:t>Allow 80 minutes: recall 8; explanation 12; worked demonstration 15; guided practice 20; independent assessment 15; project and reflection 10. Extend the lab into a second session when needed.</w:t>
       </w:r>
     </w:p>
     <w:p>
@@ -574,32 +808,55 @@
         <w:pStyle w:val="Heading3"/>
       </w:pPr>
       <w:r>
-        <w:t>Alternative compact allocation</w:t>
-      </w:r>
-    </w:p>
-    <w:p>
-      <w:r>
-        <w:t>This compact option is not the full-week schedule. Use the main teaching cycle and allow extra sessions for the investigation, independent work and project.</w:t>
+        <w:t>Preparation for the connected explanation</w:t>
+      </w:r>
+    </w:p>
+    <w:p>
+      <w:pPr>
+        <w:pStyle w:val="Heading3"/>
+      </w:pPr>
+      <w:r>
+        <w:t>Readiness answer</w:t>
+      </w:r>
+    </w:p>
+    <w:p>
+      <w:pPr>
+        <w:pStyle w:val="Heading3"/>
+      </w:pPr>
+      <w:r>
+        <w:t>End goal for the pictorial case</w:t>
       </w:r>
     </w:p>
     <w:p>
       <w:pPr>
         <w:spacing w:line="336" w:lineRule="auto" w:after="180"/>
-        <w:shd w:fill="F1F6F8"/>
-      </w:pPr>
-      <w:r>
-        <w:rPr>
-          <w:b w:val="0"/>
-        </w:rPr>
-        <w:t>Allow 80 minutes: recall 8; explanation 12; worked demonstration 15; guided practice 20; independent assessment 15; project and reflection 10. Extend the lab into a second session when needed.</w:t>
-      </w:r>
-    </w:p>
-    <w:p>
-      <w:pPr>
-        <w:pStyle w:val="Heading3"/>
-      </w:pPr>
-      <w:r>
-        <w:t>Preparation for the connected explanation</w:t>
+      </w:pPr>
+      <w:r>
+        <w:rPr>
+          <w:b w:val="0"/>
+        </w:rPr>
+        <w:t>This added worked case illustrates the week’s main idea. Retain all original and connected topics; schedule its practice within the teaching cycle.</w:t>
+      </w:r>
+    </w:p>
+    <w:p>
+      <w:pPr>
+        <w:pStyle w:val="Heading1"/>
+      </w:pPr>
+      <w:r>
+        <w:t>02. Model rule use before showing an agreement score</w:t>
+      </w:r>
+    </w:p>
+    <w:p>
+      <w:r>
+        <w:t>A review status belongs to the workflow, not to the lane’s physical state.</w:t>
+      </w:r>
+    </w:p>
+    <w:p>
+      <w:pPr>
+        <w:pStyle w:val="Heading2"/>
+      </w:pPr>
+      <w:r>
+        <w:t>Complete corridor rule and examples</w:t>
       </w:r>
     </w:p>
     <w:p>
@@ -610,19 +867,30 @@
         <w:rPr>
           <w:b w:val="0"/>
         </w:rPr>
-        <w:t xml:space="preserve">Teach two 45-minute sessions using invented scene descriptions. The target is applying a stated </w:t>
+        <w:t>A model learns from examples with recorded targets. If two people interpret a target differently, their labels can mix different tasks.</w:t>
+      </w:r>
+    </w:p>
+    <w:p>
+      <w:pPr>
+        <w:spacing w:line="336" w:lineRule="auto" w:after="180"/>
+      </w:pPr>
+      <w:r>
+        <w:rPr>
+          <w:b w:val="0"/>
+        </w:rPr>
+        <w:t xml:space="preserve">This week you will write a </w:t>
       </w:r>
       <w:r>
         <w:rPr>
           <w:b/>
         </w:rPr>
-        <w:t>observation</w:t>
-      </w:r>
-      <w:r>
-        <w:rPr>
-          <w:b w:val="0"/>
-        </w:rPr>
-        <w:t xml:space="preserve"> rule, not certifying real robot safety. Keep original independent labels separate from reviewed decisions.</w:t>
+        <w:t>label rule</w:t>
+      </w:r>
+      <w:r>
+        <w:rPr>
+          <w:b w:val="0"/>
+        </w:rPr>
+        <w:t>, compare independent labels and keep a record of disputed cases. We use invented corridor descriptions, not real images or a system for controlling a robot.</w:t>
       </w:r>
     </w:p>
     <w:p>
@@ -633,31 +901,338 @@
         <w:rPr>
           <w:b w:val="0"/>
         </w:rPr>
-        <w:t xml:space="preserve">Exact </w:t>
+        <w:t>The classroom task is to label whether a marked practice lane is blocked in a supplied description.</w:t>
+      </w:r>
+    </w:p>
+    <w:p>
+      <w:pPr>
+        <w:spacing w:line="336" w:lineRule="auto" w:after="180"/>
+      </w:pPr>
+      <w:r>
+        <w:rPr>
+          <w:b w:val="0"/>
+        </w:rPr>
+        <w:t>Rule v1 says blocked means an object touches or crosses either lane boundary or lies inside the lane; clear means all objects are outside both boundaries and the entire lane is visible.</w:t>
+      </w:r>
+    </w:p>
+    <w:p>
+      <w:pPr>
+        <w:spacing w:line="336" w:lineRule="auto" w:after="180"/>
+      </w:pPr>
+      <w:r>
+        <w:rPr>
+          <w:b w:val="0"/>
+        </w:rPr>
+        <w:t>Use review if visibility or position is insufficient to decide. Review is a workflow status for a person to inspect, not a third physical condition of the lane.</w:t>
+      </w:r>
+    </w:p>
+    <w:tbl>
+      <w:tblPr>
+        <w:tblStyle w:val="LightShading-Accent1"/>
+        <w:tblW w:type="auto" w:w="0"/>
+        <w:tblLook w:firstColumn="1" w:firstRow="1" w:lastColumn="0" w:lastRow="0" w:noHBand="0" w:noVBand="1" w:val="04A0"/>
+      </w:tblPr>
+      <w:tblGrid>
+        <w:gridCol w:w="3408"/>
+        <w:gridCol w:w="3408"/>
+        <w:gridCol w:w="3408"/>
+      </w:tblGrid>
+      <w:tr>
+        <w:trPr>
+          <w:tblHeader/>
+        </w:trPr>
+        <w:tc>
+          <w:tcPr>
+            <w:tcW w:type="dxa" w:w="3408"/>
+          </w:tcPr>
+          <w:p>
+            <w:r>
+              <w:t>Description</w:t>
+            </w:r>
+          </w:p>
+        </w:tc>
+        <w:tc>
+          <w:tcPr>
+            <w:tcW w:type="dxa" w:w="3408"/>
+          </w:tcPr>
+          <w:p>
+            <w:r>
+              <w:t>Rule v1 result</w:t>
+            </w:r>
+          </w:p>
+        </w:tc>
+        <w:tc>
+          <w:tcPr>
+            <w:tcW w:type="dxa" w:w="3408"/>
+          </w:tcPr>
+          <w:p>
+            <w:r>
+              <w:t>Reason</w:t>
+            </w:r>
+          </w:p>
+        </w:tc>
+      </w:tr>
+      <w:tr>
+        <w:tc>
+          <w:tcPr>
+            <w:tcW w:type="dxa" w:w="3408"/>
+          </w:tcPr>
+          <w:p>
+            <w:r>
+              <w:t>A box lies inside a fully visible lane</w:t>
+            </w:r>
+          </w:p>
+        </w:tc>
+        <w:tc>
+          <w:tcPr>
+            <w:tcW w:type="dxa" w:w="3408"/>
+          </w:tcPr>
+          <w:p>
+            <w:r>
+              <w:t>blocked</w:t>
+            </w:r>
+          </w:p>
+        </w:tc>
+        <w:tc>
+          <w:tcPr>
+            <w:tcW w:type="dxa" w:w="3408"/>
+          </w:tcPr>
+          <w:p>
+            <w:r>
+              <w:t>Inside satisfies the rule</w:t>
+            </w:r>
+          </w:p>
+        </w:tc>
+      </w:tr>
+      <w:tr>
+        <w:tc>
+          <w:tcPr>
+            <w:tcW w:type="dxa" w:w="3408"/>
+          </w:tcPr>
+          <w:p>
+            <w:r>
+              <w:t>A wheel touches the boundary line</w:t>
+            </w:r>
+          </w:p>
+        </w:tc>
+        <w:tc>
+          <w:tcPr>
+            <w:tcW w:type="dxa" w:w="3408"/>
+          </w:tcPr>
+          <w:p>
+            <w:r>
+              <w:t>blocked</w:t>
+            </w:r>
+          </w:p>
+        </w:tc>
+        <w:tc>
+          <w:tcPr>
+            <w:tcW w:type="dxa" w:w="3408"/>
+          </w:tcPr>
+          <w:p>
+            <w:r>
+              <w:t>Touching is explicitly included</w:t>
+            </w:r>
+          </w:p>
+        </w:tc>
+      </w:tr>
+      <w:tr>
+        <w:tc>
+          <w:tcPr>
+            <w:tcW w:type="dxa" w:w="3408"/>
+          </w:tcPr>
+          <w:p>
+            <w:r>
+              <w:t>All objects are outside and the lane is fully visible</w:t>
+            </w:r>
+          </w:p>
+        </w:tc>
+        <w:tc>
+          <w:tcPr>
+            <w:tcW w:type="dxa" w:w="3408"/>
+          </w:tcPr>
+          <w:p>
+            <w:r>
+              <w:t>clear</w:t>
+            </w:r>
+          </w:p>
+        </w:tc>
+        <w:tc>
+          <w:tcPr>
+            <w:tcW w:type="dxa" w:w="3408"/>
+          </w:tcPr>
+          <w:p>
+            <w:r>
+              <w:t>Both clear conditions hold</w:t>
+            </w:r>
+          </w:p>
+        </w:tc>
+      </w:tr>
+      <w:tr>
+        <w:tc>
+          <w:tcPr>
+            <w:tcW w:type="dxa" w:w="3408"/>
+          </w:tcPr>
+          <w:p>
+            <w:r>
+              <w:t>A curtain hides part of the lane</w:t>
+            </w:r>
+          </w:p>
+        </w:tc>
+        <w:tc>
+          <w:tcPr>
+            <w:tcW w:type="dxa" w:w="3408"/>
+          </w:tcPr>
+          <w:p>
+            <w:r>
+              <w:t>review</w:t>
+            </w:r>
+          </w:p>
+        </w:tc>
+        <w:tc>
+          <w:tcPr>
+            <w:tcW w:type="dxa" w:w="3408"/>
+          </w:tcPr>
+          <w:p>
+            <w:r>
+              <w:t>Hidden space cannot be checked</w:t>
+            </w:r>
+          </w:p>
+        </w:tc>
+      </w:tr>
+    </w:tbl>
+    <w:p>
+      <w:pPr>
+        <w:spacing w:line="336" w:lineRule="auto" w:after="180"/>
+      </w:pPr>
+      <w:r>
+        <w:rPr>
+          <w:b w:val="0"/>
+        </w:rPr>
+        <w:t xml:space="preserve">These are exercise definitions, not real robot safety rules. Do not infer that a lane is physically safe from this label. The label describes only the supplied </w:t>
       </w:r>
       <w:r>
         <w:rPr>
           <w:b/>
         </w:rPr>
+        <w:t>evidence</w:t>
+      </w:r>
+      <w:r>
+        <w:rPr>
+          <w:b w:val="0"/>
+        </w:rPr>
+        <w:t xml:space="preserve"> under this version of the rule.</w:t>
+      </w:r>
+    </w:p>
+    <w:p>
+      <w:pPr>
+        <w:pStyle w:val="Heading2"/>
+      </w:pPr>
+      <w:r>
+        <w:t>Original paired-count reasoning</w:t>
+      </w:r>
+    </w:p>
+    <w:p>
+      <w:pPr>
+        <w:spacing w:line="336" w:lineRule="auto" w:after="180"/>
+      </w:pPr>
+      <w:r>
+        <w:rPr>
+          <w:b w:val="0"/>
+        </w:rPr>
+        <w:t xml:space="preserve">Two </w:t>
+      </w:r>
+      <w:r>
+        <w:rPr>
+          <w:b/>
+        </w:rPr>
+        <w:t>annotator</w:t>
+      </w:r>
+      <w:r>
+        <w:rPr>
+          <w:b w:val="0"/>
+        </w:rPr>
+        <w:t>s used an earlier vague instruction, mark an obstructed lane, on four invented items. Their labels are shown in the code. A and D match; B and C differ.</w:t>
+      </w:r>
+    </w:p>
+    <w:p>
+      <w:pPr>
+        <w:spacing w:line="336" w:lineRule="auto" w:after="180"/>
+      </w:pPr>
+      <w:r>
+        <w:rPr>
+          <w:b w:val="0"/>
+        </w:rPr>
+        <w:t>Compare the same item IDs, not merely the first row in two differently ordered files.</w:t>
+      </w:r>
+    </w:p>
+    <w:p>
+      <w:pPr>
+        <w:spacing w:line="336" w:lineRule="auto" w:after="180"/>
+      </w:pPr>
+      <w:r>
+        <w:rPr>
+          <w:b w:val="0"/>
+        </w:rPr>
+        <w:t xml:space="preserve">The </w:t>
+      </w:r>
+      <w:r>
+        <w:rPr>
+          <w:b/>
+        </w:rPr>
+        <w:t>output</w:t>
+      </w:r>
+      <w:r>
+        <w:rPr>
+          <w:b w:val="0"/>
+        </w:rPr>
+        <w:t xml:space="preserve"> is 2 4: two matching labels among four paired items, so observed exact </w:t>
+      </w:r>
+      <w:r>
+        <w:rPr>
+          <w:b/>
+        </w:rPr>
         <w:t>agreement</w:t>
       </w:r>
       <w:r>
         <w:rPr>
           <w:b w:val="0"/>
         </w:rPr>
-        <w:t xml:space="preserve"> includes review in the main exercise; review is a workflow status, not a physical lane class. Avoid calling </w:t>
+        <w:t xml:space="preserve"> is 2/4 or 50 percent. Here review is included as a label value in the comparison: review versus clear is a dis</w:t>
       </w:r>
       <w:r>
         <w:rPr>
           <w:b/>
         </w:rPr>
-        <w:t>annotator</w:t>
-      </w:r>
-      <w:r>
-        <w:rPr>
-          <w:b w:val="0"/>
-        </w:rPr>
-        <w:t xml:space="preserve"> </w:t>
+        <w:t>agreement</w:t>
+      </w:r>
+      <w:r>
+        <w:rPr>
+          <w:b w:val="0"/>
+        </w:rPr>
+        <w:t>.</w:t>
+      </w:r>
+    </w:p>
+    <w:p>
+      <w:pPr>
+        <w:spacing w:line="336" w:lineRule="auto" w:after="180"/>
+      </w:pPr>
+      <w:r>
+        <w:rPr>
+          <w:b w:val="0"/>
+        </w:rPr>
+        <w:t>This simple count is not model accuracy and does not establish which labels are correct.</w:t>
+      </w:r>
+    </w:p>
+    <w:p>
+      <w:pPr>
+        <w:spacing w:line="336" w:lineRule="auto" w:after="180"/>
+      </w:pPr>
+      <w:r>
+        <w:rPr>
+          <w:b w:val="0"/>
+        </w:rPr>
+        <w:t xml:space="preserve">The code assumes one valid pair per unique item ID and allowed label strings. It does not validate IDs or spelling. Use a nonempty paired set before calculating a fraction; zero paired items gives no </w:t>
       </w:r>
       <w:r>
         <w:rPr>
@@ -669,883 +1244,7 @@
         <w:rPr>
           <w:b w:val="0"/>
         </w:rPr>
-        <w:t xml:space="preserve"> accuracy.</w:t>
-      </w:r>
-    </w:p>
-    <w:p>
-      <w:pPr>
-        <w:pStyle w:val="Heading3"/>
-      </w:pPr>
-      <w:r>
-        <w:t>Readiness answer</w:t>
-      </w:r>
-    </w:p>
-    <w:p>
-      <w:pPr>
-        <w:spacing w:line="336" w:lineRule="auto" w:after="180"/>
-      </w:pPr>
-      <w:r>
-        <w:rPr>
-          <w:b w:val="0"/>
-        </w:rPr>
-        <w:t xml:space="preserve">Unknown means the measurement is unavailable. Zero is a recorded value permitted by that schema; replacing unknown with zero invents </w:t>
-      </w:r>
-      <w:r>
-        <w:rPr>
-          <w:b/>
-        </w:rPr>
-        <w:t>evidence</w:t>
-      </w:r>
-      <w:r>
-        <w:rPr>
-          <w:b w:val="0"/>
-        </w:rPr>
-        <w:t>.</w:t>
-      </w:r>
-    </w:p>
-    <w:p>
-      <w:pPr>
-        <w:spacing w:line="336" w:lineRule="auto" w:after="180"/>
-      </w:pPr>
-      <w:r>
-        <w:rPr>
-          <w:b w:val="0"/>
-        </w:rPr>
-        <w:t>Printed lesson and workbook</w:t>
-      </w:r>
-    </w:p>
-    <w:p>
-      <w:pPr>
-        <w:spacing w:line="336" w:lineRule="auto" w:after="180"/>
-      </w:pPr>
-      <w:r>
-        <w:rPr>
-          <w:b w:val="0"/>
-        </w:rPr>
-        <w:t>Scene cards for the four worked examples and five independent cases</w:t>
-      </w:r>
-    </w:p>
-    <w:p>
-      <w:pPr>
-        <w:spacing w:line="336" w:lineRule="auto" w:after="180"/>
-      </w:pPr>
-      <w:r>
-        <w:rPr>
-          <w:b w:val="0"/>
-        </w:rPr>
-        <w:t>Optional Python 3 editor with no extra packages</w:t>
-      </w:r>
-    </w:p>
-    <w:p>
-      <w:pPr>
-        <w:spacing w:line="336" w:lineRule="auto" w:after="180"/>
-      </w:pPr>
-      <w:r>
-        <w:rPr>
-          <w:b w:val="0"/>
-        </w:rPr>
-        <w:t xml:space="preserve">Blank decision log with item originals </w:t>
-      </w:r>
-      <w:r>
-        <w:rPr>
-          <w:b/>
-        </w:rPr>
-        <w:t>evidence</w:t>
-      </w:r>
-      <w:r>
-        <w:rPr>
-          <w:b w:val="0"/>
-        </w:rPr>
-        <w:t xml:space="preserve"> rule decision reviewer</w:t>
-      </w:r>
-    </w:p>
-    <w:p>
-      <w:pPr>
-        <w:pStyle w:val="Heading3"/>
-      </w:pPr>
-      <w:r>
-        <w:t>End goal for the pictorial case</w:t>
-      </w:r>
-    </w:p>
-    <w:p>
-      <w:pPr>
-        <w:spacing w:line="336" w:lineRule="auto" w:after="180"/>
-      </w:pPr>
-      <w:r>
-        <w:rPr>
-          <w:b w:val="0"/>
-        </w:rPr>
-        <w:t>By the end, I can explain label quality using a traced example and a stated limitation.</w:t>
-      </w:r>
-    </w:p>
-    <w:p>
-      <w:pPr>
-        <w:spacing w:line="336" w:lineRule="auto" w:after="180"/>
-      </w:pPr>
-      <w:r>
-        <w:rPr>
-          <w:b w:val="0"/>
-        </w:rPr>
-        <w:t>This added worked case illustrates the week’s main idea. Retain all original and connected topics; schedule its practice within the teaching cycle.</w:t>
-      </w:r>
-    </w:p>
-    <w:p>
-      <w:pPr>
-        <w:pStyle w:val="Heading1"/>
-      </w:pPr>
-      <w:r>
-        <w:t>02. Explain the mechanism</w:t>
-      </w:r>
-    </w:p>
-    <w:p>
-      <w:r>
-        <w:t>Model Label Quality using the supplied case, labelled mechanism and reasoning. Make the scope of each conclusion explicit.</w:t>
-      </w:r>
-    </w:p>
-    <w:p>
-      <w:pPr>
-        <w:spacing w:line="336" w:lineRule="auto" w:after="180"/>
-      </w:pPr>
-      <w:r>
-        <w:rPr>
-          <w:b w:val="0"/>
-        </w:rPr>
-        <w:t>Trace the information, fitted behavior, and evaluation proof separately.</w:t>
-      </w:r>
-    </w:p>
-    <w:p>
-      <w:pPr>
-        <w:pStyle w:val="Heading3"/>
-      </w:pPr>
-      <w:r>
-        <w:t>Question to explain</w:t>
-      </w:r>
-    </w:p>
-    <w:p>
-      <w:pPr>
-        <w:spacing w:line="336" w:lineRule="auto" w:after="180"/>
-        <w:shd w:fill="F5F1FB"/>
-      </w:pPr>
-      <w:r>
-        <w:rPr>
-          <w:b w:val="0"/>
-        </w:rPr>
-        <w:t xml:space="preserve">QUESTION Measure </w:t>
-      </w:r>
-      <w:r>
-        <w:rPr>
-          <w:b/>
-        </w:rPr>
-        <w:t>annotator</w:t>
-      </w:r>
-      <w:r>
-        <w:rPr>
-          <w:b w:val="0"/>
-        </w:rPr>
-        <w:t xml:space="preserve"> </w:t>
-      </w:r>
-      <w:r>
-        <w:rPr>
-          <w:b/>
-        </w:rPr>
-        <w:t>agreement</w:t>
-      </w:r>
-      <w:r>
-        <w:rPr>
-          <w:b w:val="0"/>
-        </w:rPr>
-        <w:t xml:space="preserve"> and revise the labeling guide.</w:t>
-      </w:r>
-    </w:p>
-    <w:p>
-      <w:pPr>
-        <w:spacing w:line="336" w:lineRule="auto" w:after="180"/>
-      </w:pPr>
-      <w:r>
-        <w:rPr>
-          <w:b w:val="0"/>
-        </w:rPr>
-        <w:t xml:space="preserve">MODEL IDEA Ambiguous definitions and inconsistent </w:t>
-      </w:r>
-      <w:r>
-        <w:rPr>
-          <w:b/>
-        </w:rPr>
-        <w:t>annotation</w:t>
-      </w:r>
-      <w:r>
-        <w:rPr>
-          <w:b w:val="0"/>
-        </w:rPr>
-        <w:t xml:space="preserve"> place an upper bound on learnable performance.</w:t>
-      </w:r>
-    </w:p>
-    <w:p>
-      <w:pPr>
-        <w:spacing w:line="336" w:lineRule="auto" w:after="180"/>
-      </w:pPr>
-      <w:r>
-        <w:rPr>
-          <w:b w:val="0"/>
-        </w:rPr>
-        <w:t>PROOF NEEDED Use an unseen case, visible calculation, error analysis, and a stated limitation.</w:t>
-      </w:r>
-    </w:p>
-    <w:p>
-      <w:pPr>
-        <w:pStyle w:val="Heading3"/>
-      </w:pPr>
-      <w:r>
-        <w:t>How the mechanism works</w:t>
-      </w:r>
-    </w:p>
-    <w:p>
-      <w:pPr>
-        <w:spacing w:line="336" w:lineRule="auto" w:after="180"/>
-        <w:shd w:fill="F1F6F8"/>
-      </w:pPr>
-      <w:r>
-        <w:rPr>
-          <w:b w:val="0"/>
-        </w:rPr>
-        <w:t xml:space="preserve">UNDER THE HOOD Two </w:t>
-      </w:r>
-      <w:r>
-        <w:rPr>
-          <w:b/>
-        </w:rPr>
-        <w:t>annotator</w:t>
-      </w:r>
-      <w:r>
-        <w:rPr>
-          <w:b w:val="0"/>
-        </w:rPr>
-        <w:t xml:space="preserve">s label 20 leaves and agree on 16. Observed </w:t>
-      </w:r>
-      <w:r>
-        <w:rPr>
-          <w:b/>
-        </w:rPr>
-        <w:t>agreement</w:t>
-      </w:r>
-      <w:r>
-        <w:rPr>
-          <w:b w:val="0"/>
-        </w:rPr>
-        <w:t xml:space="preserve"> = 16 ÷ 20 = </w:t>
-      </w:r>
-      <w:r>
-        <w:rPr>
-          <w:b/>
-        </w:rPr>
-        <w:t>80%</w:t>
-      </w:r>
-      <w:r>
-        <w:rPr>
-          <w:b w:val="0"/>
-        </w:rPr>
-        <w:t>.</w:t>
-      </w:r>
-    </w:p>
-    <w:p>
-      <w:pPr>
-        <w:spacing w:line="336" w:lineRule="auto" w:after="180"/>
-      </w:pPr>
-      <w:r>
-        <w:rPr>
-          <w:b w:val="0"/>
-        </w:rPr>
-        <w:t xml:space="preserve">Draw a fresh data → model → </w:t>
-      </w:r>
-      <w:r>
-        <w:rPr>
-          <w:b/>
-        </w:rPr>
-        <w:t>prediction</w:t>
-      </w:r>
-      <w:r>
-        <w:rPr>
-          <w:b w:val="0"/>
-        </w:rPr>
-        <w:t xml:space="preserve"> → evaluation trace:</w:t>
-      </w:r>
-    </w:p>
-    <w:p>
-      <w:pPr>
-        <w:spacing w:line="336" w:lineRule="auto" w:after="180"/>
-      </w:pPr>
-      <w:r>
-        <w:rPr>
-          <w:b w:val="0"/>
-        </w:rPr>
-        <w:t xml:space="preserve">Predict first. Then check each step. A correct answer without visible </w:t>
-      </w:r>
-      <w:r>
-        <w:rPr>
-          <w:b/>
-        </w:rPr>
-        <w:t>evidence</w:t>
-      </w:r>
-      <w:r>
-        <w:rPr>
-          <w:b w:val="0"/>
-        </w:rPr>
-        <w:t xml:space="preserve"> cannot be audited.</w:t>
-      </w:r>
-    </w:p>
-    <w:p>
-      <w:pPr>
-        <w:pStyle w:val="Heading3"/>
-      </w:pPr>
-      <w:r>
-        <w:t>Step 1</w:t>
-      </w:r>
-    </w:p>
-    <w:p>
-      <w:pPr>
-        <w:spacing w:line="336" w:lineRule="auto" w:after="180"/>
-        <w:shd w:fill="F4F9FC"/>
-      </w:pPr>
-      <w:r>
-        <w:rPr>
-          <w:b w:val="0"/>
-        </w:rPr>
-        <w:t xml:space="preserve">STEP 1 Two </w:t>
-      </w:r>
-      <w:r>
-        <w:rPr>
-          <w:b/>
-        </w:rPr>
-        <w:t>annotator</w:t>
-      </w:r>
-      <w:r>
-        <w:rPr>
-          <w:b w:val="0"/>
-        </w:rPr>
-        <w:t>s label 20 leaves and agree on 16.</w:t>
-      </w:r>
-    </w:p>
-    <w:p>
-      <w:pPr>
-        <w:pStyle w:val="Heading3"/>
-      </w:pPr>
-      <w:r>
-        <w:t>Step 2</w:t>
-      </w:r>
-    </w:p>
-    <w:p>
-      <w:pPr>
-        <w:spacing w:line="336" w:lineRule="auto" w:after="180"/>
-        <w:shd w:fill="F4F9FC"/>
-      </w:pPr>
-      <w:r>
-        <w:rPr>
-          <w:b w:val="0"/>
-        </w:rPr>
-        <w:t xml:space="preserve">STEP 2 Observed </w:t>
-      </w:r>
-      <w:r>
-        <w:rPr>
-          <w:b/>
-        </w:rPr>
-        <w:t>agreement</w:t>
-      </w:r>
-      <w:r>
-        <w:rPr>
-          <w:b w:val="0"/>
-        </w:rPr>
-        <w:t xml:space="preserve"> = 16 ÷ 20 = </w:t>
-      </w:r>
-      <w:r>
-        <w:rPr>
-          <w:b/>
-        </w:rPr>
-        <w:t>80%</w:t>
-      </w:r>
-      <w:r>
-        <w:rPr>
-          <w:b w:val="0"/>
-        </w:rPr>
-        <w:t>.</w:t>
-      </w:r>
-    </w:p>
-    <w:p>
-      <w:pPr>
-        <w:pStyle w:val="Heading3"/>
-      </w:pPr>
-      <w:r>
-        <w:t>Step 3</w:t>
-      </w:r>
-    </w:p>
-    <w:p>
-      <w:pPr>
-        <w:spacing w:line="336" w:lineRule="auto" w:after="180"/>
-        <w:shd w:fill="F4F9FC"/>
-      </w:pPr>
-      <w:r>
-        <w:rPr>
-          <w:b w:val="0"/>
-        </w:rPr>
-        <w:t>STEP 3 Most dis</w:t>
-      </w:r>
-      <w:r>
-        <w:rPr>
-          <w:b/>
-        </w:rPr>
-        <w:t>agreement</w:t>
-      </w:r>
-      <w:r>
-        <w:rPr>
-          <w:b w:val="0"/>
-        </w:rPr>
-        <w:t>s concern tiny spots near the boundary.</w:t>
-      </w:r>
-    </w:p>
-    <w:p>
-      <w:pPr>
-        <w:pStyle w:val="Heading3"/>
-      </w:pPr>
-      <w:r>
-        <w:t>Step 4</w:t>
-      </w:r>
-    </w:p>
-    <w:p>
-      <w:pPr>
-        <w:spacing w:line="336" w:lineRule="auto" w:after="180"/>
-        <w:shd w:fill="F4F9FC"/>
-      </w:pPr>
-      <w:r>
-        <w:rPr>
-          <w:b w:val="0"/>
-        </w:rPr>
-        <w:t xml:space="preserve">STEP 4 Define a minimum spot rule, relabel a fixed subset, and report the new </w:t>
-      </w:r>
-      <w:r>
-        <w:rPr>
-          <w:b/>
-        </w:rPr>
-        <w:t>agreement</w:t>
-      </w:r>
-      <w:r>
-        <w:rPr>
-          <w:b w:val="0"/>
-        </w:rPr>
-        <w:t>.</w:t>
-      </w:r>
-    </w:p>
-    <w:p>
-      <w:pPr>
-        <w:spacing w:line="336" w:lineRule="auto" w:after="180"/>
-      </w:pPr>
-      <w:r>
-        <w:rPr>
-          <w:b w:val="0"/>
-        </w:rPr>
-        <w:t>CHECK Verify the denominator, unit, split, class definition, and data version before interpreting a score.</w:t>
-      </w:r>
-    </w:p>
-    <w:p>
-      <w:pPr>
-        <w:spacing w:line="336" w:lineRule="auto" w:after="180"/>
-      </w:pPr>
-      <w:r>
-        <w:rPr>
-          <w:b w:val="0"/>
-        </w:rPr>
-        <w:t xml:space="preserve">Recalculate, retrace, or restate the </w:t>
-      </w:r>
-      <w:r>
-        <w:rPr>
-          <w:b/>
-        </w:rPr>
-        <w:t>evidence</w:t>
-      </w:r>
-      <w:r>
-        <w:rPr>
-          <w:b w:val="0"/>
-        </w:rPr>
-        <w:t xml:space="preserve"> independently:</w:t>
-      </w:r>
-    </w:p>
-    <w:p>
-      <w:pPr>
-        <w:pStyle w:val="Heading3"/>
-      </w:pPr>
-      <w:r>
-        <w:t>Concrete teaching case</w:t>
-      </w:r>
-    </w:p>
-    <w:p>
-      <w:pPr>
-        <w:pStyle w:val="Heading3"/>
-      </w:pPr>
-      <w:r>
-        <w:t>The teaching case</w:t>
-      </w:r>
-    </w:p>
-    <w:p>
-      <w:pPr>
-        <w:spacing w:line="336" w:lineRule="auto" w:after="180"/>
-        <w:shd w:fill="F1F6FC"/>
-      </w:pPr>
-      <w:r>
-        <w:rPr>
-          <w:b w:val="0"/>
-        </w:rPr>
-        <w:t xml:space="preserve">Two </w:t>
-      </w:r>
-      <w:r>
-        <w:rPr>
-          <w:b/>
-        </w:rPr>
-        <w:t>annotator</w:t>
-      </w:r>
-      <w:r>
-        <w:rPr>
-          <w:b w:val="0"/>
-        </w:rPr>
-        <w:t>s disagree on three of ten leaves, especially mild spotting.</w:t>
-      </w:r>
-    </w:p>
-    <w:p>
-      <w:pPr>
-        <w:pStyle w:val="Heading3"/>
-      </w:pPr>
-      <w:r>
-        <w:t>The teaching case</w:t>
-      </w:r>
-    </w:p>
-    <w:p>
-      <w:pPr>
-        <w:spacing w:line="336" w:lineRule="auto" w:after="180"/>
-        <w:shd w:fill="F1F6FC"/>
-      </w:pPr>
-      <w:r>
-        <w:rPr>
-          <w:b w:val="0"/>
-        </w:rPr>
-        <w:t>Improve label quality.</w:t>
-      </w:r>
-    </w:p>
-    <w:p>
-      <w:pPr>
-        <w:pStyle w:val="Heading3"/>
-      </w:pPr>
-      <w:r>
-        <w:t>Exact explanation to model</w:t>
-      </w:r>
-    </w:p>
-    <w:p>
-      <w:pPr>
-        <w:pStyle w:val="Heading3"/>
-      </w:pPr>
-      <w:r>
-        <w:t>Why the result follows</w:t>
-      </w:r>
-    </w:p>
-    <w:p>
-      <w:pPr>
-        <w:spacing w:line="336" w:lineRule="auto" w:after="180"/>
-        <w:shd w:fill="F1F6FC"/>
-      </w:pPr>
-      <w:r>
-        <w:rPr>
-          <w:b w:val="0"/>
-        </w:rPr>
-        <w:t>Define spotting operationally, inspect dis</w:t>
-      </w:r>
-      <w:r>
-        <w:rPr>
-          <w:b/>
-        </w:rPr>
-        <w:t>agreement</w:t>
-      </w:r>
-      <w:r>
-        <w:rPr>
-          <w:b w:val="0"/>
-        </w:rPr>
-        <w:t xml:space="preserve">, use appropriate </w:t>
-      </w:r>
-      <w:r>
-        <w:rPr>
-          <w:b/>
-        </w:rPr>
-        <w:t>adjudication</w:t>
-      </w:r>
-      <w:r>
-        <w:rPr>
-          <w:b w:val="0"/>
-        </w:rPr>
-        <w:t xml:space="preserve"> and document ambiguity. </w:t>
-      </w:r>
-      <w:r>
-        <w:rPr>
-          <w:b/>
-        </w:rPr>
-        <w:t>Agreement</w:t>
-      </w:r>
-      <w:r>
-        <w:rPr>
-          <w:b w:val="0"/>
-        </w:rPr>
-        <w:t xml:space="preserve"> is 7/10, but </w:t>
-      </w:r>
-      <w:r>
-        <w:rPr>
-          <w:b/>
-        </w:rPr>
-        <w:t>agreement</w:t>
-      </w:r>
-      <w:r>
-        <w:rPr>
-          <w:b w:val="0"/>
-        </w:rPr>
-        <w:t xml:space="preserve"> is not proof of truth.</w:t>
-      </w:r>
-    </w:p>
-    <w:p>
-      <w:pPr>
-        <w:pStyle w:val="Heading3"/>
-      </w:pPr>
-      <w:r>
-        <w:t>Explain the added worked example</w:t>
-      </w:r>
-    </w:p>
-    <w:p>
-      <w:pPr>
-        <w:pStyle w:val="Heading3"/>
-      </w:pPr>
-      <w:r>
-        <w:t>Explain the added worked example · 1</w:t>
-      </w:r>
-    </w:p>
-    <w:p>
-      <w:pPr>
-        <w:spacing w:line="336" w:lineRule="auto" w:after="180"/>
-      </w:pPr>
-      <w:r>
-        <w:rPr>
-          <w:b w:val="0"/>
-        </w:rPr>
-        <w:t>A model learns from examples with recorded targets. If two people interpret a target differently, their labels can mix different tasks.</w:t>
-      </w:r>
-    </w:p>
-    <w:p>
-      <w:pPr>
-        <w:spacing w:line="336" w:lineRule="auto" w:after="180"/>
-      </w:pPr>
-      <w:r>
-        <w:rPr>
-          <w:b w:val="0"/>
-        </w:rPr>
-        <w:t xml:space="preserve">This week you will write a </w:t>
-      </w:r>
-      <w:r>
-        <w:rPr>
-          <w:b/>
-        </w:rPr>
-        <w:t>label rule</w:t>
-      </w:r>
-      <w:r>
-        <w:rPr>
-          <w:b w:val="0"/>
-        </w:rPr>
-        <w:t>, compare independent labels and keep a record of disputed cases. We use invented corridor descriptions, not real images or a system for controlling a robot.</w:t>
-      </w:r>
-    </w:p>
-    <w:p>
-      <w:pPr>
-        <w:pStyle w:val="Heading3"/>
-      </w:pPr>
-      <w:r>
-        <w:t>Explain the added worked example · 2</w:t>
-      </w:r>
-    </w:p>
-    <w:p>
-      <w:pPr>
-        <w:spacing w:line="336" w:lineRule="auto" w:after="180"/>
-      </w:pPr>
-      <w:r>
-        <w:rPr>
-          <w:b w:val="0"/>
-        </w:rPr>
-        <w:t>The classroom task is to label whether a marked practice lane is blocked in a supplied description.</w:t>
-      </w:r>
-    </w:p>
-    <w:p>
-      <w:pPr>
-        <w:spacing w:line="336" w:lineRule="auto" w:after="180"/>
-      </w:pPr>
-      <w:r>
-        <w:rPr>
-          <w:b w:val="0"/>
-        </w:rPr>
-        <w:t>Rule v1 says blocked means an object touches or crosses either lane boundary or lies inside the lane; clear means all objects are outside both boundaries and the entire lane is visible.</w:t>
-      </w:r>
-    </w:p>
-    <w:p>
-      <w:pPr>
-        <w:spacing w:line="336" w:lineRule="auto" w:after="180"/>
-      </w:pPr>
-      <w:r>
-        <w:rPr>
-          <w:b w:val="0"/>
-        </w:rPr>
-        <w:t>Use review if visibility or position is insufficient to decide. Review is a workflow status for a person to inspect, not a third physical condition of the lane.</w:t>
-      </w:r>
-    </w:p>
-    <w:p>
-      <w:pPr>
-        <w:spacing w:line="336" w:lineRule="auto" w:after="180"/>
-      </w:pPr>
-      <w:r>
-        <w:rPr>
-          <w:b w:val="0"/>
-        </w:rPr>
-        <w:t xml:space="preserve">These are exercise definitions, not real robot safety rules. Do not infer that a lane is physically safe from this label. The label describes only the supplied </w:t>
-      </w:r>
-      <w:r>
-        <w:rPr>
-          <w:b/>
-        </w:rPr>
-        <w:t>evidence</w:t>
-      </w:r>
-      <w:r>
-        <w:rPr>
-          <w:b w:val="0"/>
-        </w:rPr>
-        <w:t xml:space="preserve"> under this version of the rule.</w:t>
-      </w:r>
-    </w:p>
-    <w:p>
-      <w:pPr>
-        <w:spacing w:line="336" w:lineRule="auto" w:after="180"/>
-      </w:pPr>
-      <w:r>
-        <w:rPr>
-          <w:b w:val="0"/>
-        </w:rPr>
-        <w:t xml:space="preserve">Two </w:t>
-      </w:r>
-      <w:r>
-        <w:rPr>
-          <w:b/>
-        </w:rPr>
-        <w:t>annotator</w:t>
-      </w:r>
-      <w:r>
-        <w:rPr>
-          <w:b w:val="0"/>
-        </w:rPr>
-        <w:t>s used an earlier vague instruction, mark an obstructed lane, on four invented items. Their labels are shown in the code. A and D match; B and C differ.</w:t>
-      </w:r>
-    </w:p>
-    <w:p>
-      <w:pPr>
-        <w:spacing w:line="336" w:lineRule="auto" w:after="180"/>
-      </w:pPr>
-      <w:r>
-        <w:rPr>
-          <w:b w:val="0"/>
-        </w:rPr>
-        <w:t>Compare the same item IDs, not merely the first row in two differently ordered files.</w:t>
-      </w:r>
-    </w:p>
-    <w:p>
-      <w:pPr>
-        <w:pStyle w:val="Heading3"/>
-      </w:pPr>
-      <w:r>
-        <w:t>Explain the added worked example · 3</w:t>
-      </w:r>
-    </w:p>
-    <w:p>
-      <w:pPr>
-        <w:spacing w:line="336" w:lineRule="auto" w:after="180"/>
-      </w:pPr>
-      <w:r>
-        <w:rPr>
-          <w:b w:val="0"/>
-        </w:rPr>
-        <w:t xml:space="preserve">The </w:t>
-      </w:r>
-      <w:r>
-        <w:rPr>
-          <w:b/>
-        </w:rPr>
-        <w:t>output</w:t>
-      </w:r>
-      <w:r>
-        <w:rPr>
-          <w:b w:val="0"/>
-        </w:rPr>
-        <w:t xml:space="preserve"> is 2 4: two matching labels among four paired items, so observed exact </w:t>
-      </w:r>
-      <w:r>
-        <w:rPr>
-          <w:b/>
-        </w:rPr>
-        <w:t>agreement</w:t>
-      </w:r>
-      <w:r>
-        <w:rPr>
-          <w:b w:val="0"/>
-        </w:rPr>
-        <w:t xml:space="preserve"> is 2/4 or 50 percent. Here review is included as a label value in the comparison: review versus clear is a dis</w:t>
-      </w:r>
-      <w:r>
-        <w:rPr>
-          <w:b/>
-        </w:rPr>
-        <w:t>agreement</w:t>
-      </w:r>
-      <w:r>
-        <w:rPr>
-          <w:b w:val="0"/>
-        </w:rPr>
-        <w:t>.</w:t>
-      </w:r>
-    </w:p>
-    <w:p>
-      <w:pPr>
-        <w:spacing w:line="336" w:lineRule="auto" w:after="180"/>
-      </w:pPr>
-      <w:r>
-        <w:rPr>
-          <w:b w:val="0"/>
-        </w:rPr>
-        <w:t>This simple count is not model accuracy and does not establish which labels are correct.</w:t>
-      </w:r>
-    </w:p>
-    <w:p>
-      <w:pPr>
-        <w:spacing w:line="336" w:lineRule="auto" w:after="180"/>
-      </w:pPr>
-      <w:r>
-        <w:rPr>
-          <w:b w:val="0"/>
-        </w:rPr>
-        <w:t xml:space="preserve">The code assumes one valid pair per unique item ID and allowed label strings. It does not validate IDs or spelling. Use a nonempty paired set before calculating a fraction; zero paired items gives no </w:t>
-      </w:r>
-      <w:r>
-        <w:rPr>
-          <w:b/>
-        </w:rPr>
-        <w:t>agreement</w:t>
-      </w:r>
-      <w:r>
-        <w:rPr>
-          <w:b w:val="0"/>
-        </w:rPr>
         <w:t xml:space="preserve"> estimate.</w:t>
-      </w:r>
-    </w:p>
-    <w:p>
-      <w:pPr>
-        <w:pStyle w:val="Heading3"/>
-      </w:pPr>
-      <w:r>
-        <w:t>Key terms</w:t>
       </w:r>
     </w:p>
     <w:tbl>
@@ -1674,9 +1373,974 @@
     </w:tbl>
     <w:p>
       <w:pPr>
+        <w:pStyle w:val="Heading2"/>
+      </w:pPr>
+      <w:r>
+        <w:t>Review B and C without overwriting labels</w:t>
+      </w:r>
+    </w:p>
+    <w:p>
+      <w:pPr>
+        <w:spacing w:line="336" w:lineRule="auto" w:after="180"/>
+      </w:pPr>
+      <w:r>
+        <w:rPr>
+          <w:b w:val="0"/>
+        </w:rPr>
+        <w:t xml:space="preserve">For B, the full lane is visible and a wheel touches its boundary. One </w:t>
+      </w:r>
+      <w:r>
+        <w:rPr>
+          <w:b/>
+        </w:rPr>
+        <w:t>annotator</w:t>
+      </w:r>
+      <w:r>
+        <w:rPr>
+          <w:b w:val="0"/>
+        </w:rPr>
+        <w:t xml:space="preserve"> treated touching as clear; the other treated it as blocked. Rule v1 explicitly includes touching, so the reviewed label is blocked.</w:t>
+      </w:r>
+    </w:p>
+    <w:p>
+      <w:pPr>
+        <w:spacing w:line="336" w:lineRule="auto" w:after="180"/>
+      </w:pPr>
+      <w:r>
+        <w:rPr>
+          <w:b w:val="0"/>
+        </w:rPr>
+        <w:t xml:space="preserve">Preserve both original labels and record the item, rule version, </w:t>
+      </w:r>
+      <w:r>
+        <w:rPr>
+          <w:b/>
+        </w:rPr>
+        <w:t>evidence</w:t>
+      </w:r>
+      <w:r>
+        <w:rPr>
+          <w:b w:val="0"/>
+        </w:rPr>
+        <w:t>, decision and reviewer. Do not silently overwrite the originals.</w:t>
+      </w:r>
+    </w:p>
+    <w:p>
+      <w:pPr>
+        <w:spacing w:line="336" w:lineRule="auto" w:after="180"/>
+      </w:pPr>
+      <w:r>
+        <w:rPr>
+          <w:b w:val="0"/>
+        </w:rPr>
+        <w:t xml:space="preserve">For C, a curtain hides part of the lane. One </w:t>
+      </w:r>
+      <w:r>
+        <w:rPr>
+          <w:b/>
+        </w:rPr>
+        <w:t>annotator</w:t>
+      </w:r>
+      <w:r>
+        <w:rPr>
+          <w:b w:val="0"/>
+        </w:rPr>
+        <w:t xml:space="preserve"> guessed clear; the other requested review. Rule v1 requires full visibility for clear. The justified status remains review until sufficient </w:t>
+      </w:r>
+      <w:r>
+        <w:rPr>
+          <w:b/>
+        </w:rPr>
+        <w:t>evidence</w:t>
+      </w:r>
+      <w:r>
+        <w:rPr>
+          <w:b w:val="0"/>
+        </w:rPr>
+        <w:t xml:space="preserve"> is available.</w:t>
+      </w:r>
+    </w:p>
+    <w:p>
+      <w:pPr>
+        <w:spacing w:line="336" w:lineRule="auto" w:after="180"/>
+      </w:pPr>
+      <w:r>
+        <w:rPr>
+          <w:b w:val="0"/>
+        </w:rPr>
+        <w:t>More votes cannot reveal the hidden area.</w:t>
+      </w:r>
+    </w:p>
+    <w:p>
+      <w:pPr>
         <w:pStyle w:val="Heading3"/>
       </w:pPr>
       <w:r>
+        <w:t>Using rule v1, explain the decisions for B and C. If you exclude C from the original comparison, what is agreement among the remaining pairs? Why must you still report the exclusion?</w:t>
+      </w:r>
+    </w:p>
+    <w:p>
+      <w:r>
+        <w:t>________________________________________________________________</w:t>
+      </w:r>
+    </w:p>
+    <w:p>
+      <w:r>
+        <w:t>________________________________________________________________</w:t>
+      </w:r>
+    </w:p>
+    <w:p>
+      <w:r>
+        <w:t>________________________________________________________________</w:t>
+      </w:r>
+    </w:p>
+    <w:p>
+      <w:r>
+        <w:t>________________________________________________________________</w:t>
+      </w:r>
+    </w:p>
+    <w:p>
+      <w:r>
+        <w:t>________________________________________________________________</w:t>
+      </w:r>
+    </w:p>
+    <w:p>
+      <w:pPr>
+        <w:spacing w:line="336" w:lineRule="auto" w:after="180"/>
+      </w:pPr>
+      <w:r>
+        <w:rPr>
+          <w:b w:val="0"/>
+        </w:rPr>
+        <w:t>A decision log could say: B, original clear/blocked, wheel touches line, v1, blocked after review by the teacher. For C it could say: original review/clear, lane partly hidden, v1, unresolved review.</w:t>
+      </w:r>
+    </w:p>
+    <w:p>
+      <w:pPr>
+        <w:spacing w:line="336" w:lineRule="auto" w:after="180"/>
+      </w:pPr>
+      <w:r>
+        <w:rPr>
+          <w:b w:val="0"/>
+        </w:rPr>
+        <w:t>Add the labeling method and rule version to the dataset card.</w:t>
+      </w:r>
+    </w:p>
+    <w:p>
+      <w:pPr>
+        <w:pStyle w:val="Heading2"/>
+      </w:pPr>
+      <w:r>
+        <w:t>Read separate leaf facts and limitations</w:t>
+      </w:r>
+    </w:p>
+    <w:p>
+      <w:pPr>
+        <w:spacing w:line="336" w:lineRule="auto" w:after="180"/>
+      </w:pPr>
+      <w:r>
+        <w:rPr>
+          <w:b w:val="0"/>
+        </w:rPr>
+        <w:t xml:space="preserve">Write a </w:t>
+      </w:r>
+      <w:r>
+        <w:rPr>
+          <w:b/>
+        </w:rPr>
+        <w:t>label rule</w:t>
+      </w:r>
+      <w:r>
+        <w:rPr>
+          <w:b w:val="0"/>
+        </w:rPr>
+        <w:t xml:space="preserve"> that resolves the visible boundary case.</w:t>
+      </w:r>
+    </w:p>
+    <w:p>
+      <w:pPr>
+        <w:spacing w:line="336" w:lineRule="auto" w:after="180"/>
+      </w:pPr>
+      <w:r>
+        <w:rPr>
+          <w:b w:val="0"/>
+        </w:rPr>
+        <w:t>Toy spotted-leaf rule: at least one fully visible brown spot means spotted; occluded leaves require review. X has one visible spot; Y has none; Z is half hidden.</w:t>
+      </w:r>
+    </w:p>
+    <w:p>
+      <w:pPr>
+        <w:spacing w:line="336" w:lineRule="auto" w:after="180"/>
+      </w:pPr>
+      <w:r>
+        <w:rPr>
+          <w:b w:val="0"/>
+        </w:rPr>
+        <w:t xml:space="preserve">All </w:t>
+      </w:r>
+      <w:r>
+        <w:rPr>
+          <w:b/>
+        </w:rPr>
+        <w:t>input</w:t>
+      </w:r>
+      <w:r>
+        <w:rPr>
+          <w:b w:val="0"/>
+        </w:rPr>
+        <w:t>s and outcomes in this worked example are invented classroom data; no real model run is claimed.</w:t>
+      </w:r>
+    </w:p>
+    <w:p>
+      <w:pPr>
+        <w:spacing w:line="336" w:lineRule="auto" w:after="180"/>
+      </w:pPr>
+      <w:r>
+        <w:rPr>
+          <w:b w:val="0"/>
+        </w:rPr>
+        <w:t>The leaf picture uses a separate toy rule. Healthy here means no visible brown spots on a fully visible leaf under this exercise, not actual plant health. A new fully visible image supplies new evidence; it does not make the older hidden image informative. For corridor pairs A–D, excluding C leaves A,B,D with two original matches out of three; reviewed labels do not replace the original comparison.</w:t>
+      </w:r>
+    </w:p>
+    <w:p>
+      <w:pPr>
+        <w:pStyle w:val="Heading2"/>
+      </w:pPr>
+      <w:r>
+        <w:t>Trace rule, uncertainty and new observation</w:t>
+      </w:r>
+    </w:p>
+    <w:p>
+      <w:r>
+        <w:drawing>
+          <wp:inline xmlns:a="http://schemas.openxmlformats.org/drawingml/2006/main" xmlns:pic="http://schemas.openxmlformats.org/drawingml/2006/picture">
+            <wp:extent cx="5486400" cy="3337560"/>
+            <wp:docPr id="1" name="Picture 1" descr="Apply visible rule: X is spotted; Y is healthy under this exercise’s definition. → Handle uncertainty: Z requires review; hidden tissue cannot be treated as visibly spot-free. → Review disagreement: If an annotator labels X healthy, compare the image and declared spot rule before changing the label."/>
+            <wp:cNvGraphicFramePr>
+              <a:graphicFrameLocks noChangeAspect="1"/>
+            </wp:cNvGraphicFramePr>
+            <a:graphic>
+              <a:graphicData uri="http://schemas.openxmlformats.org/drawingml/2006/picture">
+                <pic:pic>
+                  <pic:nvPicPr>
+                    <pic:cNvPr id="0" name="academy-story-ai-4-6-02.png"/>
+                    <pic:cNvPicPr/>
+                  </pic:nvPicPr>
+                  <pic:blipFill>
+                    <a:blip r:embed="rId9"/>
+                    <a:stretch>
+                      <a:fillRect/>
+                    </a:stretch>
+                  </pic:blipFill>
+                  <pic:spPr>
+                    <a:xfrm>
+                      <a:off x="0" y="0"/>
+                      <a:ext cx="5486400" cy="3337560"/>
+                    </a:xfrm>
+                    <a:prstGeom prst="rect"/>
+                  </pic:spPr>
+                </pic:pic>
+              </a:graphicData>
+            </a:graphic>
+          </wp:inline>
+        </w:drawing>
+      </w:r>
+    </w:p>
+    <w:p>
+      <w:pPr>
+        <w:pStyle w:val="Heading3"/>
+      </w:pPr>
+      <w:r>
+        <w:t>Read the picture one step at a time</w:t>
+      </w:r>
+    </w:p>
+    <w:tbl>
+      <w:tblPr>
+        <w:tblStyle w:val="LightShading-Accent1"/>
+        <w:tblW w:type="auto" w:w="0"/>
+        <w:tblLook w:firstColumn="1" w:firstRow="1" w:lastColumn="0" w:lastRow="0" w:noHBand="0" w:noVBand="1" w:val="04A0"/>
+      </w:tblPr>
+      <w:tblGrid>
+        <w:gridCol w:w="5112"/>
+        <w:gridCol w:w="5112"/>
+      </w:tblGrid>
+      <w:tr>
+        <w:trPr>
+          <w:tblHeader/>
+        </w:trPr>
+        <w:tc>
+          <w:tcPr>
+            <w:tcW w:type="dxa" w:w="5112"/>
+          </w:tcPr>
+          <w:p>
+            <w:r>
+              <w:t>Step</w:t>
+            </w:r>
+          </w:p>
+        </w:tc>
+        <w:tc>
+          <w:tcPr>
+            <w:tcW w:type="dxa" w:w="5112"/>
+          </w:tcPr>
+          <w:p>
+            <w:r>
+              <w:t>What happens and why</w:t>
+            </w:r>
+          </w:p>
+        </w:tc>
+      </w:tr>
+      <w:tr>
+        <w:tc>
+          <w:tcPr>
+            <w:tcW w:type="dxa" w:w="5112"/>
+          </w:tcPr>
+          <w:p>
+            <w:r>
+              <w:t>1. Apply visible rule</w:t>
+            </w:r>
+          </w:p>
+        </w:tc>
+        <w:tc>
+          <w:tcPr>
+            <w:tcW w:type="dxa" w:w="5112"/>
+          </w:tcPr>
+          <w:p>
+            <w:r>
+              <w:t>X is spotted; Y is healthy under this exercise’s definition.</w:t>
+            </w:r>
+          </w:p>
+        </w:tc>
+      </w:tr>
+      <w:tr>
+        <w:tc>
+          <w:tcPr>
+            <w:tcW w:type="dxa" w:w="5112"/>
+          </w:tcPr>
+          <w:p>
+            <w:r>
+              <w:t>2. Handle uncertainty</w:t>
+            </w:r>
+          </w:p>
+        </w:tc>
+        <w:tc>
+          <w:tcPr>
+            <w:tcW w:type="dxa" w:w="5112"/>
+          </w:tcPr>
+          <w:p>
+            <w:r>
+              <w:t>Z requires review; hidden tissue cannot be treated as visibly spot-free.</w:t>
+            </w:r>
+          </w:p>
+        </w:tc>
+      </w:tr>
+      <w:tr>
+        <w:tc>
+          <w:tcPr>
+            <w:tcW w:type="dxa" w:w="5112"/>
+          </w:tcPr>
+          <w:p>
+            <w:r>
+              <w:t>3. Review disagreement</w:t>
+            </w:r>
+          </w:p>
+        </w:tc>
+        <w:tc>
+          <w:tcPr>
+            <w:tcW w:type="dxa" w:w="5112"/>
+          </w:tcPr>
+          <w:p>
+            <w:r>
+              <w:t>If an annotator labels X healthy, compare the image and declared spot rule before changing the label.</w:t>
+            </w:r>
+          </w:p>
+        </w:tc>
+      </w:tr>
+    </w:tbl>
+    <w:p>
+      <w:r>
+        <w:t>Match each pictured step to the supplied facts. This is a worked teaching case, not an independent assessment.</w:t>
+      </w:r>
+    </w:p>
+    <w:p>
+      <w:pPr>
+        <w:spacing w:line="336" w:lineRule="auto" w:after="180"/>
+      </w:pPr>
+      <w:r>
+        <w:rPr>
+          <w:b w:val="0"/>
+        </w:rPr>
+        <w:t xml:space="preserve">Read the picture in order. If an </w:t>
+      </w:r>
+      <w:r>
+        <w:rPr>
+          <w:b/>
+        </w:rPr>
+        <w:t>annotator</w:t>
+      </w:r>
+      <w:r>
+        <w:rPr>
+          <w:b w:val="0"/>
+        </w:rPr>
+        <w:t xml:space="preserve"> labels X healthy, compare the image and declared spot rule before changing the label. The arrows show which recorded </w:t>
+      </w:r>
+      <w:r>
+        <w:rPr>
+          <w:b/>
+        </w:rPr>
+        <w:t>input</w:t>
+      </w:r>
+      <w:r>
+        <w:rPr>
+          <w:b w:val="0"/>
+        </w:rPr>
+        <w:t xml:space="preserve"> or intermediate result each decision uses.</w:t>
+      </w:r>
+    </w:p>
+    <w:p>
+      <w:pPr>
+        <w:spacing w:line="336" w:lineRule="auto" w:after="180"/>
+      </w:pPr>
+      <w:r>
+        <w:rPr>
+          <w:b w:val="0"/>
+        </w:rPr>
+        <w:t>Explain the deciding step aloud before checking the changed case; pointing to the final answer alone does not show how it follows.</w:t>
+      </w:r>
+    </w:p>
+    <w:p>
+      <w:pPr>
+        <w:spacing w:line="336" w:lineRule="auto" w:after="180"/>
+      </w:pPr>
+      <w:r>
+        <w:rPr>
+          <w:b w:val="0"/>
+        </w:rPr>
+        <w:t>Visible brown spots are a simplified classroom target, not a diagnosis of plant disease.</w:t>
+      </w:r>
+    </w:p>
+    <w:p>
+      <w:pPr>
+        <w:spacing w:line="336" w:lineRule="auto" w:after="180"/>
+      </w:pPr>
+      <w:r>
+        <w:rPr>
+          <w:b w:val="0"/>
+        </w:rPr>
+        <w:t>Change: Z receives a new fully visible image with no brown spots.</w:t>
+      </w:r>
+    </w:p>
+    <w:p>
+      <w:pPr>
+        <w:spacing w:line="336" w:lineRule="auto" w:after="180"/>
+      </w:pPr>
+      <w:r>
+        <w:rPr>
+          <w:b/>
+        </w:rPr>
+        <w:t>Prediction</w:t>
+      </w:r>
+      <w:r>
+        <w:rPr>
+          <w:b w:val="0"/>
+        </w:rPr>
+        <w:t xml:space="preserve">: Label the new </w:t>
+      </w:r>
+      <w:r>
+        <w:rPr>
+          <w:b/>
+        </w:rPr>
+        <w:t>observation</w:t>
+      </w:r>
+      <w:r>
+        <w:rPr>
+          <w:b w:val="0"/>
+        </w:rPr>
+        <w:t xml:space="preserve"> healthy under the toy rule.</w:t>
+      </w:r>
+    </w:p>
+    <w:p>
+      <w:pPr>
+        <w:spacing w:line="336" w:lineRule="auto" w:after="180"/>
+      </w:pPr>
+      <w:r>
+        <w:rPr>
+          <w:b w:val="0"/>
+        </w:rPr>
+        <w:t xml:space="preserve">Reason: The missing visual </w:t>
+      </w:r>
+      <w:r>
+        <w:rPr>
+          <w:b/>
+        </w:rPr>
+        <w:t>evidence</w:t>
+      </w:r>
+      <w:r>
+        <w:rPr>
+          <w:b w:val="0"/>
+        </w:rPr>
+        <w:t xml:space="preserve"> is now supplied; the earlier uncertain image was not proof of health.</w:t>
+      </w:r>
+    </w:p>
+    <w:p>
+      <w:pPr>
+        <w:pStyle w:val="Heading2"/>
+      </w:pPr>
+      <w:r>
+        <w:t>Earlier wording, alternatives and picture transcripts · reference / check after trying</w:t>
+      </w:r>
+    </w:p>
+    <w:p>
+      <w:pPr>
+        <w:spacing w:line="336" w:lineRule="auto" w:after="180"/>
+      </w:pPr>
+      <w:r>
+        <w:rPr>
+          <w:b w:val="0"/>
+        </w:rPr>
+        <w:t>Explain the mechanism</w:t>
+      </w:r>
+    </w:p>
+    <w:p>
+      <w:pPr>
+        <w:spacing w:line="336" w:lineRule="auto" w:after="180"/>
+      </w:pPr>
+      <w:r>
+        <w:rPr>
+          <w:b w:val="0"/>
+        </w:rPr>
+        <w:t>Trace the information, fitted behavior, and evaluation proof separately.</w:t>
+      </w:r>
+    </w:p>
+    <w:p>
+      <w:pPr>
+        <w:spacing w:line="336" w:lineRule="auto" w:after="180"/>
+      </w:pPr>
+      <w:r>
+        <w:rPr>
+          <w:b w:val="0"/>
+        </w:rPr>
+        <w:t xml:space="preserve">QUESTION Measure </w:t>
+      </w:r>
+      <w:r>
+        <w:rPr>
+          <w:b/>
+        </w:rPr>
+        <w:t>annotator</w:t>
+      </w:r>
+      <w:r>
+        <w:rPr>
+          <w:b w:val="0"/>
+        </w:rPr>
+        <w:t xml:space="preserve"> </w:t>
+      </w:r>
+      <w:r>
+        <w:rPr>
+          <w:b/>
+        </w:rPr>
+        <w:t>agreement</w:t>
+      </w:r>
+      <w:r>
+        <w:rPr>
+          <w:b w:val="0"/>
+        </w:rPr>
+        <w:t xml:space="preserve"> and revise the labeling guide.</w:t>
+      </w:r>
+    </w:p>
+    <w:p>
+      <w:pPr>
+        <w:spacing w:line="336" w:lineRule="auto" w:after="180"/>
+      </w:pPr>
+      <w:r>
+        <w:rPr>
+          <w:b w:val="0"/>
+        </w:rPr>
+        <w:t xml:space="preserve">MODEL IDEA Ambiguous definitions and inconsistent </w:t>
+      </w:r>
+      <w:r>
+        <w:rPr>
+          <w:b/>
+        </w:rPr>
+        <w:t>annotation</w:t>
+      </w:r>
+      <w:r>
+        <w:rPr>
+          <w:b w:val="0"/>
+        </w:rPr>
+        <w:t xml:space="preserve"> can make the learning target unreliable; annotator agreement alone is not a universal numerical ceiling on model performance.</w:t>
+      </w:r>
+    </w:p>
+    <w:p>
+      <w:pPr>
+        <w:spacing w:line="336" w:lineRule="auto" w:after="180"/>
+      </w:pPr>
+      <w:r>
+        <w:rPr>
+          <w:b w:val="0"/>
+        </w:rPr>
+        <w:t>PROOF NEEDED Use an unseen case, visible calculation, error analysis, and a stated limitation.</w:t>
+      </w:r>
+    </w:p>
+    <w:p>
+      <w:pPr>
+        <w:spacing w:line="336" w:lineRule="auto" w:after="180"/>
+      </w:pPr>
+      <w:r>
+        <w:rPr>
+          <w:b w:val="0"/>
+        </w:rPr>
+        <w:t xml:space="preserve">UNDER THE HOOD Two </w:t>
+      </w:r>
+      <w:r>
+        <w:rPr>
+          <w:b/>
+        </w:rPr>
+        <w:t>annotator</w:t>
+      </w:r>
+      <w:r>
+        <w:rPr>
+          <w:b w:val="0"/>
+        </w:rPr>
+        <w:t xml:space="preserve">s label 20 leaves and agree on 16. Observed </w:t>
+      </w:r>
+      <w:r>
+        <w:rPr>
+          <w:b/>
+        </w:rPr>
+        <w:t>agreement</w:t>
+      </w:r>
+      <w:r>
+        <w:rPr>
+          <w:b w:val="0"/>
+        </w:rPr>
+        <w:t xml:space="preserve"> = 16 ÷ 20 = </w:t>
+      </w:r>
+      <w:r>
+        <w:rPr>
+          <w:b/>
+        </w:rPr>
+        <w:t>80%</w:t>
+      </w:r>
+      <w:r>
+        <w:rPr>
+          <w:b w:val="0"/>
+        </w:rPr>
+        <w:t>.</w:t>
+      </w:r>
+    </w:p>
+    <w:p>
+      <w:pPr>
+        <w:spacing w:line="336" w:lineRule="auto" w:after="180"/>
+      </w:pPr>
+      <w:r>
+        <w:rPr>
+          <w:b w:val="0"/>
+        </w:rPr>
+        <w:t xml:space="preserve">Draw a fresh data → model → </w:t>
+      </w:r>
+      <w:r>
+        <w:rPr>
+          <w:b/>
+        </w:rPr>
+        <w:t>prediction</w:t>
+      </w:r>
+      <w:r>
+        <w:rPr>
+          <w:b w:val="0"/>
+        </w:rPr>
+        <w:t xml:space="preserve"> → evaluation trace:</w:t>
+      </w:r>
+    </w:p>
+    <w:p>
+      <w:pPr>
+        <w:spacing w:line="336" w:lineRule="auto" w:after="180"/>
+      </w:pPr>
+      <w:r>
+        <w:rPr>
+          <w:b w:val="0"/>
+        </w:rPr>
+        <w:t xml:space="preserve">Predict first. Then check each step. A correct answer without visible </w:t>
+      </w:r>
+      <w:r>
+        <w:rPr>
+          <w:b/>
+        </w:rPr>
+        <w:t>evidence</w:t>
+      </w:r>
+      <w:r>
+        <w:rPr>
+          <w:b w:val="0"/>
+        </w:rPr>
+        <w:t xml:space="preserve"> cannot be audited.</w:t>
+      </w:r>
+    </w:p>
+    <w:p>
+      <w:pPr>
+        <w:spacing w:line="336" w:lineRule="auto" w:after="180"/>
+      </w:pPr>
+      <w:r>
+        <w:rPr>
+          <w:b w:val="0"/>
+        </w:rPr>
+        <w:t xml:space="preserve">STEP 1 Two </w:t>
+      </w:r>
+      <w:r>
+        <w:rPr>
+          <w:b/>
+        </w:rPr>
+        <w:t>annotator</w:t>
+      </w:r>
+      <w:r>
+        <w:rPr>
+          <w:b w:val="0"/>
+        </w:rPr>
+        <w:t>s label 20 leaves and agree on 16.</w:t>
+      </w:r>
+    </w:p>
+    <w:p>
+      <w:pPr>
+        <w:spacing w:line="336" w:lineRule="auto" w:after="180"/>
+      </w:pPr>
+      <w:r>
+        <w:rPr>
+          <w:b w:val="0"/>
+        </w:rPr>
+        <w:t xml:space="preserve">STEP 2 Observed </w:t>
+      </w:r>
+      <w:r>
+        <w:rPr>
+          <w:b/>
+        </w:rPr>
+        <w:t>agreement</w:t>
+      </w:r>
+      <w:r>
+        <w:rPr>
+          <w:b w:val="0"/>
+        </w:rPr>
+        <w:t xml:space="preserve"> = 16 ÷ 20 = </w:t>
+      </w:r>
+      <w:r>
+        <w:rPr>
+          <w:b/>
+        </w:rPr>
+        <w:t>80%</w:t>
+      </w:r>
+      <w:r>
+        <w:rPr>
+          <w:b w:val="0"/>
+        </w:rPr>
+        <w:t>.</w:t>
+      </w:r>
+    </w:p>
+    <w:p>
+      <w:pPr>
+        <w:spacing w:line="336" w:lineRule="auto" w:after="180"/>
+      </w:pPr>
+      <w:r>
+        <w:rPr>
+          <w:b w:val="0"/>
+        </w:rPr>
+        <w:t>STEP 3 Most dis</w:t>
+      </w:r>
+      <w:r>
+        <w:rPr>
+          <w:b/>
+        </w:rPr>
+        <w:t>agreement</w:t>
+      </w:r>
+      <w:r>
+        <w:rPr>
+          <w:b w:val="0"/>
+        </w:rPr>
+        <w:t>s concern tiny spots near the boundary.</w:t>
+      </w:r>
+    </w:p>
+    <w:p>
+      <w:pPr>
+        <w:spacing w:line="336" w:lineRule="auto" w:after="180"/>
+      </w:pPr>
+      <w:r>
+        <w:rPr>
+          <w:b w:val="0"/>
+        </w:rPr>
+        <w:t xml:space="preserve">STEP 4 Define a minimum spot rule, relabel a fixed subset, and report the new </w:t>
+      </w:r>
+      <w:r>
+        <w:rPr>
+          <w:b/>
+        </w:rPr>
+        <w:t>agreement</w:t>
+      </w:r>
+      <w:r>
+        <w:rPr>
+          <w:b w:val="0"/>
+        </w:rPr>
+        <w:t>.</w:t>
+      </w:r>
+    </w:p>
+    <w:p>
+      <w:pPr>
+        <w:spacing w:line="336" w:lineRule="auto" w:after="180"/>
+      </w:pPr>
+      <w:r>
+        <w:rPr>
+          <w:b w:val="0"/>
+        </w:rPr>
+        <w:t>CHECK Verify the denominator, unit, split, class definition, and data version before interpreting a score.</w:t>
+      </w:r>
+    </w:p>
+    <w:p>
+      <w:pPr>
+        <w:spacing w:line="336" w:lineRule="auto" w:after="180"/>
+      </w:pPr>
+      <w:r>
+        <w:rPr>
+          <w:b w:val="0"/>
+        </w:rPr>
+        <w:t xml:space="preserve">Recalculate, retrace, or restate the </w:t>
+      </w:r>
+      <w:r>
+        <w:rPr>
+          <w:b/>
+        </w:rPr>
+        <w:t>evidence</w:t>
+      </w:r>
+      <w:r>
+        <w:rPr>
+          <w:b w:val="0"/>
+        </w:rPr>
+        <w:t xml:space="preserve"> independently:</w:t>
+      </w:r>
+    </w:p>
+    <w:p>
+      <w:pPr>
+        <w:pStyle w:val="Heading3"/>
+      </w:pPr>
+      <w:r>
+        <w:t>Concrete teaching case</w:t>
+      </w:r>
+    </w:p>
+    <w:p>
+      <w:pPr>
+        <w:spacing w:line="336" w:lineRule="auto" w:after="180"/>
+      </w:pPr>
+      <w:r>
+        <w:rPr>
+          <w:b w:val="0"/>
+        </w:rPr>
+        <w:t xml:space="preserve">Two </w:t>
+      </w:r>
+      <w:r>
+        <w:rPr>
+          <w:b/>
+        </w:rPr>
+        <w:t>annotator</w:t>
+      </w:r>
+      <w:r>
+        <w:rPr>
+          <w:b w:val="0"/>
+        </w:rPr>
+        <w:t>s disagree on three of ten leaves, especially mild spotting.</w:t>
+      </w:r>
+    </w:p>
+    <w:p>
+      <w:pPr>
+        <w:spacing w:line="336" w:lineRule="auto" w:after="180"/>
+      </w:pPr>
+      <w:r>
+        <w:rPr>
+          <w:b w:val="0"/>
+        </w:rPr>
+        <w:t>Improve label quality.</w:t>
+      </w:r>
+    </w:p>
+    <w:p>
+      <w:pPr>
+        <w:pStyle w:val="Heading3"/>
+      </w:pPr>
+      <w:r>
+        <w:t>Exact explanation to model</w:t>
+      </w:r>
+    </w:p>
+    <w:p>
+      <w:pPr>
+        <w:spacing w:line="336" w:lineRule="auto" w:after="180"/>
+      </w:pPr>
+      <w:r>
+        <w:rPr>
+          <w:b w:val="0"/>
+        </w:rPr>
+        <w:t>Define spotting operationally, inspect dis</w:t>
+      </w:r>
+      <w:r>
+        <w:rPr>
+          <w:b/>
+        </w:rPr>
+        <w:t>agreement</w:t>
+      </w:r>
+      <w:r>
+        <w:rPr>
+          <w:b w:val="0"/>
+        </w:rPr>
+        <w:t xml:space="preserve">, use appropriate </w:t>
+      </w:r>
+      <w:r>
+        <w:rPr>
+          <w:b/>
+        </w:rPr>
+        <w:t>adjudication</w:t>
+      </w:r>
+      <w:r>
+        <w:rPr>
+          <w:b w:val="0"/>
+        </w:rPr>
+        <w:t xml:space="preserve"> and document ambiguity. </w:t>
+      </w:r>
+      <w:r>
+        <w:rPr>
+          <w:b/>
+        </w:rPr>
+        <w:t>Agreement</w:t>
+      </w:r>
+      <w:r>
+        <w:rPr>
+          <w:b w:val="0"/>
+        </w:rPr>
+        <w:t xml:space="preserve"> is 7/10, but </w:t>
+      </w:r>
+      <w:r>
+        <w:rPr>
+          <w:b/>
+        </w:rPr>
+        <w:t>agreement</w:t>
+      </w:r>
+      <w:r>
+        <w:rPr>
+          <w:b w:val="0"/>
+        </w:rPr>
+        <w:t xml:space="preserve"> is not proof of truth.</w:t>
+      </w:r>
+    </w:p>
+    <w:p>
+      <w:pPr>
+        <w:pStyle w:val="Heading3"/>
+      </w:pPr>
+      <w:r>
+        <w:t>Explain the added worked example</w:t>
+      </w:r>
+    </w:p>
+    <w:p>
+      <w:pPr>
+        <w:pStyle w:val="Heading3"/>
+      </w:pPr>
+      <w:r>
+        <w:t>Key terms</w:t>
+      </w:r>
+    </w:p>
+    <w:p>
+      <w:pPr>
+        <w:pStyle w:val="Heading3"/>
+      </w:pPr>
+      <w:r>
         <w:t>Model the reasoning aloud</w:t>
       </w:r>
     </w:p>
@@ -1712,161 +2376,6 @@
           <w:b w:val="0"/>
         </w:rPr>
         <w:t>These teacher notes contain solutions; do not reveal the independent case answer during modelling.</w:t>
-      </w:r>
-    </w:p>
-    <w:p>
-      <w:pPr>
-        <w:pStyle w:val="Heading3"/>
-      </w:pPr>
-      <w:r>
-        <w:t>Model the reasoning aloud · 4</w:t>
-      </w:r>
-    </w:p>
-    <w:p>
-      <w:pPr>
-        <w:spacing w:line="336" w:lineRule="auto" w:after="180"/>
-      </w:pPr>
-      <w:r>
-        <w:rPr>
-          <w:b w:val="0"/>
-        </w:rPr>
-        <w:t xml:space="preserve">For B, the full lane is visible and a wheel touches its boundary. One </w:t>
-      </w:r>
-      <w:r>
-        <w:rPr>
-          <w:b/>
-        </w:rPr>
-        <w:t>annotator</w:t>
-      </w:r>
-      <w:r>
-        <w:rPr>
-          <w:b w:val="0"/>
-        </w:rPr>
-        <w:t xml:space="preserve"> treated touching as clear; the other treated it as blocked. Rule v1 explicitly includes touching, so the reviewed label is blocked.</w:t>
-      </w:r>
-    </w:p>
-    <w:p>
-      <w:pPr>
-        <w:spacing w:line="336" w:lineRule="auto" w:after="180"/>
-      </w:pPr>
-      <w:r>
-        <w:rPr>
-          <w:b w:val="0"/>
-        </w:rPr>
-        <w:t xml:space="preserve">Preserve both original labels and record the item, rule version, </w:t>
-      </w:r>
-      <w:r>
-        <w:rPr>
-          <w:b/>
-        </w:rPr>
-        <w:t>evidence</w:t>
-      </w:r>
-      <w:r>
-        <w:rPr>
-          <w:b w:val="0"/>
-        </w:rPr>
-        <w:t>, decision and reviewer. Do not silently overwrite the originals.</w:t>
-      </w:r>
-    </w:p>
-    <w:p>
-      <w:pPr>
-        <w:spacing w:line="336" w:lineRule="auto" w:after="180"/>
-      </w:pPr>
-      <w:r>
-        <w:rPr>
-          <w:b w:val="0"/>
-        </w:rPr>
-        <w:t xml:space="preserve">For C, a curtain hides part of the lane. One </w:t>
-      </w:r>
-      <w:r>
-        <w:rPr>
-          <w:b/>
-        </w:rPr>
-        <w:t>annotator</w:t>
-      </w:r>
-      <w:r>
-        <w:rPr>
-          <w:b w:val="0"/>
-        </w:rPr>
-        <w:t xml:space="preserve"> guessed clear; the other requested review. Rule v1 requires full visibility for clear. The justified status remains review until sufficient </w:t>
-      </w:r>
-      <w:r>
-        <w:rPr>
-          <w:b/>
-        </w:rPr>
-        <w:t>evidence</w:t>
-      </w:r>
-      <w:r>
-        <w:rPr>
-          <w:b w:val="0"/>
-        </w:rPr>
-        <w:t xml:space="preserve"> is available.</w:t>
-      </w:r>
-    </w:p>
-    <w:p>
-      <w:pPr>
-        <w:spacing w:line="336" w:lineRule="auto" w:after="180"/>
-      </w:pPr>
-      <w:r>
-        <w:rPr>
-          <w:b w:val="0"/>
-        </w:rPr>
-        <w:t>More votes cannot reveal the hidden area.</w:t>
-      </w:r>
-    </w:p>
-    <w:p>
-      <w:pPr>
-        <w:pStyle w:val="Heading3"/>
-      </w:pPr>
-      <w:r>
-        <w:t>Using rule v1, explain the decisions for B and C. If you exclude C from the original comparison, what is agreement among the remaining pairs? Why must you still report the exclusion?</w:t>
-      </w:r>
-    </w:p>
-    <w:p>
-      <w:r>
-        <w:t>________________________________________________________________</w:t>
-      </w:r>
-    </w:p>
-    <w:p>
-      <w:r>
-        <w:t>________________________________________________________________</w:t>
-      </w:r>
-    </w:p>
-    <w:p>
-      <w:r>
-        <w:t>________________________________________________________________</w:t>
-      </w:r>
-    </w:p>
-    <w:p>
-      <w:r>
-        <w:t>________________________________________________________________</w:t>
-      </w:r>
-    </w:p>
-    <w:p>
-      <w:r>
-        <w:t>________________________________________________________________</w:t>
-      </w:r>
-    </w:p>
-    <w:p>
-      <w:pPr>
-        <w:spacing w:line="336" w:lineRule="auto" w:after="180"/>
-      </w:pPr>
-      <w:r>
-        <w:rPr>
-          <w:b w:val="0"/>
-        </w:rPr>
-        <w:t>A decision log could say: B, original clear/blocked, wheel touches line, v1, blocked after review by the teacher. For C it could say: original review/clear, lane partly hidden, v1, unresolved review.</w:t>
-      </w:r>
-    </w:p>
-    <w:p>
-      <w:pPr>
-        <w:spacing w:line="336" w:lineRule="auto" w:after="180"/>
-      </w:pPr>
-      <w:r>
-        <w:rPr>
-          <w:b w:val="0"/>
-        </w:rPr>
-        <w:t>Add the labeling method and rule version to the dataset card.</w:t>
       </w:r>
     </w:p>
     <w:tbl>
@@ -1992,85 +2501,10 @@
     </w:p>
     <w:p>
       <w:pPr>
-        <w:spacing w:line="336" w:lineRule="auto" w:after="180"/>
-      </w:pPr>
-      <w:r>
-        <w:rPr>
-          <w:b w:val="0"/>
-        </w:rPr>
-        <w:t xml:space="preserve">Write a </w:t>
-      </w:r>
-      <w:r>
-        <w:rPr>
-          <w:b/>
-        </w:rPr>
-        <w:t>label rule</w:t>
-      </w:r>
-      <w:r>
-        <w:rPr>
-          <w:b w:val="0"/>
-        </w:rPr>
-        <w:t xml:space="preserve"> that resolves the visible boundary case.</w:t>
-      </w:r>
-    </w:p>
-    <w:p>
-      <w:pPr>
         <w:pStyle w:val="Heading3"/>
       </w:pPr>
       <w:r>
         <w:t>The facts we will use</w:t>
-      </w:r>
-    </w:p>
-    <w:p>
-      <w:pPr>
-        <w:pStyle w:val="Heading3"/>
-      </w:pPr>
-      <w:r>
-        <w:t>Supplied facts</w:t>
-      </w:r>
-    </w:p>
-    <w:p>
-      <w:pPr>
-        <w:spacing w:line="336" w:lineRule="auto" w:after="180"/>
-        <w:shd w:fill="F1F6FC"/>
-      </w:pPr>
-      <w:r>
-        <w:rPr>
-          <w:b w:val="0"/>
-        </w:rPr>
-        <w:t>Toy spotted-leaf rule: at least one fully visible brown spot means spotted; occluded leaves require review. X has one visible spot; Y has none; Z is half hidden.</w:t>
-      </w:r>
-    </w:p>
-    <w:p>
-      <w:pPr>
-        <w:pStyle w:val="Heading3"/>
-      </w:pPr>
-      <w:r>
-        <w:t>Supplied facts</w:t>
-      </w:r>
-    </w:p>
-    <w:p>
-      <w:pPr>
-        <w:spacing w:line="336" w:lineRule="auto" w:after="180"/>
-        <w:shd w:fill="F1F6FC"/>
-      </w:pPr>
-      <w:r>
-        <w:rPr>
-          <w:b w:val="0"/>
-        </w:rPr>
-        <w:t xml:space="preserve">All </w:t>
-      </w:r>
-      <w:r>
-        <w:rPr>
-          <w:b/>
-        </w:rPr>
-        <w:t>input</w:t>
-      </w:r>
-      <w:r>
-        <w:rPr>
-          <w:b w:val="0"/>
-        </w:rPr>
-        <w:t>s and outcomes in this worked example are invented classroom data; no real model run is claimed.</w:t>
       </w:r>
     </w:p>
     <w:p>
@@ -2078,7 +2512,7 @@
         <w:drawing>
           <wp:inline xmlns:a="http://schemas.openxmlformats.org/drawingml/2006/main" xmlns:pic="http://schemas.openxmlformats.org/drawingml/2006/picture">
             <wp:extent cx="5486400" cy="5225143"/>
-            <wp:docPr id="1" name="Picture 1" descr="Label Quality. Apply visible rule: X is spotted; Y is healthy under this exercise’s definition.. Handle uncertainty: Z requires review; hidden tissue cannot be treated as visibly spot-free.. Review disagreement: If an annotator labels X healthy, compare the image and declared spot rule before changing the label."/>
+            <wp:docPr id="2" name="Picture 2" descr="Label Quality. Apply visible rule: X is spotted; Y is healthy under this exercise’s definition.. Handle uncertainty: Z requires review; hidden tissue cannot be treated as visibly spot-free.. Review disagreement: If an annotator labels X healthy, compare the image and declared spot rule before changing the label."/>
             <wp:cNvGraphicFramePr>
               <a:graphicFrameLocks noChangeAspect="1"/>
             </wp:cNvGraphicFramePr>
@@ -2090,7 +2524,7 @@
                     <pic:cNvPicPr/>
                   </pic:nvPicPr>
                   <pic:blipFill>
-                    <a:blip r:embed="rId9"/>
+                    <a:blip r:embed="rId10"/>
                     <a:stretch>
                       <a:fillRect/>
                     </a:stretch>
@@ -2114,114 +2548,7 @@
         <w:pStyle w:val="Heading3"/>
       </w:pPr>
       <w:r>
-        <w:t>Read the picture one step at a time</w:t>
-      </w:r>
-    </w:p>
-    <w:tbl>
-      <w:tblPr>
-        <w:tblStyle w:val="LightShading-Accent1"/>
-        <w:tblW w:type="auto" w:w="0"/>
-        <w:tblLook w:firstColumn="1" w:firstRow="1" w:lastColumn="0" w:lastRow="0" w:noHBand="0" w:noVBand="1" w:val="04A0"/>
-      </w:tblPr>
-      <w:tblGrid>
-        <w:gridCol w:w="5112"/>
-        <w:gridCol w:w="5112"/>
-      </w:tblGrid>
-      <w:tr>
-        <w:trPr>
-          <w:tblHeader/>
-        </w:trPr>
-        <w:tc>
-          <w:tcPr>
-            <w:tcW w:type="dxa" w:w="5112"/>
-          </w:tcPr>
-          <w:p>
-            <w:r>
-              <w:t>Step</w:t>
-            </w:r>
-          </w:p>
-        </w:tc>
-        <w:tc>
-          <w:tcPr>
-            <w:tcW w:type="dxa" w:w="5112"/>
-          </w:tcPr>
-          <w:p>
-            <w:r>
-              <w:t>What happens and why</w:t>
-            </w:r>
-          </w:p>
-        </w:tc>
-      </w:tr>
-      <w:tr>
-        <w:tc>
-          <w:tcPr>
-            <w:tcW w:type="dxa" w:w="5112"/>
-          </w:tcPr>
-          <w:p>
-            <w:r>
-              <w:t>1. Apply visible rule</w:t>
-            </w:r>
-          </w:p>
-        </w:tc>
-        <w:tc>
-          <w:tcPr>
-            <w:tcW w:type="dxa" w:w="5112"/>
-          </w:tcPr>
-          <w:p>
-            <w:r>
-              <w:t>X is spotted; Y is healthy under this exercise’s definition.</w:t>
-            </w:r>
-          </w:p>
-        </w:tc>
-      </w:tr>
-      <w:tr>
-        <w:tc>
-          <w:tcPr>
-            <w:tcW w:type="dxa" w:w="5112"/>
-          </w:tcPr>
-          <w:p>
-            <w:r>
-              <w:t>2. Handle uncertainty</w:t>
-            </w:r>
-          </w:p>
-        </w:tc>
-        <w:tc>
-          <w:tcPr>
-            <w:tcW w:type="dxa" w:w="5112"/>
-          </w:tcPr>
-          <w:p>
-            <w:r>
-              <w:t>Z requires review; hidden tissue cannot be treated as visibly spot-free.</w:t>
-            </w:r>
-          </w:p>
-        </w:tc>
-      </w:tr>
-      <w:tr>
-        <w:tc>
-          <w:tcPr>
-            <w:tcW w:type="dxa" w:w="5112"/>
-          </w:tcPr>
-          <w:p>
-            <w:r>
-              <w:t>3. Review disagreement</w:t>
-            </w:r>
-          </w:p>
-        </w:tc>
-        <w:tc>
-          <w:tcPr>
-            <w:tcW w:type="dxa" w:w="5112"/>
-          </w:tcPr>
-          <w:p>
-            <w:r>
-              <w:t>If an annotator labels X healthy, compare the image and declared spot rule before changing the label.</w:t>
-            </w:r>
-          </w:p>
-        </w:tc>
-      </w:tr>
-    </w:tbl>
-    <w:p>
-      <w:r>
-        <w:t>Match each pictured step to the supplied facts. This is a worked teaching case, not an independent assessment.</w:t>
+        <w:t>Why this result follows</w:t>
       </w:r>
     </w:p>
     <w:p>
@@ -2229,7 +2556,7 @@
         <w:pStyle w:val="Heading3"/>
       </w:pPr>
       <w:r>
-        <w:t>Why this result follows</w:t>
+        <w:t>What this example does not establish</w:t>
       </w:r>
     </w:p>
     <w:p>
@@ -2237,55 +2564,592 @@
         <w:pStyle w:val="Heading3"/>
       </w:pPr>
       <w:r>
-        <w:t>Why the result follows</w:t>
+        <w:t>Change one thing in the pictured case</w:t>
+      </w:r>
+    </w:p>
+    <w:p>
+      <w:pPr>
+        <w:pStyle w:val="Heading3"/>
+      </w:pPr>
+      <w:r>
+        <w:t>Ask while showing the picture</w:t>
       </w:r>
     </w:p>
     <w:p>
       <w:pPr>
         <w:spacing w:line="336" w:lineRule="auto" w:after="180"/>
-        <w:shd w:fill="F1F6FC"/>
-      </w:pPr>
-      <w:r>
-        <w:rPr>
-          <w:b w:val="0"/>
-        </w:rPr>
-        <w:t xml:space="preserve">Read the picture in order. If an </w:t>
+      </w:pPr>
+      <w:r>
+        <w:rPr>
+          <w:b w:val="0"/>
+        </w:rPr>
+        <w:t xml:space="preserve">Cover the result. Ask learners to name the </w:t>
       </w:r>
       <w:r>
         <w:rPr>
           <w:b/>
         </w:rPr>
+        <w:t>input</w:t>
+      </w:r>
+      <w:r>
+        <w:rPr>
+          <w:b w:val="0"/>
+        </w:rPr>
+        <w:t xml:space="preserve">s and predict the next step. Uncover one step, connect the icon to the actual procedure, and explain its </w:t>
+      </w:r>
+      <w:r>
+        <w:rPr>
+          <w:b/>
+        </w:rPr>
+        <w:t>evidence</w:t>
+      </w:r>
+      <w:r>
+        <w:rPr>
+          <w:b w:val="0"/>
+        </w:rPr>
+        <w:t>. Then change the supplied condition and compare.</w:t>
+      </w:r>
+    </w:p>
+    <w:p>
+      <w:pPr>
+        <w:spacing w:line="336" w:lineRule="auto" w:after="180"/>
+      </w:pPr>
+      <w:r>
+        <w:rPr>
+          <w:b w:val="0"/>
+        </w:rPr>
+        <w:t>The picture is a representation; it does not document execution of a real AI model.</w:t>
+      </w:r>
+    </w:p>
+    <w:p>
+      <w:pPr>
+        <w:pStyle w:val="Heading1"/>
+      </w:pPr>
+      <w:r>
+        <w:t>03. Guide the calculation, then remove help</w:t>
+      </w:r>
+    </w:p>
+    <w:p>
+      <w:r>
+        <w:t>Collect each learner’s prediction before showing its key.</w:t>
+      </w:r>
+    </w:p>
+    <w:p>
+      <w:pPr>
+        <w:pStyle w:val="Heading2"/>
+      </w:pPr>
+      <w:r>
+        <w:t>Current completion task and checked key</w:t>
+      </w:r>
+    </w:p>
+    <w:p>
+      <w:pPr>
+        <w:spacing w:line="336" w:lineRule="auto" w:after="180"/>
+      </w:pPr>
+      <w:r>
+        <w:rPr>
+          <w:b w:val="0"/>
+        </w:rPr>
+        <w:t xml:space="preserve">Completion task: Explain the </w:t>
+      </w:r>
+      <w:r>
+        <w:rPr>
+          <w:b/>
+        </w:rPr>
+        <w:t>output</w:t>
+      </w:r>
+      <w:r>
+        <w:rPr>
+          <w:b w:val="0"/>
+        </w:rPr>
+        <w:t xml:space="preserve"> 2 4 for A through D. State the fraction and percent, whether review is included, and why this is not model accuracy.</w:t>
+      </w:r>
+    </w:p>
+    <w:p>
+      <w:pPr>
+        <w:spacing w:line="336" w:lineRule="auto" w:after="180"/>
+      </w:pPr>
+      <w:r>
+        <w:rPr>
+          <w:b w:val="0"/>
+        </w:rPr>
+        <w:t xml:space="preserve">Teacher check: Two of four matched items have identical </w:t>
+      </w:r>
+      <w:r>
+        <w:rPr>
+          <w:b/>
+        </w:rPr>
         <w:t>annotator</w:t>
       </w:r>
       <w:r>
         <w:rPr>
           <w:b w:val="0"/>
         </w:rPr>
-        <w:t xml:space="preserve"> labels X healthy, compare the image and declared spot rule before changing the label. The arrows show which recorded </w:t>
+        <w:t xml:space="preserve"> labels: 2/4 or 50 percent. Review is included in this exact comparison.</w:t>
+      </w:r>
+    </w:p>
+    <w:p>
+      <w:pPr>
+        <w:spacing w:line="336" w:lineRule="auto" w:after="180"/>
+      </w:pPr>
+      <w:r>
+        <w:rPr>
+          <w:b w:val="0"/>
+        </w:rPr>
+        <w:t xml:space="preserve">Neither </w:t>
       </w:r>
       <w:r>
         <w:rPr>
           <w:b/>
         </w:rPr>
+        <w:t>annotator</w:t>
+      </w:r>
+      <w:r>
+        <w:rPr>
+          <w:b w:val="0"/>
+        </w:rPr>
+        <w:t xml:space="preserve"> is established as a correct reference, and no model </w:t>
+      </w:r>
+      <w:r>
+        <w:rPr>
+          <w:b/>
+        </w:rPr>
+        <w:t>prediction</w:t>
+      </w:r>
+      <w:r>
+        <w:rPr>
+          <w:b w:val="0"/>
+        </w:rPr>
+        <w:t>s are being scored.</w:t>
+      </w:r>
+    </w:p>
+    <w:p>
+      <w:pPr>
+        <w:spacing w:line="336" w:lineRule="auto" w:after="180"/>
+      </w:pPr>
+      <w:r>
+        <w:rPr>
+          <w:b w:val="0"/>
+        </w:rPr>
+        <w:t xml:space="preserve">Start by identifying the given </w:t>
+      </w:r>
+      <w:r>
+        <w:rPr>
+          <w:b/>
+        </w:rPr>
         <w:t>input</w:t>
       </w:r>
       <w:r>
         <w:rPr>
           <w:b w:val="0"/>
         </w:rPr>
-        <w:t xml:space="preserve"> or intermediate result each decision uses.</w:t>
+        <w:t>s together. Leave the intermediate steps blank. If needed, model one step, then withdraw that help on the next step. Move to a full trace only when the partial trace is understood.</w:t>
       </w:r>
     </w:p>
     <w:p>
       <w:pPr>
         <w:spacing w:line="336" w:lineRule="auto" w:after="180"/>
-        <w:shd w:fill="F1F6FC"/>
-      </w:pPr>
-      <w:r>
-        <w:rPr>
-          <w:b w:val="0"/>
-        </w:rPr>
-        <w:t>Explain the deciding step aloud before checking the changed case; pointing to the final answer alone does not show how it follows.</w:t>
+      </w:pPr>
+      <w:r>
+        <w:rPr>
+          <w:b w:val="0"/>
+        </w:rPr>
+        <w:t>For partners, alternate explainer and checker; collect a response from every learner before discussion.</w:t>
+      </w:r>
+    </w:p>
+    <w:p>
+      <w:pPr>
+        <w:pStyle w:val="Heading2"/>
+      </w:pPr>
+      <w:r>
+        <w:t>Individual misconception check</w:t>
+      </w:r>
+    </w:p>
+    <w:p>
+      <w:pPr>
+        <w:spacing w:line="336" w:lineRule="auto" w:after="180"/>
+      </w:pPr>
+      <w:r>
+        <w:rPr>
+          <w:b w:val="0"/>
+        </w:rPr>
+        <w:t>Use the worked case for Label definitions and dis</w:t>
+      </w:r>
+      <w:r>
+        <w:rPr>
+          <w:b/>
+        </w:rPr>
+        <w:t>agreement</w:t>
+      </w:r>
+      <w:r>
+        <w:rPr>
+          <w:b w:val="0"/>
+        </w:rPr>
+        <w:t>. Proposed explanation: “</w:t>
+      </w:r>
+      <w:r>
+        <w:rPr>
+          <w:b/>
+        </w:rPr>
+        <w:t>Agreement</w:t>
+      </w:r>
+      <w:r>
+        <w:rPr>
+          <w:b w:val="0"/>
+        </w:rPr>
+        <w:t xml:space="preserve"> is accuracy”. Decide whether this explanation is supported.</w:t>
+      </w:r>
+    </w:p>
+    <w:p>
+      <w:pPr>
+        <w:spacing w:line="336" w:lineRule="auto" w:after="180"/>
+      </w:pPr>
+      <w:r>
+        <w:rPr>
+          <w:b w:val="0"/>
+        </w:rPr>
+        <w:t>Point to the step or supplied fact that decides; explain your repair if needed.</w:t>
+      </w:r>
+    </w:p>
+    <w:p>
+      <w:pPr>
+        <w:spacing w:line="336" w:lineRule="auto" w:after="180"/>
+      </w:pPr>
+      <w:r>
+        <w:rPr>
+          <w:b w:val="0"/>
+        </w:rPr>
+        <w:t xml:space="preserve">Expected correction: </w:t>
+      </w:r>
+      <w:r>
+        <w:rPr>
+          <w:b/>
+        </w:rPr>
+        <w:t>Agreement</w:t>
+      </w:r>
+      <w:r>
+        <w:rPr>
+          <w:b w:val="0"/>
+        </w:rPr>
+        <w:t xml:space="preserve"> compares </w:t>
+      </w:r>
+      <w:r>
+        <w:rPr>
+          <w:b/>
+        </w:rPr>
+        <w:t>annotator</w:t>
+      </w:r>
+      <w:r>
+        <w:rPr>
+          <w:b w:val="0"/>
+        </w:rPr>
+        <w:t xml:space="preserve">s. Accuracy would require </w:t>
+      </w:r>
+      <w:r>
+        <w:rPr>
+          <w:b/>
+        </w:rPr>
+        <w:t>prediction</w:t>
+      </w:r>
+      <w:r>
+        <w:rPr>
+          <w:b w:val="0"/>
+        </w:rPr>
+        <w:t>s and an appropriate reference; shared mistakes can still match.</w:t>
+      </w:r>
+    </w:p>
+    <w:p>
+      <w:pPr>
+        <w:spacing w:line="336" w:lineRule="auto" w:after="180"/>
+      </w:pPr>
+      <w:r>
+        <w:rPr>
+          <w:b w:val="0"/>
+        </w:rPr>
+        <w:t>Collect explanations, not only yes/no votes. If a misunderstanding is common, re-model the relevant step for the class.</w:t>
+      </w:r>
+    </w:p>
+    <w:p>
+      <w:pPr>
+        <w:spacing w:line="336" w:lineRule="auto" w:after="180"/>
+      </w:pPr>
+      <w:r>
+        <w:rPr>
+          <w:b w:val="0"/>
+        </w:rPr>
+        <w:t>If it affects a few learners, give a short targeted group explanation while others solve a more demanding variation.</w:t>
+      </w:r>
+    </w:p>
+    <w:p>
+      <w:pPr>
+        <w:pStyle w:val="Heading2"/>
+      </w:pPr>
+      <w:r>
+        <w:t>Pictorial question and changed-case reasoning</w:t>
+      </w:r>
+    </w:p>
+    <w:p>
+      <w:pPr>
+        <w:spacing w:line="336" w:lineRule="auto" w:after="180"/>
+      </w:pPr>
+      <w:r>
+        <w:rPr>
+          <w:b w:val="0"/>
+        </w:rPr>
+        <w:t xml:space="preserve">Why should two </w:t>
+      </w:r>
+      <w:r>
+        <w:rPr>
+          <w:b/>
+        </w:rPr>
+        <w:t>annotator</w:t>
+      </w:r>
+      <w:r>
+        <w:rPr>
+          <w:b w:val="0"/>
+        </w:rPr>
+        <w:t xml:space="preserve">s not vote away Z’s missing </w:t>
+      </w:r>
+      <w:r>
+        <w:rPr>
+          <w:b/>
+        </w:rPr>
+        <w:t>evidence</w:t>
+      </w:r>
+      <w:r>
+        <w:rPr>
+          <w:b w:val="0"/>
+        </w:rPr>
+        <w:t xml:space="preserve">? Point to the relevant step in the picture, then write the changed result and the rule or </w:t>
+      </w:r>
+      <w:r>
+        <w:rPr>
+          <w:b/>
+        </w:rPr>
+        <w:t>evidence</w:t>
+      </w:r>
+      <w:r>
+        <w:rPr>
+          <w:b w:val="0"/>
+        </w:rPr>
+        <w:t xml:space="preserve"> that supports it.</w:t>
+      </w:r>
+    </w:p>
+    <w:p>
+      <w:pPr>
+        <w:spacing w:line="336" w:lineRule="auto" w:after="180"/>
+      </w:pPr>
+      <w:r>
+        <w:rPr>
+          <w:b/>
+        </w:rPr>
+        <w:t>Agreement</w:t>
+      </w:r>
+      <w:r>
+        <w:rPr>
+          <w:b w:val="0"/>
+        </w:rPr>
+        <w:t xml:space="preserve"> or a majority cannot reveal hidden tissue. Seek an adequate </w:t>
+      </w:r>
+      <w:r>
+        <w:rPr>
+          <w:b/>
+        </w:rPr>
+        <w:t>observation</w:t>
+      </w:r>
+      <w:r>
+        <w:rPr>
+          <w:b w:val="0"/>
+        </w:rPr>
+        <w:t xml:space="preserve"> and preserve the review status until then. Changed-case check: Label the new </w:t>
+      </w:r>
+      <w:r>
+        <w:rPr>
+          <w:b/>
+        </w:rPr>
+        <w:t>observation</w:t>
+      </w:r>
+      <w:r>
+        <w:rPr>
+          <w:b w:val="0"/>
+        </w:rPr>
+        <w:t xml:space="preserve"> healthy under the toy rule.</w:t>
+      </w:r>
+    </w:p>
+    <w:p>
+      <w:pPr>
+        <w:spacing w:line="336" w:lineRule="auto" w:after="180"/>
+      </w:pPr>
+      <w:r>
+        <w:rPr>
+          <w:b w:val="0"/>
+        </w:rPr>
+        <w:t xml:space="preserve">The missing visual </w:t>
+      </w:r>
+      <w:r>
+        <w:rPr>
+          <w:b/>
+        </w:rPr>
+        <w:t>evidence</w:t>
+      </w:r>
+      <w:r>
+        <w:rPr>
+          <w:b w:val="0"/>
+        </w:rPr>
+        <w:t xml:space="preserve"> is now supplied; the earlier uncertain image was not proof of health.</w:t>
+      </w:r>
+    </w:p>
+    <w:p>
+      <w:pPr>
+        <w:spacing w:line="336" w:lineRule="auto" w:after="180"/>
+      </w:pPr>
+      <w:r>
+        <w:rPr>
+          <w:b w:val="0"/>
+        </w:rPr>
+        <w:t xml:space="preserve">Changed-case reasoning: Label the new </w:t>
+      </w:r>
+      <w:r>
+        <w:rPr>
+          <w:b/>
+        </w:rPr>
+        <w:t>observation</w:t>
+      </w:r>
+      <w:r>
+        <w:rPr>
+          <w:b w:val="0"/>
+        </w:rPr>
+        <w:t xml:space="preserve"> healthy under the toy rule. The missing visual </w:t>
+      </w:r>
+      <w:r>
+        <w:rPr>
+          <w:b/>
+        </w:rPr>
+        <w:t>evidence</w:t>
+      </w:r>
+      <w:r>
+        <w:rPr>
+          <w:b w:val="0"/>
+        </w:rPr>
+        <w:t xml:space="preserve"> is now supplied; the earlier uncertain image was not proof of health.</w:t>
+      </w:r>
+    </w:p>
+    <w:p>
+      <w:pPr>
+        <w:spacing w:line="336" w:lineRule="auto" w:after="180"/>
+      </w:pPr>
+      <w:r>
+        <w:rPr>
+          <w:b w:val="0"/>
+        </w:rPr>
+        <w:t xml:space="preserve">Collect each learner’s explanation before discussion. Use the first missing connection between </w:t>
+      </w:r>
+      <w:r>
+        <w:rPr>
+          <w:b/>
+        </w:rPr>
+        <w:t>input</w:t>
+      </w:r>
+      <w:r>
+        <w:rPr>
+          <w:b w:val="0"/>
+        </w:rPr>
+        <w:t xml:space="preserve">, deciding step and result to choose support. This question is worked-case practice, not fresh mastery </w:t>
+      </w:r>
+      <w:r>
+        <w:rPr>
+          <w:b/>
+        </w:rPr>
+        <w:t>evidence</w:t>
+      </w:r>
+      <w:r>
+        <w:rPr>
+          <w:b w:val="0"/>
+        </w:rPr>
+        <w:t>.</w:t>
+      </w:r>
+    </w:p>
+    <w:p>
+      <w:pPr>
+        <w:pStyle w:val="Heading2"/>
+      </w:pPr>
+      <w:r>
+        <w:t>Keep each learner explaining</w:t>
+      </w:r>
+    </w:p>
+    <w:p>
+      <w:pPr>
+        <w:spacing w:line="336" w:lineRule="auto" w:after="180"/>
+      </w:pPr>
+      <w:r>
+        <w:rPr>
+          <w:b w:val="0"/>
+        </w:rPr>
+        <w:t>Ask: Which facts are given, and which would we have to assume? Learners mark relevant details before discussing answers.</w:t>
+      </w:r>
+    </w:p>
+    <w:p>
+      <w:pPr>
+        <w:spacing w:line="336" w:lineRule="auto" w:after="180"/>
+      </w:pPr>
+      <w:r>
+        <w:rPr>
+          <w:b w:val="0"/>
+        </w:rPr>
+        <w:t>Say: Predict first. Show the rule, information path or calculation that would produce the result. A correct guess is not yet an explanation.</w:t>
+      </w:r>
+    </w:p>
+    <w:p>
+      <w:pPr>
+        <w:spacing w:line="336" w:lineRule="auto" w:after="180"/>
+      </w:pPr>
+      <w:r>
+        <w:rPr>
+          <w:b w:val="0"/>
+        </w:rPr>
+        <w:t xml:space="preserve">In pairs, one learner solves while the other checks </w:t>
+      </w:r>
+      <w:r>
+        <w:rPr>
+          <w:b/>
+        </w:rPr>
+        <w:t>evidence</w:t>
+      </w:r>
+      <w:r>
+        <w:rPr>
+          <w:b w:val="0"/>
+        </w:rPr>
+        <w:t>; exchange roles. Remove the worked answer before independent assessment.</w:t>
+      </w:r>
+    </w:p>
+    <w:p>
+      <w:pPr>
+        <w:pStyle w:val="Heading2"/>
+      </w:pPr>
+      <w:r>
+        <w:t>Earlier wording, alternatives and picture transcripts · reference / check after trying</w:t>
+      </w:r>
+    </w:p>
+    <w:p>
+      <w:pPr>
+        <w:spacing w:line="336" w:lineRule="auto" w:after="180"/>
+      </w:pPr>
+      <w:r>
+        <w:rPr>
+          <w:b w:val="0"/>
+        </w:rPr>
+        <w:t>Compact alternative: this two-session sequence covers selected core tasks. Use the three-session weekly plan for the full lesson, independent transfer, feedback and project work; allow extra time for extensions.</w:t>
+      </w:r>
+    </w:p>
+    <w:p>
+      <w:pPr>
+        <w:spacing w:line="336" w:lineRule="auto" w:after="180"/>
+      </w:pPr>
+      <w:r>
+        <w:rPr>
+          <w:b w:val="0"/>
+        </w:rPr>
+        <w:t>Demonstrate and guide practice</w:t>
       </w:r>
     </w:p>
     <w:p>
@@ -2293,7 +3157,123 @@
         <w:pStyle w:val="Heading3"/>
       </w:pPr>
       <w:r>
-        <w:t>What this example does not establish</w:t>
+        <w:t>Board sequence</w:t>
+      </w:r>
+    </w:p>
+    <w:p>
+      <w:pPr>
+        <w:spacing w:line="336" w:lineRule="auto" w:after="180"/>
+      </w:pPr>
+      <w:r>
+        <w:rPr>
+          <w:b w:val="0"/>
+        </w:rPr>
+        <w:t xml:space="preserve">Write the given facts: Two </w:t>
+      </w:r>
+      <w:r>
+        <w:rPr>
+          <w:b/>
+        </w:rPr>
+        <w:t>annotator</w:t>
+      </w:r>
+      <w:r>
+        <w:rPr>
+          <w:b w:val="0"/>
+        </w:rPr>
+        <w:t>s disagree on three of ten leaves, especially mild spotting.</w:t>
+      </w:r>
+    </w:p>
+    <w:p>
+      <w:pPr>
+        <w:spacing w:line="336" w:lineRule="auto" w:after="180"/>
+      </w:pPr>
+      <w:r>
+        <w:rPr>
+          <w:b w:val="0"/>
+        </w:rPr>
+        <w:t>Write the question to explain: Improve label quality.</w:t>
+      </w:r>
+    </w:p>
+    <w:p>
+      <w:pPr>
+        <w:spacing w:line="336" w:lineRule="auto" w:after="180"/>
+      </w:pPr>
+      <w:r>
+        <w:rPr>
+          <w:b w:val="0"/>
+        </w:rPr>
+        <w:t xml:space="preserve">Reveal after </w:t>
+      </w:r>
+      <w:r>
+        <w:rPr>
+          <w:b/>
+        </w:rPr>
+        <w:t>prediction</w:t>
+      </w:r>
+      <w:r>
+        <w:rPr>
+          <w:b w:val="0"/>
+        </w:rPr>
+        <w:t>s: Define spotting operationally, inspect dis</w:t>
+      </w:r>
+      <w:r>
+        <w:rPr>
+          <w:b/>
+        </w:rPr>
+        <w:t>agreement</w:t>
+      </w:r>
+      <w:r>
+        <w:rPr>
+          <w:b w:val="0"/>
+        </w:rPr>
+        <w:t xml:space="preserve">, use appropriate </w:t>
+      </w:r>
+      <w:r>
+        <w:rPr>
+          <w:b/>
+        </w:rPr>
+        <w:t>adjudication</w:t>
+      </w:r>
+      <w:r>
+        <w:rPr>
+          <w:b w:val="0"/>
+        </w:rPr>
+        <w:t xml:space="preserve"> and document ambiguity. </w:t>
+      </w:r>
+      <w:r>
+        <w:rPr>
+          <w:b/>
+        </w:rPr>
+        <w:t>Agreement</w:t>
+      </w:r>
+      <w:r>
+        <w:rPr>
+          <w:b w:val="0"/>
+        </w:rPr>
+        <w:t xml:space="preserve"> is 7/10, but </w:t>
+      </w:r>
+      <w:r>
+        <w:rPr>
+          <w:b/>
+        </w:rPr>
+        <w:t>agreement</w:t>
+      </w:r>
+      <w:r>
+        <w:rPr>
+          <w:b w:val="0"/>
+        </w:rPr>
+        <w:t xml:space="preserve"> is not proof of truth.</w:t>
+      </w:r>
+    </w:p>
+    <w:p>
+      <w:pPr>
+        <w:spacing w:line="336" w:lineRule="auto" w:after="180"/>
+      </w:pPr>
+      <w:r>
+        <w:rPr>
+          <w:b w:val="0"/>
+        </w:rPr>
+        <w:t>Use the earlier transfer question as additional practice. Reserve the five new P–T annotation pairs for the first individual attempt and record support used.</w:t>
       </w:r>
     </w:p>
     <w:p>
@@ -2301,466 +3281,18 @@
         <w:pStyle w:val="Heading3"/>
       </w:pPr>
       <w:r>
-        <w:t>Keep the stated limit</w:t>
+        <w:t>Classroom dialogue</w:t>
       </w:r>
     </w:p>
     <w:p>
       <w:pPr>
         <w:spacing w:line="336" w:lineRule="auto" w:after="180"/>
-        <w:shd w:fill="FFF5E6"/>
-      </w:pPr>
-      <w:r>
-        <w:rPr>
-          <w:b w:val="0"/>
-        </w:rPr>
-        <w:t>Visible brown spots are a simplified classroom target, not a diagnosis of plant disease.</w:t>
-      </w:r>
-    </w:p>
-    <w:p>
-      <w:pPr>
-        <w:pStyle w:val="Heading3"/>
-      </w:pPr>
-      <w:r>
-        <w:t>Change one thing in the pictured case</w:t>
-      </w:r>
-    </w:p>
-    <w:p>
-      <w:pPr>
-        <w:pStyle w:val="Heading3"/>
-      </w:pPr>
-      <w:r>
-        <w:t>Change one thing</w:t>
-      </w:r>
-    </w:p>
-    <w:p>
-      <w:pPr>
-        <w:spacing w:line="336" w:lineRule="auto" w:after="180"/>
-        <w:shd w:fill="F5F1FB"/>
-      </w:pPr>
-      <w:r>
-        <w:rPr>
-          <w:b w:val="0"/>
-        </w:rPr>
-        <w:t>Change: Z receives a new fully visible image with no brown spots.</w:t>
-      </w:r>
-    </w:p>
-    <w:p>
-      <w:pPr>
-        <w:pStyle w:val="Heading3"/>
-      </w:pPr>
-      <w:r>
-        <w:t>Predicted result</w:t>
-      </w:r>
-    </w:p>
-    <w:p>
-      <w:pPr>
-        <w:spacing w:line="336" w:lineRule="auto" w:after="180"/>
-        <w:shd w:fill="F1F6FC"/>
-      </w:pPr>
-      <w:r>
-        <w:rPr>
-          <w:b/>
-        </w:rPr>
-        <w:t>Prediction</w:t>
-      </w:r>
-      <w:r>
-        <w:rPr>
-          <w:b w:val="0"/>
-        </w:rPr>
-        <w:t xml:space="preserve">: Label the new </w:t>
-      </w:r>
-      <w:r>
-        <w:rPr>
-          <w:b/>
-        </w:rPr>
-        <w:t>observation</w:t>
-      </w:r>
-      <w:r>
-        <w:rPr>
-          <w:b w:val="0"/>
-        </w:rPr>
-        <w:t xml:space="preserve"> healthy under the toy rule.</w:t>
-      </w:r>
-    </w:p>
-    <w:p>
-      <w:pPr>
-        <w:pStyle w:val="Heading3"/>
-      </w:pPr>
-      <w:r>
-        <w:t>Why the result follows</w:t>
-      </w:r>
-    </w:p>
-    <w:p>
-      <w:pPr>
-        <w:spacing w:line="336" w:lineRule="auto" w:after="180"/>
-        <w:shd w:fill="F1F6FC"/>
-      </w:pPr>
-      <w:r>
-        <w:rPr>
-          <w:b w:val="0"/>
-        </w:rPr>
-        <w:t xml:space="preserve">Reason: The missing visual </w:t>
-      </w:r>
-      <w:r>
-        <w:rPr>
-          <w:b/>
-        </w:rPr>
-        <w:t>evidence</w:t>
-      </w:r>
-      <w:r>
-        <w:rPr>
-          <w:b w:val="0"/>
-        </w:rPr>
-        <w:t xml:space="preserve"> is now supplied; the earlier uncertain image was not proof of health.</w:t>
-      </w:r>
-    </w:p>
-    <w:p>
-      <w:pPr>
-        <w:pStyle w:val="Heading3"/>
-      </w:pPr>
-      <w:r>
-        <w:t>Ask while showing the picture</w:t>
-      </w:r>
-    </w:p>
-    <w:p>
-      <w:pPr>
-        <w:pStyle w:val="Heading3"/>
-      </w:pPr>
-      <w:r>
-        <w:t>Ask while showing the picture · 5</w:t>
-      </w:r>
-    </w:p>
-    <w:p>
-      <w:pPr>
-        <w:spacing w:line="336" w:lineRule="auto" w:after="180"/>
-      </w:pPr>
-      <w:r>
-        <w:rPr>
-          <w:b w:val="0"/>
-        </w:rPr>
-        <w:t xml:space="preserve">Cover the result. Ask learners to name the </w:t>
-      </w:r>
-      <w:r>
-        <w:rPr>
-          <w:b/>
-        </w:rPr>
-        <w:t>input</w:t>
-      </w:r>
-      <w:r>
-        <w:rPr>
-          <w:b w:val="0"/>
-        </w:rPr>
-        <w:t xml:space="preserve">s and predict the next step. Uncover one step, connect the icon to the actual procedure, and explain its </w:t>
-      </w:r>
-      <w:r>
-        <w:rPr>
-          <w:b/>
-        </w:rPr>
-        <w:t>evidence</w:t>
-      </w:r>
-      <w:r>
-        <w:rPr>
-          <w:b w:val="0"/>
-        </w:rPr>
-        <w:t>. Then change the supplied condition and compare.</w:t>
-      </w:r>
-    </w:p>
-    <w:p>
-      <w:pPr>
-        <w:spacing w:line="336" w:lineRule="auto" w:after="180"/>
-      </w:pPr>
-      <w:r>
-        <w:rPr>
-          <w:b w:val="0"/>
-        </w:rPr>
-        <w:t>The picture is a representation; it does not document execution of a real AI model.</w:t>
-      </w:r>
-    </w:p>
-    <w:p>
-      <w:pPr>
-        <w:pStyle w:val="Heading1"/>
-      </w:pPr>
-      <w:r>
-        <w:t>03. Demonstrate and guide practice</w:t>
-      </w:r>
-    </w:p>
-    <w:p>
-      <w:r>
-        <w:t>Demonstrate Label Quality, reduce support deliberately and check individual reasoning before discussing answers.</w:t>
-      </w:r>
-    </w:p>
-    <w:p>
-      <w:pPr>
-        <w:pStyle w:val="Heading3"/>
-      </w:pPr>
-      <w:r>
-        <w:t>Choose the pacing route</w:t>
-      </w:r>
-    </w:p>
-    <w:p>
-      <w:pPr>
-        <w:spacing w:line="336" w:lineRule="auto" w:after="180"/>
-        <w:shd w:fill="F1F6F8"/>
-      </w:pPr>
-      <w:r>
-        <w:rPr>
-          <w:b w:val="0"/>
-        </w:rPr>
-        <w:t>Compact alternative: this two-session sequence covers selected core tasks. Use the three-session weekly plan for the full lesson, independent transfer, feedback and project work; allow extra time for extensions.</w:t>
-      </w:r>
-    </w:p>
-    <w:p>
-      <w:pPr>
-        <w:pStyle w:val="Heading3"/>
-      </w:pPr>
-      <w:r>
-        <w:t>Board sequence</w:t>
-      </w:r>
-    </w:p>
-    <w:p>
-      <w:pPr>
-        <w:pStyle w:val="Heading3"/>
-      </w:pPr>
-      <w:r>
-        <w:t>1. Put the facts on the board</w:t>
-      </w:r>
-    </w:p>
-    <w:p>
-      <w:pPr>
-        <w:spacing w:line="336" w:lineRule="auto" w:after="180"/>
-        <w:shd w:fill="F4F9FC"/>
-      </w:pPr>
-      <w:r>
-        <w:rPr>
-          <w:b w:val="0"/>
-        </w:rPr>
-        <w:t xml:space="preserve">Write the given facts: Two </w:t>
-      </w:r>
-      <w:r>
-        <w:rPr>
-          <w:b/>
-        </w:rPr>
-        <w:t>annotator</w:t>
-      </w:r>
-      <w:r>
-        <w:rPr>
-          <w:b w:val="0"/>
-        </w:rPr>
-        <w:t>s disagree on three of ten leaves, especially mild spotting.</w:t>
-      </w:r>
-    </w:p>
-    <w:p>
-      <w:pPr>
-        <w:pStyle w:val="Heading3"/>
-      </w:pPr>
-      <w:r>
-        <w:t>2. State the decision to explain</w:t>
-      </w:r>
-    </w:p>
-    <w:p>
-      <w:pPr>
-        <w:spacing w:line="336" w:lineRule="auto" w:after="180"/>
-        <w:shd w:fill="F4F9FC"/>
-      </w:pPr>
-      <w:r>
-        <w:rPr>
-          <w:b w:val="0"/>
-        </w:rPr>
-        <w:t>Write the question to explain: Improve label quality.</w:t>
-      </w:r>
-    </w:p>
-    <w:p>
-      <w:pPr>
-        <w:pStyle w:val="Heading3"/>
-      </w:pPr>
-      <w:r>
-        <w:t>3. Reveal the worked reasoning</w:t>
-      </w:r>
-    </w:p>
-    <w:p>
-      <w:pPr>
-        <w:spacing w:line="336" w:lineRule="auto" w:after="180"/>
-        <w:shd w:fill="F1F6FC"/>
-      </w:pPr>
-      <w:r>
-        <w:rPr>
-          <w:b w:val="0"/>
-        </w:rPr>
-        <w:t xml:space="preserve">Reveal after </w:t>
-      </w:r>
-      <w:r>
-        <w:rPr>
-          <w:b/>
-        </w:rPr>
-        <w:t>prediction</w:t>
-      </w:r>
-      <w:r>
-        <w:rPr>
-          <w:b w:val="0"/>
-        </w:rPr>
-        <w:t>s: Define spotting operationally, inspect dis</w:t>
-      </w:r>
-      <w:r>
-        <w:rPr>
-          <w:b/>
-        </w:rPr>
-        <w:t>agreement</w:t>
-      </w:r>
-      <w:r>
-        <w:rPr>
-          <w:b w:val="0"/>
-        </w:rPr>
-        <w:t xml:space="preserve">, use appropriate </w:t>
-      </w:r>
-      <w:r>
-        <w:rPr>
-          <w:b/>
-        </w:rPr>
-        <w:t>adjudication</w:t>
-      </w:r>
-      <w:r>
-        <w:rPr>
-          <w:b w:val="0"/>
-        </w:rPr>
-        <w:t xml:space="preserve"> and document ambiguity. </w:t>
-      </w:r>
-      <w:r>
-        <w:rPr>
-          <w:b/>
-        </w:rPr>
-        <w:t>Agreement</w:t>
-      </w:r>
-      <w:r>
-        <w:rPr>
-          <w:b w:val="0"/>
-        </w:rPr>
-        <w:t xml:space="preserve"> is 7/10, but </w:t>
-      </w:r>
-      <w:r>
-        <w:rPr>
-          <w:b/>
-        </w:rPr>
-        <w:t>agreement</w:t>
-      </w:r>
-      <w:r>
-        <w:rPr>
-          <w:b w:val="0"/>
-        </w:rPr>
-        <w:t xml:space="preserve"> is not proof of truth.</w:t>
-      </w:r>
-    </w:p>
-    <w:p>
-      <w:pPr>
-        <w:pStyle w:val="Heading3"/>
-      </w:pPr>
-      <w:r>
-        <w:t>Hold back the independent task</w:t>
-      </w:r>
-    </w:p>
-    <w:p>
-      <w:pPr>
-        <w:spacing w:line="336" w:lineRule="auto" w:after="180"/>
-        <w:shd w:fill="FFF5E6"/>
-      </w:pPr>
-      <w:r>
-        <w:rPr>
-          <w:b w:val="0"/>
-        </w:rPr>
-        <w:t xml:space="preserve">Keep for an independent attempt: Two labelers assign different species to the same image. Should you silently pick the label that helps the model score? Describe a better </w:t>
-      </w:r>
-      <w:r>
-        <w:rPr>
-          <w:b/>
-        </w:rPr>
-        <w:t>process</w:t>
-      </w:r>
-      <w:r>
-        <w:rPr>
-          <w:b w:val="0"/>
-        </w:rPr>
-        <w:t>.</w:t>
-      </w:r>
-    </w:p>
-    <w:p>
-      <w:pPr>
-        <w:pStyle w:val="Heading3"/>
-      </w:pPr>
-      <w:r>
-        <w:t>Classroom dialogue</w:t>
-      </w:r>
-    </w:p>
-    <w:p>
-      <w:pPr>
-        <w:pStyle w:val="Heading3"/>
-      </w:pPr>
-      <w:r>
-        <w:t>Ask the class</w:t>
-      </w:r>
-    </w:p>
-    <w:p>
-      <w:pPr>
-        <w:spacing w:line="336" w:lineRule="auto" w:after="180"/>
-        <w:shd w:fill="F5F1FB"/>
-      </w:pPr>
-      <w:r>
-        <w:rPr>
-          <w:b w:val="0"/>
-        </w:rPr>
-        <w:t>Ask: Which facts are given, and which would we have to assume? Learners mark relevant details before discussing answers.</w:t>
-      </w:r>
-    </w:p>
-    <w:p>
-      <w:pPr>
-        <w:pStyle w:val="Heading3"/>
-      </w:pPr>
-      <w:r>
-        <w:t>Language to model</w:t>
-      </w:r>
-    </w:p>
-    <w:p>
-      <w:pPr>
-        <w:spacing w:line="336" w:lineRule="auto" w:after="180"/>
-        <w:shd w:fill="F1F6F8"/>
-      </w:pPr>
-      <w:r>
-        <w:rPr>
-          <w:b w:val="0"/>
-        </w:rPr>
-        <w:t>Say: Predict first. Show the rule, information path or calculation that would produce the result. A correct guess is not yet an explanation.</w:t>
-      </w:r>
-    </w:p>
-    <w:p>
-      <w:pPr>
-        <w:spacing w:line="336" w:lineRule="auto" w:after="180"/>
       </w:pPr>
       <w:r>
         <w:rPr>
           <w:b w:val="0"/>
         </w:rPr>
         <w:t>Reveal reasoning one step at a time. Explain why a tempting alternative fails. Write units and denominators for arithmetic, trace conditions for decisions, and identify supporting sources for claims.</w:t>
-      </w:r>
-    </w:p>
-    <w:p>
-      <w:pPr>
-        <w:spacing w:line="336" w:lineRule="auto" w:after="180"/>
-      </w:pPr>
-      <w:r>
-        <w:rPr>
-          <w:b w:val="0"/>
-        </w:rPr>
-        <w:t xml:space="preserve">In pairs, one learner solves while the other checks </w:t>
-      </w:r>
-      <w:r>
-        <w:rPr>
-          <w:b/>
-        </w:rPr>
-        <w:t>evidence</w:t>
-      </w:r>
-      <w:r>
-        <w:rPr>
-          <w:b w:val="0"/>
-        </w:rPr>
-        <w:t>; exchange roles. Remove the worked answer before independent assessment.</w:t>
       </w:r>
     </w:p>
     <w:p>
@@ -3061,612 +3593,122 @@
         <w:pStyle w:val="Heading3"/>
       </w:pPr>
       <w:r>
-        <w:t>Completion practice</w:t>
+        <w:t>Individual reasoning check</w:t>
+      </w:r>
+    </w:p>
+    <w:p>
+      <w:pPr>
+        <w:pStyle w:val="Heading3"/>
+      </w:pPr>
+      <w:r>
+        <w:t>Pictorial practice question</w:t>
+      </w:r>
+    </w:p>
+    <w:p>
+      <w:pPr>
+        <w:pStyle w:val="Heading3"/>
+      </w:pPr>
+      <w:r>
+        <w:t>Reasoned teacher answer</w:t>
+      </w:r>
+    </w:p>
+    <w:p>
+      <w:pPr>
+        <w:pStyle w:val="Heading1"/>
+      </w:pPr>
+      <w:r>
+        <w:t>04. Run the complete supplied investigation</w:t>
+      </w:r>
+    </w:p>
+    <w:p>
+      <w:r>
+        <w:t>Keep predictions, observed or supplied outcomes and unmeasured cases separate.</w:t>
+      </w:r>
+    </w:p>
+    <w:p>
+      <w:pPr>
+        <w:pStyle w:val="Heading2"/>
+      </w:pPr>
+      <w:r>
+        <w:t>Supplied inputs and checked guidance</w:t>
       </w:r>
     </w:p>
     <w:p>
       <w:pPr>
         <w:spacing w:line="336" w:lineRule="auto" w:after="180"/>
-        <w:shd w:fill="F5F1FB"/>
-      </w:pPr>
-      <w:r>
-        <w:rPr>
-          <w:b w:val="0"/>
-        </w:rPr>
-        <w:t xml:space="preserve">Completion task: Explain the </w:t>
-      </w:r>
-      <w:r>
-        <w:rPr>
-          <w:b/>
-        </w:rPr>
-        <w:t>output</w:t>
-      </w:r>
-      <w:r>
-        <w:rPr>
-          <w:b w:val="0"/>
-        </w:rPr>
-        <w:t xml:space="preserve"> 2 4 for A through D. State the fraction and percent, whether review is included, and why this is not model accuracy.</w:t>
-      </w:r>
-    </w:p>
-    <w:p>
-      <w:pPr>
-        <w:pStyle w:val="Heading3"/>
-      </w:pPr>
-      <w:r>
-        <w:t>Reasoning to listen for</w:t>
+      </w:pPr>
+      <w:r>
+        <w:rPr>
+          <w:b w:val="0"/>
+        </w:rPr>
+        <w:t>Label Lab v1 expected card statuses: L01 blocked,L02 blocked,L03 clear,L04 review,L05 blocked,L06 clear,L07 review,L08 blocked,L09 blocked,L10 clear,L11 review,L12 blocked,L13 clear,L14 review,L15 blocked,L16 blocked,L17 clear,L18 review,L19 blocked,L20 clear. Actual annotator agreement must be collected, not invented. Changed L03 with hidden contents requires review. Shared mistakes can match perfectly.</w:t>
       </w:r>
     </w:p>
     <w:p>
       <w:pPr>
         <w:spacing w:line="336" w:lineRule="auto" w:after="180"/>
-        <w:shd w:fill="F1F6FC"/>
-      </w:pPr>
-      <w:r>
-        <w:rPr>
-          <w:b w:val="0"/>
-        </w:rPr>
-        <w:t xml:space="preserve">Teacher check: Two of four matched items have identical </w:t>
-      </w:r>
-      <w:r>
-        <w:rPr>
-          <w:b/>
-        </w:rPr>
-        <w:t>annotator</w:t>
-      </w:r>
-      <w:r>
-        <w:rPr>
-          <w:b w:val="0"/>
-        </w:rPr>
-        <w:t xml:space="preserve"> labels: 2/4 or 50 percent. Review is included in this exact comparison.</w:t>
-      </w:r>
-    </w:p>
-    <w:p>
-      <w:pPr>
-        <w:spacing w:line="336" w:lineRule="auto" w:after="180"/>
-        <w:shd w:fill="F1F6FC"/>
-      </w:pPr>
-      <w:r>
-        <w:rPr>
-          <w:b w:val="0"/>
-        </w:rPr>
-        <w:t xml:space="preserve">Neither </w:t>
-      </w:r>
-      <w:r>
-        <w:rPr>
-          <w:b/>
-        </w:rPr>
-        <w:t>annotator</w:t>
-      </w:r>
-      <w:r>
-        <w:rPr>
-          <w:b w:val="0"/>
-        </w:rPr>
-        <w:t xml:space="preserve"> is established as a correct reference, and no model </w:t>
-      </w:r>
-      <w:r>
-        <w:rPr>
-          <w:b/>
-        </w:rPr>
-        <w:t>prediction</w:t>
-      </w:r>
-      <w:r>
-        <w:rPr>
-          <w:b w:val="0"/>
-        </w:rPr>
-        <w:t>s are being scored.</w:t>
-      </w:r>
-    </w:p>
-    <w:p>
-      <w:pPr>
-        <w:spacing w:line="336" w:lineRule="auto" w:after="180"/>
-      </w:pPr>
-      <w:r>
-        <w:rPr>
-          <w:b w:val="0"/>
-        </w:rPr>
-        <w:t xml:space="preserve">Start by identifying the given </w:t>
-      </w:r>
-      <w:r>
-        <w:rPr>
-          <w:b/>
-        </w:rPr>
-        <w:t>input</w:t>
-      </w:r>
-      <w:r>
-        <w:rPr>
-          <w:b w:val="0"/>
-        </w:rPr>
-        <w:t>s together. Leave the intermediate steps blank. If needed, model one step, then withdraw that help on the next step. Move to a full trace only when the partial trace is understood.</w:t>
-      </w:r>
-    </w:p>
-    <w:p>
-      <w:pPr>
-        <w:spacing w:line="336" w:lineRule="auto" w:after="180"/>
-      </w:pPr>
-      <w:r>
-        <w:rPr>
-          <w:b w:val="0"/>
-        </w:rPr>
-        <w:t>For partners, alternate explainer and checker; collect a response from every learner before discussion.</w:t>
-      </w:r>
-    </w:p>
-    <w:p>
-      <w:pPr>
-        <w:pStyle w:val="Heading3"/>
-      </w:pPr>
-      <w:r>
-        <w:t>Individual reasoning check</w:t>
-      </w:r>
-    </w:p>
-    <w:p>
-      <w:pPr>
-        <w:spacing w:line="336" w:lineRule="auto" w:after="180"/>
-      </w:pPr>
-      <w:r>
-        <w:rPr>
-          <w:b w:val="0"/>
-        </w:rPr>
-        <w:t>Use the worked case for Label definitions and dis</w:t>
-      </w:r>
-      <w:r>
-        <w:rPr>
-          <w:b/>
-        </w:rPr>
-        <w:t>agreement</w:t>
-      </w:r>
-      <w:r>
-        <w:rPr>
-          <w:b w:val="0"/>
-        </w:rPr>
-        <w:t>. Proposed explanation: “</w:t>
-      </w:r>
-      <w:r>
-        <w:rPr>
-          <w:b/>
-        </w:rPr>
-        <w:t>Agreement</w:t>
-      </w:r>
-      <w:r>
-        <w:rPr>
-          <w:b w:val="0"/>
-        </w:rPr>
-        <w:t xml:space="preserve"> is accuracy”. Decide whether this explanation is supported.</w:t>
-      </w:r>
-    </w:p>
-    <w:p>
-      <w:pPr>
-        <w:spacing w:line="336" w:lineRule="auto" w:after="180"/>
-      </w:pPr>
-      <w:r>
-        <w:rPr>
-          <w:b w:val="0"/>
-        </w:rPr>
-        <w:t>Point to the step or supplied fact that decides; explain your repair if needed.</w:t>
-      </w:r>
-    </w:p>
-    <w:p>
-      <w:pPr>
-        <w:pStyle w:val="Heading3"/>
-      </w:pPr>
-      <w:r>
-        <w:t>Expected repair</w:t>
-      </w:r>
-    </w:p>
-    <w:p>
-      <w:pPr>
-        <w:spacing w:line="336" w:lineRule="auto" w:after="180"/>
-        <w:shd w:fill="F1F6FC"/>
-      </w:pPr>
-      <w:r>
-        <w:rPr>
-          <w:b w:val="0"/>
-        </w:rPr>
-        <w:t xml:space="preserve">Expected correction: </w:t>
-      </w:r>
-      <w:r>
-        <w:rPr>
-          <w:b/>
-        </w:rPr>
-        <w:t>Agreement</w:t>
-      </w:r>
-      <w:r>
-        <w:rPr>
-          <w:b w:val="0"/>
-        </w:rPr>
-        <w:t xml:space="preserve"> compares </w:t>
-      </w:r>
-      <w:r>
-        <w:rPr>
-          <w:b/>
-        </w:rPr>
-        <w:t>annotator</w:t>
-      </w:r>
-      <w:r>
-        <w:rPr>
-          <w:b w:val="0"/>
-        </w:rPr>
-        <w:t xml:space="preserve">s. Accuracy would require </w:t>
-      </w:r>
-      <w:r>
-        <w:rPr>
-          <w:b/>
-        </w:rPr>
-        <w:t>prediction</w:t>
-      </w:r>
-      <w:r>
-        <w:rPr>
-          <w:b w:val="0"/>
-        </w:rPr>
-        <w:t>s and an appropriate reference; shared mistakes can still match.</w:t>
-      </w:r>
-    </w:p>
-    <w:p>
-      <w:pPr>
-        <w:spacing w:line="336" w:lineRule="auto" w:after="180"/>
-      </w:pPr>
-      <w:r>
-        <w:rPr>
-          <w:b w:val="0"/>
-        </w:rPr>
-        <w:t>Collect explanations, not only yes/no votes. If a misunderstanding is common, re-model the relevant step for the class.</w:t>
-      </w:r>
-    </w:p>
-    <w:p>
-      <w:pPr>
-        <w:spacing w:line="336" w:lineRule="auto" w:after="180"/>
-      </w:pPr>
-      <w:r>
-        <w:rPr>
-          <w:b w:val="0"/>
-        </w:rPr>
-        <w:t>If it affects a few learners, give a short targeted group explanation while others solve a more demanding variation.</w:t>
-      </w:r>
-    </w:p>
-    <w:p>
-      <w:pPr>
-        <w:pStyle w:val="Heading3"/>
-      </w:pPr>
-      <w:r>
-        <w:t>Pictorial practice question</w:t>
-      </w:r>
-    </w:p>
-    <w:p>
-      <w:pPr>
-        <w:spacing w:line="336" w:lineRule="auto" w:after="180"/>
-      </w:pPr>
-      <w:r>
-        <w:rPr>
-          <w:b w:val="0"/>
-        </w:rPr>
-        <w:t xml:space="preserve">Why should two </w:t>
-      </w:r>
-      <w:r>
-        <w:rPr>
-          <w:b/>
-        </w:rPr>
-        <w:t>annotator</w:t>
-      </w:r>
-      <w:r>
-        <w:rPr>
-          <w:b w:val="0"/>
-        </w:rPr>
-        <w:t xml:space="preserve">s not vote away Z’s missing </w:t>
-      </w:r>
-      <w:r>
-        <w:rPr>
-          <w:b/>
-        </w:rPr>
-        <w:t>evidence</w:t>
-      </w:r>
-      <w:r>
-        <w:rPr>
-          <w:b w:val="0"/>
-        </w:rPr>
-        <w:t xml:space="preserve">? Point to the relevant step in the picture, then write the changed result and the rule or </w:t>
-      </w:r>
-      <w:r>
-        <w:rPr>
-          <w:b/>
-        </w:rPr>
-        <w:t>evidence</w:t>
-      </w:r>
-      <w:r>
-        <w:rPr>
-          <w:b w:val="0"/>
-        </w:rPr>
-        <w:t xml:space="preserve"> that supports it.</w:t>
-      </w:r>
-    </w:p>
-    <w:p>
-      <w:pPr>
-        <w:pStyle w:val="Heading3"/>
-      </w:pPr>
-      <w:r>
-        <w:t>Reasoned teacher answer</w:t>
-      </w:r>
-    </w:p>
-    <w:p>
-      <w:pPr>
-        <w:spacing w:line="336" w:lineRule="auto" w:after="180"/>
-      </w:pPr>
-      <w:r>
-        <w:rPr>
-          <w:b/>
-        </w:rPr>
-        <w:t>Agreement</w:t>
-      </w:r>
-      <w:r>
-        <w:rPr>
-          <w:b w:val="0"/>
-        </w:rPr>
-        <w:t xml:space="preserve"> or a majority cannot reveal hidden tissue. Seek an adequate </w:t>
-      </w:r>
-      <w:r>
-        <w:rPr>
-          <w:b/>
-        </w:rPr>
-        <w:t>observation</w:t>
-      </w:r>
-      <w:r>
-        <w:rPr>
-          <w:b w:val="0"/>
-        </w:rPr>
-        <w:t xml:space="preserve"> and preserve the review status until then. Changed-case check: Label the new </w:t>
-      </w:r>
-      <w:r>
-        <w:rPr>
-          <w:b/>
-        </w:rPr>
-        <w:t>observation</w:t>
-      </w:r>
-      <w:r>
-        <w:rPr>
-          <w:b w:val="0"/>
-        </w:rPr>
-        <w:t xml:space="preserve"> healthy under the toy rule.</w:t>
-      </w:r>
-    </w:p>
-    <w:p>
-      <w:pPr>
-        <w:spacing w:line="336" w:lineRule="auto" w:after="180"/>
-      </w:pPr>
-      <w:r>
-        <w:rPr>
-          <w:b w:val="0"/>
-        </w:rPr>
-        <w:t xml:space="preserve">The missing visual </w:t>
-      </w:r>
-      <w:r>
-        <w:rPr>
-          <w:b/>
-        </w:rPr>
-        <w:t>evidence</w:t>
-      </w:r>
-      <w:r>
-        <w:rPr>
-          <w:b w:val="0"/>
-        </w:rPr>
-        <w:t xml:space="preserve"> is now supplied; the earlier uncertain image was not proof of health.</w:t>
-      </w:r>
-    </w:p>
-    <w:p>
-      <w:pPr>
-        <w:spacing w:line="336" w:lineRule="auto" w:after="180"/>
-      </w:pPr>
-      <w:r>
-        <w:rPr>
-          <w:b w:val="0"/>
-        </w:rPr>
-        <w:t xml:space="preserve">Changed-case reasoning: Label the new </w:t>
-      </w:r>
-      <w:r>
-        <w:rPr>
-          <w:b/>
-        </w:rPr>
-        <w:t>observation</w:t>
-      </w:r>
-      <w:r>
-        <w:rPr>
-          <w:b w:val="0"/>
-        </w:rPr>
-        <w:t xml:space="preserve"> healthy under the toy rule. The missing visual </w:t>
-      </w:r>
-      <w:r>
-        <w:rPr>
-          <w:b/>
-        </w:rPr>
-        <w:t>evidence</w:t>
-      </w:r>
-      <w:r>
-        <w:rPr>
-          <w:b w:val="0"/>
-        </w:rPr>
-        <w:t xml:space="preserve"> is now supplied; the earlier uncertain image was not proof of health.</w:t>
-      </w:r>
-    </w:p>
-    <w:p>
-      <w:pPr>
-        <w:spacing w:line="336" w:lineRule="auto" w:after="180"/>
-      </w:pPr>
-      <w:r>
-        <w:rPr>
-          <w:b w:val="0"/>
-        </w:rPr>
-        <w:t xml:space="preserve">Collect each learner’s explanation before discussion. Use the first missing connection between </w:t>
-      </w:r>
-      <w:r>
-        <w:rPr>
-          <w:b/>
-        </w:rPr>
-        <w:t>input</w:t>
-      </w:r>
-      <w:r>
-        <w:rPr>
-          <w:b w:val="0"/>
-        </w:rPr>
-        <w:t xml:space="preserve">, deciding step and result to choose support. This question is worked-case practice, not fresh mastery </w:t>
-      </w:r>
-      <w:r>
-        <w:rPr>
-          <w:b/>
-        </w:rPr>
-        <w:t>evidence</w:t>
-      </w:r>
-      <w:r>
-        <w:rPr>
-          <w:b w:val="0"/>
-        </w:rPr>
-        <w:t>.</w:t>
-      </w:r>
-    </w:p>
-    <w:p>
-      <w:pPr>
-        <w:pStyle w:val="Heading1"/>
-      </w:pPr>
-      <w:r>
-        <w:t>04. Run the weekly evidence lab</w:t>
-      </w:r>
-    </w:p>
-    <w:p>
-      <w:r>
-        <w:t>Run the Label Quality investigation and use the first unsupported step to choose a teaching response.</w:t>
-      </w:r>
-    </w:p>
-    <w:p>
-      <w:pPr>
-        <w:spacing w:line="336" w:lineRule="auto" w:after="180"/>
-      </w:pPr>
-      <w:r>
-        <w:rPr>
-          <w:b w:val="0"/>
-        </w:rPr>
-        <w:t>Keep the test conditions fixed, record every result, and change only one planned factor.</w:t>
-      </w:r>
-    </w:p>
-    <w:p>
-      <w:pPr>
-        <w:spacing w:line="336" w:lineRule="auto" w:after="180"/>
-        <w:shd w:fill="F4F9FC"/>
-      </w:pPr>
-      <w:r>
-        <w:rPr>
-          <w:b w:val="0"/>
-        </w:rPr>
-        <w:t xml:space="preserve">1. Write the hypothesis and expected </w:t>
-      </w:r>
-      <w:r>
-        <w:rPr>
-          <w:b/>
-        </w:rPr>
-        <w:t>evidence</w:t>
-      </w:r>
-      <w:r>
-        <w:rPr>
-          <w:b w:val="0"/>
-        </w:rPr>
-        <w:t xml:space="preserve"> before running.</w:t>
-      </w:r>
-    </w:p>
-    <w:p>
-      <w:pPr>
-        <w:spacing w:line="336" w:lineRule="auto" w:after="180"/>
-        <w:shd w:fill="F4F9FC"/>
-      </w:pPr>
-      <w:r>
-        <w:rPr>
-          <w:b w:val="0"/>
-        </w:rPr>
-        <w:t xml:space="preserve">2. Label Lab: independently label twenty cards, compute </w:t>
-      </w:r>
-      <w:r>
-        <w:rPr>
-          <w:b/>
-        </w:rPr>
-        <w:t>agreement</w:t>
-      </w:r>
-      <w:r>
-        <w:rPr>
-          <w:b w:val="0"/>
-        </w:rPr>
-        <w:t>, cluster dis</w:t>
-      </w:r>
-      <w:r>
-        <w:rPr>
-          <w:b/>
-        </w:rPr>
-        <w:t>agreement</w:t>
-      </w:r>
-      <w:r>
-        <w:rPr>
-          <w:b w:val="0"/>
-        </w:rPr>
-        <w:t>s, revise one rule, and repeat.</w:t>
-      </w:r>
-    </w:p>
-    <w:p>
-      <w:pPr>
-        <w:spacing w:line="336" w:lineRule="auto" w:after="180"/>
-        <w:shd w:fill="F4F9FC"/>
-      </w:pPr>
-      <w:r>
-        <w:rPr>
-          <w:b w:val="0"/>
-        </w:rPr>
+      </w:pPr>
+      <w:r>
+        <w:rPr>
+          <w:b w:val="0"/>
+        </w:rPr>
+        <w:t>Selected P–T original agreement3/5=60%; excluding R gives2/4=50%; reviewed decisions blocked,blocked,review,clear,blocked. Clarify that original pairs refers to P–T here. Main A–D exclusion instead gives2/3.</w:t>
+      </w:r>
+    </w:p>
+    <w:p>
+      <w:pPr>
+        <w:pStyle w:val="Heading2"/>
+      </w:pPr>
+      <w:r>
+        <w:t>Predict, investigate and record</w:t>
+      </w:r>
+    </w:p>
+    <w:p>
+      <w:pPr>
+        <w:pStyle w:val="ListNumber"/>
+      </w:pPr>
+      <w:r>
+        <w:t>1. Write the hypothesis and expected evidence before running.</w:t>
+      </w:r>
+    </w:p>
+    <w:p>
+      <w:pPr>
+        <w:pStyle w:val="ListNumber"/>
+      </w:pPr>
+      <w:r>
+        <w:t>2. Label Lab: independently label twenty cards, compute agreement, cluster disagreements, revise one rule, and repeat.</w:t>
+      </w:r>
+    </w:p>
+    <w:p>
+      <w:pPr>
+        <w:pStyle w:val="ListNumber"/>
+      </w:pPr>
+      <w:r>
         <w:t>3. Run one normal, one boundary, one missing, and one shifted case.</w:t>
       </w:r>
     </w:p>
     <w:p>
       <w:pPr>
-        <w:spacing w:line="336" w:lineRule="auto" w:after="180"/>
-        <w:shd w:fill="F4F9FC"/>
-      </w:pPr>
-      <w:r>
-        <w:rPr>
-          <w:b w:val="0"/>
-        </w:rPr>
+        <w:pStyle w:val="ListNumber"/>
+      </w:pPr>
+      <w:r>
         <w:t>4. Calculate the metric from raw counts or row-level errors.</w:t>
       </w:r>
     </w:p>
     <w:p>
       <w:pPr>
-        <w:spacing w:line="336" w:lineRule="auto" w:after="180"/>
-        <w:shd w:fill="F4F9FC"/>
-      </w:pPr>
-      <w:r>
-        <w:rPr>
-          <w:b w:val="0"/>
-        </w:rPr>
+        <w:pStyle w:val="ListNumber"/>
+      </w:pPr>
+      <w:r>
         <w:t>5. Interpret what changed, what did not, and what remains unsafe or unknown.</w:t>
       </w:r>
     </w:p>
     <w:p>
       <w:pPr>
-        <w:pStyle w:val="Heading3"/>
-      </w:pPr>
-      <w:r>
-        <w:t>Make the lab runnable</w:t>
-      </w:r>
-    </w:p>
-    <w:p>
-      <w:pPr>
-        <w:spacing w:line="336" w:lineRule="auto" w:after="180"/>
-      </w:pPr>
-      <w:r>
-        <w:rPr>
-          <w:b w:val="0"/>
-        </w:rPr>
-        <w:t>Use the concrete case as the shared normal case and the independent question as a second case. Each pair creates a boundary or missing-information case and predicts its result before testing.</w:t>
-      </w:r>
-    </w:p>
-    <w:p>
-      <w:pPr>
-        <w:spacing w:line="336" w:lineRule="auto" w:after="180"/>
-      </w:pPr>
-      <w:r>
-        <w:rPr>
-          <w:b w:val="0"/>
-        </w:rPr>
-        <w:t>Keep the expected result separate from an observed mistake.</w:t>
+        <w:pStyle w:val="Heading2"/>
+      </w:pPr>
+      <w:r>
+        <w:t>Keep the experiment ledger</w:t>
       </w:r>
     </w:p>
     <w:tbl>
@@ -3817,10 +3859,10 @@
     </w:tbl>
     <w:p>
       <w:pPr>
-        <w:pStyle w:val="Heading3"/>
-      </w:pPr>
-      <w:r>
-        <w:t>Diagnose and reteach</w:t>
+        <w:pStyle w:val="Heading2"/>
+      </w:pPr>
+      <w:r>
+        <w:t>Diagnose the current misconceptions</w:t>
       </w:r>
     </w:p>
     <w:p>
@@ -3829,9 +3871,51 @@
       </w:pPr>
       <w:r>
         <w:rPr>
-          <w:b w:val="0"/>
-        </w:rPr>
-        <w:t>MISCONCEPTION TO REPAIR The model can learn the correct concept even when people label the same example differently.</w:t>
+          <w:b/>
+        </w:rPr>
+        <w:t>Agreement</w:t>
+      </w:r>
+      <w:r>
+        <w:rPr>
+          <w:b w:val="0"/>
+        </w:rPr>
+        <w:t xml:space="preserve"> is accuracy: </w:t>
+      </w:r>
+      <w:r>
+        <w:rPr>
+          <w:b/>
+        </w:rPr>
+        <w:t>Agreement</w:t>
+      </w:r>
+      <w:r>
+        <w:rPr>
+          <w:b w:val="0"/>
+        </w:rPr>
+        <w:t xml:space="preserve"> compares </w:t>
+      </w:r>
+      <w:r>
+        <w:rPr>
+          <w:b/>
+        </w:rPr>
+        <w:t>annotator</w:t>
+      </w:r>
+      <w:r>
+        <w:rPr>
+          <w:b w:val="0"/>
+        </w:rPr>
+        <w:t xml:space="preserve">s. Accuracy would require </w:t>
+      </w:r>
+      <w:r>
+        <w:rPr>
+          <w:b/>
+        </w:rPr>
+        <w:t>prediction</w:t>
+      </w:r>
+      <w:r>
+        <w:rPr>
+          <w:b w:val="0"/>
+        </w:rPr>
+        <w:t>s and an appropriate reference; shared mistakes can still match.</w:t>
       </w:r>
     </w:p>
     <w:p>
@@ -3842,7 +3926,19 @@
         <w:rPr>
           <w:b w:val="0"/>
         </w:rPr>
-        <w:t>For guessing, return to given facts and request a trace. For vocabulary without application, use one example and one non-example. For arithmetic errors, check the setup before the calculation.</w:t>
+        <w:t xml:space="preserve">Review means clear: Review preserves insufficient </w:t>
+      </w:r>
+      <w:r>
+        <w:rPr>
+          <w:b/>
+        </w:rPr>
+        <w:t>evidence</w:t>
+      </w:r>
+      <w:r>
+        <w:rPr>
+          <w:b w:val="0"/>
+        </w:rPr>
+        <w:t>. It is neither a negative label nor proof of a physical condition.</w:t>
       </w:r>
     </w:p>
     <w:p>
@@ -3853,122 +3949,27 @@
         <w:rPr>
           <w:b w:val="0"/>
         </w:rPr>
-        <w:t>Finish with a different uncoached case before recording mastery.</w:t>
-      </w:r>
-    </w:p>
-    <w:p>
-      <w:pPr>
-        <w:pStyle w:val="Heading3"/>
-      </w:pPr>
-      <w:r>
-        <w:t>Address these additional misconceptions</w:t>
-      </w:r>
-    </w:p>
-    <w:p>
-      <w:pPr>
-        <w:spacing w:line="336" w:lineRule="auto" w:after="180"/>
-      </w:pPr>
+        <w:t xml:space="preserve">Voting removes uncertainty: Votes may select a decision policy but cannot create missing </w:t>
+      </w:r>
       <w:r>
         <w:rPr>
           <w:b/>
         </w:rPr>
-        <w:t>Agreement</w:t>
-      </w:r>
-      <w:r>
-        <w:rPr>
-          <w:b w:val="0"/>
-        </w:rPr>
-        <w:t xml:space="preserve"> is accuracy: </w:t>
-      </w:r>
-      <w:r>
-        <w:rPr>
-          <w:b/>
-        </w:rPr>
-        <w:t>Agreement</w:t>
-      </w:r>
-      <w:r>
-        <w:rPr>
-          <w:b w:val="0"/>
-        </w:rPr>
-        <w:t xml:space="preserve"> compares </w:t>
-      </w:r>
-      <w:r>
-        <w:rPr>
-          <w:b/>
-        </w:rPr>
-        <w:t>annotator</w:t>
-      </w:r>
-      <w:r>
-        <w:rPr>
-          <w:b w:val="0"/>
-        </w:rPr>
-        <w:t xml:space="preserve">s. Accuracy would require </w:t>
-      </w:r>
-      <w:r>
-        <w:rPr>
-          <w:b/>
-        </w:rPr>
-        <w:t>prediction</w:t>
-      </w:r>
-      <w:r>
-        <w:rPr>
-          <w:b w:val="0"/>
-        </w:rPr>
-        <w:t>s and an appropriate reference; shared mistakes can still match.</w:t>
-      </w:r>
-    </w:p>
-    <w:p>
-      <w:pPr>
-        <w:spacing w:line="336" w:lineRule="auto" w:after="180"/>
-      </w:pPr>
-      <w:r>
-        <w:rPr>
-          <w:b w:val="0"/>
-        </w:rPr>
-        <w:t xml:space="preserve">Review means clear: Review preserves insufficient </w:t>
-      </w:r>
-      <w:r>
-        <w:rPr>
-          <w:b/>
-        </w:rPr>
         <w:t>evidence</w:t>
       </w:r>
       <w:r>
         <w:rPr>
           <w:b w:val="0"/>
         </w:rPr>
-        <w:t>. It is neither a negative label nor proof of a physical condition.</w:t>
-      </w:r>
-    </w:p>
-    <w:p>
-      <w:pPr>
-        <w:spacing w:line="336" w:lineRule="auto" w:after="180"/>
-      </w:pPr>
-      <w:r>
-        <w:rPr>
-          <w:b w:val="0"/>
-        </w:rPr>
-        <w:t xml:space="preserve">Voting removes uncertainty: Votes may select a decision policy but cannot create missing </w:t>
-      </w:r>
-      <w:r>
-        <w:rPr>
-          <w:b/>
-        </w:rPr>
-        <w:t>evidence</w:t>
-      </w:r>
-      <w:r>
-        <w:rPr>
-          <w:b w:val="0"/>
-        </w:rPr>
         <w:t>. Preserve unresolved cases and document the policy.</w:t>
       </w:r>
     </w:p>
     <w:p>
       <w:pPr>
-        <w:pStyle w:val="Heading3"/>
-      </w:pPr>
-      <w:r>
-        <w:t>Match the support to the first error</w:t>
+        <w:pStyle w:val="Heading2"/>
+      </w:pPr>
+      <w:r>
+        <w:t>Choose accessible support</w:t>
       </w:r>
     </w:p>
     <w:tbl>
@@ -4141,15 +4142,650 @@
     </w:p>
     <w:p>
       <w:pPr>
+        <w:pStyle w:val="Heading2"/>
+      </w:pPr>
+      <w:r>
+        <w:t>Earlier wording, alternatives and picture transcripts · reference / check after trying</w:t>
+      </w:r>
+    </w:p>
+    <w:p>
+      <w:pPr>
+        <w:spacing w:line="336" w:lineRule="auto" w:after="180"/>
+      </w:pPr>
+      <w:r>
+        <w:rPr>
+          <w:b w:val="0"/>
+        </w:rPr>
+        <w:t>Run the weekly evidence lab</w:t>
+      </w:r>
+    </w:p>
+    <w:p>
+      <w:pPr>
+        <w:spacing w:line="336" w:lineRule="auto" w:after="180"/>
+      </w:pPr>
+      <w:r>
+        <w:rPr>
+          <w:b w:val="0"/>
+        </w:rPr>
+        <w:t>Keep the test conditions fixed, record every result, and change only one planned factor.</w:t>
+      </w:r>
+    </w:p>
+    <w:p>
+      <w:pPr>
+        <w:pStyle w:val="Heading3"/>
+      </w:pPr>
+      <w:r>
+        <w:t>Make the lab runnable</w:t>
+      </w:r>
+    </w:p>
+    <w:p>
+      <w:pPr>
+        <w:spacing w:line="336" w:lineRule="auto" w:after="180"/>
+      </w:pPr>
+      <w:r>
+        <w:rPr>
+          <w:b w:val="0"/>
+        </w:rPr>
+        <w:t>Use the supplied complete investigation for shared practice. Reserve the five new P–T annotation pairs for the individual first attempt before hints or feedback; earlier transfer questions remain additional practice.</w:t>
+      </w:r>
+    </w:p>
+    <w:p>
+      <w:pPr>
+        <w:pStyle w:val="Heading3"/>
+      </w:pPr>
+      <w:r>
+        <w:t>Diagnose and reteach</w:t>
+      </w:r>
+    </w:p>
+    <w:p>
+      <w:pPr>
+        <w:spacing w:line="336" w:lineRule="auto" w:after="180"/>
+      </w:pPr>
+      <w:r>
+        <w:rPr>
+          <w:b w:val="0"/>
+        </w:rPr>
+        <w:t>MISCONCEPTION TO REPAIR The model can learn the correct concept even when people label the same example differently.</w:t>
+      </w:r>
+    </w:p>
+    <w:p>
+      <w:pPr>
+        <w:spacing w:line="336" w:lineRule="auto" w:after="180"/>
+      </w:pPr>
+      <w:r>
+        <w:rPr>
+          <w:b w:val="0"/>
+        </w:rPr>
+        <w:t>For guessing, return to given facts and request a trace. For vocabulary without application, use one example and one non-example. For arithmetic errors, check the setup before the calculation.</w:t>
+      </w:r>
+    </w:p>
+    <w:p>
+      <w:pPr>
+        <w:spacing w:line="336" w:lineRule="auto" w:after="180"/>
+      </w:pPr>
+      <w:r>
+        <w:rPr>
+          <w:b w:val="0"/>
+        </w:rPr>
+        <w:t>Finish with a different uncoached case before recording mastery.</w:t>
+      </w:r>
+    </w:p>
+    <w:p>
+      <w:pPr>
+        <w:pStyle w:val="Heading3"/>
+      </w:pPr>
+      <w:r>
+        <w:t>Address these additional misconceptions</w:t>
+      </w:r>
+    </w:p>
+    <w:p>
+      <w:pPr>
+        <w:pStyle w:val="Heading3"/>
+      </w:pPr>
+      <w:r>
+        <w:t>Match the support to the first error</w:t>
+      </w:r>
+    </w:p>
+    <w:p>
+      <w:pPr>
         <w:pStyle w:val="Heading1"/>
       </w:pPr>
       <w:r>
-        <w:t>05. Assess and explain the answers</w:t>
-      </w:r>
-    </w:p>
-    <w:p>
-      <w:r>
-        <w:t>Use the Label Quality questions, teacher keys and criteria after the relevant attempts. Previously discussed cases are practice; protect the separately selected independent task.</w:t>
+        <w:t>05. Assess the selected experiment transfer</w:t>
+      </w:r>
+    </w:p>
+    <w:p>
+      <w:r>
+        <w:t>Keep this key until after a first attempt; record any help and prior exposure.</w:t>
+      </w:r>
+    </w:p>
+    <w:p>
+      <w:pPr>
+        <w:pStyle w:val="Heading2"/>
+      </w:pPr>
+      <w:r>
+        <w:t>Selected independent task and checked key</w:t>
+      </w:r>
+    </w:p>
+    <w:p>
+      <w:pPr>
+        <w:spacing w:line="336" w:lineRule="auto" w:after="180"/>
+      </w:pPr>
+      <w:r>
+        <w:rPr>
+          <w:b w:val="0"/>
+        </w:rPr>
+        <w:t>Selected case: New pairs are P blocked/blocked, Q clear/blocked, R review/review, S clear/clear, T blocked/clear.</w:t>
+      </w:r>
+    </w:p>
+    <w:p>
+      <w:pPr>
+        <w:spacing w:line="336" w:lineRule="auto" w:after="180"/>
+      </w:pPr>
+      <w:r>
+        <w:rPr>
+          <w:b w:val="0"/>
+        </w:rPr>
+        <w:t xml:space="preserve">P has an object inside; Q touches the line; R is partly hidden; S has all objects outside a fully visible lane; T has an object inside. Count </w:t>
+      </w:r>
+      <w:r>
+        <w:rPr>
+          <w:b/>
+        </w:rPr>
+        <w:t>agreement</w:t>
+      </w:r>
+      <w:r>
+        <w:rPr>
+          <w:b w:val="0"/>
+        </w:rPr>
+        <w:t xml:space="preserve"> including review. Apply v1 to all five.</w:t>
+      </w:r>
+    </w:p>
+    <w:p>
+      <w:pPr>
+        <w:spacing w:line="336" w:lineRule="auto" w:after="180"/>
+      </w:pPr>
+      <w:r>
+        <w:rPr>
+          <w:b w:val="0"/>
+        </w:rPr>
+        <w:t xml:space="preserve">Then report </w:t>
+      </w:r>
+      <w:r>
+        <w:rPr>
+          <w:b/>
+        </w:rPr>
+        <w:t>agreement</w:t>
+      </w:r>
+      <w:r>
+        <w:rPr>
+          <w:b w:val="0"/>
+        </w:rPr>
+        <w:t xml:space="preserve"> on the original pairs excluding any review status, with its denominator and limitation.</w:t>
+      </w:r>
+    </w:p>
+    <w:p>
+      <w:pPr>
+        <w:spacing w:line="336" w:lineRule="auto" w:after="180"/>
+      </w:pPr>
+      <w:r>
+        <w:rPr>
+          <w:b w:val="0"/>
+        </w:rPr>
+        <w:t>Three of five pairs match, or 60 percent. Reviewed results are P blocked, Q blocked, R review, S clear, T blocked. Excluding R leaves two matches among four pairs, or 50 percent.</w:t>
+      </w:r>
+    </w:p>
+    <w:p>
+      <w:pPr>
+        <w:spacing w:line="336" w:lineRule="auto" w:after="180"/>
+      </w:pPr>
+      <w:r>
+        <w:rPr>
+          <w:b w:val="0"/>
+        </w:rPr>
+        <w:t>The subset omits the uncertain case and does not establish correctness or general reliability. Preserve original labels separately from reviewed decisions.</w:t>
+      </w:r>
+    </w:p>
+    <w:p>
+      <w:pPr>
+        <w:pStyle w:val="Heading2"/>
+      </w:pPr>
+      <w:r>
+        <w:t>Judge trace, scope and support</w:t>
+      </w:r>
+    </w:p>
+    <w:tbl>
+      <w:tblPr>
+        <w:tblStyle w:val="LightShading-Accent1"/>
+        <w:tblW w:type="auto" w:w="0"/>
+        <w:tblLook w:firstColumn="1" w:firstRow="1" w:lastColumn="0" w:lastRow="0" w:noHBand="0" w:noVBand="1" w:val="04A0"/>
+      </w:tblPr>
+      <w:tblGrid>
+        <w:gridCol w:w="5112"/>
+        <w:gridCol w:w="5112"/>
+      </w:tblGrid>
+      <w:tr>
+        <w:trPr>
+          <w:tblHeader/>
+        </w:trPr>
+        <w:tc>
+          <w:tcPr>
+            <w:tcW w:type="dxa" w:w="5112"/>
+          </w:tcPr>
+          <w:p>
+            <w:r>
+              <w:t>Dimension</w:t>
+            </w:r>
+          </w:p>
+        </w:tc>
+        <w:tc>
+          <w:tcPr>
+            <w:tcW w:type="dxa" w:w="5112"/>
+          </w:tcPr>
+          <w:p>
+            <w:r>
+              <w:t>Evidence required</w:t>
+            </w:r>
+          </w:p>
+        </w:tc>
+      </w:tr>
+      <w:tr>
+        <w:tc>
+          <w:tcPr>
+            <w:tcW w:type="dxa" w:w="5112"/>
+          </w:tcPr>
+          <w:p>
+            <w:r>
+              <w:t>Explanation</w:t>
+            </w:r>
+          </w:p>
+        </w:tc>
+        <w:tc>
+          <w:tcPr>
+            <w:tcW w:type="dxa" w:w="5112"/>
+          </w:tcPr>
+          <w:p>
+            <w:r>
+              <w:t>Names the applicable idea or procedure and ties it to the supplied facts.</w:t>
+            </w:r>
+          </w:p>
+        </w:tc>
+      </w:tr>
+      <w:tr>
+        <w:tc>
+          <w:tcPr>
+            <w:tcW w:type="dxa" w:w="5112"/>
+          </w:tcPr>
+          <w:p>
+            <w:r>
+              <w:t>Trace and result</w:t>
+            </w:r>
+          </w:p>
+        </w:tc>
+        <w:tc>
+          <w:tcPr>
+            <w:tcW w:type="dxa" w:w="5112"/>
+          </w:tcPr>
+          <w:p>
+            <w:r>
+              <w:t>Preserves the given inputs and shows the relevant intermediate steps; distinguishes a prediction from an observed execution.</w:t>
+            </w:r>
+          </w:p>
+        </w:tc>
+      </w:tr>
+      <w:tr>
+        <w:tc>
+          <w:tcPr>
+            <w:tcW w:type="dxa" w:w="5112"/>
+          </w:tcPr>
+          <w:p>
+            <w:r>
+              <w:t>Limits</w:t>
+            </w:r>
+          </w:p>
+        </w:tc>
+        <w:tc>
+          <w:tcPr>
+            <w:tcW w:type="dxa" w:w="5112"/>
+          </w:tcPr>
+          <w:p>
+            <w:r>
+              <w:t>States the assumptions, missing evidence or conditions under which the result would change.</w:t>
+            </w:r>
+          </w:p>
+        </w:tc>
+      </w:tr>
+    </w:tbl>
+    <w:p>
+      <w:pPr>
+        <w:spacing w:line="336" w:lineRule="auto" w:after="180"/>
+      </w:pPr>
+      <w:r>
+        <w:rPr>
+          <w:b w:val="0"/>
+        </w:rPr>
+        <w:t>Record each dimension as not yet, with support, or independent. Accept a valid alternative procedure with a defensible trace.</w:t>
+      </w:r>
+    </w:p>
+    <w:p>
+      <w:pPr>
+        <w:spacing w:line="336" w:lineRule="auto" w:after="180"/>
+      </w:pPr>
+      <w:r>
+        <w:rPr>
+          <w:b w:val="0"/>
+        </w:rPr>
+        <w:t xml:space="preserve">Do not penalise an honestly recorded model failure if the learner correctly explains its </w:t>
+      </w:r>
+      <w:r>
+        <w:rPr>
+          <w:b/>
+        </w:rPr>
+        <w:t>evidence</w:t>
+      </w:r>
+      <w:r>
+        <w:rPr>
+          <w:b w:val="0"/>
+        </w:rPr>
+        <w:t xml:space="preserve"> and limits.</w:t>
+      </w:r>
+    </w:p>
+    <w:p>
+      <w:pPr>
+        <w:pStyle w:val="Heading2"/>
+      </w:pPr>
+      <w:r>
+        <w:t>Give one repair action</w:t>
+      </w:r>
+    </w:p>
+    <w:p>
+      <w:pPr>
+        <w:spacing w:line="336" w:lineRule="auto" w:after="180"/>
+      </w:pPr>
+      <w:r>
+        <w:rPr>
+          <w:b w:val="0"/>
+        </w:rPr>
+        <w:t>Name the earliest unsupported step and give one action to repair it. Have the learner make that repair now and explain why. Then assess the relevant skill on a fresh, fully specified case.</w:t>
+      </w:r>
+    </w:p>
+    <w:p>
+      <w:pPr>
+        <w:spacing w:line="336" w:lineRule="auto" w:after="180"/>
+      </w:pPr>
+      <w:r>
+        <w:rPr>
+          <w:b w:val="0"/>
+        </w:rPr>
+        <w:t>Confirm it was not previously practised with feedback; solve and check the new case before assigning it. A follow-up design prompt is a starting brief, not automatically an equivalent test.</w:t>
+      </w:r>
+    </w:p>
+    <w:p>
+      <w:pPr>
+        <w:pStyle w:val="Heading2"/>
+      </w:pPr>
+      <w:r>
+        <w:t>W1 Use the boundary and review rules</w:t>
+      </w:r>
+    </w:p>
+    <w:p>
+      <w:pPr>
+        <w:spacing w:line="336" w:lineRule="auto" w:after="180"/>
+      </w:pPr>
+      <w:r>
+        <w:rPr>
+          <w:b w:val="0"/>
+        </w:rPr>
+        <w:t xml:space="preserve">Under rule v1, label a wheel touching the boundary, an object entirely outside a fully visible lane, and a partly hidden lane. Explain the </w:t>
+      </w:r>
+      <w:r>
+        <w:rPr>
+          <w:b/>
+        </w:rPr>
+        <w:t>evidence</w:t>
+      </w:r>
+      <w:r>
+        <w:rPr>
+          <w:b w:val="0"/>
+        </w:rPr>
+        <w:t xml:space="preserve"> for each.</w:t>
+      </w:r>
+    </w:p>
+    <w:p>
+      <w:pPr>
+        <w:spacing w:line="336" w:lineRule="auto" w:after="180"/>
+      </w:pPr>
+      <w:r>
+        <w:rPr>
+          <w:b w:val="0"/>
+        </w:rPr>
+        <w:t>Touching is blocked. An object entirely outside is clear only when all objects are outside and the entire lane is visible.</w:t>
+      </w:r>
+    </w:p>
+    <w:p>
+      <w:pPr>
+        <w:spacing w:line="336" w:lineRule="auto" w:after="180"/>
+      </w:pPr>
+      <w:r>
+        <w:rPr>
+          <w:b w:val="0"/>
+        </w:rPr>
+        <w:t>A partly hidden lane requires review because clear cannot be established from the available description.</w:t>
+      </w:r>
+    </w:p>
+    <w:p>
+      <w:pPr>
+        <w:pStyle w:val="Heading2"/>
+      </w:pPr>
+      <w:r>
+        <w:t>W2 Interpret agreement</w:t>
+      </w:r>
+    </w:p>
+    <w:p>
+      <w:pPr>
+        <w:spacing w:line="336" w:lineRule="auto" w:after="180"/>
+      </w:pPr>
+      <w:r>
+        <w:rPr>
+          <w:b w:val="0"/>
+        </w:rPr>
+        <w:t xml:space="preserve">Explain the </w:t>
+      </w:r>
+      <w:r>
+        <w:rPr>
+          <w:b/>
+        </w:rPr>
+        <w:t>output</w:t>
+      </w:r>
+      <w:r>
+        <w:rPr>
+          <w:b w:val="0"/>
+        </w:rPr>
+        <w:t xml:space="preserve"> 2 4 for A through D. State the fraction and percent, whether review is included, and why this is not model accuracy.</w:t>
+      </w:r>
+    </w:p>
+    <w:p>
+      <w:pPr>
+        <w:spacing w:line="336" w:lineRule="auto" w:after="180"/>
+      </w:pPr>
+      <w:r>
+        <w:rPr>
+          <w:b w:val="0"/>
+        </w:rPr>
+        <w:t xml:space="preserve">Two of four matched items have identical </w:t>
+      </w:r>
+      <w:r>
+        <w:rPr>
+          <w:b/>
+        </w:rPr>
+        <w:t>annotator</w:t>
+      </w:r>
+      <w:r>
+        <w:rPr>
+          <w:b w:val="0"/>
+        </w:rPr>
+        <w:t xml:space="preserve"> labels: 2/4 or 50 percent. Review is included in this exact comparison. Neither </w:t>
+      </w:r>
+      <w:r>
+        <w:rPr>
+          <w:b/>
+        </w:rPr>
+        <w:t>annotator</w:t>
+      </w:r>
+      <w:r>
+        <w:rPr>
+          <w:b w:val="0"/>
+        </w:rPr>
+        <w:t xml:space="preserve"> is established as a correct reference, and no model </w:t>
+      </w:r>
+      <w:r>
+        <w:rPr>
+          <w:b/>
+        </w:rPr>
+        <w:t>prediction</w:t>
+      </w:r>
+      <w:r>
+        <w:rPr>
+          <w:b w:val="0"/>
+        </w:rPr>
+        <w:t>s are being scored.</w:t>
+      </w:r>
+    </w:p>
+    <w:p>
+      <w:pPr>
+        <w:pStyle w:val="Heading2"/>
+      </w:pPr>
+      <w:r>
+        <w:t>W3 Write a decision log</w:t>
+      </w:r>
+    </w:p>
+    <w:p>
+      <w:pPr>
+        <w:spacing w:line="336" w:lineRule="auto" w:after="180"/>
+      </w:pPr>
+      <w:r>
+        <w:rPr>
+          <w:b w:val="0"/>
+        </w:rPr>
+        <w:t xml:space="preserve">For B and C, record original labels, visible </w:t>
+      </w:r>
+      <w:r>
+        <w:rPr>
+          <w:b/>
+        </w:rPr>
+        <w:t>evidence</w:t>
+      </w:r>
+      <w:r>
+        <w:rPr>
+          <w:b w:val="0"/>
+        </w:rPr>
+        <w:t>, rule version and reviewed decision. Explain why the original labels should remain available.</w:t>
+      </w:r>
+    </w:p>
+    <w:p>
+      <w:pPr>
+        <w:spacing w:line="336" w:lineRule="auto" w:after="180"/>
+      </w:pPr>
+      <w:r>
+        <w:rPr>
+          <w:b w:val="0"/>
+        </w:rPr>
+        <w:t>B: clear/blocked, wheel touches boundary, v1, blocked. C: review/clear, partly hidden lane, v1, unresolved review. Record the reviewer as well.</w:t>
+      </w:r>
+    </w:p>
+    <w:p>
+      <w:pPr>
+        <w:spacing w:line="336" w:lineRule="auto" w:after="180"/>
+      </w:pPr>
+      <w:r>
+        <w:rPr>
+          <w:b w:val="0"/>
+        </w:rPr>
+        <w:t>Originals preserve the independent dis</w:t>
+      </w:r>
+      <w:r>
+        <w:rPr>
+          <w:b/>
+        </w:rPr>
+        <w:t>agreement</w:t>
+      </w:r>
+      <w:r>
+        <w:rPr>
+          <w:b w:val="0"/>
+        </w:rPr>
+        <w:t xml:space="preserve"> and let another person audit how a decision was made.</w:t>
+      </w:r>
+    </w:p>
+    <w:p>
+      <w:pPr>
+        <w:pStyle w:val="Heading2"/>
+      </w:pPr>
+      <w:r>
+        <w:t>W5 Draft and test a label rule</w:t>
+      </w:r>
+    </w:p>
+    <w:p>
+      <w:pPr>
+        <w:spacing w:line="336" w:lineRule="auto" w:after="180"/>
+      </w:pPr>
+      <w:r>
+        <w:rPr>
+          <w:b w:val="0"/>
+        </w:rPr>
+        <w:t>Write a short v1 labeling instruction covering blocked, clear, the touching boundary and review. Add one boundary example. Explain why three people voting clear cannot settle a hidden lane.</w:t>
+      </w:r>
+    </w:p>
+    <w:p>
+      <w:pPr>
+        <w:spacing w:line="336" w:lineRule="auto" w:after="180"/>
+      </w:pPr>
+      <w:r>
+        <w:rPr>
+          <w:b w:val="0"/>
+        </w:rPr>
+        <w:t>A suitable instruction specifies the marked lane: inside or touching either boundary means blocked; clear requires all objects outside and full visibility; insufficient position or visibility means review.</w:t>
+      </w:r>
+    </w:p>
+    <w:p>
+      <w:pPr>
+        <w:spacing w:line="336" w:lineRule="auto" w:after="180"/>
+      </w:pPr>
+      <w:r>
+        <w:rPr>
+          <w:b w:val="0"/>
+        </w:rPr>
+        <w:t xml:space="preserve">A wheel touching the line is blocked. Votes supply no missing visual </w:t>
+      </w:r>
+      <w:r>
+        <w:rPr>
+          <w:b/>
+        </w:rPr>
+        <w:t>evidence</w:t>
+      </w:r>
+      <w:r>
+        <w:rPr>
+          <w:b w:val="0"/>
+        </w:rPr>
+        <w:t>, so a hidden lane remains review under v1.</w:t>
+      </w:r>
+    </w:p>
+    <w:p>
+      <w:pPr>
+        <w:pStyle w:val="Heading2"/>
+      </w:pPr>
+      <w:r>
+        <w:t>Earlier wording, alternatives and picture transcripts · reference / check after trying</w:t>
+      </w:r>
+    </w:p>
+    <w:p>
+      <w:pPr>
+        <w:spacing w:line="336" w:lineRule="auto" w:after="180"/>
+      </w:pPr>
+      <w:r>
+        <w:rPr>
+          <w:b w:val="0"/>
+        </w:rPr>
+        <w:t>Assess and explain the answers</w:t>
       </w:r>
     </w:p>
     <w:p>
@@ -4162,70 +4798,92 @@
     </w:p>
     <w:p>
       <w:pPr>
+        <w:spacing w:line="336" w:lineRule="auto" w:after="180"/>
+      </w:pPr>
+      <w:r>
+        <w:rPr>
+          <w:b w:val="0"/>
+        </w:rPr>
+        <w:t>Define spotting operationally, inspect dis</w:t>
+      </w:r>
+      <w:r>
+        <w:rPr>
+          <w:b/>
+        </w:rPr>
+        <w:t>agreement</w:t>
+      </w:r>
+      <w:r>
+        <w:rPr>
+          <w:b w:val="0"/>
+        </w:rPr>
+        <w:t xml:space="preserve">, use appropriate </w:t>
+      </w:r>
+      <w:r>
+        <w:rPr>
+          <w:b/>
+        </w:rPr>
+        <w:t>adjudication</w:t>
+      </w:r>
+      <w:r>
+        <w:rPr>
+          <w:b w:val="0"/>
+        </w:rPr>
+        <w:t xml:space="preserve"> and document ambiguity. </w:t>
+      </w:r>
+      <w:r>
+        <w:rPr>
+          <w:b/>
+        </w:rPr>
+        <w:t>Agreement</w:t>
+      </w:r>
+      <w:r>
+        <w:rPr>
+          <w:b w:val="0"/>
+        </w:rPr>
+        <w:t xml:space="preserve"> is 7/10, but </w:t>
+      </w:r>
+      <w:r>
+        <w:rPr>
+          <w:b/>
+        </w:rPr>
+        <w:t>agreement</w:t>
+      </w:r>
+      <w:r>
+        <w:rPr>
+          <w:b w:val="0"/>
+        </w:rPr>
+        <w:t xml:space="preserve"> is not proof of truth.</w:t>
+      </w:r>
+    </w:p>
+    <w:p>
+      <w:pPr>
         <w:pStyle w:val="Heading3"/>
       </w:pPr>
       <w:r>
-        <w:t>Teacher key · Worked case answer</w:t>
+        <w:t>Additional transfer practice question</w:t>
       </w:r>
     </w:p>
     <w:p>
       <w:pPr>
         <w:spacing w:line="336" w:lineRule="auto" w:after="180"/>
-        <w:shd w:fill="F1F6FC"/>
-      </w:pPr>
-      <w:r>
-        <w:rPr>
-          <w:b w:val="0"/>
-        </w:rPr>
-        <w:t>Define spotting operationally, inspect dis</w:t>
+      </w:pPr>
+      <w:r>
+        <w:rPr>
+          <w:b w:val="0"/>
+        </w:rPr>
+        <w:t xml:space="preserve">Two labelers assign different species to the same image. Should you silently pick the label that helps the model score? Describe a better </w:t>
       </w:r>
       <w:r>
         <w:rPr>
           <w:b/>
         </w:rPr>
-        <w:t>agreement</w:t>
-      </w:r>
-      <w:r>
-        <w:rPr>
-          <w:b w:val="0"/>
-        </w:rPr>
-        <w:t xml:space="preserve">, use appropriate </w:t>
-      </w:r>
-      <w:r>
-        <w:rPr>
-          <w:b/>
-        </w:rPr>
-        <w:t>adjudication</w:t>
-      </w:r>
-      <w:r>
-        <w:rPr>
-          <w:b w:val="0"/>
-        </w:rPr>
-        <w:t xml:space="preserve"> and document ambiguity. </w:t>
-      </w:r>
-      <w:r>
-        <w:rPr>
-          <w:b/>
-        </w:rPr>
-        <w:t>Agreement</w:t>
-      </w:r>
-      <w:r>
-        <w:rPr>
-          <w:b w:val="0"/>
-        </w:rPr>
-        <w:t xml:space="preserve"> is 7/10, but </w:t>
-      </w:r>
-      <w:r>
-        <w:rPr>
-          <w:b/>
-        </w:rPr>
-        <w:t>agreement</w:t>
-      </w:r>
-      <w:r>
-        <w:rPr>
-          <w:b w:val="0"/>
-        </w:rPr>
-        <w:t xml:space="preserve"> is not proof of truth.</w:t>
+        <w:t>process</w:t>
+      </w:r>
+      <w:r>
+        <w:rPr>
+          <w:b w:val="0"/>
+        </w:rPr>
+        <w:t>.</w:t>
       </w:r>
     </w:p>
     <w:p>
@@ -4233,61 +4891,12 @@
         <w:pStyle w:val="Heading3"/>
       </w:pPr>
       <w:r>
-        <w:t>Independent question</w:t>
-      </w:r>
-    </w:p>
-    <w:p>
-      <w:pPr>
-        <w:pStyle w:val="Heading3"/>
-      </w:pPr>
-      <w:r>
-        <w:t>Independent question · withhold the key</w:t>
+        <w:t>Reasoned practice answer</w:t>
       </w:r>
     </w:p>
     <w:p>
       <w:pPr>
         <w:spacing w:line="336" w:lineRule="auto" w:after="180"/>
-        <w:shd w:fill="F5F1FB"/>
-      </w:pPr>
-      <w:r>
-        <w:rPr>
-          <w:b w:val="0"/>
-        </w:rPr>
-        <w:t xml:space="preserve">Two labelers assign different species to the same image. Should you silently pick the label that helps the model score? Describe a better </w:t>
-      </w:r>
-      <w:r>
-        <w:rPr>
-          <w:b/>
-        </w:rPr>
-        <w:t>process</w:t>
-      </w:r>
-      <w:r>
-        <w:rPr>
-          <w:b w:val="0"/>
-        </w:rPr>
-        <w:t>.</w:t>
-      </w:r>
-    </w:p>
-    <w:p>
-      <w:pPr>
-        <w:pStyle w:val="Heading3"/>
-      </w:pPr>
-      <w:r>
-        <w:t>Expected independent answer</w:t>
-      </w:r>
-    </w:p>
-    <w:p>
-      <w:pPr>
-        <w:pStyle w:val="Heading3"/>
-      </w:pPr>
-      <w:r>
-        <w:t>Teacher key · Expected independent answer</w:t>
-      </w:r>
-    </w:p>
-    <w:p>
-      <w:pPr>
-        <w:spacing w:line="336" w:lineRule="auto" w:after="180"/>
-        <w:shd w:fill="F1F6FC"/>
       </w:pPr>
       <w:r>
         <w:rPr>
@@ -4605,1098 +5214,460 @@
     </w:p>
     <w:p>
       <w:pPr>
+        <w:spacing w:line="336" w:lineRule="auto" w:after="180"/>
+      </w:pPr>
+      <w:r>
+        <w:rPr>
+          <w:b/>
+        </w:rPr>
+        <w:t>Agreement</w:t>
+      </w:r>
+      <w:r>
+        <w:rPr>
+          <w:b w:val="0"/>
+        </w:rPr>
+        <w:t>=</w:t>
+      </w:r>
+      <w:r>
+        <w:rPr>
+          <w:b/>
+        </w:rPr>
+        <w:t>80%</w:t>
+      </w:r>
+      <w:r>
+        <w:rPr>
+          <w:b w:val="0"/>
+        </w:rPr>
+        <w:t xml:space="preserve">. Shared misunderstanding can produce </w:t>
+      </w:r>
+      <w:r>
+        <w:rPr>
+          <w:b/>
+        </w:rPr>
+        <w:t>agreement</w:t>
+      </w:r>
+      <w:r>
+        <w:rPr>
+          <w:b w:val="0"/>
+        </w:rPr>
+        <w:t xml:space="preserve"> on wrong labels. Clarify spotting criteria, inspect disputed and agreed examples, use appropriate </w:t>
+      </w:r>
+      <w:r>
+        <w:rPr>
+          <w:b/>
+        </w:rPr>
+        <w:t>adjudication</w:t>
+      </w:r>
+      <w:r>
+        <w:rPr>
+          <w:b w:val="0"/>
+        </w:rPr>
+        <w:t xml:space="preserve"> and record ambiguity.</w:t>
+      </w:r>
+    </w:p>
+    <w:p>
+      <w:pPr>
+        <w:spacing w:line="336" w:lineRule="auto" w:after="180"/>
+      </w:pPr>
+      <w:r>
+        <w:rPr>
+          <w:b w:val="0"/>
+        </w:rPr>
+        <w:t xml:space="preserve">Do not treat majority </w:t>
+      </w:r>
+      <w:r>
+        <w:rPr>
+          <w:b/>
+        </w:rPr>
+        <w:t>agreement</w:t>
+      </w:r>
+      <w:r>
+        <w:rPr>
+          <w:b w:val="0"/>
+        </w:rPr>
+        <w:t xml:space="preserve"> alone as ground truth.</w:t>
+      </w:r>
+    </w:p>
+    <w:p>
+      <w:pPr>
         <w:pStyle w:val="Heading3"/>
       </w:pPr>
       <w:r>
-        <w:t>Teacher key · Original transfer answer</w:t>
+        <w:t>Explanations for the additional workbook examples</w:t>
+      </w:r>
+    </w:p>
+    <w:p>
+      <w:pPr>
+        <w:pStyle w:val="Heading3"/>
+      </w:pPr>
+      <w:r>
+        <w:t>W1 Use the boundary and review rules</w:t>
+      </w:r>
+    </w:p>
+    <w:p>
+      <w:pPr>
+        <w:pStyle w:val="Heading3"/>
+      </w:pPr>
+      <w:r>
+        <w:t>W2 Interpret agreement</w:t>
+      </w:r>
+    </w:p>
+    <w:p>
+      <w:pPr>
+        <w:pStyle w:val="Heading3"/>
+      </w:pPr>
+      <w:r>
+        <w:t>W3 Write a decision log</w:t>
+      </w:r>
+    </w:p>
+    <w:p>
+      <w:pPr>
+        <w:pStyle w:val="Heading3"/>
+      </w:pPr>
+      <w:r>
+        <w:t>W4 Apply the process independently</w:t>
       </w:r>
     </w:p>
     <w:p>
       <w:pPr>
         <w:spacing w:line="336" w:lineRule="auto" w:after="180"/>
-        <w:shd w:fill="F1F6FC"/>
-      </w:pPr>
+      </w:pPr>
+      <w:r>
+        <w:rPr>
+          <w:b w:val="0"/>
+        </w:rPr>
+        <w:t>New pairs are P blocked/blocked, Q clear/blocked, R review/review, S clear/clear, T blocked/clear.</w:t>
+      </w:r>
+    </w:p>
+    <w:p>
+      <w:pPr>
+        <w:spacing w:line="336" w:lineRule="auto" w:after="180"/>
+      </w:pPr>
+      <w:r>
+        <w:rPr>
+          <w:b w:val="0"/>
+        </w:rPr>
+        <w:t xml:space="preserve">P has an object inside; Q touches the line; R is partly hidden; S has all objects outside a fully visible lane; T has an object inside. Count </w:t>
+      </w:r>
       <w:r>
         <w:rPr>
           <w:b/>
         </w:rPr>
-        <w:t>Agreement</w:t>
-      </w:r>
-      <w:r>
-        <w:rPr>
-          <w:b w:val="0"/>
-        </w:rPr>
-        <w:t>=</w:t>
+        <w:t>agreement</w:t>
+      </w:r>
+      <w:r>
+        <w:rPr>
+          <w:b w:val="0"/>
+        </w:rPr>
+        <w:t xml:space="preserve"> including review. Apply v1 to all five.</w:t>
+      </w:r>
+    </w:p>
+    <w:p>
+      <w:pPr>
+        <w:spacing w:line="336" w:lineRule="auto" w:after="180"/>
+      </w:pPr>
+      <w:r>
+        <w:rPr>
+          <w:b w:val="0"/>
+        </w:rPr>
+        <w:t xml:space="preserve">Then report </w:t>
       </w:r>
       <w:r>
         <w:rPr>
           <w:b/>
         </w:rPr>
-        <w:t>80%</w:t>
-      </w:r>
-      <w:r>
-        <w:rPr>
-          <w:b w:val="0"/>
-        </w:rPr>
-        <w:t xml:space="preserve">. Shared misunderstanding can produce </w:t>
+        <w:t>agreement</w:t>
+      </w:r>
+      <w:r>
+        <w:rPr>
+          <w:b w:val="0"/>
+        </w:rPr>
+        <w:t xml:space="preserve"> on the original pairs excluding any review status, with its denominator and limitation.</w:t>
+      </w:r>
+    </w:p>
+    <w:p>
+      <w:pPr>
+        <w:spacing w:line="336" w:lineRule="auto" w:after="180"/>
+      </w:pPr>
+      <w:r>
+        <w:rPr>
+          <w:b w:val="0"/>
+        </w:rPr>
+        <w:t>Three of five pairs match, or 60 percent. Reviewed results are P blocked, Q blocked, R review, S clear, T blocked. Excluding R leaves two matches among four pairs, or 50 percent.</w:t>
+      </w:r>
+    </w:p>
+    <w:p>
+      <w:pPr>
+        <w:spacing w:line="336" w:lineRule="auto" w:after="180"/>
+      </w:pPr>
+      <w:r>
+        <w:rPr>
+          <w:b w:val="0"/>
+        </w:rPr>
+        <w:t>The subset omits the uncertain case and does not establish correctness or general reliability. Preserve original labels separately from reviewed decisions.</w:t>
+      </w:r>
+    </w:p>
+    <w:p>
+      <w:pPr>
+        <w:pStyle w:val="Heading3"/>
+      </w:pPr>
+      <w:r>
+        <w:t>W5 Draft and test a label rule</w:t>
+      </w:r>
+    </w:p>
+    <w:p>
+      <w:pPr>
+        <w:pStyle w:val="Heading3"/>
+      </w:pPr>
+      <w:r>
+        <w:t>Assess independent transfer</w:t>
+      </w:r>
+    </w:p>
+    <w:p>
+      <w:pPr>
+        <w:pStyle w:val="Heading3"/>
+      </w:pPr>
+      <w:r>
+        <w:t>Selected case answer</w:t>
+      </w:r>
+    </w:p>
+    <w:p>
+      <w:pPr>
+        <w:pStyle w:val="Heading3"/>
+      </w:pPr>
+      <w:r>
+        <w:t>Feedback that the learner uses</w:t>
+      </w:r>
+    </w:p>
+    <w:p>
+      <w:pPr>
+        <w:pStyle w:val="Heading1"/>
+      </w:pPr>
+      <w:r>
+        <w:t>06. Connect, support and revisit the experiment</w:t>
+      </w:r>
+    </w:p>
+    <w:p>
+      <w:r>
+        <w:t>Retain failures and assess a fresh parallel case after help.</w:t>
+      </w:r>
+    </w:p>
+    <w:p>
+      <w:pPr>
+        <w:pStyle w:val="Heading2"/>
+      </w:pPr>
+      <w:r>
+        <w:t>Project evidence</w:t>
+      </w:r>
+    </w:p>
+    <w:p>
+      <w:pPr>
+        <w:spacing w:line="336" w:lineRule="auto" w:after="180"/>
+      </w:pPr>
+      <w:r>
+        <w:rPr>
+          <w:b w:val="0"/>
+        </w:rPr>
+        <w:t>Write the Plant Classifier label guide with positive, negative, borderline, and not-labelable examples.</w:t>
+      </w:r>
+    </w:p>
+    <w:p>
+      <w:pPr>
+        <w:spacing w:line="336" w:lineRule="auto" w:after="180"/>
+      </w:pPr>
+      <w:r>
+        <w:rPr>
+          <w:b w:val="0"/>
+        </w:rPr>
+        <w:t xml:space="preserve">Keep the decision, </w:t>
       </w:r>
       <w:r>
         <w:rPr>
           <w:b/>
         </w:rPr>
+        <w:t>input</w:t>
+      </w:r>
+      <w:r>
+        <w:rPr>
+          <w:b w:val="0"/>
+        </w:rPr>
+        <w:t xml:space="preserve">, result, explanation and remaining limitation in the project </w:t>
+      </w:r>
+      <w:r>
+        <w:rPr>
+          <w:b/>
+        </w:rPr>
+        <w:t>evidence</w:t>
+      </w:r>
+      <w:r>
+        <w:rPr>
+          <w:b w:val="0"/>
+        </w:rPr>
+        <w:t xml:space="preserve"> record. Retrieve this record next week rather than restarting the project.</w:t>
+      </w:r>
+    </w:p>
+    <w:p>
+      <w:pPr>
+        <w:spacing w:line="336" w:lineRule="auto" w:after="180"/>
+      </w:pPr>
+      <w:r>
+        <w:rPr>
+          <w:b w:val="0"/>
+        </w:rPr>
+        <w:t xml:space="preserve">For your Responsible Plant Classifier, save the </w:t>
+      </w:r>
+      <w:r>
+        <w:rPr>
+          <w:b/>
+        </w:rPr>
+        <w:t>input</w:t>
+      </w:r>
+      <w:r>
+        <w:rPr>
+          <w:b w:val="0"/>
+        </w:rPr>
+        <w:t>, procedure, observed result and limitation of this check.</w:t>
+      </w:r>
+    </w:p>
+    <w:p>
+      <w:pPr>
+        <w:spacing w:line="336" w:lineRule="auto" w:after="180"/>
+      </w:pPr>
+      <w:r>
+        <w:rPr>
+          <w:b w:val="0"/>
+        </w:rPr>
+        <w:t>Label this worked example as practice; use a different, previously unreviewed case when checking independent understanding.</w:t>
+      </w:r>
+    </w:p>
+    <w:p>
+      <w:pPr>
+        <w:pStyle w:val="Heading2"/>
+      </w:pPr>
+      <w:r>
+        <w:t>Support and selected reassessment</w:t>
+      </w:r>
+    </w:p>
+    <w:p>
+      <w:pPr>
+        <w:spacing w:line="336" w:lineRule="auto" w:after="180"/>
+      </w:pPr>
+      <w:r>
+        <w:rPr>
+          <w:b w:val="0"/>
+        </w:rPr>
+        <w:t>Use a tiny labelled dataset, explicit units and a named positive class. Stretch: require a baseline, held-out evaluation and subgroup or shifted-condition analysis with denominators.</w:t>
+      </w:r>
+    </w:p>
+    <w:p>
+      <w:pPr>
+        <w:spacing w:line="336" w:lineRule="auto" w:after="180"/>
+      </w:pPr>
+      <w:r>
+        <w:rPr>
+          <w:b w:val="0"/>
+        </w:rPr>
+        <w:t>Use lane drawings and movable object cards for touching versus outside; cover part of the drawing for review. Provide blank log headings without decisions.</w:t>
+      </w:r>
+    </w:p>
+    <w:p>
+      <w:pPr>
+        <w:spacing w:line="336" w:lineRule="auto" w:after="180"/>
+      </w:pPr>
+      <w:r>
+        <w:rPr>
+          <w:b w:val="0"/>
+        </w:rPr>
+        <w:t xml:space="preserve">Extension: construct two </w:t>
+      </w:r>
+      <w:r>
+        <w:rPr>
+          <w:b/>
+        </w:rPr>
+        <w:t>annotator</w:t>
+      </w:r>
+      <w:r>
+        <w:rPr>
+          <w:b w:val="0"/>
+        </w:rPr>
+        <w:t xml:space="preserve">s who agree perfectly while both break v1 and explain why the </w:t>
+      </w:r>
+      <w:r>
+        <w:rPr>
+          <w:b/>
+        </w:rPr>
         <w:t>agreement</w:t>
       </w:r>
       <w:r>
         <w:rPr>
           <w:b w:val="0"/>
         </w:rPr>
-        <w:t xml:space="preserve"> on wrong labels. Clarify spotting criteria, inspect disputed and agreed examples, use appropriate </w:t>
+        <w:t xml:space="preserve"> fraction does not reveal the error.</w:t>
+      </w:r>
+    </w:p>
+    <w:p>
+      <w:pPr>
+        <w:spacing w:line="336" w:lineRule="auto" w:after="180"/>
+      </w:pPr>
+      <w:r>
+        <w:rPr>
+          <w:b w:val="0"/>
+        </w:rPr>
+        <w:t>Require W4 counts 3/5 including review and 2/4 excluding review, all five v1 decisions, and an explicit subset limitation.</w:t>
+      </w:r>
+    </w:p>
+    <w:p>
+      <w:pPr>
+        <w:spacing w:line="336" w:lineRule="auto" w:after="180"/>
+      </w:pPr>
+      <w:r>
+        <w:rPr>
+          <w:b w:val="0"/>
+        </w:rPr>
+        <w:t>Fresh retry: U clear/clear with all objects outside a fully visible lane; V blocked/clear with an object touching the boundary; W blocked/blocked with an object inside; X review/blocked with part of the lane hidden.</w:t>
+      </w:r>
+    </w:p>
+    <w:p>
+      <w:pPr>
+        <w:spacing w:line="336" w:lineRule="auto" w:after="180"/>
+      </w:pPr>
+      <w:r>
+        <w:rPr>
+          <w:b w:val="0"/>
+        </w:rPr>
+        <w:t xml:space="preserve">Original </w:t>
       </w:r>
       <w:r>
         <w:rPr>
           <w:b/>
         </w:rPr>
-        <w:t>adjudication</w:t>
-      </w:r>
-      <w:r>
-        <w:rPr>
-          <w:b w:val="0"/>
-        </w:rPr>
-        <w:t xml:space="preserve"> and record ambiguity.</w:t>
-      </w:r>
-    </w:p>
-    <w:p>
-      <w:pPr>
-        <w:spacing w:line="336" w:lineRule="auto" w:after="180"/>
-        <w:shd w:fill="F1F6FC"/>
-      </w:pPr>
-      <w:r>
-        <w:rPr>
-          <w:b w:val="0"/>
-        </w:rPr>
-        <w:t xml:space="preserve">Do not treat majority </w:t>
+        <w:t>agreement</w:t>
+      </w:r>
+      <w:r>
+        <w:rPr>
+          <w:b w:val="0"/>
+        </w:rPr>
+        <w:t xml:space="preserve"> is 2/4 or 50 percent; excluding X gives 2/3 or about 66.7 percent. Reviewed v1 decisions are clear, blocked, blocked, review. Require </w:t>
       </w:r>
       <w:r>
         <w:rPr>
           <w:b/>
         </w:rPr>
-        <w:t>agreement</w:t>
-      </w:r>
-      <w:r>
-        <w:rPr>
-          <w:b w:val="0"/>
-        </w:rPr>
-        <w:t xml:space="preserve"> alone as ground truth.</w:t>
-      </w:r>
-    </w:p>
-    <w:p>
-      <w:pPr>
-        <w:pStyle w:val="Heading3"/>
-      </w:pPr>
-      <w:r>
-        <w:t>Explanations for the additional workbook examples</w:t>
-      </w:r>
-    </w:p>
-    <w:p>
-      <w:pPr>
-        <w:pStyle w:val="Heading3"/>
-      </w:pPr>
-      <w:r>
-        <w:t>W1 Use the boundary and review rules</w:t>
-      </w:r>
-    </w:p>
-    <w:p>
-      <w:pPr>
-        <w:pStyle w:val="Heading3"/>
-      </w:pPr>
-      <w:r>
-        <w:t>Workbook question · W1</w:t>
-      </w:r>
-    </w:p>
-    <w:p>
-      <w:pPr>
-        <w:spacing w:line="336" w:lineRule="auto" w:after="180"/>
-        <w:shd w:fill="F5F1FB"/>
-      </w:pPr>
-      <w:r>
-        <w:rPr>
-          <w:b w:val="0"/>
-        </w:rPr>
-        <w:t xml:space="preserve">Under rule v1, label a wheel touching the boundary, an object entirely outside a fully visible lane, and a partly hidden lane. Explain the </w:t>
-      </w:r>
-      <w:r>
-        <w:rPr>
-          <w:b/>
-        </w:rPr>
         <w:t>evidence</w:t>
       </w:r>
       <w:r>
         <w:rPr>
           <w:b w:val="0"/>
         </w:rPr>
-        <w:t xml:space="preserve"> for each.</w:t>
-      </w:r>
-    </w:p>
-    <w:p>
-      <w:pPr>
-        <w:pStyle w:val="Heading3"/>
-      </w:pPr>
-      <w:r>
-        <w:t>Teacher reasoning · W1</w:t>
-      </w:r>
-    </w:p>
-    <w:p>
-      <w:pPr>
-        <w:spacing w:line="336" w:lineRule="auto" w:after="180"/>
-        <w:shd w:fill="F1F6FC"/>
-      </w:pPr>
-      <w:r>
-        <w:rPr>
-          <w:b w:val="0"/>
-        </w:rPr>
-        <w:t>Touching is blocked. An object entirely outside is clear only when all objects are outside and the entire lane is visible.</w:t>
-      </w:r>
-    </w:p>
-    <w:p>
-      <w:pPr>
-        <w:spacing w:line="336" w:lineRule="auto" w:after="180"/>
-        <w:shd w:fill="F1F6FC"/>
-      </w:pPr>
-      <w:r>
-        <w:rPr>
-          <w:b w:val="0"/>
-        </w:rPr>
-        <w:t>A partly hidden lane requires review because clear cannot be established from the available description.</w:t>
-      </w:r>
-    </w:p>
-    <w:p>
-      <w:pPr>
-        <w:pStyle w:val="Heading3"/>
-      </w:pPr>
-      <w:r>
-        <w:t>W2 Interpret agreement</w:t>
-      </w:r>
-    </w:p>
-    <w:p>
-      <w:pPr>
-        <w:pStyle w:val="Heading3"/>
-      </w:pPr>
-      <w:r>
-        <w:t>Workbook question · W2</w:t>
-      </w:r>
-    </w:p>
-    <w:p>
-      <w:pPr>
-        <w:spacing w:line="336" w:lineRule="auto" w:after="180"/>
-        <w:shd w:fill="F5F1FB"/>
-      </w:pPr>
-      <w:r>
-        <w:rPr>
-          <w:b w:val="0"/>
-        </w:rPr>
-        <w:t xml:space="preserve">Explain the </w:t>
-      </w:r>
-      <w:r>
-        <w:rPr>
-          <w:b/>
-        </w:rPr>
-        <w:t>output</w:t>
-      </w:r>
-      <w:r>
-        <w:rPr>
-          <w:b w:val="0"/>
-        </w:rPr>
-        <w:t xml:space="preserve"> 2 4 for A through D. State the fraction and percent, whether review is included, and why this is not model accuracy.</w:t>
-      </w:r>
-    </w:p>
-    <w:p>
-      <w:pPr>
-        <w:pStyle w:val="Heading3"/>
-      </w:pPr>
-      <w:r>
-        <w:t>Teacher reasoning · W2</w:t>
-      </w:r>
-    </w:p>
-    <w:p>
-      <w:pPr>
-        <w:spacing w:line="336" w:lineRule="auto" w:after="180"/>
-        <w:shd w:fill="F1F6FC"/>
-      </w:pPr>
-      <w:r>
-        <w:rPr>
-          <w:b w:val="0"/>
-        </w:rPr>
-        <w:t xml:space="preserve">Two of four matched items have identical </w:t>
-      </w:r>
-      <w:r>
-        <w:rPr>
-          <w:b/>
-        </w:rPr>
-        <w:t>annotator</w:t>
-      </w:r>
-      <w:r>
-        <w:rPr>
-          <w:b w:val="0"/>
-        </w:rPr>
-        <w:t xml:space="preserve"> labels: 2/4 or 50 percent. Review is included in this exact comparison. Neither </w:t>
-      </w:r>
-      <w:r>
-        <w:rPr>
-          <w:b/>
-        </w:rPr>
-        <w:t>annotator</w:t>
-      </w:r>
-      <w:r>
-        <w:rPr>
-          <w:b w:val="0"/>
-        </w:rPr>
-        <w:t xml:space="preserve"> is established as a correct reference, and no model </w:t>
-      </w:r>
-      <w:r>
-        <w:rPr>
-          <w:b/>
-        </w:rPr>
-        <w:t>prediction</w:t>
-      </w:r>
-      <w:r>
-        <w:rPr>
-          <w:b w:val="0"/>
-        </w:rPr>
-        <w:t>s are being scored.</w:t>
-      </w:r>
-    </w:p>
-    <w:p>
-      <w:pPr>
-        <w:pStyle w:val="Heading3"/>
-      </w:pPr>
-      <w:r>
-        <w:t>W3 Write a decision log</w:t>
-      </w:r>
-    </w:p>
-    <w:p>
-      <w:pPr>
-        <w:pStyle w:val="Heading3"/>
-      </w:pPr>
-      <w:r>
-        <w:t>Workbook question · W3</w:t>
-      </w:r>
-    </w:p>
-    <w:p>
-      <w:pPr>
-        <w:spacing w:line="336" w:lineRule="auto" w:after="180"/>
-        <w:shd w:fill="F5F1FB"/>
-      </w:pPr>
-      <w:r>
-        <w:rPr>
-          <w:b w:val="0"/>
-        </w:rPr>
-        <w:t xml:space="preserve">For B and C, record original labels, visible </w:t>
-      </w:r>
-      <w:r>
-        <w:rPr>
-          <w:b/>
-        </w:rPr>
-        <w:t>evidence</w:t>
-      </w:r>
-      <w:r>
-        <w:rPr>
-          <w:b w:val="0"/>
-        </w:rPr>
-        <w:t>, rule version and reviewed decision. Explain why the original labels should remain available.</w:t>
-      </w:r>
-    </w:p>
-    <w:p>
-      <w:pPr>
-        <w:pStyle w:val="Heading3"/>
-      </w:pPr>
-      <w:r>
-        <w:t>Teacher reasoning · W3</w:t>
-      </w:r>
-    </w:p>
-    <w:p>
-      <w:pPr>
-        <w:spacing w:line="336" w:lineRule="auto" w:after="180"/>
-        <w:shd w:fill="F1F6FC"/>
-      </w:pPr>
-      <w:r>
-        <w:rPr>
-          <w:b w:val="0"/>
-        </w:rPr>
-        <w:t>B: clear/blocked, wheel touches boundary, v1, blocked. C: review/clear, partly hidden lane, v1, unresolved review. Record the reviewer as well.</w:t>
-      </w:r>
-    </w:p>
-    <w:p>
-      <w:pPr>
-        <w:spacing w:line="336" w:lineRule="auto" w:after="180"/>
-        <w:shd w:fill="F1F6FC"/>
-      </w:pPr>
-      <w:r>
-        <w:rPr>
-          <w:b w:val="0"/>
-        </w:rPr>
-        <w:t>Originals preserve the independent dis</w:t>
-      </w:r>
-      <w:r>
-        <w:rPr>
-          <w:b/>
-        </w:rPr>
-        <w:t>agreement</w:t>
-      </w:r>
-      <w:r>
-        <w:rPr>
-          <w:b w:val="0"/>
-        </w:rPr>
-        <w:t xml:space="preserve"> and let another person audit how a decision was made.</w:t>
-      </w:r>
-    </w:p>
-    <w:p>
-      <w:pPr>
-        <w:pStyle w:val="Heading3"/>
-      </w:pPr>
-      <w:r>
-        <w:t>W4 Apply the process independently</w:t>
-      </w:r>
-    </w:p>
-    <w:p>
-      <w:pPr>
-        <w:pStyle w:val="Heading3"/>
-      </w:pPr>
-      <w:r>
-        <w:t>Workbook question · W4</w:t>
-      </w:r>
-    </w:p>
-    <w:p>
-      <w:pPr>
-        <w:spacing w:line="336" w:lineRule="auto" w:after="180"/>
-        <w:shd w:fill="F5F1FB"/>
-      </w:pPr>
-      <w:r>
-        <w:rPr>
-          <w:b w:val="0"/>
-        </w:rPr>
-        <w:t>New pairs are P blocked/blocked, Q clear/blocked, R review/review, S clear/clear, T blocked/clear.</w:t>
-      </w:r>
-    </w:p>
-    <w:p>
-      <w:pPr>
-        <w:spacing w:line="336" w:lineRule="auto" w:after="180"/>
-        <w:shd w:fill="F5F1FB"/>
-      </w:pPr>
-      <w:r>
-        <w:rPr>
-          <w:b w:val="0"/>
-        </w:rPr>
-        <w:t xml:space="preserve">P has an object inside; Q touches the line; R is partly hidden; S has all objects outside a fully visible lane; T has an object inside. Count </w:t>
-      </w:r>
-      <w:r>
-        <w:rPr>
-          <w:b/>
-        </w:rPr>
-        <w:t>agreement</w:t>
-      </w:r>
-      <w:r>
-        <w:rPr>
-          <w:b w:val="0"/>
-        </w:rPr>
-        <w:t xml:space="preserve"> including review. Apply v1 to all five.</w:t>
-      </w:r>
-    </w:p>
-    <w:p>
-      <w:pPr>
-        <w:spacing w:line="336" w:lineRule="auto" w:after="180"/>
-        <w:shd w:fill="F5F1FB"/>
-      </w:pPr>
-      <w:r>
-        <w:rPr>
-          <w:b w:val="0"/>
-        </w:rPr>
-        <w:t xml:space="preserve">Then report </w:t>
-      </w:r>
-      <w:r>
-        <w:rPr>
-          <w:b/>
-        </w:rPr>
-        <w:t>agreement</w:t>
-      </w:r>
-      <w:r>
-        <w:rPr>
-          <w:b w:val="0"/>
-        </w:rPr>
-        <w:t xml:space="preserve"> on the original pairs excluding any review status, with its denominator and limitation.</w:t>
-      </w:r>
-    </w:p>
-    <w:p>
-      <w:pPr>
-        <w:pStyle w:val="Heading3"/>
-      </w:pPr>
-      <w:r>
-        <w:t>Teacher reasoning · W4</w:t>
-      </w:r>
-    </w:p>
-    <w:p>
-      <w:pPr>
-        <w:spacing w:line="336" w:lineRule="auto" w:after="180"/>
-        <w:shd w:fill="F1F6FC"/>
-      </w:pPr>
-      <w:r>
-        <w:rPr>
-          <w:b w:val="0"/>
-        </w:rPr>
-        <w:t>Three of five pairs match, or 60 percent. Reviewed results are P blocked, Q blocked, R review, S clear, T blocked. Excluding R leaves two matches among four pairs, or 50 percent.</w:t>
-      </w:r>
-    </w:p>
-    <w:p>
-      <w:pPr>
-        <w:spacing w:line="336" w:lineRule="auto" w:after="180"/>
-        <w:shd w:fill="F1F6FC"/>
-      </w:pPr>
-      <w:r>
-        <w:rPr>
-          <w:b w:val="0"/>
-        </w:rPr>
-        <w:t>The subset omits the uncertain case and does not establish correctness or general reliability. Preserve original labels separately from reviewed decisions.</w:t>
-      </w:r>
-    </w:p>
-    <w:p>
-      <w:pPr>
-        <w:pStyle w:val="Heading3"/>
-      </w:pPr>
-      <w:r>
-        <w:t>W5 Draft and test a label rule</w:t>
-      </w:r>
-    </w:p>
-    <w:p>
-      <w:pPr>
-        <w:pStyle w:val="Heading3"/>
-      </w:pPr>
-      <w:r>
-        <w:t>Workbook question · W5</w:t>
-      </w:r>
-    </w:p>
-    <w:p>
-      <w:pPr>
-        <w:spacing w:line="336" w:lineRule="auto" w:after="180"/>
-        <w:shd w:fill="F5F1FB"/>
-      </w:pPr>
-      <w:r>
-        <w:rPr>
-          <w:b w:val="0"/>
-        </w:rPr>
-        <w:t>Write a short v1 labeling instruction covering blocked, clear, the touching boundary and review. Add one boundary example. Explain why three people voting clear cannot settle a hidden lane.</w:t>
-      </w:r>
-    </w:p>
-    <w:p>
-      <w:pPr>
-        <w:pStyle w:val="Heading3"/>
-      </w:pPr>
-      <w:r>
-        <w:t>Teacher reasoning · W5</w:t>
-      </w:r>
-    </w:p>
-    <w:p>
-      <w:pPr>
-        <w:spacing w:line="336" w:lineRule="auto" w:after="180"/>
-        <w:shd w:fill="F1F6FC"/>
-      </w:pPr>
-      <w:r>
-        <w:rPr>
-          <w:b w:val="0"/>
-        </w:rPr>
-        <w:t>A suitable instruction specifies the marked lane: inside or touching either boundary means blocked; clear requires all objects outside and full visibility; insufficient position or visibility means review.</w:t>
-      </w:r>
-    </w:p>
-    <w:p>
-      <w:pPr>
-        <w:spacing w:line="336" w:lineRule="auto" w:after="180"/>
-        <w:shd w:fill="F1F6FC"/>
-      </w:pPr>
-      <w:r>
-        <w:rPr>
-          <w:b w:val="0"/>
-        </w:rPr>
-        <w:t xml:space="preserve">A wheel touching the line is blocked. Votes supply no missing visual </w:t>
-      </w:r>
-      <w:r>
-        <w:rPr>
-          <w:b/>
-        </w:rPr>
-        <w:t>evidence</w:t>
-      </w:r>
-      <w:r>
-        <w:rPr>
-          <w:b w:val="0"/>
-        </w:rPr>
-        <w:t>, so a hidden lane remains review under v1.</w:t>
-      </w:r>
-    </w:p>
-    <w:p>
-      <w:pPr>
-        <w:pStyle w:val="Heading3"/>
-      </w:pPr>
-      <w:r>
-        <w:t>Assess independent transfer</w:t>
-      </w:r>
-    </w:p>
-    <w:p>
-      <w:pPr>
-        <w:pStyle w:val="Heading3"/>
-      </w:pPr>
-      <w:r>
-        <w:t>Independent question · withhold the key</w:t>
-      </w:r>
-    </w:p>
-    <w:p>
-      <w:pPr>
-        <w:spacing w:line="336" w:lineRule="auto" w:after="180"/>
-        <w:shd w:fill="F5F1FB"/>
-      </w:pPr>
-      <w:r>
-        <w:rPr>
-          <w:b w:val="0"/>
-        </w:rPr>
-        <w:t>Selected case: New pairs are P blocked/blocked, Q clear/blocked, R review/review, S clear/clear, T blocked/clear.</w:t>
-      </w:r>
-    </w:p>
-    <w:p>
-      <w:pPr>
-        <w:spacing w:line="336" w:lineRule="auto" w:after="180"/>
-        <w:shd w:fill="F5F1FB"/>
-      </w:pPr>
-      <w:r>
-        <w:rPr>
-          <w:b w:val="0"/>
-        </w:rPr>
-        <w:t xml:space="preserve">P has an object inside; Q touches the line; R is partly hidden; S has all objects outside a fully visible lane; T has an object inside. Count </w:t>
-      </w:r>
-      <w:r>
-        <w:rPr>
-          <w:b/>
-        </w:rPr>
-        <w:t>agreement</w:t>
-      </w:r>
-      <w:r>
-        <w:rPr>
-          <w:b w:val="0"/>
-        </w:rPr>
-        <w:t xml:space="preserve"> including review. Apply v1 to all five.</w:t>
-      </w:r>
-    </w:p>
-    <w:p>
-      <w:pPr>
-        <w:spacing w:line="336" w:lineRule="auto" w:after="180"/>
-        <w:shd w:fill="F5F1FB"/>
-      </w:pPr>
-      <w:r>
-        <w:rPr>
-          <w:b w:val="0"/>
-        </w:rPr>
-        <w:t xml:space="preserve">Then report </w:t>
-      </w:r>
-      <w:r>
-        <w:rPr>
-          <w:b/>
-        </w:rPr>
-        <w:t>agreement</w:t>
-      </w:r>
-      <w:r>
-        <w:rPr>
-          <w:b w:val="0"/>
-        </w:rPr>
-        <w:t xml:space="preserve"> on the original pairs excluding any review status, with its denominator and limitation.</w:t>
-      </w:r>
-    </w:p>
-    <w:p>
-      <w:pPr>
-        <w:pStyle w:val="Heading3"/>
-      </w:pPr>
-      <w:r>
-        <w:t>Selected case answer</w:t>
-      </w:r>
-    </w:p>
-    <w:p>
-      <w:pPr>
-        <w:pStyle w:val="Heading3"/>
-      </w:pPr>
-      <w:r>
-        <w:t>Teacher key · Selected case answer</w:t>
-      </w:r>
-    </w:p>
-    <w:p>
-      <w:pPr>
-        <w:spacing w:line="336" w:lineRule="auto" w:after="180"/>
-        <w:shd w:fill="F1F6FC"/>
-      </w:pPr>
-      <w:r>
-        <w:rPr>
-          <w:b w:val="0"/>
-        </w:rPr>
-        <w:t>Three of five pairs match, or 60 percent. Reviewed results are P blocked, Q blocked, R review, S clear, T blocked. Excluding R leaves two matches among four pairs, or 50 percent.</w:t>
-      </w:r>
-    </w:p>
-    <w:p>
-      <w:pPr>
-        <w:spacing w:line="336" w:lineRule="auto" w:after="180"/>
-        <w:shd w:fill="F1F6FC"/>
-      </w:pPr>
-      <w:r>
-        <w:rPr>
-          <w:b w:val="0"/>
-        </w:rPr>
-        <w:t>The subset omits the uncertain case and does not establish correctness or general reliability. Preserve original labels separately from reviewed decisions.</w:t>
-      </w:r>
-    </w:p>
-    <w:tbl>
-      <w:tblPr>
-        <w:tblStyle w:val="LightShading-Accent1"/>
-        <w:tblW w:type="auto" w:w="0"/>
-        <w:tblLook w:firstColumn="1" w:firstRow="1" w:lastColumn="0" w:lastRow="0" w:noHBand="0" w:noVBand="1" w:val="04A0"/>
-      </w:tblPr>
-      <w:tblGrid>
-        <w:gridCol w:w="5112"/>
-        <w:gridCol w:w="5112"/>
-      </w:tblGrid>
-      <w:tr>
-        <w:trPr>
-          <w:tblHeader/>
-        </w:trPr>
-        <w:tc>
-          <w:tcPr>
-            <w:tcW w:type="dxa" w:w="5112"/>
-          </w:tcPr>
-          <w:p>
-            <w:r>
-              <w:t>Dimension</w:t>
-            </w:r>
-          </w:p>
-        </w:tc>
-        <w:tc>
-          <w:tcPr>
-            <w:tcW w:type="dxa" w:w="5112"/>
-          </w:tcPr>
-          <w:p>
-            <w:r>
-              <w:t>Evidence required</w:t>
-            </w:r>
-          </w:p>
-        </w:tc>
-      </w:tr>
-      <w:tr>
-        <w:tc>
-          <w:tcPr>
-            <w:tcW w:type="dxa" w:w="5112"/>
-          </w:tcPr>
-          <w:p>
-            <w:r>
-              <w:t>Explanation</w:t>
-            </w:r>
-          </w:p>
-        </w:tc>
-        <w:tc>
-          <w:tcPr>
-            <w:tcW w:type="dxa" w:w="5112"/>
-          </w:tcPr>
-          <w:p>
-            <w:r>
-              <w:t>Names the applicable idea or procedure and ties it to the supplied facts.</w:t>
-            </w:r>
-          </w:p>
-        </w:tc>
-      </w:tr>
-      <w:tr>
-        <w:tc>
-          <w:tcPr>
-            <w:tcW w:type="dxa" w:w="5112"/>
-          </w:tcPr>
-          <w:p>
-            <w:r>
-              <w:t>Trace and result</w:t>
-            </w:r>
-          </w:p>
-        </w:tc>
-        <w:tc>
-          <w:tcPr>
-            <w:tcW w:type="dxa" w:w="5112"/>
-          </w:tcPr>
-          <w:p>
-            <w:r>
-              <w:t>Preserves the given inputs and shows the relevant intermediate steps; distinguishes a prediction from an observed execution.</w:t>
-            </w:r>
-          </w:p>
-        </w:tc>
-      </w:tr>
-      <w:tr>
-        <w:tc>
-          <w:tcPr>
-            <w:tcW w:type="dxa" w:w="5112"/>
-          </w:tcPr>
-          <w:p>
-            <w:r>
-              <w:t>Limits</w:t>
-            </w:r>
-          </w:p>
-        </w:tc>
-        <w:tc>
-          <w:tcPr>
-            <w:tcW w:type="dxa" w:w="5112"/>
-          </w:tcPr>
-          <w:p>
-            <w:r>
-              <w:t>States the assumptions, missing evidence or conditions under which the result would change.</w:t>
-            </w:r>
-          </w:p>
-        </w:tc>
-      </w:tr>
-    </w:tbl>
-    <w:p>
-      <w:pPr>
-        <w:pStyle w:val="Heading3"/>
-      </w:pPr>
-      <w:r>
-        <w:t>Teacher key · Selected case answer</w:t>
-      </w:r>
-    </w:p>
-    <w:p>
-      <w:pPr>
-        <w:spacing w:line="336" w:lineRule="auto" w:after="180"/>
-        <w:shd w:fill="F1F6FC"/>
-      </w:pPr>
-      <w:r>
-        <w:rPr>
-          <w:b w:val="0"/>
-        </w:rPr>
-        <w:t>Record each dimension as not yet, with support, or independent. Accept a valid alternative procedure with a defensible trace.</w:t>
-      </w:r>
-    </w:p>
-    <w:p>
-      <w:pPr>
-        <w:spacing w:line="336" w:lineRule="auto" w:after="180"/>
-        <w:shd w:fill="F1F6FC"/>
-      </w:pPr>
-      <w:r>
-        <w:rPr>
-          <w:b w:val="0"/>
-        </w:rPr>
-        <w:t xml:space="preserve">Do not penalise an honestly recorded model failure if the learner correctly explains its </w:t>
-      </w:r>
-      <w:r>
-        <w:rPr>
-          <w:b/>
-        </w:rPr>
-        <w:t>evidence</w:t>
-      </w:r>
-      <w:r>
-        <w:rPr>
-          <w:b w:val="0"/>
-        </w:rPr>
-        <w:t xml:space="preserve"> and limits.</w:t>
-      </w:r>
-    </w:p>
-    <w:p>
-      <w:pPr>
-        <w:pStyle w:val="Heading3"/>
-      </w:pPr>
-      <w:r>
-        <w:t>Feedback that the learner uses</w:t>
-      </w:r>
-    </w:p>
-    <w:p>
-      <w:pPr>
-        <w:spacing w:line="336" w:lineRule="auto" w:after="180"/>
-      </w:pPr>
-      <w:r>
-        <w:rPr>
-          <w:b w:val="0"/>
-        </w:rPr>
-        <w:t>Name the earliest unsupported step and give one action to repair it. Have the learner make that repair now and explain why. Then assess the relevant skill on a fresh, fully specified case.</w:t>
-      </w:r>
-    </w:p>
-    <w:p>
-      <w:pPr>
-        <w:spacing w:line="336" w:lineRule="auto" w:after="180"/>
-      </w:pPr>
-      <w:r>
-        <w:rPr>
-          <w:b w:val="0"/>
-        </w:rPr>
-        <w:t>Confirm it was not previously practised with feedback; solve and check the new case before assigning it. A follow-up design prompt is a starting brief, not automatically an equivalent test.</w:t>
-      </w:r>
-    </w:p>
-    <w:p>
-      <w:pPr>
-        <w:pStyle w:val="Heading1"/>
-      </w:pPr>
-      <w:r>
-        <w:t>06. Connect and extend learning</w:t>
-      </w:r>
-    </w:p>
-    <w:p>
-      <w:r>
-        <w:t>Connect Label Quality to Responsible Plant Classifier, adapt support and plan a later changed-case check.</w:t>
-      </w:r>
-    </w:p>
-    <w:p>
-      <w:pPr>
-        <w:pStyle w:val="Heading3"/>
-      </w:pPr>
-      <w:r>
-        <w:t>Responsible Plant Classifier</w:t>
-      </w:r>
-    </w:p>
-    <w:p>
-      <w:pPr>
-        <w:spacing w:line="336" w:lineRule="auto" w:after="180"/>
-      </w:pPr>
-      <w:r>
-        <w:rPr>
-          <w:b w:val="0"/>
-        </w:rPr>
-        <w:t>Write the Plant Classifier label guide with positive, negative, borderline, and not-labelable examples.</w:t>
-      </w:r>
-    </w:p>
-    <w:p>
-      <w:pPr>
-        <w:spacing w:line="336" w:lineRule="auto" w:after="180"/>
-      </w:pPr>
-      <w:r>
-        <w:rPr>
-          <w:b w:val="0"/>
-        </w:rPr>
-        <w:t xml:space="preserve">Keep the decision, </w:t>
-      </w:r>
-      <w:r>
-        <w:rPr>
-          <w:b/>
-        </w:rPr>
-        <w:t>input</w:t>
-      </w:r>
-      <w:r>
-        <w:rPr>
-          <w:b w:val="0"/>
-        </w:rPr>
-        <w:t xml:space="preserve">, result, explanation and remaining limitation in the project </w:t>
-      </w:r>
-      <w:r>
-        <w:rPr>
-          <w:b/>
-        </w:rPr>
-        <w:t>evidence</w:t>
-      </w:r>
-      <w:r>
-        <w:rPr>
-          <w:b w:val="0"/>
-        </w:rPr>
-        <w:t xml:space="preserve"> record. Retrieve this record next week rather than restarting the project.</w:t>
-      </w:r>
-    </w:p>
-    <w:p>
-      <w:pPr>
-        <w:pStyle w:val="Heading3"/>
-      </w:pPr>
-      <w:r>
-        <w:t>Support and stretch</w:t>
-      </w:r>
-    </w:p>
-    <w:p>
-      <w:pPr>
-        <w:spacing w:line="336" w:lineRule="auto" w:after="180"/>
-      </w:pPr>
-      <w:r>
-        <w:rPr>
-          <w:b w:val="0"/>
-        </w:rPr>
-        <w:t>Use a tiny labelled dataset, explicit units and a named positive class. Stretch: require a baseline, held-out evaluation and subgroup or shifted-condition analysis with denominators.</w:t>
-      </w:r>
-    </w:p>
-    <w:p>
-      <w:pPr>
-        <w:pStyle w:val="Heading3"/>
-      </w:pPr>
-      <w:r>
-        <w:t>Exit reflection</w:t>
-      </w:r>
-    </w:p>
-    <w:p>
-      <w:pPr>
-        <w:spacing w:line="336" w:lineRule="auto" w:after="180"/>
-      </w:pPr>
-      <w:r>
-        <w:rPr>
-          <w:b w:val="0"/>
-        </w:rPr>
-        <w:t xml:space="preserve">Ask for one decision the learner can now justify and one situation requiring more </w:t>
-      </w:r>
-      <w:r>
-        <w:rPr>
-          <w:b/>
-        </w:rPr>
-        <w:t>evidence</w:t>
-      </w:r>
-      <w:r>
-        <w:rPr>
-          <w:b w:val="0"/>
-        </w:rPr>
-        <w:t xml:space="preserve"> or human review. Confidence ratings are separate from correct independent performance.</w:t>
-      </w:r>
-    </w:p>
-    <w:p>
-      <w:pPr>
-        <w:pStyle w:val="Heading3"/>
-      </w:pPr>
-      <w:r>
-        <w:t>Bridge to the next week</w:t>
-      </w:r>
-    </w:p>
-    <w:p>
-      <w:pPr>
-        <w:spacing w:line="336" w:lineRule="auto" w:after="180"/>
-      </w:pPr>
-      <w:r>
-        <w:rPr>
-          <w:b w:val="0"/>
-        </w:rPr>
-        <w:t xml:space="preserve">Next: Week 7: Sampling and Intended Use. Retrieve today’s </w:t>
-      </w:r>
-      <w:r>
-        <w:rPr>
-          <w:b/>
-        </w:rPr>
-        <w:t>evidence</w:t>
-      </w:r>
-      <w:r>
-        <w:rPr>
-          <w:b w:val="0"/>
-        </w:rPr>
-        <w:t xml:space="preserve"> and identify what carries forward and what is new.</w:t>
-      </w:r>
-    </w:p>
-    <w:p>
-      <w:pPr>
-        <w:pStyle w:val="Heading3"/>
-      </w:pPr>
-      <w:r>
-        <w:t>Support and fresh reassessment</w:t>
-      </w:r>
-    </w:p>
-    <w:p>
-      <w:pPr>
-        <w:spacing w:line="336" w:lineRule="auto" w:after="180"/>
-      </w:pPr>
-      <w:r>
-        <w:rPr>
-          <w:b w:val="0"/>
-        </w:rPr>
-        <w:t>Use lane drawings and movable object cards for touching versus outside; cover part of the drawing for review. Provide blank log headings without decisions.</w:t>
-      </w:r>
-    </w:p>
-    <w:p>
-      <w:pPr>
-        <w:spacing w:line="336" w:lineRule="auto" w:after="180"/>
-      </w:pPr>
-      <w:r>
-        <w:rPr>
-          <w:b w:val="0"/>
-        </w:rPr>
-        <w:t xml:space="preserve">Extension: construct two </w:t>
-      </w:r>
-      <w:r>
-        <w:rPr>
-          <w:b/>
-        </w:rPr>
-        <w:t>annotator</w:t>
-      </w:r>
-      <w:r>
-        <w:rPr>
-          <w:b w:val="0"/>
-        </w:rPr>
-        <w:t xml:space="preserve">s who agree perfectly while both break v1 and explain why the </w:t>
-      </w:r>
-      <w:r>
-        <w:rPr>
-          <w:b/>
-        </w:rPr>
-        <w:t>agreement</w:t>
-      </w:r>
-      <w:r>
-        <w:rPr>
-          <w:b w:val="0"/>
-        </w:rPr>
-        <w:t xml:space="preserve"> fraction does not reveal the error.</w:t>
-      </w:r>
-    </w:p>
-    <w:p>
-      <w:pPr>
-        <w:spacing w:line="336" w:lineRule="auto" w:after="180"/>
-      </w:pPr>
-      <w:r>
-        <w:rPr>
-          <w:b w:val="0"/>
-        </w:rPr>
-        <w:t>Require W4 counts 3/5 including review and 2/4 excluding review, all five v1 decisions, and an explicit subset limitation.</w:t>
-      </w:r>
-    </w:p>
-    <w:p>
-      <w:pPr>
-        <w:spacing w:line="336" w:lineRule="auto" w:after="180"/>
-      </w:pPr>
-      <w:r>
-        <w:rPr>
-          <w:b w:val="0"/>
-        </w:rPr>
-        <w:t>Fresh retry: U clear/clear with all objects outside a fully visible lane; V blocked/clear with an object touching the boundary; W blocked/blocked with an object inside; X review/blocked with part of the lane hidden.</w:t>
-      </w:r>
-    </w:p>
-    <w:p>
-      <w:pPr>
-        <w:spacing w:line="336" w:lineRule="auto" w:after="180"/>
-      </w:pPr>
-      <w:r>
-        <w:rPr>
-          <w:b w:val="0"/>
-        </w:rPr>
-        <w:t xml:space="preserve">Original </w:t>
-      </w:r>
-      <w:r>
-        <w:rPr>
-          <w:b/>
-        </w:rPr>
-        <w:t>agreement</w:t>
-      </w:r>
-      <w:r>
-        <w:rPr>
-          <w:b w:val="0"/>
-        </w:rPr>
-        <w:t xml:space="preserve"> is 2/4 or 50 percent; excluding X gives 2/3 or about 66.7 percent. Reviewed v1 decisions are clear, blocked, blocked, review. Require </w:t>
-      </w:r>
-      <w:r>
-        <w:rPr>
-          <w:b/>
-        </w:rPr>
-        <w:t>evidence</w:t>
-      </w:r>
-      <w:r>
-        <w:rPr>
-          <w:b w:val="0"/>
-        </w:rPr>
         <w:t xml:space="preserve"> for V and X before accepting the retry.</w:t>
       </w:r>
     </w:p>
     <w:p>
       <w:pPr>
-        <w:spacing w:line="336" w:lineRule="auto" w:after="180"/>
-      </w:pPr>
-      <w:r>
-        <w:rPr>
-          <w:b w:val="0"/>
-        </w:rPr>
-        <w:t>Week 6 covers splits and related examples. Carry forward item IDs, rule versions, original labels and review status so that related cases and labeling decisions remain traceable.</w:t>
-      </w:r>
-    </w:p>
-    <w:p>
-      <w:pPr>
-        <w:pStyle w:val="Heading3"/>
-      </w:pPr>
-      <w:r>
-        <w:t>Plan the delayed return</w:t>
+        <w:pStyle w:val="Heading2"/>
+      </w:pPr>
+      <w:r>
+        <w:t>Delayed return</w:t>
       </w:r>
     </w:p>
     <w:p>
@@ -5913,71 +5884,176 @@
     </w:p>
     <w:p>
       <w:pPr>
+        <w:pStyle w:val="Heading2"/>
+      </w:pPr>
+      <w:r>
+        <w:t>Bridge and reflection</w:t>
+      </w:r>
+    </w:p>
+    <w:p>
+      <w:pPr>
+        <w:spacing w:line="336" w:lineRule="auto" w:after="180"/>
+      </w:pPr>
+      <w:r>
+        <w:rPr>
+          <w:b w:val="0"/>
+        </w:rPr>
+        <w:t xml:space="preserve">Ask for one decision the learner can now justify and one situation requiring more </w:t>
+      </w:r>
+      <w:r>
+        <w:rPr>
+          <w:b/>
+        </w:rPr>
+        <w:t>evidence</w:t>
+      </w:r>
+      <w:r>
+        <w:rPr>
+          <w:b w:val="0"/>
+        </w:rPr>
+        <w:t xml:space="preserve"> or human review. Confidence ratings are separate from correct independent performance.</w:t>
+      </w:r>
+    </w:p>
+    <w:p>
+      <w:pPr>
+        <w:spacing w:line="336" w:lineRule="auto" w:after="180"/>
+      </w:pPr>
+      <w:r>
+        <w:rPr>
+          <w:b w:val="0"/>
+        </w:rPr>
+        <w:t xml:space="preserve">Next: Week 7: Sampling and Intended Use. Retrieve today’s </w:t>
+      </w:r>
+      <w:r>
+        <w:rPr>
+          <w:b/>
+        </w:rPr>
+        <w:t>evidence</w:t>
+      </w:r>
+      <w:r>
+        <w:rPr>
+          <w:b w:val="0"/>
+        </w:rPr>
+        <w:t xml:space="preserve"> and identify what carries forward and what is new.</w:t>
+      </w:r>
+    </w:p>
+    <w:p>
+      <w:pPr>
+        <w:spacing w:line="336" w:lineRule="auto" w:after="180"/>
+      </w:pPr>
+      <w:r>
+        <w:rPr>
+          <w:b w:val="0"/>
+        </w:rPr>
+        <w:t>Next is Week 7: Sampling and Intended Use. Carry forward item IDs, rule versions, original labels and review status so the source and covered conditions remain traceable; related-example split design is covered later.</w:t>
+      </w:r>
+    </w:p>
+    <w:p>
+      <w:pPr>
+        <w:pStyle w:val="Heading2"/>
+      </w:pPr>
+      <w:r>
+        <w:t>Earlier wording, alternatives and picture transcripts · reference / check after trying</w:t>
+      </w:r>
+    </w:p>
+    <w:p>
+      <w:pPr>
+        <w:spacing w:line="336" w:lineRule="auto" w:after="180"/>
+      </w:pPr>
+      <w:r>
+        <w:rPr>
+          <w:b w:val="0"/>
+        </w:rPr>
+        <w:t>Connect and extend learning</w:t>
+      </w:r>
+    </w:p>
+    <w:p>
+      <w:pPr>
         <w:pStyle w:val="Heading3"/>
       </w:pPr>
       <w:r>
+        <w:t>Responsible Plant Classifier</w:t>
+      </w:r>
+    </w:p>
+    <w:p>
+      <w:pPr>
+        <w:pStyle w:val="Heading3"/>
+      </w:pPr>
+      <w:r>
+        <w:t>Support and stretch</w:t>
+      </w:r>
+    </w:p>
+    <w:p>
+      <w:pPr>
+        <w:pStyle w:val="Heading3"/>
+      </w:pPr>
+      <w:r>
+        <w:t>Exit reflection</w:t>
+      </w:r>
+    </w:p>
+    <w:p>
+      <w:pPr>
+        <w:pStyle w:val="Heading3"/>
+      </w:pPr>
+      <w:r>
+        <w:t>Bridge to the next week</w:t>
+      </w:r>
+    </w:p>
+    <w:p>
+      <w:pPr>
+        <w:pStyle w:val="Heading3"/>
+      </w:pPr>
+      <w:r>
+        <w:t>Support and fresh reassessment</w:t>
+      </w:r>
+    </w:p>
+    <w:p>
+      <w:pPr>
+        <w:pStyle w:val="Heading3"/>
+      </w:pPr>
+      <w:r>
+        <w:t>Plan the delayed return</w:t>
+      </w:r>
+    </w:p>
+    <w:p>
+      <w:pPr>
+        <w:pStyle w:val="Heading3"/>
+      </w:pPr>
+      <w:r>
         <w:t>Project evidence from this case</w:t>
       </w:r>
     </w:p>
     <w:p>
       <w:pPr>
+        <w:pStyle w:val="Heading1"/>
+      </w:pPr>
+      <w:r>
+        <w:t>Reference bank and extra practice</w:t>
+      </w:r>
+    </w:p>
+    <w:p>
+      <w:pPr>
+        <w:pStyle w:val="Heading1"/>
+      </w:pPr>
+      <w:r>
+        <w:t>07. Reference · Alternative planning checklist</w:t>
+      </w:r>
+    </w:p>
+    <w:p>
+      <w:r>
+        <w:t>Use alongside the main route without repeating the whole cycle.</w:t>
+      </w:r>
+    </w:p>
+    <w:p>
+      <w:pPr>
+        <w:pStyle w:val="Heading2"/>
+      </w:pPr>
+      <w:r>
+        <w:t>Planning and assessment reference</w:t>
+      </w:r>
+    </w:p>
+    <w:p>
+      <w:pPr>
         <w:spacing w:line="336" w:lineRule="auto" w:after="180"/>
-      </w:pPr>
-      <w:r>
-        <w:rPr>
-          <w:b w:val="0"/>
-        </w:rPr>
-        <w:t xml:space="preserve">For your Responsible Plant Classifier, save the </w:t>
-      </w:r>
-      <w:r>
-        <w:rPr>
-          <w:b/>
-        </w:rPr>
-        <w:t>input</w:t>
-      </w:r>
-      <w:r>
-        <w:rPr>
-          <w:b w:val="0"/>
-        </w:rPr>
-        <w:t>, procedure, observed result and limitation of this check.</w:t>
-      </w:r>
-    </w:p>
-    <w:p>
-      <w:pPr>
-        <w:spacing w:line="336" w:lineRule="auto" w:after="180"/>
-      </w:pPr>
-      <w:r>
-        <w:rPr>
-          <w:b w:val="0"/>
-        </w:rPr>
-        <w:t>Label this worked example as practice; use a different, previously unreviewed case when checking independent understanding.</w:t>
-      </w:r>
-    </w:p>
-    <w:p>
-      <w:pPr>
-        <w:pStyle w:val="Heading1"/>
-      </w:pPr>
-      <w:r>
-        <w:t>07. Prepare, teach and assess</w:t>
-      </w:r>
-    </w:p>
-    <w:p>
-      <w:r>
-        <w:t>Use this preparation summary alongside the detailed Label Quality lesson; it is a checklist rather than a replacement for the full sequence.</w:t>
-      </w:r>
-    </w:p>
-    <w:p>
-      <w:pPr>
-        <w:pStyle w:val="Heading3"/>
-      </w:pPr>
-      <w:r>
-        <w:t>Teaching target</w:t>
-      </w:r>
-    </w:p>
-    <w:p>
-      <w:pPr>
-        <w:spacing w:line="336" w:lineRule="auto" w:after="180"/>
-        <w:shd w:fill="EDF7F3"/>
       </w:pPr>
       <w:r>
         <w:rPr>
@@ -6189,16 +6265,7 @@
     </w:p>
     <w:p>
       <w:pPr>
-        <w:pStyle w:val="Heading3"/>
-      </w:pPr>
-      <w:r>
-        <w:t>Supported practice answer</w:t>
-      </w:r>
-    </w:p>
-    <w:p>
-      <w:pPr>
         <w:spacing w:line="336" w:lineRule="auto" w:after="180"/>
-        <w:shd w:fill="F1F6FC"/>
       </w:pPr>
       <w:r>
         <w:rPr>
@@ -6222,7 +6289,6 @@
     <w:p>
       <w:pPr>
         <w:spacing w:line="336" w:lineRule="auto" w:after="180"/>
-        <w:shd w:fill="F1F6FC"/>
       </w:pPr>
       <w:r>
         <w:rPr>
@@ -6303,16 +6369,7 @@
     </w:p>
     <w:p>
       <w:pPr>
-        <w:pStyle w:val="Heading3"/>
-      </w:pPr>
-      <w:r>
-        <w:t>Repair the misconception</w:t>
-      </w:r>
-    </w:p>
-    <w:p>
-      <w:pPr>
         <w:spacing w:line="336" w:lineRule="auto" w:after="180"/>
-        <w:shd w:fill="FFF5E6"/>
       </w:pPr>
       <w:r>
         <w:rPr>
@@ -6359,16 +6416,7 @@
     </w:p>
     <w:p>
       <w:pPr>
-        <w:pStyle w:val="Heading3"/>
-      </w:pPr>
-      <w:r>
-        <w:t>Support without giving away the answer</w:t>
-      </w:r>
-    </w:p>
-    <w:p>
-      <w:pPr>
         <w:spacing w:line="336" w:lineRule="auto" w:after="180"/>
-        <w:shd w:fill="F1F6F8"/>
       </w:pPr>
       <w:r>
         <w:rPr>
@@ -6391,16 +6439,7 @@
     </w:p>
     <w:p>
       <w:pPr>
-        <w:pStyle w:val="Heading3"/>
-      </w:pPr>
-      <w:r>
-        <w:t>Extend the reasoning</w:t>
-      </w:r>
-    </w:p>
-    <w:p>
-      <w:pPr>
         <w:spacing w:line="336" w:lineRule="auto" w:after="180"/>
-        <w:shd w:fill="F5F1FB"/>
       </w:pPr>
       <w:r>
         <w:rPr>
@@ -6436,7 +6475,6 @@
     <w:p>
       <w:pPr>
         <w:spacing w:line="336" w:lineRule="auto" w:after="180"/>
-        <w:shd w:fill="F5F1FB"/>
       </w:pPr>
       <w:r>
         <w:rPr>
@@ -6459,16 +6497,7 @@
     </w:p>
     <w:p>
       <w:pPr>
-        <w:pStyle w:val="Heading3"/>
-      </w:pPr>
-      <w:r>
-        <w:t>Protect the independent attempt</w:t>
-      </w:r>
-    </w:p>
-    <w:p>
-      <w:pPr>
         <w:spacing w:line="336" w:lineRule="auto" w:after="180"/>
-        <w:shd w:fill="FFF5E6"/>
       </w:pPr>
       <w:r>
         <w:rPr>
@@ -6663,16 +6692,7 @@
     </w:tbl>
     <w:p>
       <w:pPr>
-        <w:pStyle w:val="Heading3"/>
-      </w:pPr>
-      <w:r>
-        <w:t>Project checkpoint</w:t>
-      </w:r>
-    </w:p>
-    <w:p>
-      <w:pPr>
         <w:spacing w:line="336" w:lineRule="auto" w:after="180"/>
-        <w:shd w:fill="EDF7F3"/>
       </w:pPr>
       <w:r>
         <w:rPr>
@@ -6721,12 +6741,20 @@
         <w:pStyle w:val="Heading1"/>
       </w:pPr>
       <w:r>
-        <w:t>08. Use feedback, labs and repair paths</w:t>
-      </w:r>
-    </w:p>
-    <w:p>
-      <w:r>
-        <w:t>Use feedback, earlier review and portfolios purposefully. Apply the coding routine only when this lesson has an executable lab.</w:t>
+        <w:t>08. Reference · Feedback and evidence records</w:t>
+      </w:r>
+    </w:p>
+    <w:p>
+      <w:r>
+        <w:t>Keep supported rehearsal separate from independent performance.</w:t>
+      </w:r>
+    </w:p>
+    <w:p>
+      <w:pPr>
+        <w:pStyle w:val="Heading2"/>
+      </w:pPr>
+      <w:r>
+        <w:t>Record and repair</w:t>
       </w:r>
     </w:p>
     <w:p>
@@ -6771,6 +6799,48 @@
         <w:rPr>
           <w:b w:val="0"/>
         </w:rPr>
+        <w:t>Use the earlier worked-explanation links to address a specific missing building block, then return to the current question. Adapt this suggestion after observing the learner; it is not an automatic diagnosis.</w:t>
+      </w:r>
+    </w:p>
+    <w:p>
+      <w:pPr>
+        <w:spacing w:line="336" w:lineRule="auto" w:after="180"/>
+      </w:pPr>
+      <w:r>
+        <w:rPr>
+          <w:b w:val="0"/>
+        </w:rPr>
+        <w:t xml:space="preserve">Collect the completed-work portfolio as </w:t>
+      </w:r>
+      <w:r>
+        <w:rPr>
+          <w:b/>
+        </w:rPr>
+        <w:t>evidence</w:t>
+      </w:r>
+      <w:r>
+        <w:rPr>
+          <w:b w:val="0"/>
+        </w:rPr>
+        <w:t>. Record support separately from correctness, and assess explanation, trace/test and limitations. Progress ticks and quiz selections alone do not establish mastery.</w:t>
+      </w:r>
+    </w:p>
+    <w:p>
+      <w:pPr>
+        <w:pStyle w:val="Heading2"/>
+      </w:pPr>
+      <w:r>
+        <w:t>Earlier wording, alternatives and picture transcripts · reference / check after trying</w:t>
+      </w:r>
+    </w:p>
+    <w:p>
+      <w:pPr>
+        <w:spacing w:line="336" w:lineRule="auto" w:after="180"/>
+      </w:pPr>
+      <w:r>
+        <w:rPr>
+          <w:b w:val="0"/>
+        </w:rPr>
         <w:t xml:space="preserve">Ask students to predict before running code. Preserve errors and actual </w:t>
       </w:r>
       <w:r>
@@ -6788,77 +6858,20 @@
     </w:p>
     <w:p>
       <w:pPr>
-        <w:spacing w:line="336" w:lineRule="auto" w:after="180"/>
-      </w:pPr>
-      <w:r>
-        <w:rPr>
-          <w:b w:val="0"/>
-        </w:rPr>
-        <w:t>Use the earlier worked-explanation links to address a specific missing building block, then return to the current question. Adapt this suggestion after observing the learner; it is not an automatic diagnosis.</w:t>
-      </w:r>
-    </w:p>
-    <w:p>
-      <w:pPr>
-        <w:spacing w:line="336" w:lineRule="auto" w:after="180"/>
-      </w:pPr>
-      <w:r>
-        <w:rPr>
-          <w:b w:val="0"/>
-        </w:rPr>
-        <w:t xml:space="preserve">Collect the completed-work portfolio as </w:t>
-      </w:r>
-      <w:r>
-        <w:rPr>
-          <w:b/>
-        </w:rPr>
-        <w:t>evidence</w:t>
-      </w:r>
-      <w:r>
-        <w:rPr>
-          <w:b w:val="0"/>
-        </w:rPr>
-        <w:t>. Record support separately from correctness, and assess explanation, trace/test and limitations. Progress ticks and quiz selections alone do not establish mastery.</w:t>
-      </w:r>
-    </w:p>
-    <w:p>
-      <w:pPr>
         <w:pStyle w:val="Heading1"/>
       </w:pPr>
       <w:r>
-        <w:t>09. Visual concept journey</w:t>
-      </w:r>
-    </w:p>
-    <w:p>
-      <w:r>
-        <w:t>Show one Label Quality graphic at a time, request a prediction and discuss its trace before the independent assessment.</w:t>
-      </w:r>
-    </w:p>
-    <w:p>
-      <w:pPr>
-        <w:spacing w:line="336" w:lineRule="auto" w:after="180"/>
-      </w:pPr>
-      <w:r>
-        <w:rPr>
-          <w:b w:val="0"/>
-        </w:rPr>
-        <w:t xml:space="preserve">Use one picture at a time. Hide a worked result before asking for a </w:t>
-      </w:r>
-      <w:r>
-        <w:rPr>
-          <w:b/>
-        </w:rPr>
-        <w:t>prediction</w:t>
-      </w:r>
-      <w:r>
-        <w:rPr>
-          <w:b w:val="0"/>
-        </w:rPr>
-        <w:t>, then reveal it for feedback. These are supported teaching cases; retain the separate independent assessment for a fresh first attempt.</w:t>
-      </w:r>
-    </w:p>
-    <w:p>
-      <w:pPr>
-        <w:pStyle w:val="Heading3"/>
+        <w:t>09. Reference · Teach with the six pictures</w:t>
+      </w:r>
+    </w:p>
+    <w:p>
+      <w:r>
+        <w:t>Choose one picture for a specific reasoning move.</w:t>
+      </w:r>
+    </w:p>
+    <w:p>
+      <w:pPr>
+        <w:pStyle w:val="Heading2"/>
       </w:pPr>
       <w:r>
         <w:t>01. Label Quality: the case</w:t>
@@ -6869,7 +6882,7 @@
         <w:drawing>
           <wp:inline xmlns:a="http://schemas.openxmlformats.org/drawingml/2006/main" xmlns:pic="http://schemas.openxmlformats.org/drawingml/2006/picture">
             <wp:extent cx="5486400" cy="3142488"/>
-            <wp:docPr id="2" name="Picture 2" descr="Write a label rule that resolves the visible boundary case. Supplied facts: Toy spotted-leaf rule: at least one fully visible brown spot means spotted; occluded leaves require review. X has one visible spot; Y has none; Z is half hidden. All inputs and outcomes in this worked example are invented classroom data; no real model run is claimed."/>
+            <wp:docPr id="3" name="Picture 3" descr="Write a label rule that resolves the visible boundary case. Supplied facts: Toy spotted-leaf rule: at least one fully visible brown spot means spotted; occluded leaves require review. X has one visible spot; Y has none; Z is half hidden. All inputs and outcomes in this worked example are invented classroom data; no real model run is claimed."/>
             <wp:cNvGraphicFramePr>
               <a:graphicFrameLocks noChangeAspect="1"/>
             </wp:cNvGraphicFramePr>
@@ -6881,7 +6894,7 @@
                     <pic:cNvPicPr/>
                   </pic:nvPicPr>
                   <pic:blipFill>
-                    <a:blip r:embed="rId10"/>
+                    <a:blip r:embed="rId11"/>
                     <a:stretch>
                       <a:fillRect/>
                     </a:stretch>
@@ -6949,7 +6962,6 @@
     <w:p>
       <w:pPr>
         <w:spacing w:line="336" w:lineRule="auto" w:after="180"/>
-        <w:shd w:fill="F5F1FB"/>
       </w:pPr>
       <w:r>
         <w:rPr>
@@ -6960,16 +6972,7 @@
     </w:p>
     <w:p>
       <w:pPr>
-        <w:pStyle w:val="Heading3"/>
-      </w:pPr>
-      <w:r>
-        <w:t>Discuss while showing the picture</w:t>
-      </w:r>
-    </w:p>
-    <w:p>
-      <w:pPr>
         <w:spacing w:line="336" w:lineRule="auto" w:after="180"/>
-        <w:shd w:fill="F1F6F8"/>
       </w:pPr>
       <w:r>
         <w:rPr>
@@ -6980,7 +6983,7 @@
     </w:p>
     <w:p>
       <w:pPr>
-        <w:pStyle w:val="Heading3"/>
+        <w:pStyle w:val="Heading2"/>
       </w:pPr>
       <w:r>
         <w:t>02. Follow the deciding steps</w:t>
@@ -6991,7 +6994,7 @@
         <w:drawing>
           <wp:inline xmlns:a="http://schemas.openxmlformats.org/drawingml/2006/main" xmlns:pic="http://schemas.openxmlformats.org/drawingml/2006/picture">
             <wp:extent cx="5486400" cy="3337560"/>
-            <wp:docPr id="3" name="Picture 3" descr="Apply visible rule: X is spotted; Y is healthy under this exercise’s definition. → Handle uncertainty: Z requires review; hidden tissue cannot be treated as visibly spot-free. → Review disagreement: If an annotator labels X healthy, compare the image and declared spot rule before changing the label."/>
+            <wp:docPr id="4" name="Picture 4" descr="Apply visible rule: X is spotted; Y is healthy under this exercise’s definition. → Handle uncertainty: Z requires review; hidden tissue cannot be treated as visibly spot-free. → Review disagreement: If an annotator labels X healthy, compare the image and declared spot rule before changing the label."/>
             <wp:cNvGraphicFramePr>
               <a:graphicFrameLocks noChangeAspect="1"/>
             </wp:cNvGraphicFramePr>
@@ -7003,7 +7006,7 @@
                     <pic:cNvPicPr/>
                   </pic:nvPicPr>
                   <pic:blipFill>
-                    <a:blip r:embed="rId11"/>
+                    <a:blip r:embed="rId9"/>
                     <a:stretch>
                       <a:fillRect/>
                     </a:stretch>
@@ -7060,7 +7063,6 @@
     <w:p>
       <w:pPr>
         <w:spacing w:line="336" w:lineRule="auto" w:after="180"/>
-        <w:shd w:fill="F5F1FB"/>
       </w:pPr>
       <w:r>
         <w:rPr>
@@ -7083,16 +7085,7 @@
     </w:p>
     <w:p>
       <w:pPr>
-        <w:pStyle w:val="Heading3"/>
-      </w:pPr>
-      <w:r>
-        <w:t>Discuss while showing the picture</w:t>
-      </w:r>
-    </w:p>
-    <w:p>
-      <w:pPr>
         <w:spacing w:line="336" w:lineRule="auto" w:after="180"/>
-        <w:shd w:fill="F1F6F8"/>
       </w:pPr>
       <w:r>
         <w:rPr>
@@ -7115,7 +7108,7 @@
     </w:p>
     <w:p>
       <w:pPr>
-        <w:pStyle w:val="Heading3"/>
+        <w:pStyle w:val="Heading2"/>
       </w:pPr>
       <w:r>
         <w:t>03. Follow a disagreement back to evidence</w:t>
@@ -7126,7 +7119,7 @@
         <w:drawing>
           <wp:inline xmlns:a="http://schemas.openxmlformats.org/drawingml/2006/main" xmlns:pic="http://schemas.openxmlformats.org/drawingml/2006/picture">
             <wp:extent cx="5486400" cy="2834640"/>
-            <wp:docPr id="4" name="Picture 4" descr="Follow a disagreement back to evidence. B has two labels | Read boundary rule | Keep labels and reason. C includes review | Check visible evidence | Retain uncertainty if needed. A and D match | Check rule as well | Agreement is not proof"/>
+            <wp:docPr id="5" name="Picture 5" descr="Follow a disagreement back to evidence. B has two labels | Read boundary rule | Keep labels and reason. C includes review | Check visible evidence | Retain uncertainty if needed. A and D match | Check rule as well | Agreement is not proof"/>
             <wp:cNvGraphicFramePr>
               <a:graphicFrameLocks noChangeAspect="1"/>
             </wp:cNvGraphicFramePr>
@@ -7230,7 +7223,6 @@
     <w:p>
       <w:pPr>
         <w:spacing w:line="336" w:lineRule="auto" w:after="180"/>
-        <w:shd w:fill="F5F1FB"/>
       </w:pPr>
       <w:r>
         <w:rPr>
@@ -7241,16 +7233,7 @@
     </w:p>
     <w:p>
       <w:pPr>
-        <w:pStyle w:val="Heading3"/>
-      </w:pPr>
-      <w:r>
-        <w:t>Discuss while showing the picture</w:t>
-      </w:r>
-    </w:p>
-    <w:p>
-      <w:pPr>
         <w:spacing w:line="336" w:lineRule="auto" w:after="180"/>
-        <w:shd w:fill="F1F6F8"/>
       </w:pPr>
       <w:r>
         <w:rPr>
@@ -7261,7 +7244,7 @@
     </w:p>
     <w:p>
       <w:pPr>
-        <w:pStyle w:val="Heading3"/>
+        <w:pStyle w:val="Heading2"/>
       </w:pPr>
       <w:r>
         <w:t>04. Change one thing. Trace what follows.</w:t>
@@ -7272,7 +7255,7 @@
         <w:drawing>
           <wp:inline xmlns:a="http://schemas.openxmlformats.org/drawingml/2006/main" xmlns:pic="http://schemas.openxmlformats.org/drawingml/2006/picture">
             <wp:extent cx="5486400" cy="3191256"/>
-            <wp:docPr id="5" name="Picture 5" descr="Original case: If an annotator labels X healthy, compare the image and declared spot rule before changing the label. Changed condition: Z receives a new fully visible image with no brown spots. Expected result: Label the new observation healthy under the toy rule. Reason: The missing visual evidence is now supplied; the earlier uncertain image was not proof of health."/>
+            <wp:docPr id="6" name="Picture 6" descr="Original case: If an annotator labels X healthy, compare the image and declared spot rule before changing the label. Changed condition: Z receives a new fully visible image with no brown spots. Expected result: Label the new observation healthy under the toy rule. Reason: The missing visual evidence is now supplied; the earlier uncertain image was not proof of health."/>
             <wp:cNvGraphicFramePr>
               <a:graphicFrameLocks noChangeAspect="1"/>
             </wp:cNvGraphicFramePr>
@@ -7364,7 +7347,6 @@
     <w:p>
       <w:pPr>
         <w:spacing w:line="336" w:lineRule="auto" w:after="180"/>
-        <w:shd w:fill="F5F1FB"/>
       </w:pPr>
       <w:r>
         <w:rPr>
@@ -7375,16 +7357,7 @@
     </w:p>
     <w:p>
       <w:pPr>
-        <w:pStyle w:val="Heading3"/>
-      </w:pPr>
-      <w:r>
-        <w:t>Discuss while showing the picture</w:t>
-      </w:r>
-    </w:p>
-    <w:p>
-      <w:pPr>
         <w:spacing w:line="336" w:lineRule="auto" w:after="180"/>
-        <w:shd w:fill="F1F6F8"/>
       </w:pPr>
       <w:r>
         <w:rPr>
@@ -7396,7 +7369,6 @@
     <w:p>
       <w:pPr>
         <w:spacing w:line="336" w:lineRule="auto" w:after="180"/>
-        <w:shd w:fill="F1F6F8"/>
       </w:pPr>
       <w:r>
         <w:rPr>
@@ -7419,7 +7391,7 @@
     </w:p>
     <w:p>
       <w:pPr>
-        <w:pStyle w:val="Heading3"/>
+        <w:pStyle w:val="Heading2"/>
       </w:pPr>
       <w:r>
         <w:t>05. Connect the explanation to its limit</w:t>
@@ -7430,7 +7402,7 @@
         <w:drawing>
           <wp:inline xmlns:a="http://schemas.openxmlformats.org/drawingml/2006/main" xmlns:pic="http://schemas.openxmlformats.org/drawingml/2006/picture">
             <wp:extent cx="5486400" cy="2834640"/>
-            <wp:docPr id="6" name="Picture 6" descr="Read the picture in order. If an annotator labels X healthy, compare the image and declared spot rule before changing the label. The arrows show which recorded input or intermediate result each decision uses. Explain the deciding step aloud before checking the changed case; pointing to the final answer alone does not show how it follows. Limit: Visible brown spots are a simplified classroom target, not a diagnosis of plant disease."/>
+            <wp:docPr id="7" name="Picture 7" descr="Read the picture in order. If an annotator labels X healthy, compare the image and declared spot rule before changing the label. The arrows show which recorded input or intermediate result each decision uses. Explain the deciding step aloud before checking the changed case; pointing to the final answer alone does not show how it follows. Limit: Visible brown spots are a simplified classroom target, not a diagnosis of plant disease."/>
             <wp:cNvGraphicFramePr>
               <a:graphicFrameLocks noChangeAspect="1"/>
             </wp:cNvGraphicFramePr>
@@ -7510,7 +7482,6 @@
     <w:p>
       <w:pPr>
         <w:spacing w:line="336" w:lineRule="auto" w:after="180"/>
-        <w:shd w:fill="F5F1FB"/>
       </w:pPr>
       <w:r>
         <w:rPr>
@@ -7521,16 +7492,7 @@
     </w:p>
     <w:p>
       <w:pPr>
-        <w:pStyle w:val="Heading3"/>
-      </w:pPr>
-      <w:r>
-        <w:t>Discuss while showing the picture</w:t>
-      </w:r>
-    </w:p>
-    <w:p>
-      <w:pPr>
         <w:spacing w:line="336" w:lineRule="auto" w:after="180"/>
-        <w:shd w:fill="F1F6F8"/>
       </w:pPr>
       <w:r>
         <w:rPr>
@@ -7542,7 +7504,6 @@
     <w:p>
       <w:pPr>
         <w:spacing w:line="336" w:lineRule="auto" w:after="180"/>
-        <w:shd w:fill="F1F6F8"/>
       </w:pPr>
       <w:r>
         <w:rPr>
@@ -7553,7 +7514,7 @@
     </w:p>
     <w:p>
       <w:pPr>
-        <w:pStyle w:val="Heading3"/>
+        <w:pStyle w:val="Heading2"/>
       </w:pPr>
       <w:r>
         <w:t>06. Make the idea visible in your project</w:t>
@@ -7564,7 +7525,7 @@
         <w:drawing>
           <wp:inline xmlns:a="http://schemas.openxmlformats.org/drawingml/2006/main" xmlns:pic="http://schemas.openxmlformats.org/drawingml/2006/picture">
             <wp:extent cx="5486400" cy="3681984"/>
-            <wp:docPr id="7" name="Picture 7" descr="For your Responsible Plant Classifier, save the input, procedure, observed result and limitation of this check. Label this worked example as practice; use a different, previously unreviewed case when checking independent understanding. Draw your input, deciding step, result and limit. Supported question: Why should two annotators not vote away Z’s missing evidence? Point to the relevant step in the picture, then write the changed result and the rule or evidence that supports it."/>
+            <wp:docPr id="8" name="Picture 8" descr="For your Responsible Plant Classifier, save the input, procedure, observed result and limitation of this check. Label this worked example as practice; use a different, previously unreviewed case when checking independent understanding. Draw your input, deciding step, result and limit. Supported question: Why should two annotators not vote away Z’s missing evidence? Point to the relevant step in the picture, then write the changed result and the rule or evidence that supports it."/>
             <wp:cNvGraphicFramePr>
               <a:graphicFrameLocks noChangeAspect="1"/>
             </wp:cNvGraphicFramePr>
@@ -7691,7 +7652,6 @@
     <w:p>
       <w:pPr>
         <w:spacing w:line="336" w:lineRule="auto" w:after="180"/>
-        <w:shd w:fill="F5F1FB"/>
       </w:pPr>
       <w:r>
         <w:rPr>
@@ -7714,106 +7674,174 @@
     </w:p>
     <w:p>
       <w:pPr>
+        <w:spacing w:line="336" w:lineRule="auto" w:after="180"/>
+      </w:pPr>
+      <w:r>
+        <w:rPr>
+          <w:b w:val="0"/>
+        </w:rPr>
+        <w:t xml:space="preserve">Teacher prompt: Draw your project trace and justify the deciding step using </w:t>
+      </w:r>
+      <w:r>
+        <w:rPr>
+          <w:b/>
+        </w:rPr>
+        <w:t>evidence</w:t>
+      </w:r>
+      <w:r>
+        <w:rPr>
+          <w:b w:val="0"/>
+        </w:rPr>
+        <w:t>. Ask learners to describe one label or arrow in ordinary words. Use the adjacent transcript if the image is difficult to see.</w:t>
+      </w:r>
+    </w:p>
+    <w:p>
+      <w:pPr>
+        <w:spacing w:line="336" w:lineRule="auto" w:after="180"/>
+      </w:pPr>
+      <w:r>
+        <w:rPr>
+          <w:b w:val="0"/>
+        </w:rPr>
+        <w:t xml:space="preserve">Supported practice key: </w:t>
+      </w:r>
+      <w:r>
+        <w:rPr>
+          <w:b/>
+        </w:rPr>
+        <w:t>Agreement</w:t>
+      </w:r>
+      <w:r>
+        <w:rPr>
+          <w:b w:val="0"/>
+        </w:rPr>
+        <w:t xml:space="preserve"> or a majority cannot reveal hidden tissue. Seek an adequate </w:t>
+      </w:r>
+      <w:r>
+        <w:rPr>
+          <w:b/>
+        </w:rPr>
+        <w:t>observation</w:t>
+      </w:r>
+      <w:r>
+        <w:rPr>
+          <w:b w:val="0"/>
+        </w:rPr>
+        <w:t xml:space="preserve"> and preserve the review status until then. Changed-case check: Label the new </w:t>
+      </w:r>
+      <w:r>
+        <w:rPr>
+          <w:b/>
+        </w:rPr>
+        <w:t>observation</w:t>
+      </w:r>
+      <w:r>
+        <w:rPr>
+          <w:b w:val="0"/>
+        </w:rPr>
+        <w:t xml:space="preserve"> healthy under the toy rule.</w:t>
+      </w:r>
+    </w:p>
+    <w:p>
+      <w:pPr>
+        <w:spacing w:line="336" w:lineRule="auto" w:after="180"/>
+      </w:pPr>
+      <w:r>
+        <w:rPr>
+          <w:b w:val="0"/>
+        </w:rPr>
+        <w:t xml:space="preserve">The missing visual </w:t>
+      </w:r>
+      <w:r>
+        <w:rPr>
+          <w:b/>
+        </w:rPr>
+        <w:t>evidence</w:t>
+      </w:r>
+      <w:r>
+        <w:rPr>
+          <w:b w:val="0"/>
+        </w:rPr>
+        <w:t xml:space="preserve"> is now supplied; the earlier uncertain image was not proof of health.</w:t>
+      </w:r>
+    </w:p>
+    <w:p>
+      <w:pPr>
+        <w:pStyle w:val="Heading2"/>
+      </w:pPr>
+      <w:r>
+        <w:t>Earlier wording, alternatives and picture transcripts · reference / check after trying</w:t>
+      </w:r>
+    </w:p>
+    <w:p>
+      <w:pPr>
+        <w:spacing w:line="336" w:lineRule="auto" w:after="180"/>
+      </w:pPr>
+      <w:r>
+        <w:rPr>
+          <w:b w:val="0"/>
+        </w:rPr>
+        <w:t xml:space="preserve">Use one picture at a time. Hide a worked result before asking for a </w:t>
+      </w:r>
+      <w:r>
+        <w:rPr>
+          <w:b/>
+        </w:rPr>
+        <w:t>prediction</w:t>
+      </w:r>
+      <w:r>
+        <w:rPr>
+          <w:b w:val="0"/>
+        </w:rPr>
+        <w:t>, then reveal it for feedback. These are supported teaching cases; retain the separate independent assessment for a fresh first attempt.</w:t>
+      </w:r>
+    </w:p>
+    <w:p>
+      <w:pPr>
         <w:pStyle w:val="Heading3"/>
       </w:pPr>
       <w:r>
-        <w:t>Discuss while showing the picture</w:t>
-      </w:r>
-    </w:p>
-    <w:p>
-      <w:pPr>
-        <w:spacing w:line="336" w:lineRule="auto" w:after="180"/>
-        <w:shd w:fill="F1F6F8"/>
-      </w:pPr>
-      <w:r>
-        <w:rPr>
-          <w:b w:val="0"/>
-        </w:rPr>
-        <w:t xml:space="preserve">Teacher prompt: Draw your project trace and justify the deciding step using </w:t>
-      </w:r>
-      <w:r>
-        <w:rPr>
-          <w:b/>
-        </w:rPr>
-        <w:t>evidence</w:t>
-      </w:r>
-      <w:r>
-        <w:rPr>
-          <w:b w:val="0"/>
-        </w:rPr>
-        <w:t>. Ask learners to describe one label or arrow in ordinary words. Use the adjacent transcript if the image is difficult to see.</w:t>
-      </w:r>
-    </w:p>
-    <w:p>
-      <w:pPr>
-        <w:spacing w:line="336" w:lineRule="auto" w:after="180"/>
-        <w:shd w:fill="F1F6F8"/>
-      </w:pPr>
-      <w:r>
-        <w:rPr>
-          <w:b w:val="0"/>
-        </w:rPr>
-        <w:t xml:space="preserve">Supported practice key: </w:t>
-      </w:r>
-      <w:r>
-        <w:rPr>
-          <w:b/>
-        </w:rPr>
-        <w:t>Agreement</w:t>
-      </w:r>
-      <w:r>
-        <w:rPr>
-          <w:b w:val="0"/>
-        </w:rPr>
-        <w:t xml:space="preserve"> or a majority cannot reveal hidden tissue. Seek an adequate </w:t>
-      </w:r>
-      <w:r>
-        <w:rPr>
-          <w:b/>
-        </w:rPr>
-        <w:t>observation</w:t>
-      </w:r>
-      <w:r>
-        <w:rPr>
-          <w:b w:val="0"/>
-        </w:rPr>
-        <w:t xml:space="preserve"> and preserve the review status until then. Changed-case check: Label the new </w:t>
-      </w:r>
-      <w:r>
-        <w:rPr>
-          <w:b/>
-        </w:rPr>
-        <w:t>observation</w:t>
-      </w:r>
-      <w:r>
-        <w:rPr>
-          <w:b w:val="0"/>
-        </w:rPr>
-        <w:t xml:space="preserve"> healthy under the toy rule.</w:t>
-      </w:r>
-    </w:p>
-    <w:p>
-      <w:pPr>
-        <w:spacing w:line="336" w:lineRule="auto" w:after="180"/>
-        <w:shd w:fill="F1F6F8"/>
-      </w:pPr>
-      <w:r>
-        <w:rPr>
-          <w:b w:val="0"/>
-        </w:rPr>
-        <w:t xml:space="preserve">The missing visual </w:t>
-      </w:r>
-      <w:r>
-        <w:rPr>
-          <w:b/>
-        </w:rPr>
-        <w:t>evidence</w:t>
-      </w:r>
-      <w:r>
-        <w:rPr>
-          <w:b w:val="0"/>
-        </w:rPr>
-        <w:t xml:space="preserve"> is now supplied; the earlier uncertain image was not proof of health.</w:t>
+        <w:t>01. Label Quality: the case</w:t>
+      </w:r>
+    </w:p>
+    <w:p>
+      <w:pPr>
+        <w:pStyle w:val="Heading3"/>
+      </w:pPr>
+      <w:r>
+        <w:t>02. Follow the deciding steps</w:t>
+      </w:r>
+    </w:p>
+    <w:p>
+      <w:pPr>
+        <w:pStyle w:val="Heading3"/>
+      </w:pPr>
+      <w:r>
+        <w:t>03. Follow a disagreement back to evidence</w:t>
+      </w:r>
+    </w:p>
+    <w:p>
+      <w:pPr>
+        <w:pStyle w:val="Heading3"/>
+      </w:pPr>
+      <w:r>
+        <w:t>04. Change one thing. Trace what follows.</w:t>
+      </w:r>
+    </w:p>
+    <w:p>
+      <w:pPr>
+        <w:pStyle w:val="Heading3"/>
+      </w:pPr>
+      <w:r>
+        <w:t>05. Connect the explanation to its limit</w:t>
+      </w:r>
+    </w:p>
+    <w:p>
+      <w:pPr>
+        <w:pStyle w:val="Heading3"/>
+      </w:pPr>
+      <w:r>
+        <w:t>06. Make the idea visible in your project</w:t>
       </w:r>
     </w:p>
     <w:sectPr>
